--- a/report/Report_framework.docx
+++ b/report/Report_framework.docx
@@ -4,28 +4,3738 @@
   <w:body>
     <w:p>
       <w:pPr>
-        <w:rPr>
-          <w:rFonts w:ascii="Times New Roman" w:hAnsi="Times New Roman" w:cs="Times New Roman"/>
-        </w:rPr>
-      </w:pPr>
-      <w:r>
-        <w:rPr>
-          <w:rFonts w:ascii="Times New Roman" w:hAnsi="Times New Roman" w:cs="Times New Roman"/>
+        <w:jc w:val="center"/>
+        <w:rPr>
+          <w:rFonts w:ascii="Times New Roman" w:hAnsi="Times New Roman" w:cs="Times New Roman"/>
+          <w:u w:val="single"/>
+        </w:rPr>
+      </w:pPr>
+      <w:r>
+        <w:rPr>
+          <w:rFonts w:ascii="Times New Roman" w:hAnsi="Times New Roman" w:cs="Times New Roman"/>
+          <w:u w:val="single"/>
         </w:rPr>
         <w:t>MIT 805 Group Project</w:t>
       </w:r>
-    </w:p>
-    <w:p>
-      <w:pPr>
-        <w:rPr>
-          <w:rFonts w:ascii="Times New Roman" w:hAnsi="Times New Roman" w:cs="Times New Roman"/>
-        </w:rPr>
-      </w:pPr>
-      <w:r>
-        <w:rPr>
-          <w:rFonts w:ascii="Times New Roman" w:hAnsi="Times New Roman" w:cs="Times New Roman"/>
-        </w:rPr>
-        <w:t>Part 1</w:t>
+      <w:r>
+        <w:rPr>
+          <w:rFonts w:ascii="Times New Roman" w:hAnsi="Times New Roman" w:cs="Times New Roman"/>
+          <w:u w:val="single"/>
+        </w:rPr>
+        <w:t xml:space="preserve"> - Group 8, Part 1</w:t>
+      </w:r>
+    </w:p>
+    <w:p>
+      <w:pPr>
+        <w:jc w:val="center"/>
+        <w:rPr>
+          <w:rFonts w:ascii="Times New Roman" w:hAnsi="Times New Roman" w:cs="Times New Roman"/>
+          <w:u w:val="single"/>
+        </w:rPr>
+      </w:pPr>
+      <w:r>
+        <w:rPr>
+          <w:rFonts w:ascii="Times New Roman" w:hAnsi="Times New Roman" w:cs="Times New Roman"/>
+          <w:u w:val="single"/>
+        </w:rPr>
+        <w:t>Savannah Canto: u17131406</w:t>
+      </w:r>
+    </w:p>
+    <w:p>
+      <w:pPr>
+        <w:jc w:val="center"/>
+        <w:rPr>
+          <w:rFonts w:ascii="Times New Roman" w:hAnsi="Times New Roman" w:cs="Times New Roman"/>
+          <w:u w:val="single"/>
+        </w:rPr>
+      </w:pPr>
+      <w:r>
+        <w:rPr>
+          <w:rFonts w:ascii="Times New Roman" w:hAnsi="Times New Roman" w:cs="Times New Roman"/>
+          <w:u w:val="single"/>
+        </w:rPr>
+        <w:t xml:space="preserve">Mekayle Rajoo: </w:t>
+      </w:r>
+      <w:r>
+        <w:rPr>
+          <w:rFonts w:ascii="Times New Roman" w:hAnsi="Times New Roman" w:cs="Times New Roman"/>
+          <w:highlight w:val="yellow"/>
+          <w:u w:val="single"/>
+        </w:rPr>
+        <w:t>u26xxxxx</w:t>
+      </w:r>
+    </w:p>
+    <w:p>
+      <w:pPr>
+        <w:jc w:val="center"/>
+        <w:rPr>
+          <w:rFonts w:ascii="Times New Roman" w:hAnsi="Times New Roman" w:cs="Times New Roman"/>
+          <w:sz w:val="20"/>
+          <w:szCs w:val="20"/>
+          <w:u w:val="single"/>
+        </w:rPr>
+      </w:pPr>
+      <w:r>
+        <w:rPr>
+          <w:rFonts w:ascii="Times New Roman" w:hAnsi="Times New Roman" w:cs="Times New Roman"/>
+          <w:u w:val="single"/>
+        </w:rPr>
+        <w:t xml:space="preserve">Github repository link: </w:t>
+      </w:r>
+      <w:r>
+        <w:rPr>
+          <w:rFonts w:ascii="Times New Roman" w:hAnsi="Times New Roman" w:cs="Times New Roman"/>
+          <w:highlight w:val="yellow"/>
+          <w:u w:val="single"/>
+        </w:rPr>
+        <w:t>xxxxxxxxxxxxx</w:t>
+      </w:r>
+    </w:p>
+    <w:p>
+      <w:pPr>
+        <w:pStyle w:val="ListParagraph"/>
+        <w:numPr>
+          <w:ilvl w:val="0"/>
+          <w:numId w:val="3"/>
+        </w:numPr>
+        <w:jc w:val="both"/>
+        <w:rPr>
+          <w:rFonts w:ascii="Times New Roman" w:hAnsi="Times New Roman" w:cs="Times New Roman"/>
+          <w:b/>
+          <w:bCs/>
+          <w:sz w:val="20"/>
+          <w:szCs w:val="20"/>
+          <w:lang w:val="fr-FR"/>
+        </w:rPr>
+      </w:pPr>
+      <w:r>
+        <w:rPr>
+          <w:rFonts w:ascii="Times New Roman" w:hAnsi="Times New Roman" w:cs="Times New Roman"/>
+          <w:b/>
+          <w:bCs/>
+          <w:sz w:val="20"/>
+          <w:szCs w:val="20"/>
+          <w:lang w:val="fr-FR"/>
+        </w:rPr>
+        <w:t>Data provenance and description</w:t>
+      </w:r>
+    </w:p>
+    <w:p>
+      <w:pPr>
+        <w:jc w:val="both"/>
+        <w:rPr>
+          <w:rFonts w:ascii="Times New Roman" w:hAnsi="Times New Roman" w:cs="Times New Roman"/>
+          <w:sz w:val="20"/>
+          <w:szCs w:val="20"/>
+        </w:rPr>
+      </w:pPr>
+      <w:r>
+        <w:rPr>
+          <w:rFonts w:ascii="Times New Roman" w:hAnsi="Times New Roman" w:cs="Times New Roman"/>
+          <w:sz w:val="20"/>
+          <w:szCs w:val="20"/>
+        </w:rPr>
+        <w:t xml:space="preserve">The dataset selected for analysis was the NYC </w:t>
+      </w:r>
+      <w:r>
+        <w:rPr>
+          <w:rFonts w:ascii="Times New Roman" w:hAnsi="Times New Roman" w:cs="Times New Roman"/>
+          <w:sz w:val="20"/>
+          <w:szCs w:val="20"/>
+        </w:rPr>
+        <w:t xml:space="preserve">TLC </w:t>
+      </w:r>
+      <w:r>
+        <w:rPr>
+          <w:rFonts w:ascii="Times New Roman" w:hAnsi="Times New Roman" w:cs="Times New Roman"/>
+          <w:sz w:val="20"/>
+          <w:szCs w:val="20"/>
+        </w:rPr>
+        <w:t xml:space="preserve">Yellow Taxi </w:t>
+      </w:r>
+      <w:r>
+        <w:rPr>
+          <w:rFonts w:ascii="Times New Roman" w:hAnsi="Times New Roman" w:cs="Times New Roman"/>
+          <w:sz w:val="20"/>
+          <w:szCs w:val="20"/>
+        </w:rPr>
+        <w:t xml:space="preserve">Trip Record </w:t>
+      </w:r>
+      <w:r>
+        <w:rPr>
+          <w:rFonts w:ascii="Times New Roman" w:hAnsi="Times New Roman" w:cs="Times New Roman"/>
+          <w:sz w:val="20"/>
+          <w:szCs w:val="20"/>
+        </w:rPr>
+        <w:t xml:space="preserve">dataset, available at </w:t>
+      </w:r>
+      <w:hyperlink r:id="rId5" w:history="1">
+        <w:r>
+          <w:rPr>
+            <w:rStyle w:val="Hyperlink"/>
+            <w:rFonts w:ascii="Times New Roman" w:hAnsi="Times New Roman" w:cs="Times New Roman"/>
+            <w:sz w:val="20"/>
+            <w:szCs w:val="20"/>
+          </w:rPr>
+          <w:t>https://www.nyc.gov/site/tlc/about/tlc-trip-record-data.p</w:t>
+        </w:r>
+        <w:r>
+          <w:rPr>
+            <w:rStyle w:val="Hyperlink"/>
+            <w:rFonts w:ascii="Times New Roman" w:hAnsi="Times New Roman" w:cs="Times New Roman"/>
+            <w:sz w:val="20"/>
+            <w:szCs w:val="20"/>
+          </w:rPr>
+          <w:t>a</w:t>
+        </w:r>
+        <w:r>
+          <w:rPr>
+            <w:rStyle w:val="Hyperlink"/>
+            <w:rFonts w:ascii="Times New Roman" w:hAnsi="Times New Roman" w:cs="Times New Roman"/>
+            <w:sz w:val="20"/>
+            <w:szCs w:val="20"/>
+          </w:rPr>
+          <w:t>ge</w:t>
+        </w:r>
+      </w:hyperlink>
+      <w:r>
+        <w:rPr>
+          <w:rFonts w:ascii="Times New Roman" w:hAnsi="Times New Roman" w:cs="Times New Roman"/>
+          <w:sz w:val="20"/>
+          <w:szCs w:val="20"/>
+        </w:rPr>
+        <w:t>. The data was collected by the NYC Taxi and Limousine Commission.</w:t>
+      </w:r>
+      <w:r>
+        <w:rPr>
+          <w:rFonts w:ascii="Times New Roman" w:hAnsi="Times New Roman" w:cs="Times New Roman"/>
+          <w:sz w:val="20"/>
+          <w:szCs w:val="20"/>
+        </w:rPr>
+        <w:t xml:space="preserve"> This dataset </w:t>
+      </w:r>
+      <w:proofErr w:type="gramStart"/>
+      <w:r>
+        <w:rPr>
+          <w:rFonts w:ascii="Times New Roman" w:hAnsi="Times New Roman" w:cs="Times New Roman"/>
+          <w:sz w:val="20"/>
+          <w:szCs w:val="20"/>
+        </w:rPr>
+        <w:t xml:space="preserve">contains </w:t>
+      </w:r>
+      <w:r>
+        <w:rPr>
+          <w:rFonts w:ascii="Times New Roman" w:hAnsi="Times New Roman" w:cs="Times New Roman"/>
+          <w:sz w:val="20"/>
+          <w:szCs w:val="20"/>
+        </w:rPr>
+        <w:t>.</w:t>
+      </w:r>
+      <w:proofErr w:type="gramEnd"/>
+    </w:p>
+    <w:p>
+      <w:pPr>
+        <w:jc w:val="both"/>
+        <w:rPr>
+          <w:rFonts w:ascii="Times New Roman" w:hAnsi="Times New Roman" w:cs="Times New Roman"/>
+          <w:sz w:val="20"/>
+          <w:szCs w:val="20"/>
+        </w:rPr>
+      </w:pPr>
+      <w:r>
+        <w:rPr>
+          <w:rFonts w:ascii="Times New Roman" w:hAnsi="Times New Roman" w:cs="Times New Roman"/>
+          <w:sz w:val="20"/>
+          <w:szCs w:val="20"/>
+        </w:rPr>
+        <w:t>The data set is available for public use… licensing etc….</w:t>
+      </w:r>
+    </w:p>
+    <w:p>
+      <w:pPr>
+        <w:pStyle w:val="ListParagraph"/>
+        <w:numPr>
+          <w:ilvl w:val="0"/>
+          <w:numId w:val="3"/>
+        </w:numPr>
+        <w:jc w:val="both"/>
+        <w:rPr>
+          <w:rFonts w:ascii="Times New Roman" w:hAnsi="Times New Roman" w:cs="Times New Roman"/>
+          <w:b/>
+          <w:bCs/>
+          <w:sz w:val="20"/>
+          <w:szCs w:val="20"/>
+        </w:rPr>
+      </w:pPr>
+      <w:r>
+        <w:rPr>
+          <w:rFonts w:ascii="Times New Roman" w:hAnsi="Times New Roman" w:cs="Times New Roman"/>
+          <w:b/>
+          <w:bCs/>
+          <w:sz w:val="20"/>
+          <w:szCs w:val="20"/>
+        </w:rPr>
+        <w:t>Dataset size and characteristics</w:t>
+      </w:r>
+    </w:p>
+    <w:p>
+      <w:pPr>
+        <w:jc w:val="both"/>
+        <w:rPr>
+          <w:rFonts w:ascii="Times New Roman" w:hAnsi="Times New Roman" w:cs="Times New Roman"/>
+          <w:sz w:val="20"/>
+          <w:szCs w:val="20"/>
+        </w:rPr>
+      </w:pPr>
+      <w:r>
+        <w:rPr>
+          <w:rFonts w:ascii="Times New Roman" w:hAnsi="Times New Roman" w:cs="Times New Roman"/>
+          <w:sz w:val="20"/>
+          <w:szCs w:val="20"/>
+        </w:rPr>
+        <w:fldChar w:fldCharType="begin"/>
+      </w:r>
+      <w:r>
+        <w:rPr>
+          <w:rFonts w:ascii="Times New Roman" w:hAnsi="Times New Roman" w:cs="Times New Roman"/>
+          <w:sz w:val="20"/>
+          <w:szCs w:val="20"/>
+        </w:rPr>
+        <w:instrText xml:space="preserve"> REF _Ref238913767 \h  \* MERGEFORMAT </w:instrText>
+      </w:r>
+      <w:r>
+        <w:rPr>
+          <w:rFonts w:ascii="Times New Roman" w:hAnsi="Times New Roman" w:cs="Times New Roman"/>
+          <w:sz w:val="20"/>
+          <w:szCs w:val="20"/>
+        </w:rPr>
+      </w:r>
+      <w:r>
+        <w:rPr>
+          <w:rFonts w:ascii="Times New Roman" w:hAnsi="Times New Roman" w:cs="Times New Roman"/>
+          <w:sz w:val="20"/>
+          <w:szCs w:val="20"/>
+        </w:rPr>
+        <w:fldChar w:fldCharType="separate"/>
+      </w:r>
+      <w:r>
+        <w:rPr>
+          <w:rFonts w:ascii="Times New Roman" w:hAnsi="Times New Roman" w:cs="Times New Roman"/>
+          <w:sz w:val="20"/>
+          <w:szCs w:val="20"/>
+        </w:rPr>
+        <w:t>Table 1</w:t>
+      </w:r>
+      <w:r>
+        <w:rPr>
+          <w:rFonts w:ascii="Times New Roman" w:hAnsi="Times New Roman" w:cs="Times New Roman"/>
+          <w:sz w:val="20"/>
+          <w:szCs w:val="20"/>
+        </w:rPr>
+        <w:fldChar w:fldCharType="end"/>
+      </w:r>
+      <w:r>
+        <w:rPr>
+          <w:rFonts w:ascii="Times New Roman" w:hAnsi="Times New Roman" w:cs="Times New Roman"/>
+          <w:sz w:val="20"/>
+          <w:szCs w:val="20"/>
+        </w:rPr>
+        <w:t xml:space="preserve"> describes the size and characteristics of the dataset:</w:t>
+      </w:r>
+    </w:p>
+    <w:p>
+      <w:pPr>
+        <w:pStyle w:val="Caption"/>
+        <w:keepNext/>
+        <w:jc w:val="both"/>
+        <w:rPr>
+          <w:sz w:val="20"/>
+          <w:szCs w:val="20"/>
+        </w:rPr>
+      </w:pPr>
+      <w:bookmarkStart w:id="0" w:name="_Ref238913767"/>
+      <w:r>
+        <w:rPr>
+          <w:sz w:val="20"/>
+          <w:szCs w:val="20"/>
+        </w:rPr>
+        <w:t xml:space="preserve">Table </w:t>
+      </w:r>
+      <w:r>
+        <w:rPr>
+          <w:sz w:val="20"/>
+          <w:szCs w:val="20"/>
+        </w:rPr>
+        <w:fldChar w:fldCharType="begin"/>
+      </w:r>
+      <w:r>
+        <w:rPr>
+          <w:sz w:val="20"/>
+          <w:szCs w:val="20"/>
+        </w:rPr>
+        <w:instrText xml:space="preserve"> SEQ Table \* ARABIC </w:instrText>
+      </w:r>
+      <w:r>
+        <w:rPr>
+          <w:sz w:val="20"/>
+          <w:szCs w:val="20"/>
+        </w:rPr>
+        <w:fldChar w:fldCharType="separate"/>
+      </w:r>
+      <w:r>
+        <w:rPr>
+          <w:noProof/>
+          <w:sz w:val="20"/>
+          <w:szCs w:val="20"/>
+        </w:rPr>
+        <w:t>1</w:t>
+      </w:r>
+      <w:r>
+        <w:rPr>
+          <w:sz w:val="20"/>
+          <w:szCs w:val="20"/>
+        </w:rPr>
+        <w:fldChar w:fldCharType="end"/>
+      </w:r>
+      <w:bookmarkEnd w:id="0"/>
+      <w:r>
+        <w:rPr>
+          <w:sz w:val="20"/>
+          <w:szCs w:val="20"/>
+        </w:rPr>
+        <w:t>: NYC Yellow Taxi dataset size and characteristics.</w:t>
+      </w:r>
+    </w:p>
+    <w:tbl>
+      <w:tblPr>
+        <w:tblStyle w:val="TableGrid"/>
+        <w:tblW w:w="0" w:type="auto"/>
+        <w:tblLook w:val="04A0" w:firstRow="1" w:lastRow="0" w:firstColumn="1" w:lastColumn="0" w:noHBand="0" w:noVBand="1"/>
+      </w:tblPr>
+      <w:tblGrid>
+        <w:gridCol w:w="2335"/>
+        <w:gridCol w:w="6681"/>
+      </w:tblGrid>
+      <w:tr>
+        <w:trPr>
+          <w:tblHeader/>
+        </w:trPr>
+        <w:tc>
+          <w:tcPr>
+            <w:tcW w:w="2335" w:type="dxa"/>
+            <w:tcBorders>
+              <w:right w:val="single" w:sz="4" w:space="0" w:color="FFFFFF" w:themeColor="background1"/>
+            </w:tcBorders>
+            <w:shd w:val="clear" w:color="auto" w:fill="262626" w:themeFill="text1" w:themeFillTint="D9"/>
+          </w:tcPr>
+          <w:p>
+            <w:pPr>
+              <w:jc w:val="center"/>
+              <w:rPr>
+                <w:rFonts w:ascii="Times New Roman" w:hAnsi="Times New Roman" w:cs="Times New Roman"/>
+                <w:b/>
+                <w:bCs/>
+                <w:sz w:val="20"/>
+                <w:szCs w:val="20"/>
+              </w:rPr>
+            </w:pPr>
+            <w:r>
+              <w:rPr>
+                <w:rFonts w:ascii="Times New Roman" w:hAnsi="Times New Roman" w:cs="Times New Roman"/>
+                <w:b/>
+                <w:bCs/>
+                <w:sz w:val="20"/>
+                <w:szCs w:val="20"/>
+              </w:rPr>
+              <w:t>Parameter</w:t>
+            </w:r>
+          </w:p>
+        </w:tc>
+        <w:tc>
+          <w:tcPr>
+            <w:tcW w:w="6681" w:type="dxa"/>
+            <w:tcBorders>
+              <w:left w:val="single" w:sz="4" w:space="0" w:color="FFFFFF" w:themeColor="background1"/>
+            </w:tcBorders>
+            <w:shd w:val="clear" w:color="auto" w:fill="262626" w:themeFill="text1" w:themeFillTint="D9"/>
+          </w:tcPr>
+          <w:p>
+            <w:pPr>
+              <w:jc w:val="center"/>
+              <w:rPr>
+                <w:rFonts w:ascii="Times New Roman" w:hAnsi="Times New Roman" w:cs="Times New Roman"/>
+                <w:b/>
+                <w:bCs/>
+                <w:sz w:val="20"/>
+                <w:szCs w:val="20"/>
+              </w:rPr>
+            </w:pPr>
+            <w:r>
+              <w:rPr>
+                <w:rFonts w:ascii="Times New Roman" w:hAnsi="Times New Roman" w:cs="Times New Roman"/>
+                <w:b/>
+                <w:bCs/>
+                <w:sz w:val="20"/>
+                <w:szCs w:val="20"/>
+              </w:rPr>
+              <w:t>Description</w:t>
+            </w:r>
+          </w:p>
+        </w:tc>
+      </w:tr>
+      <w:tr>
+        <w:tc>
+          <w:tcPr>
+            <w:tcW w:w="2335" w:type="dxa"/>
+          </w:tcPr>
+          <w:p>
+            <w:pPr>
+              <w:jc w:val="both"/>
+              <w:rPr>
+                <w:rFonts w:ascii="Times New Roman" w:hAnsi="Times New Roman" w:cs="Times New Roman"/>
+                <w:b/>
+                <w:bCs/>
+                <w:sz w:val="20"/>
+                <w:szCs w:val="20"/>
+              </w:rPr>
+            </w:pPr>
+            <w:r>
+              <w:rPr>
+                <w:rFonts w:ascii="Times New Roman" w:hAnsi="Times New Roman" w:cs="Times New Roman"/>
+                <w:b/>
+                <w:bCs/>
+                <w:sz w:val="20"/>
+                <w:szCs w:val="20"/>
+              </w:rPr>
+              <w:t>Raw dataset size</w:t>
+            </w:r>
+          </w:p>
+        </w:tc>
+        <w:tc>
+          <w:tcPr>
+            <w:tcW w:w="6681" w:type="dxa"/>
+          </w:tcPr>
+          <w:p>
+            <w:pPr>
+              <w:jc w:val="both"/>
+              <w:rPr>
+                <w:rFonts w:ascii="Times New Roman" w:hAnsi="Times New Roman" w:cs="Times New Roman"/>
+                <w:sz w:val="20"/>
+                <w:szCs w:val="20"/>
+              </w:rPr>
+            </w:pPr>
+            <w:r>
+              <w:rPr>
+                <w:rFonts w:ascii="Times New Roman" w:hAnsi="Times New Roman" w:cs="Times New Roman"/>
+                <w:sz w:val="20"/>
+                <w:szCs w:val="20"/>
+              </w:rPr>
+              <w:t xml:space="preserve">The current size (August 2026) of the raw NYC Yellow Taxi dataset is </w:t>
+            </w:r>
+          </w:p>
+        </w:tc>
+      </w:tr>
+      <w:tr>
+        <w:tc>
+          <w:tcPr>
+            <w:tcW w:w="2335" w:type="dxa"/>
+          </w:tcPr>
+          <w:p>
+            <w:pPr>
+              <w:jc w:val="both"/>
+              <w:rPr>
+                <w:rFonts w:ascii="Times New Roman" w:hAnsi="Times New Roman" w:cs="Times New Roman"/>
+                <w:b/>
+                <w:bCs/>
+                <w:sz w:val="20"/>
+                <w:szCs w:val="20"/>
+              </w:rPr>
+            </w:pPr>
+            <w:r>
+              <w:rPr>
+                <w:rFonts w:ascii="Times New Roman" w:hAnsi="Times New Roman" w:cs="Times New Roman"/>
+                <w:b/>
+                <w:bCs/>
+                <w:sz w:val="20"/>
+                <w:szCs w:val="20"/>
+              </w:rPr>
+              <w:t>Downloaded dataset size</w:t>
+            </w:r>
+          </w:p>
+        </w:tc>
+        <w:tc>
+          <w:tcPr>
+            <w:tcW w:w="6681" w:type="dxa"/>
+          </w:tcPr>
+          <w:p>
+            <w:pPr>
+              <w:jc w:val="both"/>
+              <w:rPr>
+                <w:rFonts w:ascii="Times New Roman" w:hAnsi="Times New Roman" w:cs="Times New Roman"/>
+                <w:sz w:val="20"/>
+                <w:szCs w:val="20"/>
+              </w:rPr>
+            </w:pPr>
+          </w:p>
+        </w:tc>
+      </w:tr>
+      <w:tr>
+        <w:tc>
+          <w:tcPr>
+            <w:tcW w:w="2335" w:type="dxa"/>
+          </w:tcPr>
+          <w:p>
+            <w:pPr>
+              <w:jc w:val="both"/>
+              <w:rPr>
+                <w:rFonts w:ascii="Times New Roman" w:hAnsi="Times New Roman" w:cs="Times New Roman"/>
+                <w:b/>
+                <w:bCs/>
+                <w:sz w:val="20"/>
+                <w:szCs w:val="20"/>
+              </w:rPr>
+            </w:pPr>
+            <w:r>
+              <w:rPr>
+                <w:rFonts w:ascii="Times New Roman" w:hAnsi="Times New Roman" w:cs="Times New Roman"/>
+                <w:b/>
+                <w:bCs/>
+                <w:sz w:val="20"/>
+                <w:szCs w:val="20"/>
+              </w:rPr>
+              <w:t>Processing dataset size</w:t>
+            </w:r>
+          </w:p>
+        </w:tc>
+        <w:tc>
+          <w:tcPr>
+            <w:tcW w:w="6681" w:type="dxa"/>
+          </w:tcPr>
+          <w:p>
+            <w:pPr>
+              <w:jc w:val="both"/>
+              <w:rPr>
+                <w:rFonts w:ascii="Times New Roman" w:hAnsi="Times New Roman" w:cs="Times New Roman"/>
+                <w:sz w:val="20"/>
+                <w:szCs w:val="20"/>
+              </w:rPr>
+            </w:pPr>
+            <w:r>
+              <w:rPr>
+                <w:rFonts w:ascii="Times New Roman" w:hAnsi="Times New Roman" w:cs="Times New Roman"/>
+                <w:sz w:val="20"/>
+                <w:szCs w:val="20"/>
+              </w:rPr>
+              <w:t xml:space="preserve">The size of the dataset after cleaning and processing to only contain the required processing variables was </w:t>
+            </w:r>
+            <w:r>
+              <w:rPr>
+                <w:rFonts w:ascii="Times New Roman" w:hAnsi="Times New Roman" w:cs="Times New Roman"/>
+                <w:sz w:val="20"/>
+                <w:szCs w:val="20"/>
+                <w:highlight w:val="yellow"/>
+              </w:rPr>
+              <w:t>xx</w:t>
+            </w:r>
+            <w:r>
+              <w:rPr>
+                <w:rFonts w:ascii="Times New Roman" w:hAnsi="Times New Roman" w:cs="Times New Roman"/>
+                <w:sz w:val="20"/>
+                <w:szCs w:val="20"/>
+              </w:rPr>
+              <w:t xml:space="preserve"> GB. </w:t>
+            </w:r>
+          </w:p>
+        </w:tc>
+      </w:tr>
+      <w:tr>
+        <w:tc>
+          <w:tcPr>
+            <w:tcW w:w="2335" w:type="dxa"/>
+          </w:tcPr>
+          <w:p>
+            <w:pPr>
+              <w:jc w:val="both"/>
+              <w:rPr>
+                <w:rFonts w:ascii="Times New Roman" w:hAnsi="Times New Roman" w:cs="Times New Roman"/>
+                <w:b/>
+                <w:bCs/>
+                <w:sz w:val="20"/>
+                <w:szCs w:val="20"/>
+              </w:rPr>
+            </w:pPr>
+            <w:r>
+              <w:rPr>
+                <w:rFonts w:ascii="Times New Roman" w:hAnsi="Times New Roman" w:cs="Times New Roman"/>
+                <w:b/>
+                <w:bCs/>
+                <w:sz w:val="20"/>
+                <w:szCs w:val="20"/>
+              </w:rPr>
+              <w:t xml:space="preserve">Period </w:t>
+            </w:r>
+          </w:p>
+        </w:tc>
+        <w:tc>
+          <w:tcPr>
+            <w:tcW w:w="6681" w:type="dxa"/>
+          </w:tcPr>
+          <w:p>
+            <w:pPr>
+              <w:jc w:val="both"/>
+              <w:rPr>
+                <w:rFonts w:ascii="Times New Roman" w:hAnsi="Times New Roman" w:cs="Times New Roman"/>
+                <w:sz w:val="20"/>
+                <w:szCs w:val="20"/>
+              </w:rPr>
+            </w:pPr>
+            <w:r>
+              <w:rPr>
+                <w:rFonts w:ascii="Times New Roman" w:hAnsi="Times New Roman" w:cs="Times New Roman"/>
+                <w:sz w:val="20"/>
+                <w:szCs w:val="20"/>
+              </w:rPr>
+              <w:t>The data downloaded and analysed was for the period from 2014 – 2026. The entire raw dataset spans from xxx.</w:t>
+            </w:r>
+          </w:p>
+        </w:tc>
+      </w:tr>
+      <w:tr>
+        <w:tc>
+          <w:tcPr>
+            <w:tcW w:w="2335" w:type="dxa"/>
+          </w:tcPr>
+          <w:p>
+            <w:pPr>
+              <w:jc w:val="both"/>
+              <w:rPr>
+                <w:rFonts w:ascii="Times New Roman" w:hAnsi="Times New Roman" w:cs="Times New Roman"/>
+                <w:b/>
+                <w:bCs/>
+                <w:sz w:val="20"/>
+                <w:szCs w:val="20"/>
+              </w:rPr>
+            </w:pPr>
+            <w:r>
+              <w:rPr>
+                <w:rFonts w:ascii="Times New Roman" w:hAnsi="Times New Roman" w:cs="Times New Roman"/>
+                <w:b/>
+                <w:bCs/>
+                <w:sz w:val="20"/>
+                <w:szCs w:val="20"/>
+              </w:rPr>
+              <w:t>Publication and update dates</w:t>
+            </w:r>
+          </w:p>
+        </w:tc>
+        <w:tc>
+          <w:tcPr>
+            <w:tcW w:w="6681" w:type="dxa"/>
+          </w:tcPr>
+          <w:p>
+            <w:pPr>
+              <w:jc w:val="both"/>
+              <w:rPr>
+                <w:rFonts w:ascii="Times New Roman" w:hAnsi="Times New Roman" w:cs="Times New Roman"/>
+                <w:sz w:val="20"/>
+                <w:szCs w:val="20"/>
+              </w:rPr>
+            </w:pPr>
+          </w:p>
+        </w:tc>
+      </w:tr>
+      <w:tr>
+        <w:tc>
+          <w:tcPr>
+            <w:tcW w:w="2335" w:type="dxa"/>
+          </w:tcPr>
+          <w:p>
+            <w:pPr>
+              <w:jc w:val="both"/>
+              <w:rPr>
+                <w:rFonts w:ascii="Times New Roman" w:hAnsi="Times New Roman" w:cs="Times New Roman"/>
+                <w:b/>
+                <w:bCs/>
+                <w:sz w:val="20"/>
+                <w:szCs w:val="20"/>
+              </w:rPr>
+            </w:pPr>
+            <w:r>
+              <w:rPr>
+                <w:rFonts w:ascii="Times New Roman" w:hAnsi="Times New Roman" w:cs="Times New Roman"/>
+                <w:b/>
+                <w:bCs/>
+                <w:sz w:val="20"/>
+                <w:szCs w:val="20"/>
+              </w:rPr>
+              <w:t>Characteristics</w:t>
+            </w:r>
+          </w:p>
+        </w:tc>
+        <w:tc>
+          <w:tcPr>
+            <w:tcW w:w="6681" w:type="dxa"/>
+          </w:tcPr>
+          <w:p>
+            <w:pPr>
+              <w:jc w:val="both"/>
+              <w:rPr>
+                <w:rFonts w:ascii="Times New Roman" w:hAnsi="Times New Roman" w:cs="Times New Roman"/>
+                <w:sz w:val="20"/>
+                <w:szCs w:val="20"/>
+              </w:rPr>
+            </w:pPr>
+          </w:p>
+        </w:tc>
+      </w:tr>
+      <w:tr>
+        <w:tc>
+          <w:tcPr>
+            <w:tcW w:w="2335" w:type="dxa"/>
+          </w:tcPr>
+          <w:p>
+            <w:pPr>
+              <w:jc w:val="both"/>
+              <w:rPr>
+                <w:rFonts w:ascii="Times New Roman" w:hAnsi="Times New Roman" w:cs="Times New Roman"/>
+                <w:b/>
+                <w:bCs/>
+                <w:sz w:val="20"/>
+                <w:szCs w:val="20"/>
+              </w:rPr>
+            </w:pPr>
+            <w:r>
+              <w:rPr>
+                <w:rFonts w:ascii="Times New Roman" w:hAnsi="Times New Roman" w:cs="Times New Roman"/>
+                <w:b/>
+                <w:bCs/>
+                <w:sz w:val="20"/>
+                <w:szCs w:val="20"/>
+              </w:rPr>
+              <w:t>Format</w:t>
+            </w:r>
+          </w:p>
+        </w:tc>
+        <w:tc>
+          <w:tcPr>
+            <w:tcW w:w="6681" w:type="dxa"/>
+          </w:tcPr>
+          <w:p>
+            <w:pPr>
+              <w:jc w:val="both"/>
+              <w:rPr>
+                <w:rFonts w:ascii="Times New Roman" w:hAnsi="Times New Roman" w:cs="Times New Roman"/>
+                <w:sz w:val="20"/>
+                <w:szCs w:val="20"/>
+              </w:rPr>
+            </w:pPr>
+            <w:r>
+              <w:rPr>
+                <w:rFonts w:ascii="Times New Roman" w:hAnsi="Times New Roman" w:cs="Times New Roman"/>
+                <w:sz w:val="20"/>
+                <w:szCs w:val="20"/>
+              </w:rPr>
+              <w:t xml:space="preserve">The data is released in the form of one parquet file per month. </w:t>
+            </w:r>
+          </w:p>
+        </w:tc>
+      </w:tr>
+    </w:tbl>
+    <w:p>
+      <w:pPr>
+        <w:jc w:val="both"/>
+        <w:rPr>
+          <w:rFonts w:ascii="Times New Roman" w:hAnsi="Times New Roman" w:cs="Times New Roman"/>
+          <w:sz w:val="20"/>
+          <w:szCs w:val="20"/>
+        </w:rPr>
+      </w:pPr>
+    </w:p>
+    <w:p>
+      <w:pPr>
+        <w:pStyle w:val="ListParagraph"/>
+        <w:numPr>
+          <w:ilvl w:val="0"/>
+          <w:numId w:val="3"/>
+        </w:numPr>
+        <w:jc w:val="both"/>
+        <w:rPr>
+          <w:rFonts w:ascii="Times New Roman" w:hAnsi="Times New Roman" w:cs="Times New Roman"/>
+          <w:b/>
+          <w:bCs/>
+          <w:sz w:val="20"/>
+          <w:szCs w:val="20"/>
+        </w:rPr>
+      </w:pPr>
+      <w:r>
+        <w:rPr>
+          <w:rFonts w:ascii="Times New Roman" w:hAnsi="Times New Roman" w:cs="Times New Roman"/>
+          <w:b/>
+          <w:bCs/>
+          <w:sz w:val="20"/>
+          <w:szCs w:val="20"/>
+        </w:rPr>
+        <w:t>Preparation and quality of the dataset</w:t>
+      </w:r>
+    </w:p>
+    <w:p>
+      <w:pPr>
+        <w:jc w:val="both"/>
+        <w:rPr>
+          <w:rFonts w:ascii="Times New Roman" w:hAnsi="Times New Roman" w:cs="Times New Roman"/>
+          <w:sz w:val="20"/>
+          <w:szCs w:val="20"/>
+        </w:rPr>
+      </w:pPr>
+      <w:r>
+        <w:rPr>
+          <w:rFonts w:ascii="Times New Roman" w:hAnsi="Times New Roman" w:cs="Times New Roman"/>
+          <w:sz w:val="20"/>
+          <w:szCs w:val="20"/>
+        </w:rPr>
+        <w:t xml:space="preserve">The following was done to prepare the dataset for analysis, the code used for cleaning is available in Appendix A: </w:t>
+      </w:r>
+    </w:p>
+    <w:p>
+      <w:pPr>
+        <w:pStyle w:val="ListParagraph"/>
+        <w:numPr>
+          <w:ilvl w:val="0"/>
+          <w:numId w:val="4"/>
+        </w:numPr>
+        <w:jc w:val="both"/>
+        <w:rPr>
+          <w:rFonts w:ascii="Times New Roman" w:hAnsi="Times New Roman" w:cs="Times New Roman"/>
+          <w:sz w:val="20"/>
+          <w:szCs w:val="20"/>
+        </w:rPr>
+      </w:pPr>
+      <w:r>
+        <w:rPr>
+          <w:rFonts w:ascii="Times New Roman" w:hAnsi="Times New Roman" w:cs="Times New Roman"/>
+          <w:sz w:val="20"/>
+          <w:szCs w:val="20"/>
+        </w:rPr>
+        <w:t xml:space="preserve">The individual parquet files were checked for uniformity in terms of datatypes, all numerical data types were converted to doubles as it was determined that the original had a mixture of numerical data types including xx, xx and xx. </w:t>
+      </w:r>
+    </w:p>
+    <w:p>
+      <w:pPr>
+        <w:pStyle w:val="ListParagraph"/>
+        <w:numPr>
+          <w:ilvl w:val="0"/>
+          <w:numId w:val="4"/>
+        </w:numPr>
+        <w:jc w:val="both"/>
+        <w:rPr>
+          <w:rFonts w:ascii="Times New Roman" w:hAnsi="Times New Roman" w:cs="Times New Roman"/>
+          <w:sz w:val="20"/>
+          <w:szCs w:val="20"/>
+        </w:rPr>
+      </w:pPr>
+      <w:r>
+        <w:rPr>
+          <w:rFonts w:ascii="Times New Roman" w:hAnsi="Times New Roman" w:cs="Times New Roman"/>
+          <w:sz w:val="20"/>
+          <w:szCs w:val="20"/>
+        </w:rPr>
+        <w:t>The data</w:t>
+      </w:r>
+      <w:r>
+        <w:rPr>
+          <w:rFonts w:ascii="Times New Roman" w:hAnsi="Times New Roman" w:cs="Times New Roman"/>
+          <w:sz w:val="20"/>
+          <w:szCs w:val="20"/>
+        </w:rPr>
+        <w:t xml:space="preserve">set was filtered for what </w:t>
+      </w:r>
+      <w:proofErr w:type="gramStart"/>
+      <w:r>
+        <w:rPr>
+          <w:rFonts w:ascii="Times New Roman" w:hAnsi="Times New Roman" w:cs="Times New Roman"/>
+          <w:sz w:val="20"/>
+          <w:szCs w:val="20"/>
+        </w:rPr>
+        <w:t>was considered to be</w:t>
+      </w:r>
+      <w:proofErr w:type="gramEnd"/>
+      <w:r>
+        <w:rPr>
+          <w:rFonts w:ascii="Times New Roman" w:hAnsi="Times New Roman" w:cs="Times New Roman"/>
+          <w:sz w:val="20"/>
+          <w:szCs w:val="20"/>
+        </w:rPr>
+        <w:t xml:space="preserve"> “valid trips”, this involved removing all entries were the passenger count, </w:t>
+      </w:r>
+    </w:p>
+    <w:p>
+      <w:pPr>
+        <w:pStyle w:val="ListParagraph"/>
+        <w:numPr>
+          <w:ilvl w:val="0"/>
+          <w:numId w:val="4"/>
+        </w:numPr>
+        <w:jc w:val="both"/>
+        <w:rPr>
+          <w:rFonts w:ascii="Times New Roman" w:hAnsi="Times New Roman" w:cs="Times New Roman"/>
+          <w:sz w:val="20"/>
+          <w:szCs w:val="20"/>
+        </w:rPr>
+      </w:pPr>
+      <w:r>
+        <w:rPr>
+          <w:rFonts w:ascii="Times New Roman" w:hAnsi="Times New Roman" w:cs="Times New Roman"/>
+          <w:sz w:val="20"/>
+          <w:szCs w:val="20"/>
+        </w:rPr>
+        <w:t xml:space="preserve">The dataset was filtered for duplicate trips. It was found that duplicate entries existed, therefore, all duplicate entries were removed. </w:t>
+      </w:r>
+    </w:p>
+    <w:p>
+      <w:pPr>
+        <w:pStyle w:val="ListParagraph"/>
+        <w:numPr>
+          <w:ilvl w:val="0"/>
+          <w:numId w:val="4"/>
+        </w:numPr>
+        <w:jc w:val="both"/>
+        <w:rPr>
+          <w:rFonts w:ascii="Times New Roman" w:hAnsi="Times New Roman" w:cs="Times New Roman"/>
+          <w:sz w:val="20"/>
+          <w:szCs w:val="20"/>
+        </w:rPr>
+      </w:pPr>
+      <w:r>
+        <w:rPr>
+          <w:rFonts w:ascii="Times New Roman" w:hAnsi="Times New Roman" w:cs="Times New Roman"/>
+          <w:sz w:val="20"/>
+          <w:szCs w:val="20"/>
+        </w:rPr>
+        <w:t xml:space="preserve">Based on an initial assessment, the business objective was defined as described in Section xx and the following columns were seen as redundant to the business objective and were removed. </w:t>
+      </w:r>
+      <w:r>
+        <w:rPr>
+          <w:rFonts w:ascii="Times New Roman" w:hAnsi="Times New Roman" w:cs="Times New Roman"/>
+          <w:sz w:val="20"/>
+          <w:szCs w:val="20"/>
+        </w:rPr>
+        <w:t xml:space="preserve">These variables were store_and_fwd_flag, </w:t>
+      </w:r>
+      <w:r>
+        <w:rPr>
+          <w:rFonts w:ascii="Times New Roman" w:hAnsi="Times New Roman" w:cs="Times New Roman"/>
+          <w:sz w:val="20"/>
+          <w:szCs w:val="20"/>
+          <w:highlight w:val="yellow"/>
+        </w:rPr>
+        <w:t>xxx, xxx.</w:t>
+      </w:r>
+    </w:p>
+    <w:p>
+      <w:pPr>
+        <w:pStyle w:val="ListParagraph"/>
+        <w:numPr>
+          <w:ilvl w:val="0"/>
+          <w:numId w:val="4"/>
+        </w:numPr>
+        <w:jc w:val="both"/>
+        <w:rPr>
+          <w:rFonts w:ascii="Times New Roman" w:hAnsi="Times New Roman" w:cs="Times New Roman"/>
+          <w:sz w:val="20"/>
+          <w:szCs w:val="20"/>
+        </w:rPr>
+      </w:pPr>
+      <w:r>
+        <w:rPr>
+          <w:rFonts w:ascii="Times New Roman" w:hAnsi="Times New Roman" w:cs="Times New Roman"/>
+          <w:sz w:val="20"/>
+          <w:szCs w:val="20"/>
+        </w:rPr>
+        <w:t xml:space="preserve">One of the factors to be investigated included exploring the taxi speeds in different </w:t>
+      </w:r>
+      <w:proofErr w:type="gramStart"/>
+      <w:r>
+        <w:rPr>
+          <w:rFonts w:ascii="Times New Roman" w:hAnsi="Times New Roman" w:cs="Times New Roman"/>
+          <w:sz w:val="20"/>
+          <w:szCs w:val="20"/>
+        </w:rPr>
+        <w:t>areas, and</w:t>
+      </w:r>
+      <w:proofErr w:type="gramEnd"/>
+      <w:r>
+        <w:rPr>
+          <w:rFonts w:ascii="Times New Roman" w:hAnsi="Times New Roman" w:cs="Times New Roman"/>
+          <w:sz w:val="20"/>
+          <w:szCs w:val="20"/>
+        </w:rPr>
+        <w:t xml:space="preserve"> can be calculated from the </w:t>
+      </w:r>
+      <w:r>
+        <w:rPr>
+          <w:rFonts w:ascii="Times New Roman" w:hAnsi="Times New Roman" w:cs="Times New Roman"/>
+          <w:sz w:val="20"/>
+          <w:szCs w:val="20"/>
+        </w:rPr>
+        <w:t>pick-up</w:t>
+      </w:r>
+      <w:r>
+        <w:rPr>
+          <w:rFonts w:ascii="Times New Roman" w:hAnsi="Times New Roman" w:cs="Times New Roman"/>
+          <w:sz w:val="20"/>
+          <w:szCs w:val="20"/>
+        </w:rPr>
+        <w:t xml:space="preserve"> and drop off time and distance columns, this involved addition of columns titled trip_duration and average_trip_speed</w:t>
+      </w:r>
+      <w:r>
+        <w:rPr>
+          <w:rFonts w:ascii="Times New Roman" w:hAnsi="Times New Roman" w:cs="Times New Roman"/>
+          <w:sz w:val="20"/>
+          <w:szCs w:val="20"/>
+        </w:rPr>
+        <w:t>.</w:t>
+      </w:r>
+    </w:p>
+    <w:p>
+      <w:pPr>
+        <w:pStyle w:val="ListParagraph"/>
+        <w:numPr>
+          <w:ilvl w:val="0"/>
+          <w:numId w:val="4"/>
+        </w:numPr>
+        <w:jc w:val="both"/>
+        <w:rPr>
+          <w:rFonts w:ascii="Times New Roman" w:hAnsi="Times New Roman" w:cs="Times New Roman"/>
+          <w:sz w:val="20"/>
+          <w:szCs w:val="20"/>
+        </w:rPr>
+      </w:pPr>
+      <w:r>
+        <w:rPr>
+          <w:rFonts w:ascii="Times New Roman" w:hAnsi="Times New Roman" w:cs="Times New Roman"/>
+          <w:sz w:val="20"/>
+          <w:szCs w:val="20"/>
+        </w:rPr>
+        <w:t>Outliers were investigated upon combining and outliers within xx standard deviations of the mean were removed.</w:t>
+      </w:r>
+    </w:p>
+    <w:p>
+      <w:pPr>
+        <w:pStyle w:val="ListParagraph"/>
+        <w:numPr>
+          <w:ilvl w:val="0"/>
+          <w:numId w:val="4"/>
+        </w:numPr>
+        <w:jc w:val="both"/>
+        <w:rPr>
+          <w:rFonts w:ascii="Times New Roman" w:hAnsi="Times New Roman" w:cs="Times New Roman"/>
+          <w:sz w:val="20"/>
+          <w:szCs w:val="20"/>
+        </w:rPr>
+      </w:pPr>
+      <w:r>
+        <w:rPr>
+          <w:rFonts w:ascii="Times New Roman" w:hAnsi="Times New Roman" w:cs="Times New Roman"/>
+          <w:sz w:val="20"/>
+          <w:szCs w:val="20"/>
+        </w:rPr>
+        <w:t xml:space="preserve">The workflow involved the cleaning of half of the data for each group member and then the extraction of cleaned parquet files to create the final dataset on which analysis is to be conducted. </w:t>
+      </w:r>
+    </w:p>
+    <w:p>
+      <w:pPr>
+        <w:pStyle w:val="ListParagraph"/>
+        <w:jc w:val="both"/>
+        <w:rPr>
+          <w:rFonts w:ascii="Times New Roman" w:hAnsi="Times New Roman" w:cs="Times New Roman"/>
+          <w:sz w:val="20"/>
+          <w:szCs w:val="20"/>
+        </w:rPr>
+      </w:pPr>
+    </w:p>
+    <w:p>
+      <w:pPr>
+        <w:pStyle w:val="ListParagraph"/>
+        <w:numPr>
+          <w:ilvl w:val="0"/>
+          <w:numId w:val="3"/>
+        </w:numPr>
+        <w:jc w:val="both"/>
+        <w:rPr>
+          <w:rFonts w:ascii="Times New Roman" w:hAnsi="Times New Roman" w:cs="Times New Roman"/>
+          <w:b/>
+          <w:bCs/>
+          <w:sz w:val="20"/>
+          <w:szCs w:val="20"/>
+        </w:rPr>
+      </w:pPr>
+      <w:r>
+        <w:rPr>
+          <w:rFonts w:ascii="Times New Roman" w:hAnsi="Times New Roman" w:cs="Times New Roman"/>
+          <w:b/>
+          <w:bCs/>
+          <w:sz w:val="20"/>
+          <w:szCs w:val="20"/>
+        </w:rPr>
+        <w:lastRenderedPageBreak/>
+        <w:t>Exploratory data analysis (EDA)</w:t>
+      </w:r>
+    </w:p>
+    <w:p>
+      <w:pPr>
+        <w:jc w:val="both"/>
+        <w:rPr>
+          <w:rFonts w:ascii="Times New Roman" w:hAnsi="Times New Roman" w:cs="Times New Roman"/>
+          <w:sz w:val="20"/>
+          <w:szCs w:val="20"/>
+        </w:rPr>
+      </w:pPr>
+      <w:r>
+        <w:rPr>
+          <w:rFonts w:ascii="Times New Roman" w:hAnsi="Times New Roman" w:cs="Times New Roman"/>
+          <w:sz w:val="20"/>
+          <w:szCs w:val="20"/>
+        </w:rPr>
+        <w:t xml:space="preserve">An exploratory data analysis was undertaken </w:t>
+      </w:r>
+      <w:proofErr w:type="gramStart"/>
+      <w:r>
+        <w:rPr>
+          <w:rFonts w:ascii="Times New Roman" w:hAnsi="Times New Roman" w:cs="Times New Roman"/>
+          <w:sz w:val="20"/>
+          <w:szCs w:val="20"/>
+        </w:rPr>
+        <w:t>in order to</w:t>
+      </w:r>
+      <w:proofErr w:type="gramEnd"/>
+      <w:r>
+        <w:rPr>
+          <w:rFonts w:ascii="Times New Roman" w:hAnsi="Times New Roman" w:cs="Times New Roman"/>
+          <w:sz w:val="20"/>
+          <w:szCs w:val="20"/>
+        </w:rPr>
+        <w:t xml:space="preserve"> better define </w:t>
+      </w:r>
+      <w:r>
+        <w:rPr>
+          <w:rFonts w:ascii="Times New Roman" w:hAnsi="Times New Roman" w:cs="Times New Roman"/>
+          <w:sz w:val="20"/>
+          <w:szCs w:val="20"/>
+        </w:rPr>
+        <w:t xml:space="preserve">the dataset and narrow down the business objective of the MIT805 group project. </w:t>
+      </w:r>
+      <w:r>
+        <w:rPr>
+          <w:rFonts w:ascii="Times New Roman" w:hAnsi="Times New Roman" w:cs="Times New Roman"/>
+          <w:sz w:val="20"/>
+          <w:szCs w:val="20"/>
+        </w:rPr>
+        <w:t xml:space="preserve">The EDA was done in line with exploring the feasibility of the business objective. </w:t>
+      </w:r>
+    </w:p>
+    <w:p>
+      <w:pPr>
+        <w:jc w:val="both"/>
+        <w:rPr>
+          <w:rFonts w:ascii="Times New Roman" w:hAnsi="Times New Roman" w:cs="Times New Roman"/>
+          <w:sz w:val="20"/>
+          <w:szCs w:val="20"/>
+        </w:rPr>
+      </w:pPr>
+      <w:r>
+        <w:rPr>
+          <w:rFonts w:ascii="Times New Roman" w:hAnsi="Times New Roman" w:cs="Times New Roman"/>
+          <w:sz w:val="20"/>
+          <w:szCs w:val="20"/>
+        </w:rPr>
+        <w:t>The correlation matrix for the variables is indicated in</w:t>
+      </w:r>
+      <w:r>
+        <w:rPr>
+          <w:rFonts w:ascii="Times New Roman" w:hAnsi="Times New Roman" w:cs="Times New Roman"/>
+          <w:sz w:val="20"/>
+          <w:szCs w:val="20"/>
+        </w:rPr>
+        <w:t xml:space="preserve"> </w:t>
+      </w:r>
+      <w:r>
+        <w:rPr>
+          <w:rFonts w:ascii="Times New Roman" w:hAnsi="Times New Roman" w:cs="Times New Roman"/>
+          <w:sz w:val="20"/>
+          <w:szCs w:val="20"/>
+          <w:highlight w:val="yellow"/>
+        </w:rPr>
+        <w:t>xxx</w:t>
+      </w:r>
+      <w:r>
+        <w:rPr>
+          <w:rFonts w:ascii="Times New Roman" w:hAnsi="Times New Roman" w:cs="Times New Roman"/>
+          <w:sz w:val="20"/>
+          <w:szCs w:val="20"/>
+        </w:rPr>
+        <w:t xml:space="preserve"> </w:t>
+      </w:r>
+      <w:r>
+        <w:rPr>
+          <w:rFonts w:ascii="Times New Roman" w:hAnsi="Times New Roman" w:cs="Times New Roman"/>
+          <w:sz w:val="20"/>
+          <w:szCs w:val="20"/>
+        </w:rPr>
+        <w:t xml:space="preserve">in Appendix B. </w:t>
+      </w:r>
+      <w:r>
+        <w:rPr>
+          <w:rFonts w:ascii="Times New Roman" w:hAnsi="Times New Roman" w:cs="Times New Roman"/>
+          <w:sz w:val="20"/>
+          <w:szCs w:val="20"/>
+        </w:rPr>
+        <w:t xml:space="preserve"> Variables such as </w:t>
+      </w:r>
+      <w:r>
+        <w:rPr>
+          <w:rFonts w:ascii="Times New Roman" w:hAnsi="Times New Roman" w:cs="Times New Roman"/>
+          <w:sz w:val="20"/>
+          <w:szCs w:val="20"/>
+          <w:highlight w:val="yellow"/>
+        </w:rPr>
+        <w:t>xxxx</w:t>
+      </w:r>
+      <w:r>
+        <w:rPr>
+          <w:rFonts w:ascii="Times New Roman" w:hAnsi="Times New Roman" w:cs="Times New Roman"/>
+          <w:sz w:val="20"/>
+          <w:szCs w:val="20"/>
+        </w:rPr>
+        <w:t xml:space="preserve"> had notably high correlation with one another. </w:t>
+      </w:r>
+    </w:p>
+    <w:p>
+      <w:pPr>
+        <w:jc w:val="both"/>
+        <w:rPr>
+          <w:rFonts w:ascii="Times New Roman" w:hAnsi="Times New Roman" w:cs="Times New Roman"/>
+          <w:sz w:val="20"/>
+          <w:szCs w:val="20"/>
+        </w:rPr>
+      </w:pPr>
+      <w:r>
+        <w:rPr>
+          <w:rFonts w:ascii="Times New Roman" w:hAnsi="Times New Roman" w:cs="Times New Roman"/>
+          <w:sz w:val="20"/>
+          <w:szCs w:val="20"/>
+        </w:rPr>
+        <w:t xml:space="preserve">Some statistical characteristics of the </w:t>
+      </w:r>
+      <w:r>
+        <w:rPr>
+          <w:rFonts w:ascii="Times New Roman" w:hAnsi="Times New Roman" w:cs="Times New Roman"/>
+          <w:sz w:val="20"/>
+          <w:szCs w:val="20"/>
+        </w:rPr>
+        <w:t xml:space="preserve">numerical </w:t>
+      </w:r>
+      <w:r>
+        <w:rPr>
+          <w:rFonts w:ascii="Times New Roman" w:hAnsi="Times New Roman" w:cs="Times New Roman"/>
+          <w:sz w:val="20"/>
+          <w:szCs w:val="20"/>
+        </w:rPr>
+        <w:t>variables</w:t>
+      </w:r>
+      <w:r>
+        <w:rPr>
+          <w:rFonts w:ascii="Times New Roman" w:hAnsi="Times New Roman" w:cs="Times New Roman"/>
+          <w:sz w:val="20"/>
+          <w:szCs w:val="20"/>
+        </w:rPr>
+        <w:t>, such as the range and average over the dataset,</w:t>
+      </w:r>
+      <w:r>
+        <w:rPr>
+          <w:rFonts w:ascii="Times New Roman" w:hAnsi="Times New Roman" w:cs="Times New Roman"/>
+          <w:sz w:val="20"/>
+          <w:szCs w:val="20"/>
+        </w:rPr>
+        <w:t xml:space="preserve"> considered necessary are described </w:t>
+      </w:r>
+      <w:r>
+        <w:rPr>
+          <w:rFonts w:ascii="Times New Roman" w:hAnsi="Times New Roman" w:cs="Times New Roman"/>
+          <w:sz w:val="20"/>
+          <w:szCs w:val="20"/>
+        </w:rPr>
+        <w:t xml:space="preserve">in </w:t>
+      </w:r>
+      <w:r>
+        <w:rPr>
+          <w:rFonts w:ascii="Times New Roman" w:hAnsi="Times New Roman" w:cs="Times New Roman"/>
+          <w:sz w:val="20"/>
+          <w:szCs w:val="20"/>
+        </w:rPr>
+        <w:fldChar w:fldCharType="begin"/>
+      </w:r>
+      <w:r>
+        <w:rPr>
+          <w:rFonts w:ascii="Times New Roman" w:hAnsi="Times New Roman" w:cs="Times New Roman"/>
+          <w:sz w:val="20"/>
+          <w:szCs w:val="20"/>
+        </w:rPr>
+        <w:instrText xml:space="preserve"> REF _Ref238916291 \h </w:instrText>
+      </w:r>
+      <w:r>
+        <w:rPr>
+          <w:rFonts w:ascii="Times New Roman" w:hAnsi="Times New Roman" w:cs="Times New Roman"/>
+          <w:sz w:val="20"/>
+          <w:szCs w:val="20"/>
+        </w:rPr>
+      </w:r>
+      <w:r>
+        <w:rPr>
+          <w:rFonts w:ascii="Times New Roman" w:hAnsi="Times New Roman" w:cs="Times New Roman"/>
+          <w:sz w:val="20"/>
+          <w:szCs w:val="20"/>
+        </w:rPr>
+        <w:instrText xml:space="preserve"> \* MERGEFORMAT </w:instrText>
+      </w:r>
+      <w:r>
+        <w:rPr>
+          <w:rFonts w:ascii="Times New Roman" w:hAnsi="Times New Roman" w:cs="Times New Roman"/>
+          <w:sz w:val="20"/>
+          <w:szCs w:val="20"/>
+        </w:rPr>
+        <w:fldChar w:fldCharType="separate"/>
+      </w:r>
+      <w:r>
+        <w:rPr>
+          <w:rFonts w:ascii="Times New Roman" w:hAnsi="Times New Roman" w:cs="Times New Roman"/>
+          <w:sz w:val="20"/>
+          <w:szCs w:val="20"/>
+        </w:rPr>
+        <w:t xml:space="preserve">Table </w:t>
+      </w:r>
+      <w:r>
+        <w:rPr>
+          <w:rFonts w:ascii="Times New Roman" w:hAnsi="Times New Roman" w:cs="Times New Roman"/>
+          <w:sz w:val="20"/>
+          <w:szCs w:val="20"/>
+        </w:rPr>
+        <w:t>3</w:t>
+      </w:r>
+      <w:r>
+        <w:rPr>
+          <w:rFonts w:ascii="Times New Roman" w:hAnsi="Times New Roman" w:cs="Times New Roman"/>
+          <w:sz w:val="20"/>
+          <w:szCs w:val="20"/>
+        </w:rPr>
+        <w:fldChar w:fldCharType="end"/>
+      </w:r>
+      <w:r>
+        <w:rPr>
+          <w:rFonts w:ascii="Times New Roman" w:hAnsi="Times New Roman" w:cs="Times New Roman"/>
+          <w:sz w:val="20"/>
+          <w:szCs w:val="20"/>
+        </w:rPr>
+        <w:t xml:space="preserve"> and </w:t>
+      </w:r>
+      <w:r>
+        <w:rPr>
+          <w:rFonts w:ascii="Times New Roman" w:hAnsi="Times New Roman" w:cs="Times New Roman"/>
+          <w:sz w:val="20"/>
+          <w:szCs w:val="20"/>
+        </w:rPr>
+        <w:fldChar w:fldCharType="begin"/>
+      </w:r>
+      <w:r>
+        <w:rPr>
+          <w:rFonts w:ascii="Times New Roman" w:hAnsi="Times New Roman" w:cs="Times New Roman"/>
+          <w:sz w:val="20"/>
+          <w:szCs w:val="20"/>
+        </w:rPr>
+        <w:instrText xml:space="preserve"> REF _Ref238916300 \h </w:instrText>
+      </w:r>
+      <w:r>
+        <w:rPr>
+          <w:rFonts w:ascii="Times New Roman" w:hAnsi="Times New Roman" w:cs="Times New Roman"/>
+          <w:sz w:val="20"/>
+          <w:szCs w:val="20"/>
+        </w:rPr>
+      </w:r>
+      <w:r>
+        <w:rPr>
+          <w:rFonts w:ascii="Times New Roman" w:hAnsi="Times New Roman" w:cs="Times New Roman"/>
+          <w:sz w:val="20"/>
+          <w:szCs w:val="20"/>
+        </w:rPr>
+        <w:instrText xml:space="preserve"> \* MERGEFORMAT </w:instrText>
+      </w:r>
+      <w:r>
+        <w:rPr>
+          <w:rFonts w:ascii="Times New Roman" w:hAnsi="Times New Roman" w:cs="Times New Roman"/>
+          <w:sz w:val="20"/>
+          <w:szCs w:val="20"/>
+        </w:rPr>
+        <w:fldChar w:fldCharType="separate"/>
+      </w:r>
+      <w:r>
+        <w:rPr>
+          <w:rFonts w:ascii="Times New Roman" w:hAnsi="Times New Roman" w:cs="Times New Roman"/>
+          <w:sz w:val="20"/>
+          <w:szCs w:val="20"/>
+        </w:rPr>
+        <w:t xml:space="preserve">Table </w:t>
+      </w:r>
+      <w:r>
+        <w:rPr>
+          <w:rFonts w:ascii="Times New Roman" w:hAnsi="Times New Roman" w:cs="Times New Roman"/>
+          <w:sz w:val="20"/>
+          <w:szCs w:val="20"/>
+        </w:rPr>
+        <w:t>4</w:t>
+      </w:r>
+      <w:r>
+        <w:rPr>
+          <w:rFonts w:ascii="Times New Roman" w:hAnsi="Times New Roman" w:cs="Times New Roman"/>
+          <w:sz w:val="20"/>
+          <w:szCs w:val="20"/>
+        </w:rPr>
+        <w:fldChar w:fldCharType="end"/>
+      </w:r>
+      <w:r>
+        <w:rPr>
+          <w:rFonts w:ascii="Times New Roman" w:hAnsi="Times New Roman" w:cs="Times New Roman"/>
+          <w:sz w:val="20"/>
+          <w:szCs w:val="20"/>
+        </w:rPr>
+        <w:t xml:space="preserve"> </w:t>
+      </w:r>
+      <w:r>
+        <w:rPr>
+          <w:rFonts w:ascii="Times New Roman" w:hAnsi="Times New Roman" w:cs="Times New Roman"/>
+          <w:sz w:val="20"/>
+          <w:szCs w:val="20"/>
+        </w:rPr>
+        <w:t>in</w:t>
+      </w:r>
+      <w:r>
+        <w:rPr>
+          <w:rFonts w:ascii="Times New Roman" w:hAnsi="Times New Roman" w:cs="Times New Roman"/>
+          <w:sz w:val="20"/>
+          <w:szCs w:val="20"/>
+        </w:rPr>
+        <w:t xml:space="preserve"> Appendix B</w:t>
+      </w:r>
+      <w:r>
+        <w:rPr>
+          <w:rFonts w:ascii="Times New Roman" w:hAnsi="Times New Roman" w:cs="Times New Roman"/>
+          <w:sz w:val="20"/>
+          <w:szCs w:val="20"/>
+        </w:rPr>
+        <w:t xml:space="preserve">. </w:t>
+      </w:r>
+    </w:p>
+    <w:p>
+      <w:pPr>
+        <w:jc w:val="both"/>
+        <w:rPr>
+          <w:rFonts w:ascii="Times New Roman" w:hAnsi="Times New Roman" w:cs="Times New Roman"/>
+          <w:sz w:val="20"/>
+          <w:szCs w:val="20"/>
+        </w:rPr>
+      </w:pPr>
+      <w:r>
+        <w:rPr>
+          <w:rFonts w:ascii="Times New Roman" w:hAnsi="Times New Roman" w:cs="Times New Roman"/>
+          <w:sz w:val="20"/>
+          <w:szCs w:val="20"/>
+        </w:rPr>
+        <w:t xml:space="preserve">Another topic explored during EDA was </w:t>
+      </w:r>
+      <w:r>
+        <w:rPr>
+          <w:rFonts w:ascii="Times New Roman" w:hAnsi="Times New Roman" w:cs="Times New Roman"/>
+          <w:sz w:val="20"/>
+          <w:szCs w:val="20"/>
+          <w:highlight w:val="yellow"/>
+        </w:rPr>
+        <w:t>xxxxx</w:t>
+      </w:r>
+      <w:r>
+        <w:rPr>
+          <w:rFonts w:ascii="Times New Roman" w:hAnsi="Times New Roman" w:cs="Times New Roman"/>
+          <w:sz w:val="20"/>
+          <w:szCs w:val="20"/>
+        </w:rPr>
+        <w:t xml:space="preserve"> </w:t>
+      </w:r>
+    </w:p>
+    <w:p>
+      <w:pPr>
+        <w:pStyle w:val="ListParagraph"/>
+        <w:numPr>
+          <w:ilvl w:val="0"/>
+          <w:numId w:val="3"/>
+        </w:numPr>
+        <w:jc w:val="both"/>
+        <w:rPr>
+          <w:rFonts w:ascii="Times New Roman" w:hAnsi="Times New Roman" w:cs="Times New Roman"/>
+          <w:b/>
+          <w:bCs/>
+          <w:sz w:val="20"/>
+          <w:szCs w:val="20"/>
+        </w:rPr>
+      </w:pPr>
+      <w:r>
+        <w:rPr>
+          <w:rFonts w:ascii="Times New Roman" w:hAnsi="Times New Roman" w:cs="Times New Roman"/>
+          <w:b/>
+          <w:bCs/>
+          <w:sz w:val="20"/>
+          <w:szCs w:val="20"/>
+        </w:rPr>
+        <w:t>The dataset in the context of the 7 Vs of big data</w:t>
+      </w:r>
+    </w:p>
+    <w:p>
+      <w:pPr>
+        <w:jc w:val="both"/>
+        <w:rPr>
+          <w:rFonts w:ascii="Times New Roman" w:hAnsi="Times New Roman" w:cs="Times New Roman"/>
+          <w:sz w:val="20"/>
+          <w:szCs w:val="20"/>
+        </w:rPr>
+      </w:pPr>
+      <w:r>
+        <w:rPr>
+          <w:rFonts w:ascii="Times New Roman" w:hAnsi="Times New Roman" w:cs="Times New Roman"/>
+          <w:sz w:val="20"/>
+          <w:szCs w:val="20"/>
+        </w:rPr>
+        <w:fldChar w:fldCharType="begin"/>
+      </w:r>
+      <w:r>
+        <w:rPr>
+          <w:rFonts w:ascii="Times New Roman" w:hAnsi="Times New Roman" w:cs="Times New Roman"/>
+          <w:sz w:val="20"/>
+          <w:szCs w:val="20"/>
+        </w:rPr>
+        <w:instrText xml:space="preserve"> REF _Ref238915678 \h </w:instrText>
+      </w:r>
+      <w:r>
+        <w:rPr>
+          <w:rFonts w:ascii="Times New Roman" w:hAnsi="Times New Roman" w:cs="Times New Roman"/>
+          <w:sz w:val="20"/>
+          <w:szCs w:val="20"/>
+        </w:rPr>
+      </w:r>
+      <w:r>
+        <w:rPr>
+          <w:rFonts w:ascii="Times New Roman" w:hAnsi="Times New Roman" w:cs="Times New Roman"/>
+          <w:sz w:val="20"/>
+          <w:szCs w:val="20"/>
+        </w:rPr>
+        <w:instrText xml:space="preserve"> \* MERGEFORMAT </w:instrText>
+      </w:r>
+      <w:r>
+        <w:rPr>
+          <w:rFonts w:ascii="Times New Roman" w:hAnsi="Times New Roman" w:cs="Times New Roman"/>
+          <w:sz w:val="20"/>
+          <w:szCs w:val="20"/>
+        </w:rPr>
+        <w:fldChar w:fldCharType="separate"/>
+      </w:r>
+      <w:r>
+        <w:rPr>
+          <w:rFonts w:ascii="Times New Roman" w:hAnsi="Times New Roman" w:cs="Times New Roman"/>
+          <w:sz w:val="20"/>
+          <w:szCs w:val="20"/>
+        </w:rPr>
+        <w:t>Table 2</w:t>
+      </w:r>
+      <w:r>
+        <w:rPr>
+          <w:rFonts w:ascii="Times New Roman" w:hAnsi="Times New Roman" w:cs="Times New Roman"/>
+          <w:sz w:val="20"/>
+          <w:szCs w:val="20"/>
+        </w:rPr>
+        <w:fldChar w:fldCharType="end"/>
+      </w:r>
+      <w:r>
+        <w:rPr>
+          <w:rFonts w:ascii="Times New Roman" w:hAnsi="Times New Roman" w:cs="Times New Roman"/>
+          <w:sz w:val="20"/>
+          <w:szCs w:val="20"/>
+        </w:rPr>
+        <w:t xml:space="preserve"> describes the NYC Yellow Taxi dataset in the context of the 7 Vs of big data </w:t>
+      </w:r>
+      <w:proofErr w:type="gramStart"/>
+      <w:r>
+        <w:rPr>
+          <w:rFonts w:ascii="Times New Roman" w:hAnsi="Times New Roman" w:cs="Times New Roman"/>
+          <w:sz w:val="20"/>
+          <w:szCs w:val="20"/>
+        </w:rPr>
+        <w:t>in order to</w:t>
+      </w:r>
+      <w:proofErr w:type="gramEnd"/>
+      <w:r>
+        <w:rPr>
+          <w:rFonts w:ascii="Times New Roman" w:hAnsi="Times New Roman" w:cs="Times New Roman"/>
+          <w:sz w:val="20"/>
+          <w:szCs w:val="20"/>
+        </w:rPr>
+        <w:t xml:space="preserve"> demonstrate its classification as big data.</w:t>
+      </w:r>
+    </w:p>
+    <w:p>
+      <w:pPr>
+        <w:pStyle w:val="Caption"/>
+        <w:keepNext/>
+        <w:rPr>
+          <w:sz w:val="20"/>
+          <w:szCs w:val="20"/>
+        </w:rPr>
+      </w:pPr>
+      <w:bookmarkStart w:id="1" w:name="_Ref238915678"/>
+      <w:r>
+        <w:rPr>
+          <w:sz w:val="20"/>
+          <w:szCs w:val="20"/>
+        </w:rPr>
+        <w:t xml:space="preserve">Table </w:t>
+      </w:r>
+      <w:r>
+        <w:rPr>
+          <w:sz w:val="20"/>
+          <w:szCs w:val="20"/>
+        </w:rPr>
+        <w:fldChar w:fldCharType="begin"/>
+      </w:r>
+      <w:r>
+        <w:rPr>
+          <w:sz w:val="20"/>
+          <w:szCs w:val="20"/>
+        </w:rPr>
+        <w:instrText xml:space="preserve"> SEQ Table \* ARABIC </w:instrText>
+      </w:r>
+      <w:r>
+        <w:rPr>
+          <w:sz w:val="20"/>
+          <w:szCs w:val="20"/>
+        </w:rPr>
+        <w:fldChar w:fldCharType="separate"/>
+      </w:r>
+      <w:r>
+        <w:rPr>
+          <w:noProof/>
+          <w:sz w:val="20"/>
+          <w:szCs w:val="20"/>
+        </w:rPr>
+        <w:t>2</w:t>
+      </w:r>
+      <w:r>
+        <w:rPr>
+          <w:sz w:val="20"/>
+          <w:szCs w:val="20"/>
+        </w:rPr>
+        <w:fldChar w:fldCharType="end"/>
+      </w:r>
+      <w:bookmarkEnd w:id="1"/>
+      <w:r>
+        <w:rPr>
+          <w:sz w:val="20"/>
+          <w:szCs w:val="20"/>
+        </w:rPr>
+        <w:t>: NYC Yellow Taxi dataset in the context of the 7Vs of big data.</w:t>
+      </w:r>
+    </w:p>
+    <w:tbl>
+      <w:tblPr>
+        <w:tblStyle w:val="TableGrid"/>
+        <w:tblW w:w="0" w:type="auto"/>
+        <w:tblLook w:val="04A0" w:firstRow="1" w:lastRow="0" w:firstColumn="1" w:lastColumn="0" w:noHBand="0" w:noVBand="1"/>
+      </w:tblPr>
+      <w:tblGrid>
+        <w:gridCol w:w="1525"/>
+        <w:gridCol w:w="7491"/>
+      </w:tblGrid>
+      <w:tr>
+        <w:trPr>
+          <w:tblHeader/>
+        </w:trPr>
+        <w:tc>
+          <w:tcPr>
+            <w:tcW w:w="1525" w:type="dxa"/>
+            <w:tcBorders>
+              <w:right w:val="single" w:sz="4" w:space="0" w:color="FFFFFF" w:themeColor="background1"/>
+            </w:tcBorders>
+            <w:shd w:val="clear" w:color="auto" w:fill="262626" w:themeFill="text1" w:themeFillTint="D9"/>
+          </w:tcPr>
+          <w:p>
+            <w:pPr>
+              <w:jc w:val="center"/>
+              <w:rPr>
+                <w:rFonts w:ascii="Times New Roman" w:hAnsi="Times New Roman" w:cs="Times New Roman"/>
+                <w:b/>
+                <w:bCs/>
+                <w:sz w:val="20"/>
+                <w:szCs w:val="20"/>
+              </w:rPr>
+            </w:pPr>
+            <w:r>
+              <w:rPr>
+                <w:rFonts w:ascii="Times New Roman" w:hAnsi="Times New Roman" w:cs="Times New Roman"/>
+                <w:b/>
+                <w:bCs/>
+                <w:sz w:val="20"/>
+                <w:szCs w:val="20"/>
+              </w:rPr>
+              <w:t>Big data characteristic</w:t>
+            </w:r>
+          </w:p>
+        </w:tc>
+        <w:tc>
+          <w:tcPr>
+            <w:tcW w:w="7491" w:type="dxa"/>
+            <w:tcBorders>
+              <w:left w:val="single" w:sz="4" w:space="0" w:color="FFFFFF" w:themeColor="background1"/>
+            </w:tcBorders>
+            <w:shd w:val="clear" w:color="auto" w:fill="262626" w:themeFill="text1" w:themeFillTint="D9"/>
+          </w:tcPr>
+          <w:p>
+            <w:pPr>
+              <w:jc w:val="center"/>
+              <w:rPr>
+                <w:rFonts w:ascii="Times New Roman" w:hAnsi="Times New Roman" w:cs="Times New Roman"/>
+                <w:b/>
+                <w:bCs/>
+                <w:sz w:val="20"/>
+                <w:szCs w:val="20"/>
+              </w:rPr>
+            </w:pPr>
+            <w:r>
+              <w:rPr>
+                <w:rFonts w:ascii="Times New Roman" w:hAnsi="Times New Roman" w:cs="Times New Roman"/>
+                <w:b/>
+                <w:bCs/>
+                <w:sz w:val="20"/>
+                <w:szCs w:val="20"/>
+              </w:rPr>
+              <w:t>NYC Yellow Taxi dataset context</w:t>
+            </w:r>
+          </w:p>
+        </w:tc>
+      </w:tr>
+      <w:tr>
+        <w:tc>
+          <w:tcPr>
+            <w:tcW w:w="1525" w:type="dxa"/>
+          </w:tcPr>
+          <w:p>
+            <w:pPr>
+              <w:jc w:val="both"/>
+              <w:rPr>
+                <w:rFonts w:ascii="Times New Roman" w:hAnsi="Times New Roman" w:cs="Times New Roman"/>
+                <w:b/>
+                <w:bCs/>
+                <w:sz w:val="20"/>
+                <w:szCs w:val="20"/>
+              </w:rPr>
+            </w:pPr>
+            <w:r>
+              <w:rPr>
+                <w:rFonts w:ascii="Times New Roman" w:hAnsi="Times New Roman" w:cs="Times New Roman"/>
+                <w:b/>
+                <w:bCs/>
+                <w:sz w:val="20"/>
+                <w:szCs w:val="20"/>
+              </w:rPr>
+              <w:t>Volume</w:t>
+            </w:r>
+          </w:p>
+        </w:tc>
+        <w:tc>
+          <w:tcPr>
+            <w:tcW w:w="7491" w:type="dxa"/>
+          </w:tcPr>
+          <w:p>
+            <w:pPr>
+              <w:jc w:val="both"/>
+              <w:rPr>
+                <w:rFonts w:ascii="Times New Roman" w:hAnsi="Times New Roman" w:cs="Times New Roman"/>
+                <w:sz w:val="20"/>
+                <w:szCs w:val="20"/>
+              </w:rPr>
+            </w:pPr>
+            <w:r>
+              <w:rPr>
+                <w:rFonts w:ascii="Times New Roman" w:hAnsi="Times New Roman" w:cs="Times New Roman"/>
+                <w:sz w:val="20"/>
+                <w:szCs w:val="20"/>
+              </w:rPr>
+              <w:t xml:space="preserve">The total dataset size, trying to analyse it using pandas for example was xxx. </w:t>
+            </w:r>
+          </w:p>
+        </w:tc>
+      </w:tr>
+      <w:tr>
+        <w:tc>
+          <w:tcPr>
+            <w:tcW w:w="1525" w:type="dxa"/>
+          </w:tcPr>
+          <w:p>
+            <w:pPr>
+              <w:jc w:val="both"/>
+              <w:rPr>
+                <w:rFonts w:ascii="Times New Roman" w:hAnsi="Times New Roman" w:cs="Times New Roman"/>
+                <w:b/>
+                <w:bCs/>
+                <w:sz w:val="20"/>
+                <w:szCs w:val="20"/>
+              </w:rPr>
+            </w:pPr>
+            <w:r>
+              <w:rPr>
+                <w:rFonts w:ascii="Times New Roman" w:hAnsi="Times New Roman" w:cs="Times New Roman"/>
+                <w:b/>
+                <w:bCs/>
+                <w:sz w:val="20"/>
+                <w:szCs w:val="20"/>
+              </w:rPr>
+              <w:t>Velocity</w:t>
+            </w:r>
+          </w:p>
+        </w:tc>
+        <w:tc>
+          <w:tcPr>
+            <w:tcW w:w="7491" w:type="dxa"/>
+          </w:tcPr>
+          <w:p>
+            <w:pPr>
+              <w:jc w:val="both"/>
+              <w:rPr>
+                <w:rFonts w:ascii="Times New Roman" w:hAnsi="Times New Roman" w:cs="Times New Roman"/>
+                <w:sz w:val="20"/>
+                <w:szCs w:val="20"/>
+              </w:rPr>
+            </w:pPr>
+            <w:r>
+              <w:rPr>
+                <w:rFonts w:ascii="Times New Roman" w:hAnsi="Times New Roman" w:cs="Times New Roman"/>
+                <w:sz w:val="20"/>
+                <w:szCs w:val="20"/>
+              </w:rPr>
+              <w:t xml:space="preserve">Although it not a streaming set, there are monthly updates, meaning that it is </w:t>
+            </w:r>
+            <w:proofErr w:type="gramStart"/>
+            <w:r>
+              <w:rPr>
+                <w:rFonts w:ascii="Times New Roman" w:hAnsi="Times New Roman" w:cs="Times New Roman"/>
+                <w:sz w:val="20"/>
+                <w:szCs w:val="20"/>
+              </w:rPr>
+              <w:t>growing in size</w:t>
+            </w:r>
+            <w:proofErr w:type="gramEnd"/>
+            <w:r>
+              <w:rPr>
+                <w:rFonts w:ascii="Times New Roman" w:hAnsi="Times New Roman" w:cs="Times New Roman"/>
+                <w:sz w:val="20"/>
+                <w:szCs w:val="20"/>
+              </w:rPr>
+              <w:t xml:space="preserve"> </w:t>
+            </w:r>
+          </w:p>
+        </w:tc>
+      </w:tr>
+      <w:tr>
+        <w:tc>
+          <w:tcPr>
+            <w:tcW w:w="1525" w:type="dxa"/>
+          </w:tcPr>
+          <w:p>
+            <w:pPr>
+              <w:jc w:val="both"/>
+              <w:rPr>
+                <w:rFonts w:ascii="Times New Roman" w:hAnsi="Times New Roman" w:cs="Times New Roman"/>
+                <w:b/>
+                <w:bCs/>
+                <w:sz w:val="20"/>
+                <w:szCs w:val="20"/>
+              </w:rPr>
+            </w:pPr>
+            <w:r>
+              <w:rPr>
+                <w:rFonts w:ascii="Times New Roman" w:hAnsi="Times New Roman" w:cs="Times New Roman"/>
+                <w:b/>
+                <w:bCs/>
+                <w:sz w:val="20"/>
+                <w:szCs w:val="20"/>
+              </w:rPr>
+              <w:t>Variety</w:t>
+            </w:r>
+          </w:p>
+        </w:tc>
+        <w:tc>
+          <w:tcPr>
+            <w:tcW w:w="7491" w:type="dxa"/>
+          </w:tcPr>
+          <w:p>
+            <w:pPr>
+              <w:jc w:val="both"/>
+              <w:rPr>
+                <w:rFonts w:ascii="Times New Roman" w:hAnsi="Times New Roman" w:cs="Times New Roman"/>
+                <w:sz w:val="20"/>
+                <w:szCs w:val="20"/>
+              </w:rPr>
+            </w:pPr>
+          </w:p>
+        </w:tc>
+      </w:tr>
+      <w:tr>
+        <w:tc>
+          <w:tcPr>
+            <w:tcW w:w="1525" w:type="dxa"/>
+          </w:tcPr>
+          <w:p>
+            <w:pPr>
+              <w:jc w:val="both"/>
+              <w:rPr>
+                <w:rFonts w:ascii="Times New Roman" w:hAnsi="Times New Roman" w:cs="Times New Roman"/>
+                <w:b/>
+                <w:bCs/>
+                <w:sz w:val="20"/>
+                <w:szCs w:val="20"/>
+              </w:rPr>
+            </w:pPr>
+            <w:r>
+              <w:rPr>
+                <w:rFonts w:ascii="Times New Roman" w:hAnsi="Times New Roman" w:cs="Times New Roman"/>
+                <w:b/>
+                <w:bCs/>
+                <w:sz w:val="20"/>
+                <w:szCs w:val="20"/>
+              </w:rPr>
+              <w:t>Veracity</w:t>
+            </w:r>
+          </w:p>
+        </w:tc>
+        <w:tc>
+          <w:tcPr>
+            <w:tcW w:w="7491" w:type="dxa"/>
+          </w:tcPr>
+          <w:p>
+            <w:pPr>
+              <w:jc w:val="both"/>
+              <w:rPr>
+                <w:rFonts w:ascii="Times New Roman" w:hAnsi="Times New Roman" w:cs="Times New Roman"/>
+                <w:sz w:val="20"/>
+                <w:szCs w:val="20"/>
+              </w:rPr>
+            </w:pPr>
+          </w:p>
+        </w:tc>
+      </w:tr>
+      <w:tr>
+        <w:tc>
+          <w:tcPr>
+            <w:tcW w:w="1525" w:type="dxa"/>
+          </w:tcPr>
+          <w:p>
+            <w:pPr>
+              <w:jc w:val="both"/>
+              <w:rPr>
+                <w:rFonts w:ascii="Times New Roman" w:hAnsi="Times New Roman" w:cs="Times New Roman"/>
+                <w:b/>
+                <w:bCs/>
+                <w:sz w:val="20"/>
+                <w:szCs w:val="20"/>
+              </w:rPr>
+            </w:pPr>
+            <w:r>
+              <w:rPr>
+                <w:rFonts w:ascii="Times New Roman" w:hAnsi="Times New Roman" w:cs="Times New Roman"/>
+                <w:b/>
+                <w:bCs/>
+                <w:sz w:val="20"/>
+                <w:szCs w:val="20"/>
+              </w:rPr>
+              <w:t>Value</w:t>
+            </w:r>
+          </w:p>
+        </w:tc>
+        <w:tc>
+          <w:tcPr>
+            <w:tcW w:w="7491" w:type="dxa"/>
+          </w:tcPr>
+          <w:p>
+            <w:pPr>
+              <w:jc w:val="both"/>
+              <w:rPr>
+                <w:rFonts w:ascii="Times New Roman" w:hAnsi="Times New Roman" w:cs="Times New Roman"/>
+                <w:sz w:val="20"/>
+                <w:szCs w:val="20"/>
+              </w:rPr>
+            </w:pPr>
+          </w:p>
+        </w:tc>
+      </w:tr>
+      <w:tr>
+        <w:tc>
+          <w:tcPr>
+            <w:tcW w:w="1525" w:type="dxa"/>
+          </w:tcPr>
+          <w:p>
+            <w:pPr>
+              <w:jc w:val="both"/>
+              <w:rPr>
+                <w:rFonts w:ascii="Times New Roman" w:hAnsi="Times New Roman" w:cs="Times New Roman"/>
+                <w:b/>
+                <w:bCs/>
+                <w:sz w:val="20"/>
+                <w:szCs w:val="20"/>
+              </w:rPr>
+            </w:pPr>
+            <w:r>
+              <w:rPr>
+                <w:rFonts w:ascii="Times New Roman" w:hAnsi="Times New Roman" w:cs="Times New Roman"/>
+                <w:b/>
+                <w:bCs/>
+                <w:sz w:val="20"/>
+                <w:szCs w:val="20"/>
+              </w:rPr>
+              <w:t>Variability</w:t>
+            </w:r>
+          </w:p>
+        </w:tc>
+        <w:tc>
+          <w:tcPr>
+            <w:tcW w:w="7491" w:type="dxa"/>
+          </w:tcPr>
+          <w:p>
+            <w:pPr>
+              <w:jc w:val="both"/>
+              <w:rPr>
+                <w:rFonts w:ascii="Times New Roman" w:hAnsi="Times New Roman" w:cs="Times New Roman"/>
+                <w:sz w:val="20"/>
+                <w:szCs w:val="20"/>
+              </w:rPr>
+            </w:pPr>
+          </w:p>
+        </w:tc>
+      </w:tr>
+      <w:tr>
+        <w:tc>
+          <w:tcPr>
+            <w:tcW w:w="1525" w:type="dxa"/>
+          </w:tcPr>
+          <w:p>
+            <w:pPr>
+              <w:jc w:val="both"/>
+              <w:rPr>
+                <w:rFonts w:ascii="Times New Roman" w:hAnsi="Times New Roman" w:cs="Times New Roman"/>
+                <w:b/>
+                <w:bCs/>
+                <w:sz w:val="20"/>
+                <w:szCs w:val="20"/>
+              </w:rPr>
+            </w:pPr>
+            <w:r>
+              <w:rPr>
+                <w:rFonts w:ascii="Times New Roman" w:hAnsi="Times New Roman" w:cs="Times New Roman"/>
+                <w:b/>
+                <w:bCs/>
+                <w:sz w:val="20"/>
+                <w:szCs w:val="20"/>
+              </w:rPr>
+              <w:t xml:space="preserve">Visualisation </w:t>
+            </w:r>
+          </w:p>
+        </w:tc>
+        <w:tc>
+          <w:tcPr>
+            <w:tcW w:w="7491" w:type="dxa"/>
+          </w:tcPr>
+          <w:p>
+            <w:pPr>
+              <w:jc w:val="both"/>
+              <w:rPr>
+                <w:rFonts w:ascii="Times New Roman" w:hAnsi="Times New Roman" w:cs="Times New Roman"/>
+                <w:sz w:val="20"/>
+                <w:szCs w:val="20"/>
+              </w:rPr>
+            </w:pPr>
+          </w:p>
+        </w:tc>
+      </w:tr>
+    </w:tbl>
+    <w:p>
+      <w:pPr>
+        <w:jc w:val="both"/>
+        <w:rPr>
+          <w:rFonts w:ascii="Times New Roman" w:hAnsi="Times New Roman" w:cs="Times New Roman"/>
+          <w:sz w:val="20"/>
+          <w:szCs w:val="20"/>
+        </w:rPr>
+      </w:pPr>
+    </w:p>
+    <w:p>
+      <w:pPr>
+        <w:pStyle w:val="ListParagraph"/>
+        <w:numPr>
+          <w:ilvl w:val="0"/>
+          <w:numId w:val="3"/>
+        </w:numPr>
+        <w:jc w:val="both"/>
+        <w:rPr>
+          <w:rFonts w:ascii="Times New Roman" w:hAnsi="Times New Roman" w:cs="Times New Roman"/>
+          <w:b/>
+          <w:bCs/>
+          <w:sz w:val="20"/>
+          <w:szCs w:val="20"/>
+        </w:rPr>
+      </w:pPr>
+      <w:r>
+        <w:rPr>
+          <w:rFonts w:ascii="Times New Roman" w:hAnsi="Times New Roman" w:cs="Times New Roman"/>
+          <w:b/>
+          <w:bCs/>
+          <w:sz w:val="20"/>
+          <w:szCs w:val="20"/>
+        </w:rPr>
+        <w:t xml:space="preserve">Dataset </w:t>
+      </w:r>
+      <w:r>
+        <w:rPr>
+          <w:rFonts w:ascii="Times New Roman" w:hAnsi="Times New Roman" w:cs="Times New Roman"/>
+          <w:b/>
+          <w:bCs/>
+          <w:sz w:val="20"/>
+          <w:szCs w:val="20"/>
+        </w:rPr>
+        <w:t xml:space="preserve">business </w:t>
+      </w:r>
+      <w:r>
+        <w:rPr>
+          <w:rFonts w:ascii="Times New Roman" w:hAnsi="Times New Roman" w:cs="Times New Roman"/>
+          <w:b/>
+          <w:bCs/>
+          <w:sz w:val="20"/>
+          <w:szCs w:val="20"/>
+        </w:rPr>
+        <w:t>value and limitations</w:t>
+      </w:r>
+    </w:p>
+    <w:p>
+      <w:pPr>
+        <w:ind w:left="360"/>
+        <w:jc w:val="both"/>
+        <w:rPr>
+          <w:rFonts w:ascii="Times New Roman" w:hAnsi="Times New Roman" w:cs="Times New Roman"/>
+          <w:sz w:val="20"/>
+          <w:szCs w:val="20"/>
+        </w:rPr>
+      </w:pPr>
+      <w:r>
+        <w:rPr>
+          <w:rFonts w:ascii="Times New Roman" w:hAnsi="Times New Roman" w:cs="Times New Roman"/>
+          <w:sz w:val="20"/>
+          <w:szCs w:val="20"/>
+        </w:rPr>
+        <w:t xml:space="preserve">To determine the efficiency of the taxi system used in New York City, and assess whether there is a possible gap in the market for additional vendor or similar services, it is important to evaluate the </w:t>
+      </w:r>
+    </w:p>
+    <w:p>
+      <w:pPr>
+        <w:ind w:left="360"/>
+        <w:jc w:val="both"/>
+        <w:rPr>
+          <w:rFonts w:ascii="Times New Roman" w:hAnsi="Times New Roman" w:cs="Times New Roman"/>
+          <w:sz w:val="20"/>
+          <w:szCs w:val="20"/>
+        </w:rPr>
+      </w:pPr>
+      <w:r>
+        <w:rPr>
+          <w:rFonts w:ascii="Times New Roman" w:hAnsi="Times New Roman" w:cs="Times New Roman"/>
+          <w:sz w:val="20"/>
+          <w:szCs w:val="20"/>
+        </w:rPr>
+        <w:t xml:space="preserve">Whether the market is saturated or not?? </w:t>
+      </w:r>
+    </w:p>
+    <w:p>
+      <w:pPr>
+        <w:ind w:left="360"/>
+        <w:jc w:val="both"/>
+        <w:rPr>
+          <w:rFonts w:ascii="Times New Roman" w:hAnsi="Times New Roman" w:cs="Times New Roman"/>
+          <w:sz w:val="20"/>
+          <w:szCs w:val="20"/>
+        </w:rPr>
+      </w:pPr>
+      <w:r>
+        <w:rPr>
+          <w:rFonts w:ascii="Times New Roman" w:hAnsi="Times New Roman" w:cs="Times New Roman"/>
+          <w:sz w:val="20"/>
+          <w:szCs w:val="20"/>
+        </w:rPr>
+        <w:t xml:space="preserve">The effect of major events during the analysis period on the New York City taxi business, these events included Covid-19. </w:t>
+      </w:r>
+    </w:p>
+    <w:p>
+      <w:pPr>
+        <w:ind w:left="360"/>
+        <w:jc w:val="both"/>
+        <w:rPr>
+          <w:rFonts w:ascii="Times New Roman" w:hAnsi="Times New Roman" w:cs="Times New Roman"/>
+          <w:sz w:val="20"/>
+          <w:szCs w:val="20"/>
+        </w:rPr>
+      </w:pPr>
+      <w:r>
+        <w:rPr>
+          <w:rFonts w:ascii="Times New Roman" w:hAnsi="Times New Roman" w:cs="Times New Roman"/>
+          <w:sz w:val="20"/>
+          <w:szCs w:val="20"/>
+        </w:rPr>
+        <w:t xml:space="preserve">Some limitations of the dataset would be that </w:t>
+      </w:r>
+      <w:r>
+        <w:rPr>
+          <w:rFonts w:ascii="Times New Roman" w:hAnsi="Times New Roman" w:cs="Times New Roman"/>
+          <w:sz w:val="20"/>
+          <w:szCs w:val="20"/>
+        </w:rPr>
+        <w:t xml:space="preserve">the dataset may not capture all vendors </w:t>
+      </w:r>
+    </w:p>
+    <w:p>
+      <w:pPr>
+        <w:pStyle w:val="ListParagraph"/>
+        <w:numPr>
+          <w:ilvl w:val="0"/>
+          <w:numId w:val="3"/>
+        </w:numPr>
+        <w:jc w:val="both"/>
+        <w:rPr>
+          <w:rFonts w:ascii="Times New Roman" w:hAnsi="Times New Roman" w:cs="Times New Roman"/>
+          <w:b/>
+          <w:bCs/>
+          <w:sz w:val="22"/>
+          <w:szCs w:val="22"/>
+        </w:rPr>
+      </w:pPr>
+      <w:r>
+        <w:rPr>
+          <w:rFonts w:ascii="Times New Roman" w:hAnsi="Times New Roman" w:cs="Times New Roman"/>
+          <w:b/>
+          <w:bCs/>
+          <w:sz w:val="20"/>
+          <w:szCs w:val="20"/>
+        </w:rPr>
+        <w:t>Reference List</w:t>
+      </w:r>
+      <w:r>
+        <w:rPr>
+          <w:rFonts w:ascii="Times New Roman" w:hAnsi="Times New Roman" w:cs="Times New Roman"/>
+          <w:b/>
+          <w:bCs/>
+          <w:sz w:val="22"/>
+          <w:szCs w:val="22"/>
+        </w:rPr>
+        <w:t xml:space="preserve"> </w:t>
+      </w:r>
+    </w:p>
+    <w:p>
+      <w:pPr>
+        <w:jc w:val="both"/>
+        <w:rPr>
+          <w:rFonts w:ascii="Times New Roman" w:hAnsi="Times New Roman" w:cs="Times New Roman"/>
+          <w:b/>
+          <w:bCs/>
+          <w:sz w:val="22"/>
+          <w:szCs w:val="22"/>
+        </w:rPr>
+      </w:pPr>
+    </w:p>
+    <w:p>
+      <w:pPr>
+        <w:jc w:val="both"/>
+        <w:rPr>
+          <w:rFonts w:ascii="Times New Roman" w:hAnsi="Times New Roman" w:cs="Times New Roman"/>
+          <w:b/>
+          <w:bCs/>
+          <w:sz w:val="22"/>
+          <w:szCs w:val="22"/>
+        </w:rPr>
+        <w:sectPr>
+          <w:pgSz w:w="11906" w:h="16838"/>
+          <w:pgMar w:top="1440" w:right="1440" w:bottom="1440" w:left="1440" w:header="720" w:footer="720" w:gutter="0"/>
+          <w:cols w:space="720"/>
+          <w:docGrid w:linePitch="360"/>
+        </w:sectPr>
+      </w:pPr>
+    </w:p>
+    <w:p>
+      <w:pPr>
+        <w:ind w:left="360"/>
+        <w:jc w:val="both"/>
+        <w:rPr>
+          <w:rFonts w:ascii="Times New Roman" w:hAnsi="Times New Roman" w:cs="Times New Roman"/>
+          <w:b/>
+          <w:bCs/>
+          <w:sz w:val="40"/>
+          <w:szCs w:val="40"/>
+        </w:rPr>
+      </w:pPr>
+      <w:r>
+        <w:rPr>
+          <w:rFonts w:ascii="Times New Roman" w:hAnsi="Times New Roman" w:cs="Times New Roman"/>
+          <w:b/>
+          <w:bCs/>
+          <w:sz w:val="40"/>
+          <w:szCs w:val="40"/>
+        </w:rPr>
+        <w:lastRenderedPageBreak/>
+        <w:t xml:space="preserve">Appendix A – Code for cleaning of the downloaded dataset </w:t>
+      </w:r>
+    </w:p>
+    <w:p>
+      <w:pPr>
+        <w:ind w:left="360"/>
+        <w:jc w:val="both"/>
+        <w:rPr>
+          <w:rFonts w:ascii="Times New Roman" w:hAnsi="Times New Roman" w:cs="Times New Roman"/>
+          <w:b/>
+          <w:bCs/>
+          <w:sz w:val="40"/>
+          <w:szCs w:val="40"/>
+        </w:rPr>
+        <w:sectPr>
+          <w:pgSz w:w="11906" w:h="16838"/>
+          <w:pgMar w:top="1440" w:right="1440" w:bottom="1440" w:left="1440" w:header="720" w:footer="720" w:gutter="0"/>
+          <w:cols w:space="720"/>
+          <w:docGrid w:linePitch="360"/>
+        </w:sectPr>
+      </w:pPr>
+    </w:p>
+    <w:p>
+      <w:pPr>
+        <w:ind w:left="360"/>
+        <w:jc w:val="both"/>
+        <w:rPr>
+          <w:rFonts w:ascii="Times New Roman" w:hAnsi="Times New Roman" w:cs="Times New Roman"/>
+          <w:b/>
+          <w:bCs/>
+          <w:sz w:val="40"/>
+          <w:szCs w:val="40"/>
+        </w:rPr>
+      </w:pPr>
+      <w:r>
+        <w:rPr>
+          <w:rFonts w:ascii="Times New Roman" w:hAnsi="Times New Roman" w:cs="Times New Roman"/>
+          <w:b/>
+          <w:bCs/>
+          <w:sz w:val="40"/>
+          <w:szCs w:val="40"/>
+        </w:rPr>
+        <w:lastRenderedPageBreak/>
+        <w:t xml:space="preserve">Appendix </w:t>
+      </w:r>
+      <w:r>
+        <w:rPr>
+          <w:rFonts w:ascii="Times New Roman" w:hAnsi="Times New Roman" w:cs="Times New Roman"/>
+          <w:b/>
+          <w:bCs/>
+          <w:sz w:val="40"/>
+          <w:szCs w:val="40"/>
+        </w:rPr>
+        <w:t>B</w:t>
+      </w:r>
+      <w:r>
+        <w:rPr>
+          <w:rFonts w:ascii="Times New Roman" w:hAnsi="Times New Roman" w:cs="Times New Roman"/>
+          <w:b/>
+          <w:bCs/>
+          <w:sz w:val="40"/>
+          <w:szCs w:val="40"/>
+        </w:rPr>
+        <w:t xml:space="preserve"> – </w:t>
+      </w:r>
+      <w:r>
+        <w:rPr>
+          <w:rFonts w:ascii="Times New Roman" w:hAnsi="Times New Roman" w:cs="Times New Roman"/>
+          <w:b/>
+          <w:bCs/>
+          <w:sz w:val="40"/>
+          <w:szCs w:val="40"/>
+        </w:rPr>
+        <w:t xml:space="preserve">Exploratory Data Analysis Summaries </w:t>
+      </w:r>
+    </w:p>
+    <w:p>
+      <w:pPr>
+        <w:keepNext/>
+      </w:pPr>
+      <w:r>
+        <w:rPr>
+          <w:noProof/>
+        </w:rPr>
+        <mc:AlternateContent>
+          <mc:Choice Requires="wpc">
+            <w:drawing>
+              <wp:inline distT="0" distB="0" distL="0" distR="0" wp14:anchorId="6D08F0F6" wp14:editId="6DA80878">
+                <wp:extent cx="5486400" cy="3200400"/>
+                <wp:effectExtent l="0" t="0" r="0" b="0"/>
+                <wp:docPr id="1811916890" name="Canvas 1"/>
+                <wp:cNvGraphicFramePr>
+                  <a:graphicFrameLocks xmlns:a="http://schemas.openxmlformats.org/drawingml/2006/main" noChangeAspect="1"/>
+                </wp:cNvGraphicFramePr>
+                <a:graphic xmlns:a="http://schemas.openxmlformats.org/drawingml/2006/main">
+                  <a:graphicData uri="http://schemas.microsoft.com/office/word/2010/wordprocessingCanvas">
+                    <wpc:wpc>
+                      <wpc:bg>
+                        <a:solidFill>
+                          <a:prstClr val="white"/>
+                        </a:solidFill>
+                      </wpc:bg>
+                      <wpc:whole/>
+                      <wps:wsp>
+                        <wps:cNvPr id="80365099" name="Text Box 80365099"/>
+                        <wps:cNvSpPr txBox="1"/>
+                        <wps:spPr>
+                          <a:xfrm>
+                            <a:off x="1584356" y="977774"/>
+                            <a:ext cx="2716040" cy="1339913"/>
+                          </a:xfrm>
+                          <a:prstGeom prst="rect">
+                            <a:avLst/>
+                          </a:prstGeom>
+                          <a:solidFill>
+                            <a:schemeClr val="lt1"/>
+                          </a:solidFill>
+                          <a:ln w="6350">
+                            <a:solidFill>
+                              <a:prstClr val="black"/>
+                            </a:solidFill>
+                          </a:ln>
+                        </wps:spPr>
+                        <wps:txbx>
+                          <w:txbxContent>
+                            <w:p>
+                              <w:pPr>
+                                <w:jc w:val="center"/>
+                                <w:rPr>
+                                  <w:color w:val="EE0000"/>
+                                  <w:sz w:val="56"/>
+                                  <w:szCs w:val="56"/>
+                                  <w:lang w:val="en-GB"/>
+                                </w:rPr>
+                              </w:pPr>
+                              <w:r>
+                                <w:rPr>
+                                  <w:color w:val="EE0000"/>
+                                  <w:sz w:val="56"/>
+                                  <w:szCs w:val="56"/>
+                                  <w:lang w:val="en-GB"/>
+                                </w:rPr>
+                                <w:t>FIGURE TO BE ADDED</w:t>
+                              </w:r>
+                            </w:p>
+                          </w:txbxContent>
+                        </wps:txbx>
+                        <wps:bodyPr rot="0" spcFirstLastPara="0" vertOverflow="overflow" horzOverflow="overflow" vert="horz" wrap="square" lIns="91440" tIns="45720" rIns="91440" bIns="45720" numCol="1" spcCol="0" rtlCol="0" fromWordArt="0" anchor="t" anchorCtr="0" forceAA="0" compatLnSpc="1">
+                          <a:prstTxWarp prst="textNoShape">
+                            <a:avLst/>
+                          </a:prstTxWarp>
+                          <a:noAutofit/>
+                        </wps:bodyPr>
+                      </wps:wsp>
+                    </wpc:wpc>
+                  </a:graphicData>
+                </a:graphic>
+              </wp:inline>
+            </w:drawing>
+          </mc:Choice>
+          <mc:Fallback>
+            <w:pict>
+              <v:group w14:anchorId="6D08F0F6" id="Canvas 1" o:spid="_x0000_s1026" editas="canvas" style="width:6in;height:252pt;mso-position-horizontal-relative:char;mso-position-vertical-relative:line" coordsize="54864,32004" o:gfxdata="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">
+                <v:shapetype id="_x0000_t75" coordsize="21600,21600" o:spt="75" o:preferrelative="t" path="m@4@5l@4@11@9@11@9@5xe" filled="f" stroked="f">
+                  <v:stroke joinstyle="miter"/>
+                  <v:formulas>
+                    <v:f eqn="if lineDrawn pixelLineWidth 0"/>
+                    <v:f eqn="sum @0 1 0"/>
+                    <v:f eqn="sum 0 0 @1"/>
+                    <v:f eqn="prod @2 1 2"/>
+                    <v:f eqn="prod @3 21600 pixelWidth"/>
+                    <v:f eqn="prod @3 21600 pixelHeight"/>
+                    <v:f eqn="sum @0 0 1"/>
+                    <v:f eqn="prod @6 1 2"/>
+                    <v:f eqn="prod @7 21600 pixelWidth"/>
+                    <v:f eqn="sum @8 21600 0"/>
+                    <v:f eqn="prod @7 21600 pixelHeight"/>
+                    <v:f eqn="sum @10 21600 0"/>
+                  </v:formulas>
+                  <v:path o:extrusionok="f" gradientshapeok="t" o:connecttype="rect"/>
+                  <o:lock v:ext="edit" aspectratio="t"/>
+                </v:shapetype>
+                <v:shape id="_x0000_s1027" type="#_x0000_t75" style="position:absolute;width:54864;height:32004;visibility:visible;mso-wrap-style:square" filled="t">
+                  <v:fill o:detectmouseclick="t"/>
+                  <v:path o:connecttype="none"/>
+                </v:shape>
+                <v:shapetype id="_x0000_t202" coordsize="21600,21600" o:spt="202" path="m,l,21600r21600,l21600,xe">
+                  <v:stroke joinstyle="miter"/>
+                  <v:path gradientshapeok="t" o:connecttype="rect"/>
+                </v:shapetype>
+                <v:shape id="Text Box 80365099" o:spid="_x0000_s1028" type="#_x0000_t202" style="position:absolute;left:15843;top:9777;width:27160;height:13399;visibility:visible;mso-wrap-style:square;v-text-anchor:top" o:gfxdata="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" fillcolor="white [3201]" strokeweight=".5pt">
+                  <v:textbox>
+                    <w:txbxContent>
+                      <w:p>
+                        <w:pPr>
+                          <w:jc w:val="center"/>
+                          <w:rPr>
+                            <w:color w:val="EE0000"/>
+                            <w:sz w:val="56"/>
+                            <w:szCs w:val="56"/>
+                            <w:lang w:val="en-GB"/>
+                          </w:rPr>
+                        </w:pPr>
+                        <w:r>
+                          <w:rPr>
+                            <w:color w:val="EE0000"/>
+                            <w:sz w:val="56"/>
+                            <w:szCs w:val="56"/>
+                            <w:lang w:val="en-GB"/>
+                          </w:rPr>
+                          <w:t>FIGURE TO BE ADDED</w:t>
+                        </w:r>
+                      </w:p>
+                    </w:txbxContent>
+                  </v:textbox>
+                </v:shape>
+                <w10:anchorlock/>
+              </v:group>
+            </w:pict>
+          </mc:Fallback>
+        </mc:AlternateContent>
+      </w:r>
+    </w:p>
+    <w:p>
+      <w:pPr>
+        <w:pStyle w:val="Caption"/>
+      </w:pPr>
+      <w:r>
+        <w:t xml:space="preserve">Figure </w:t>
+      </w:r>
+      <w:fldSimple w:instr=" SEQ Figure \* ARABIC ">
+        <w:r>
+          <w:rPr>
+            <w:noProof/>
+          </w:rPr>
+          <w:t>1</w:t>
+        </w:r>
+      </w:fldSimple>
+      <w:r>
+        <w:t>: Correlation matrix for the pertinent numerical variables in the dataset.</w:t>
+      </w:r>
+    </w:p>
+    <w:p>
+      <w:pPr>
+        <w:pStyle w:val="Caption"/>
+        <w:keepNext/>
+      </w:pPr>
+      <w:bookmarkStart w:id="2" w:name="_Ref238916291"/>
+      <w:r>
+        <w:t xml:space="preserve">Table </w:t>
+      </w:r>
+      <w:r>
+        <w:fldChar w:fldCharType="begin"/>
+      </w:r>
+      <w:r>
+        <w:instrText xml:space="preserve"> SEQ Table \* ARABIC </w:instrText>
+      </w:r>
+      <w:r>
+        <w:fldChar w:fldCharType="separate"/>
+      </w:r>
+      <w:r>
+        <w:rPr>
+          <w:noProof/>
+        </w:rPr>
+        <w:t>4</w:t>
+      </w:r>
+      <w:r>
+        <w:fldChar w:fldCharType="end"/>
+      </w:r>
+      <w:bookmarkEnd w:id="2"/>
+      <w:r>
+        <w:t>: Numerical variables statistical summary.</w:t>
+      </w:r>
+    </w:p>
+    <w:tbl>
+      <w:tblPr>
+        <w:tblStyle w:val="TableGrid"/>
+        <w:tblW w:w="0" w:type="auto"/>
+        <w:tblLook w:val="04A0" w:firstRow="1" w:lastRow="0" w:firstColumn="1" w:lastColumn="0" w:noHBand="0" w:noVBand="1"/>
+      </w:tblPr>
+      <w:tblGrid>
+        <w:gridCol w:w="1385"/>
+        <w:gridCol w:w="2384"/>
+        <w:gridCol w:w="2384"/>
+        <w:gridCol w:w="2863"/>
+      </w:tblGrid>
+      <w:tr>
+        <w:trPr>
+          <w:trHeight w:val="269"/>
+          <w:tblHeader/>
+        </w:trPr>
+        <w:tc>
+          <w:tcPr>
+            <w:tcW w:w="1385" w:type="dxa"/>
+            <w:vMerge w:val="restart"/>
+            <w:tcBorders>
+              <w:right w:val="single" w:sz="4" w:space="0" w:color="FFFFFF" w:themeColor="background1"/>
+            </w:tcBorders>
+            <w:shd w:val="clear" w:color="auto" w:fill="262626" w:themeFill="text1" w:themeFillTint="D9"/>
+            <w:vAlign w:val="center"/>
+          </w:tcPr>
+          <w:p>
+            <w:pPr>
+              <w:jc w:val="center"/>
+              <w:rPr>
+                <w:rFonts w:ascii="Times New Roman" w:hAnsi="Times New Roman" w:cs="Times New Roman"/>
+                <w:b/>
+                <w:bCs/>
+                <w:sz w:val="22"/>
+                <w:szCs w:val="22"/>
+              </w:rPr>
+            </w:pPr>
+            <w:r>
+              <w:rPr>
+                <w:rFonts w:ascii="Times New Roman" w:hAnsi="Times New Roman" w:cs="Times New Roman"/>
+                <w:b/>
+                <w:bCs/>
+                <w:sz w:val="22"/>
+                <w:szCs w:val="22"/>
+              </w:rPr>
+              <w:t>Variable</w:t>
+            </w:r>
+          </w:p>
+        </w:tc>
+        <w:tc>
+          <w:tcPr>
+            <w:tcW w:w="4768" w:type="dxa"/>
+            <w:gridSpan w:val="2"/>
+            <w:tcBorders>
+              <w:left w:val="single" w:sz="4" w:space="0" w:color="FFFFFF" w:themeColor="background1"/>
+              <w:bottom w:val="single" w:sz="4" w:space="0" w:color="FFFFFF" w:themeColor="background1"/>
+              <w:right w:val="single" w:sz="4" w:space="0" w:color="FFFFFF" w:themeColor="background1"/>
+            </w:tcBorders>
+            <w:shd w:val="clear" w:color="auto" w:fill="262626" w:themeFill="text1" w:themeFillTint="D9"/>
+            <w:vAlign w:val="center"/>
+          </w:tcPr>
+          <w:p>
+            <w:pPr>
+              <w:jc w:val="center"/>
+              <w:rPr>
+                <w:rFonts w:ascii="Times New Roman" w:hAnsi="Times New Roman" w:cs="Times New Roman"/>
+                <w:b/>
+                <w:bCs/>
+                <w:sz w:val="22"/>
+                <w:szCs w:val="22"/>
+              </w:rPr>
+            </w:pPr>
+            <w:r>
+              <w:rPr>
+                <w:rFonts w:ascii="Times New Roman" w:hAnsi="Times New Roman" w:cs="Times New Roman"/>
+                <w:b/>
+                <w:bCs/>
+                <w:sz w:val="22"/>
+                <w:szCs w:val="22"/>
+              </w:rPr>
+              <w:t>Range</w:t>
+            </w:r>
+          </w:p>
+        </w:tc>
+        <w:tc>
+          <w:tcPr>
+            <w:tcW w:w="2863" w:type="dxa"/>
+            <w:vMerge w:val="restart"/>
+            <w:tcBorders>
+              <w:left w:val="single" w:sz="4" w:space="0" w:color="FFFFFF" w:themeColor="background1"/>
+            </w:tcBorders>
+            <w:shd w:val="clear" w:color="auto" w:fill="262626" w:themeFill="text1" w:themeFillTint="D9"/>
+            <w:vAlign w:val="center"/>
+          </w:tcPr>
+          <w:p>
+            <w:pPr>
+              <w:jc w:val="center"/>
+              <w:rPr>
+                <w:rFonts w:ascii="Times New Roman" w:hAnsi="Times New Roman" w:cs="Times New Roman"/>
+                <w:b/>
+                <w:bCs/>
+                <w:sz w:val="22"/>
+                <w:szCs w:val="22"/>
+              </w:rPr>
+            </w:pPr>
+            <w:r>
+              <w:rPr>
+                <w:rFonts w:ascii="Times New Roman" w:hAnsi="Times New Roman" w:cs="Times New Roman"/>
+                <w:b/>
+                <w:bCs/>
+                <w:sz w:val="22"/>
+                <w:szCs w:val="22"/>
+              </w:rPr>
+              <w:t>Average</w:t>
+            </w:r>
+          </w:p>
+        </w:tc>
+      </w:tr>
+      <w:tr>
+        <w:trPr>
+          <w:trHeight w:val="350"/>
+          <w:tblHeader/>
+        </w:trPr>
+        <w:tc>
+          <w:tcPr>
+            <w:tcW w:w="1385" w:type="dxa"/>
+            <w:vMerge/>
+            <w:tcBorders>
+              <w:right w:val="single" w:sz="4" w:space="0" w:color="FFFFFF" w:themeColor="background1"/>
+            </w:tcBorders>
+            <w:shd w:val="clear" w:color="auto" w:fill="262626" w:themeFill="text1" w:themeFillTint="D9"/>
+          </w:tcPr>
+          <w:p>
+            <w:pPr>
+              <w:jc w:val="both"/>
+              <w:rPr>
+                <w:rFonts w:ascii="Times New Roman" w:hAnsi="Times New Roman" w:cs="Times New Roman"/>
+                <w:b/>
+                <w:bCs/>
+                <w:sz w:val="22"/>
+                <w:szCs w:val="22"/>
+              </w:rPr>
+            </w:pPr>
+          </w:p>
+        </w:tc>
+        <w:tc>
+          <w:tcPr>
+            <w:tcW w:w="2384" w:type="dxa"/>
+            <w:tcBorders>
+              <w:top w:val="single" w:sz="4" w:space="0" w:color="FFFFFF" w:themeColor="background1"/>
+              <w:left w:val="single" w:sz="4" w:space="0" w:color="FFFFFF" w:themeColor="background1"/>
+              <w:right w:val="single" w:sz="4" w:space="0" w:color="FFFFFF" w:themeColor="background1"/>
+            </w:tcBorders>
+            <w:shd w:val="clear" w:color="auto" w:fill="262626" w:themeFill="text1" w:themeFillTint="D9"/>
+          </w:tcPr>
+          <w:p>
+            <w:pPr>
+              <w:jc w:val="center"/>
+              <w:rPr>
+                <w:rFonts w:ascii="Times New Roman" w:hAnsi="Times New Roman" w:cs="Times New Roman"/>
+                <w:b/>
+                <w:bCs/>
+                <w:sz w:val="22"/>
+                <w:szCs w:val="22"/>
+              </w:rPr>
+            </w:pPr>
+            <w:r>
+              <w:rPr>
+                <w:rFonts w:ascii="Times New Roman" w:hAnsi="Times New Roman" w:cs="Times New Roman"/>
+                <w:b/>
+                <w:bCs/>
+                <w:sz w:val="22"/>
+                <w:szCs w:val="22"/>
+              </w:rPr>
+              <w:t>Minimum value</w:t>
+            </w:r>
+          </w:p>
+        </w:tc>
+        <w:tc>
+          <w:tcPr>
+            <w:tcW w:w="2384" w:type="dxa"/>
+            <w:tcBorders>
+              <w:top w:val="single" w:sz="4" w:space="0" w:color="FFFFFF" w:themeColor="background1"/>
+              <w:left w:val="single" w:sz="4" w:space="0" w:color="FFFFFF" w:themeColor="background1"/>
+              <w:right w:val="single" w:sz="4" w:space="0" w:color="FFFFFF" w:themeColor="background1"/>
+            </w:tcBorders>
+            <w:shd w:val="clear" w:color="auto" w:fill="262626" w:themeFill="text1" w:themeFillTint="D9"/>
+          </w:tcPr>
+          <w:p>
+            <w:pPr>
+              <w:jc w:val="center"/>
+              <w:rPr>
+                <w:rFonts w:ascii="Times New Roman" w:hAnsi="Times New Roman" w:cs="Times New Roman"/>
+                <w:b/>
+                <w:bCs/>
+                <w:sz w:val="22"/>
+                <w:szCs w:val="22"/>
+              </w:rPr>
+            </w:pPr>
+            <w:r>
+              <w:rPr>
+                <w:rFonts w:ascii="Times New Roman" w:hAnsi="Times New Roman" w:cs="Times New Roman"/>
+                <w:b/>
+                <w:bCs/>
+                <w:sz w:val="22"/>
+                <w:szCs w:val="22"/>
+              </w:rPr>
+              <w:t>Maximum Value</w:t>
+            </w:r>
+          </w:p>
+        </w:tc>
+        <w:tc>
+          <w:tcPr>
+            <w:tcW w:w="2863" w:type="dxa"/>
+            <w:vMerge/>
+            <w:tcBorders>
+              <w:left w:val="single" w:sz="4" w:space="0" w:color="FFFFFF" w:themeColor="background1"/>
+            </w:tcBorders>
+            <w:shd w:val="clear" w:color="auto" w:fill="262626" w:themeFill="text1" w:themeFillTint="D9"/>
+          </w:tcPr>
+          <w:p>
+            <w:pPr>
+              <w:jc w:val="both"/>
+              <w:rPr>
+                <w:rFonts w:ascii="Times New Roman" w:hAnsi="Times New Roman" w:cs="Times New Roman"/>
+                <w:b/>
+                <w:bCs/>
+                <w:sz w:val="22"/>
+                <w:szCs w:val="22"/>
+              </w:rPr>
+            </w:pPr>
+          </w:p>
+        </w:tc>
+      </w:tr>
+      <w:tr>
+        <w:tc>
+          <w:tcPr>
+            <w:tcW w:w="1385" w:type="dxa"/>
+          </w:tcPr>
+          <w:p>
+            <w:pPr>
+              <w:jc w:val="both"/>
+              <w:rPr>
+                <w:rFonts w:ascii="Times New Roman" w:hAnsi="Times New Roman" w:cs="Times New Roman"/>
+                <w:sz w:val="22"/>
+                <w:szCs w:val="22"/>
+              </w:rPr>
+            </w:pPr>
+          </w:p>
+        </w:tc>
+        <w:tc>
+          <w:tcPr>
+            <w:tcW w:w="2384" w:type="dxa"/>
+          </w:tcPr>
+          <w:p>
+            <w:pPr>
+              <w:jc w:val="both"/>
+              <w:rPr>
+                <w:rFonts w:ascii="Times New Roman" w:hAnsi="Times New Roman" w:cs="Times New Roman"/>
+                <w:sz w:val="22"/>
+                <w:szCs w:val="22"/>
+              </w:rPr>
+            </w:pPr>
+          </w:p>
+        </w:tc>
+        <w:tc>
+          <w:tcPr>
+            <w:tcW w:w="2384" w:type="dxa"/>
+          </w:tcPr>
+          <w:p>
+            <w:pPr>
+              <w:jc w:val="both"/>
+              <w:rPr>
+                <w:rFonts w:ascii="Times New Roman" w:hAnsi="Times New Roman" w:cs="Times New Roman"/>
+                <w:sz w:val="22"/>
+                <w:szCs w:val="22"/>
+              </w:rPr>
+            </w:pPr>
+          </w:p>
+        </w:tc>
+        <w:tc>
+          <w:tcPr>
+            <w:tcW w:w="2863" w:type="dxa"/>
+          </w:tcPr>
+          <w:p>
+            <w:pPr>
+              <w:jc w:val="both"/>
+              <w:rPr>
+                <w:rFonts w:ascii="Times New Roman" w:hAnsi="Times New Roman" w:cs="Times New Roman"/>
+                <w:sz w:val="22"/>
+                <w:szCs w:val="22"/>
+              </w:rPr>
+            </w:pPr>
+          </w:p>
+        </w:tc>
+      </w:tr>
+      <w:tr>
+        <w:tc>
+          <w:tcPr>
+            <w:tcW w:w="1385" w:type="dxa"/>
+          </w:tcPr>
+          <w:p>
+            <w:pPr>
+              <w:jc w:val="both"/>
+              <w:rPr>
+                <w:rFonts w:ascii="Times New Roman" w:hAnsi="Times New Roman" w:cs="Times New Roman"/>
+                <w:sz w:val="22"/>
+                <w:szCs w:val="22"/>
+              </w:rPr>
+            </w:pPr>
+          </w:p>
+        </w:tc>
+        <w:tc>
+          <w:tcPr>
+            <w:tcW w:w="2384" w:type="dxa"/>
+          </w:tcPr>
+          <w:p>
+            <w:pPr>
+              <w:jc w:val="both"/>
+              <w:rPr>
+                <w:rFonts w:ascii="Times New Roman" w:hAnsi="Times New Roman" w:cs="Times New Roman"/>
+                <w:sz w:val="22"/>
+                <w:szCs w:val="22"/>
+              </w:rPr>
+            </w:pPr>
+          </w:p>
+        </w:tc>
+        <w:tc>
+          <w:tcPr>
+            <w:tcW w:w="2384" w:type="dxa"/>
+          </w:tcPr>
+          <w:p>
+            <w:pPr>
+              <w:jc w:val="both"/>
+              <w:rPr>
+                <w:rFonts w:ascii="Times New Roman" w:hAnsi="Times New Roman" w:cs="Times New Roman"/>
+                <w:sz w:val="22"/>
+                <w:szCs w:val="22"/>
+              </w:rPr>
+            </w:pPr>
+          </w:p>
+        </w:tc>
+        <w:tc>
+          <w:tcPr>
+            <w:tcW w:w="2863" w:type="dxa"/>
+          </w:tcPr>
+          <w:p>
+            <w:pPr>
+              <w:jc w:val="both"/>
+              <w:rPr>
+                <w:rFonts w:ascii="Times New Roman" w:hAnsi="Times New Roman" w:cs="Times New Roman"/>
+                <w:sz w:val="22"/>
+                <w:szCs w:val="22"/>
+              </w:rPr>
+            </w:pPr>
+          </w:p>
+        </w:tc>
+      </w:tr>
+      <w:tr>
+        <w:tc>
+          <w:tcPr>
+            <w:tcW w:w="1385" w:type="dxa"/>
+          </w:tcPr>
+          <w:p>
+            <w:pPr>
+              <w:jc w:val="both"/>
+              <w:rPr>
+                <w:rFonts w:ascii="Times New Roman" w:hAnsi="Times New Roman" w:cs="Times New Roman"/>
+                <w:sz w:val="22"/>
+                <w:szCs w:val="22"/>
+              </w:rPr>
+            </w:pPr>
+          </w:p>
+        </w:tc>
+        <w:tc>
+          <w:tcPr>
+            <w:tcW w:w="2384" w:type="dxa"/>
+          </w:tcPr>
+          <w:p>
+            <w:pPr>
+              <w:jc w:val="both"/>
+              <w:rPr>
+                <w:rFonts w:ascii="Times New Roman" w:hAnsi="Times New Roman" w:cs="Times New Roman"/>
+                <w:sz w:val="22"/>
+                <w:szCs w:val="22"/>
+              </w:rPr>
+            </w:pPr>
+          </w:p>
+        </w:tc>
+        <w:tc>
+          <w:tcPr>
+            <w:tcW w:w="2384" w:type="dxa"/>
+          </w:tcPr>
+          <w:p>
+            <w:pPr>
+              <w:jc w:val="both"/>
+              <w:rPr>
+                <w:rFonts w:ascii="Times New Roman" w:hAnsi="Times New Roman" w:cs="Times New Roman"/>
+                <w:sz w:val="22"/>
+                <w:szCs w:val="22"/>
+              </w:rPr>
+            </w:pPr>
+          </w:p>
+        </w:tc>
+        <w:tc>
+          <w:tcPr>
+            <w:tcW w:w="2863" w:type="dxa"/>
+          </w:tcPr>
+          <w:p>
+            <w:pPr>
+              <w:jc w:val="both"/>
+              <w:rPr>
+                <w:rFonts w:ascii="Times New Roman" w:hAnsi="Times New Roman" w:cs="Times New Roman"/>
+                <w:sz w:val="22"/>
+                <w:szCs w:val="22"/>
+              </w:rPr>
+            </w:pPr>
+          </w:p>
+        </w:tc>
+      </w:tr>
+      <w:tr>
+        <w:tc>
+          <w:tcPr>
+            <w:tcW w:w="1385" w:type="dxa"/>
+          </w:tcPr>
+          <w:p>
+            <w:pPr>
+              <w:jc w:val="both"/>
+              <w:rPr>
+                <w:rFonts w:ascii="Times New Roman" w:hAnsi="Times New Roman" w:cs="Times New Roman"/>
+                <w:sz w:val="22"/>
+                <w:szCs w:val="22"/>
+              </w:rPr>
+            </w:pPr>
+          </w:p>
+        </w:tc>
+        <w:tc>
+          <w:tcPr>
+            <w:tcW w:w="2384" w:type="dxa"/>
+          </w:tcPr>
+          <w:p>
+            <w:pPr>
+              <w:jc w:val="both"/>
+              <w:rPr>
+                <w:rFonts w:ascii="Times New Roman" w:hAnsi="Times New Roman" w:cs="Times New Roman"/>
+                <w:sz w:val="22"/>
+                <w:szCs w:val="22"/>
+              </w:rPr>
+            </w:pPr>
+          </w:p>
+        </w:tc>
+        <w:tc>
+          <w:tcPr>
+            <w:tcW w:w="2384" w:type="dxa"/>
+          </w:tcPr>
+          <w:p>
+            <w:pPr>
+              <w:jc w:val="both"/>
+              <w:rPr>
+                <w:rFonts w:ascii="Times New Roman" w:hAnsi="Times New Roman" w:cs="Times New Roman"/>
+                <w:sz w:val="22"/>
+                <w:szCs w:val="22"/>
+              </w:rPr>
+            </w:pPr>
+          </w:p>
+        </w:tc>
+        <w:tc>
+          <w:tcPr>
+            <w:tcW w:w="2863" w:type="dxa"/>
+          </w:tcPr>
+          <w:p>
+            <w:pPr>
+              <w:jc w:val="both"/>
+              <w:rPr>
+                <w:rFonts w:ascii="Times New Roman" w:hAnsi="Times New Roman" w:cs="Times New Roman"/>
+                <w:sz w:val="22"/>
+                <w:szCs w:val="22"/>
+              </w:rPr>
+            </w:pPr>
+          </w:p>
+        </w:tc>
+      </w:tr>
+      <w:tr>
+        <w:tc>
+          <w:tcPr>
+            <w:tcW w:w="1385" w:type="dxa"/>
+          </w:tcPr>
+          <w:p>
+            <w:pPr>
+              <w:jc w:val="both"/>
+              <w:rPr>
+                <w:rFonts w:ascii="Times New Roman" w:hAnsi="Times New Roman" w:cs="Times New Roman"/>
+                <w:sz w:val="22"/>
+                <w:szCs w:val="22"/>
+              </w:rPr>
+            </w:pPr>
+          </w:p>
+        </w:tc>
+        <w:tc>
+          <w:tcPr>
+            <w:tcW w:w="2384" w:type="dxa"/>
+          </w:tcPr>
+          <w:p>
+            <w:pPr>
+              <w:jc w:val="both"/>
+              <w:rPr>
+                <w:rFonts w:ascii="Times New Roman" w:hAnsi="Times New Roman" w:cs="Times New Roman"/>
+                <w:sz w:val="22"/>
+                <w:szCs w:val="22"/>
+              </w:rPr>
+            </w:pPr>
+          </w:p>
+        </w:tc>
+        <w:tc>
+          <w:tcPr>
+            <w:tcW w:w="2384" w:type="dxa"/>
+          </w:tcPr>
+          <w:p>
+            <w:pPr>
+              <w:jc w:val="both"/>
+              <w:rPr>
+                <w:rFonts w:ascii="Times New Roman" w:hAnsi="Times New Roman" w:cs="Times New Roman"/>
+                <w:sz w:val="22"/>
+                <w:szCs w:val="22"/>
+              </w:rPr>
+            </w:pPr>
+          </w:p>
+        </w:tc>
+        <w:tc>
+          <w:tcPr>
+            <w:tcW w:w="2863" w:type="dxa"/>
+          </w:tcPr>
+          <w:p>
+            <w:pPr>
+              <w:jc w:val="both"/>
+              <w:rPr>
+                <w:rFonts w:ascii="Times New Roman" w:hAnsi="Times New Roman" w:cs="Times New Roman"/>
+                <w:sz w:val="22"/>
+                <w:szCs w:val="22"/>
+              </w:rPr>
+            </w:pPr>
+          </w:p>
+        </w:tc>
+      </w:tr>
+      <w:tr>
+        <w:tc>
+          <w:tcPr>
+            <w:tcW w:w="1385" w:type="dxa"/>
+          </w:tcPr>
+          <w:p>
+            <w:pPr>
+              <w:jc w:val="both"/>
+              <w:rPr>
+                <w:rFonts w:ascii="Times New Roman" w:hAnsi="Times New Roman" w:cs="Times New Roman"/>
+                <w:sz w:val="22"/>
+                <w:szCs w:val="22"/>
+              </w:rPr>
+            </w:pPr>
+          </w:p>
+        </w:tc>
+        <w:tc>
+          <w:tcPr>
+            <w:tcW w:w="2384" w:type="dxa"/>
+          </w:tcPr>
+          <w:p>
+            <w:pPr>
+              <w:jc w:val="both"/>
+              <w:rPr>
+                <w:rFonts w:ascii="Times New Roman" w:hAnsi="Times New Roman" w:cs="Times New Roman"/>
+                <w:sz w:val="22"/>
+                <w:szCs w:val="22"/>
+              </w:rPr>
+            </w:pPr>
+          </w:p>
+        </w:tc>
+        <w:tc>
+          <w:tcPr>
+            <w:tcW w:w="2384" w:type="dxa"/>
+          </w:tcPr>
+          <w:p>
+            <w:pPr>
+              <w:jc w:val="both"/>
+              <w:rPr>
+                <w:rFonts w:ascii="Times New Roman" w:hAnsi="Times New Roman" w:cs="Times New Roman"/>
+                <w:sz w:val="22"/>
+                <w:szCs w:val="22"/>
+              </w:rPr>
+            </w:pPr>
+          </w:p>
+        </w:tc>
+        <w:tc>
+          <w:tcPr>
+            <w:tcW w:w="2863" w:type="dxa"/>
+          </w:tcPr>
+          <w:p>
+            <w:pPr>
+              <w:jc w:val="both"/>
+              <w:rPr>
+                <w:rFonts w:ascii="Times New Roman" w:hAnsi="Times New Roman" w:cs="Times New Roman"/>
+                <w:sz w:val="22"/>
+                <w:szCs w:val="22"/>
+              </w:rPr>
+            </w:pPr>
+          </w:p>
+        </w:tc>
+      </w:tr>
+      <w:tr>
+        <w:tc>
+          <w:tcPr>
+            <w:tcW w:w="1385" w:type="dxa"/>
+          </w:tcPr>
+          <w:p>
+            <w:pPr>
+              <w:jc w:val="both"/>
+              <w:rPr>
+                <w:rFonts w:ascii="Times New Roman" w:hAnsi="Times New Roman" w:cs="Times New Roman"/>
+                <w:sz w:val="22"/>
+                <w:szCs w:val="22"/>
+              </w:rPr>
+            </w:pPr>
+          </w:p>
+        </w:tc>
+        <w:tc>
+          <w:tcPr>
+            <w:tcW w:w="2384" w:type="dxa"/>
+          </w:tcPr>
+          <w:p>
+            <w:pPr>
+              <w:jc w:val="both"/>
+              <w:rPr>
+                <w:rFonts w:ascii="Times New Roman" w:hAnsi="Times New Roman" w:cs="Times New Roman"/>
+                <w:sz w:val="22"/>
+                <w:szCs w:val="22"/>
+              </w:rPr>
+            </w:pPr>
+          </w:p>
+        </w:tc>
+        <w:tc>
+          <w:tcPr>
+            <w:tcW w:w="2384" w:type="dxa"/>
+          </w:tcPr>
+          <w:p>
+            <w:pPr>
+              <w:jc w:val="both"/>
+              <w:rPr>
+                <w:rFonts w:ascii="Times New Roman" w:hAnsi="Times New Roman" w:cs="Times New Roman"/>
+                <w:sz w:val="22"/>
+                <w:szCs w:val="22"/>
+              </w:rPr>
+            </w:pPr>
+          </w:p>
+        </w:tc>
+        <w:tc>
+          <w:tcPr>
+            <w:tcW w:w="2863" w:type="dxa"/>
+          </w:tcPr>
+          <w:p>
+            <w:pPr>
+              <w:jc w:val="both"/>
+              <w:rPr>
+                <w:rFonts w:ascii="Times New Roman" w:hAnsi="Times New Roman" w:cs="Times New Roman"/>
+                <w:sz w:val="22"/>
+                <w:szCs w:val="22"/>
+              </w:rPr>
+            </w:pPr>
+          </w:p>
+        </w:tc>
+      </w:tr>
+    </w:tbl>
+    <w:p>
+      <w:pPr>
+        <w:jc w:val="both"/>
+        <w:rPr>
+          <w:rFonts w:ascii="Times New Roman" w:hAnsi="Times New Roman" w:cs="Times New Roman"/>
+          <w:sz w:val="22"/>
+          <w:szCs w:val="22"/>
+        </w:rPr>
+      </w:pPr>
+    </w:p>
+    <w:p>
+      <w:pPr>
+        <w:pStyle w:val="Caption"/>
+        <w:keepNext/>
+      </w:pPr>
+      <w:bookmarkStart w:id="3" w:name="_Ref238916300"/>
+      <w:r>
+        <w:t xml:space="preserve">Table </w:t>
+      </w:r>
+      <w:r>
+        <w:fldChar w:fldCharType="begin"/>
+      </w:r>
+      <w:r>
+        <w:instrText xml:space="preserve"> SEQ Table \* ARABIC </w:instrText>
+      </w:r>
+      <w:r>
+        <w:fldChar w:fldCharType="separate"/>
+      </w:r>
+      <w:r>
+        <w:rPr>
+          <w:noProof/>
+        </w:rPr>
+        <w:t>5</w:t>
+      </w:r>
+      <w:r>
+        <w:fldChar w:fldCharType="end"/>
+      </w:r>
+      <w:bookmarkEnd w:id="3"/>
+      <w:r>
+        <w:t>: Categorical variables summary.</w:t>
+      </w:r>
+    </w:p>
+    <w:tbl>
+      <w:tblPr>
+        <w:tblStyle w:val="TableGrid"/>
+        <w:tblW w:w="0" w:type="auto"/>
+        <w:tblLook w:val="04A0" w:firstRow="1" w:lastRow="0" w:firstColumn="1" w:lastColumn="0" w:noHBand="0" w:noVBand="1"/>
+      </w:tblPr>
+      <w:tblGrid>
+        <w:gridCol w:w="1435"/>
+        <w:gridCol w:w="7581"/>
+      </w:tblGrid>
+      <w:tr>
+        <w:trPr>
+          <w:tblHeader/>
+        </w:trPr>
+        <w:tc>
+          <w:tcPr>
+            <w:tcW w:w="1435" w:type="dxa"/>
+            <w:tcBorders>
+              <w:right w:val="single" w:sz="4" w:space="0" w:color="FFFFFF" w:themeColor="background1"/>
+            </w:tcBorders>
+            <w:shd w:val="clear" w:color="auto" w:fill="262626" w:themeFill="text1" w:themeFillTint="D9"/>
+          </w:tcPr>
+          <w:p>
+            <w:pPr>
+              <w:jc w:val="center"/>
+              <w:rPr>
+                <w:rFonts w:ascii="Times New Roman" w:hAnsi="Times New Roman" w:cs="Times New Roman"/>
+                <w:b/>
+                <w:bCs/>
+                <w:sz w:val="22"/>
+                <w:szCs w:val="22"/>
+              </w:rPr>
+            </w:pPr>
+            <w:r>
+              <w:rPr>
+                <w:rFonts w:ascii="Times New Roman" w:hAnsi="Times New Roman" w:cs="Times New Roman"/>
+                <w:b/>
+                <w:bCs/>
+                <w:sz w:val="22"/>
+                <w:szCs w:val="22"/>
+              </w:rPr>
+              <w:t>Variable</w:t>
+            </w:r>
+          </w:p>
+        </w:tc>
+        <w:tc>
+          <w:tcPr>
+            <w:tcW w:w="7581" w:type="dxa"/>
+            <w:tcBorders>
+              <w:left w:val="single" w:sz="4" w:space="0" w:color="FFFFFF" w:themeColor="background1"/>
+            </w:tcBorders>
+            <w:shd w:val="clear" w:color="auto" w:fill="262626" w:themeFill="text1" w:themeFillTint="D9"/>
+          </w:tcPr>
+          <w:p>
+            <w:pPr>
+              <w:jc w:val="center"/>
+              <w:rPr>
+                <w:rFonts w:ascii="Times New Roman" w:hAnsi="Times New Roman" w:cs="Times New Roman"/>
+                <w:b/>
+                <w:bCs/>
+                <w:sz w:val="22"/>
+                <w:szCs w:val="22"/>
+              </w:rPr>
+            </w:pPr>
+            <w:r>
+              <w:rPr>
+                <w:rFonts w:ascii="Times New Roman" w:hAnsi="Times New Roman" w:cs="Times New Roman"/>
+                <w:b/>
+                <w:bCs/>
+                <w:sz w:val="22"/>
+                <w:szCs w:val="22"/>
+              </w:rPr>
+              <w:t>Number of possibilities</w:t>
+            </w:r>
+          </w:p>
+        </w:tc>
+      </w:tr>
+      <w:tr>
+        <w:tc>
+          <w:tcPr>
+            <w:tcW w:w="1435" w:type="dxa"/>
+          </w:tcPr>
+          <w:p>
+            <w:pPr>
+              <w:jc w:val="both"/>
+              <w:rPr>
+                <w:rFonts w:ascii="Times New Roman" w:hAnsi="Times New Roman" w:cs="Times New Roman"/>
+                <w:sz w:val="22"/>
+                <w:szCs w:val="22"/>
+              </w:rPr>
+            </w:pPr>
+          </w:p>
+        </w:tc>
+        <w:tc>
+          <w:tcPr>
+            <w:tcW w:w="7581" w:type="dxa"/>
+          </w:tcPr>
+          <w:p>
+            <w:pPr>
+              <w:jc w:val="both"/>
+              <w:rPr>
+                <w:rFonts w:ascii="Times New Roman" w:hAnsi="Times New Roman" w:cs="Times New Roman"/>
+                <w:sz w:val="22"/>
+                <w:szCs w:val="22"/>
+              </w:rPr>
+            </w:pPr>
+          </w:p>
+        </w:tc>
+      </w:tr>
+      <w:tr>
+        <w:tc>
+          <w:tcPr>
+            <w:tcW w:w="1435" w:type="dxa"/>
+          </w:tcPr>
+          <w:p>
+            <w:pPr>
+              <w:jc w:val="both"/>
+              <w:rPr>
+                <w:rFonts w:ascii="Times New Roman" w:hAnsi="Times New Roman" w:cs="Times New Roman"/>
+                <w:sz w:val="22"/>
+                <w:szCs w:val="22"/>
+              </w:rPr>
+            </w:pPr>
+          </w:p>
+        </w:tc>
+        <w:tc>
+          <w:tcPr>
+            <w:tcW w:w="7581" w:type="dxa"/>
+          </w:tcPr>
+          <w:p>
+            <w:pPr>
+              <w:jc w:val="both"/>
+              <w:rPr>
+                <w:rFonts w:ascii="Times New Roman" w:hAnsi="Times New Roman" w:cs="Times New Roman"/>
+                <w:sz w:val="22"/>
+                <w:szCs w:val="22"/>
+              </w:rPr>
+            </w:pPr>
+          </w:p>
+        </w:tc>
+      </w:tr>
+      <w:tr>
+        <w:tc>
+          <w:tcPr>
+            <w:tcW w:w="1435" w:type="dxa"/>
+          </w:tcPr>
+          <w:p>
+            <w:pPr>
+              <w:jc w:val="both"/>
+              <w:rPr>
+                <w:rFonts w:ascii="Times New Roman" w:hAnsi="Times New Roman" w:cs="Times New Roman"/>
+                <w:sz w:val="22"/>
+                <w:szCs w:val="22"/>
+              </w:rPr>
+            </w:pPr>
+          </w:p>
+        </w:tc>
+        <w:tc>
+          <w:tcPr>
+            <w:tcW w:w="7581" w:type="dxa"/>
+          </w:tcPr>
+          <w:p>
+            <w:pPr>
+              <w:jc w:val="both"/>
+              <w:rPr>
+                <w:rFonts w:ascii="Times New Roman" w:hAnsi="Times New Roman" w:cs="Times New Roman"/>
+                <w:sz w:val="22"/>
+                <w:szCs w:val="22"/>
+              </w:rPr>
+            </w:pPr>
+          </w:p>
+        </w:tc>
+      </w:tr>
+      <w:tr>
+        <w:tc>
+          <w:tcPr>
+            <w:tcW w:w="1435" w:type="dxa"/>
+          </w:tcPr>
+          <w:p>
+            <w:pPr>
+              <w:jc w:val="both"/>
+              <w:rPr>
+                <w:rFonts w:ascii="Times New Roman" w:hAnsi="Times New Roman" w:cs="Times New Roman"/>
+                <w:sz w:val="22"/>
+                <w:szCs w:val="22"/>
+              </w:rPr>
+            </w:pPr>
+          </w:p>
+        </w:tc>
+        <w:tc>
+          <w:tcPr>
+            <w:tcW w:w="7581" w:type="dxa"/>
+          </w:tcPr>
+          <w:p>
+            <w:pPr>
+              <w:jc w:val="both"/>
+              <w:rPr>
+                <w:rFonts w:ascii="Times New Roman" w:hAnsi="Times New Roman" w:cs="Times New Roman"/>
+                <w:sz w:val="22"/>
+                <w:szCs w:val="22"/>
+              </w:rPr>
+            </w:pPr>
+          </w:p>
+        </w:tc>
+      </w:tr>
+      <w:tr>
+        <w:tc>
+          <w:tcPr>
+            <w:tcW w:w="1435" w:type="dxa"/>
+          </w:tcPr>
+          <w:p>
+            <w:pPr>
+              <w:jc w:val="both"/>
+              <w:rPr>
+                <w:rFonts w:ascii="Times New Roman" w:hAnsi="Times New Roman" w:cs="Times New Roman"/>
+                <w:sz w:val="22"/>
+                <w:szCs w:val="22"/>
+              </w:rPr>
+            </w:pPr>
+          </w:p>
+        </w:tc>
+        <w:tc>
+          <w:tcPr>
+            <w:tcW w:w="7581" w:type="dxa"/>
+          </w:tcPr>
+          <w:p>
+            <w:pPr>
+              <w:jc w:val="both"/>
+              <w:rPr>
+                <w:rFonts w:ascii="Times New Roman" w:hAnsi="Times New Roman" w:cs="Times New Roman"/>
+                <w:sz w:val="22"/>
+                <w:szCs w:val="22"/>
+              </w:rPr>
+            </w:pPr>
+          </w:p>
+        </w:tc>
+      </w:tr>
+      <w:tr>
+        <w:tc>
+          <w:tcPr>
+            <w:tcW w:w="1435" w:type="dxa"/>
+          </w:tcPr>
+          <w:p>
+            <w:pPr>
+              <w:jc w:val="both"/>
+              <w:rPr>
+                <w:rFonts w:ascii="Times New Roman" w:hAnsi="Times New Roman" w:cs="Times New Roman"/>
+                <w:sz w:val="22"/>
+                <w:szCs w:val="22"/>
+              </w:rPr>
+            </w:pPr>
+          </w:p>
+        </w:tc>
+        <w:tc>
+          <w:tcPr>
+            <w:tcW w:w="7581" w:type="dxa"/>
+          </w:tcPr>
+          <w:p>
+            <w:pPr>
+              <w:jc w:val="both"/>
+              <w:rPr>
+                <w:rFonts w:ascii="Times New Roman" w:hAnsi="Times New Roman" w:cs="Times New Roman"/>
+                <w:sz w:val="22"/>
+                <w:szCs w:val="22"/>
+              </w:rPr>
+            </w:pPr>
+          </w:p>
+        </w:tc>
+      </w:tr>
+      <w:tr>
+        <w:tc>
+          <w:tcPr>
+            <w:tcW w:w="1435" w:type="dxa"/>
+          </w:tcPr>
+          <w:p>
+            <w:pPr>
+              <w:jc w:val="both"/>
+              <w:rPr>
+                <w:rFonts w:ascii="Times New Roman" w:hAnsi="Times New Roman" w:cs="Times New Roman"/>
+                <w:sz w:val="22"/>
+                <w:szCs w:val="22"/>
+              </w:rPr>
+            </w:pPr>
+          </w:p>
+        </w:tc>
+        <w:tc>
+          <w:tcPr>
+            <w:tcW w:w="7581" w:type="dxa"/>
+          </w:tcPr>
+          <w:p>
+            <w:pPr>
+              <w:jc w:val="both"/>
+              <w:rPr>
+                <w:rFonts w:ascii="Times New Roman" w:hAnsi="Times New Roman" w:cs="Times New Roman"/>
+                <w:sz w:val="22"/>
+                <w:szCs w:val="22"/>
+              </w:rPr>
+            </w:pPr>
+          </w:p>
+        </w:tc>
+      </w:tr>
+    </w:tbl>
+    <w:p>
+      <w:pPr>
+        <w:jc w:val="both"/>
+        <w:rPr>
+          <w:rFonts w:ascii="Times New Roman" w:hAnsi="Times New Roman" w:cs="Times New Roman"/>
+          <w:b/>
+          <w:bCs/>
+          <w:sz w:val="40"/>
+          <w:szCs w:val="40"/>
+        </w:rPr>
+      </w:pPr>
+    </w:p>
+    <w:p>
+      <w:pPr>
+        <w:jc w:val="both"/>
+        <w:rPr>
+          <w:rFonts w:ascii="Times New Roman" w:hAnsi="Times New Roman" w:cs="Times New Roman"/>
+          <w:b/>
+          <w:bCs/>
+          <w:sz w:val="40"/>
+          <w:szCs w:val="40"/>
+        </w:rPr>
+        <w:sectPr>
+          <w:pgSz w:w="11906" w:h="16838"/>
+          <w:pgMar w:top="1440" w:right="1440" w:bottom="1440" w:left="1440" w:header="720" w:footer="720" w:gutter="0"/>
+          <w:cols w:space="720"/>
+          <w:docGrid w:linePitch="360"/>
+        </w:sectPr>
+      </w:pPr>
+    </w:p>
+    <w:p>
+      <w:pPr>
+        <w:jc w:val="both"/>
+        <w:rPr>
+          <w:rFonts w:ascii="Times New Roman" w:hAnsi="Times New Roman" w:cs="Times New Roman"/>
+          <w:b/>
+          <w:bCs/>
+          <w:sz w:val="40"/>
+          <w:szCs w:val="40"/>
+        </w:rPr>
+      </w:pPr>
+      <w:r>
+        <w:rPr>
+          <w:rFonts w:ascii="Times New Roman" w:hAnsi="Times New Roman" w:cs="Times New Roman"/>
+          <w:b/>
+          <w:bCs/>
+          <w:sz w:val="40"/>
+          <w:szCs w:val="40"/>
+        </w:rPr>
+        <w:lastRenderedPageBreak/>
+        <w:t xml:space="preserve">Appendix C – Code used for the EDA </w:t>
       </w:r>
     </w:p>
     <w:p>
@@ -37,315 +3747,17 @@
         </w:numPr>
         <w:rPr>
           <w:rFonts w:ascii="Times New Roman" w:hAnsi="Times New Roman" w:cs="Times New Roman"/>
-        </w:rPr>
-      </w:pPr>
-      <w:r>
-        <w:rPr>
-          <w:rFonts w:ascii="Times New Roman" w:hAnsi="Times New Roman" w:cs="Times New Roman"/>
-        </w:rPr>
-        <w:t>Data provenance and description</w:t>
-      </w:r>
-    </w:p>
-    <w:p>
-      <w:pPr>
-        <w:pStyle w:val="ListParagraph"/>
-        <w:rPr>
-          <w:rFonts w:ascii="Times New Roman" w:hAnsi="Times New Roman" w:cs="Times New Roman"/>
-        </w:rPr>
-      </w:pPr>
-      <w:r>
-        <w:rPr>
-          <w:rFonts w:ascii="Times New Roman" w:hAnsi="Times New Roman" w:cs="Times New Roman"/>
-        </w:rPr>
-        <w:t xml:space="preserve">Source and URL </w:t>
-      </w:r>
-    </w:p>
-    <w:p>
-      <w:pPr>
-        <w:pStyle w:val="ListParagraph"/>
-        <w:rPr>
-          <w:rFonts w:ascii="Times New Roman" w:hAnsi="Times New Roman" w:cs="Times New Roman"/>
-        </w:rPr>
-      </w:pPr>
-      <w:r>
-        <w:rPr>
-          <w:rFonts w:ascii="Times New Roman" w:hAnsi="Times New Roman" w:cs="Times New Roman"/>
-        </w:rPr>
-        <w:t>Licensing and terms of use</w:t>
-      </w:r>
-    </w:p>
-    <w:p>
-      <w:pPr>
-        <w:pStyle w:val="ListParagraph"/>
-        <w:numPr>
-          <w:ilvl w:val="0"/>
-          <w:numId w:val="1"/>
-        </w:numPr>
-        <w:rPr>
-          <w:rFonts w:ascii="Times New Roman" w:hAnsi="Times New Roman" w:cs="Times New Roman"/>
-        </w:rPr>
-      </w:pPr>
-      <w:r>
-        <w:rPr>
-          <w:rFonts w:ascii="Times New Roman" w:hAnsi="Times New Roman" w:cs="Times New Roman"/>
-        </w:rPr>
-        <w:t>Size and Characteristics</w:t>
-      </w:r>
-    </w:p>
-    <w:p>
-      <w:pPr>
-        <w:pStyle w:val="ListParagraph"/>
-        <w:rPr>
-          <w:rFonts w:ascii="Times New Roman" w:hAnsi="Times New Roman" w:cs="Times New Roman"/>
-        </w:rPr>
-      </w:pPr>
-      <w:r>
-        <w:rPr>
-          <w:rFonts w:ascii="Times New Roman" w:hAnsi="Times New Roman" w:cs="Times New Roman"/>
-        </w:rPr>
-        <w:t>Raw dataset, downloaded portion (12.6GB), processing dataset</w:t>
-      </w:r>
-    </w:p>
-    <w:p>
-      <w:pPr>
-        <w:pStyle w:val="ListParagraph"/>
-        <w:rPr>
-          <w:rFonts w:ascii="Times New Roman" w:hAnsi="Times New Roman" w:cs="Times New Roman"/>
-        </w:rPr>
-      </w:pPr>
-      <w:r>
-        <w:rPr>
-          <w:rFonts w:ascii="Times New Roman" w:hAnsi="Times New Roman" w:cs="Times New Roman"/>
-        </w:rPr>
-        <w:t>Period: 2014-2026</w:t>
-      </w:r>
-    </w:p>
-    <w:p>
-      <w:pPr>
-        <w:pStyle w:val="ListParagraph"/>
-        <w:rPr>
-          <w:rFonts w:ascii="Times New Roman" w:hAnsi="Times New Roman" w:cs="Times New Roman"/>
-        </w:rPr>
-      </w:pPr>
-      <w:r>
-        <w:rPr>
-          <w:rFonts w:ascii="Times New Roman" w:hAnsi="Times New Roman" w:cs="Times New Roman"/>
-        </w:rPr>
-        <w:t>Publication and update dates</w:t>
-      </w:r>
-    </w:p>
-    <w:p>
-      <w:pPr>
-        <w:pStyle w:val="ListParagraph"/>
-        <w:rPr>
-          <w:rFonts w:ascii="Times New Roman" w:hAnsi="Times New Roman" w:cs="Times New Roman"/>
-        </w:rPr>
-      </w:pPr>
-      <w:r>
-        <w:rPr>
-          <w:rFonts w:ascii="Times New Roman" w:hAnsi="Times New Roman" w:cs="Times New Roman"/>
-        </w:rPr>
-        <w:t>Characteristics – add general writeup/description, table of variables</w:t>
-      </w:r>
-    </w:p>
-    <w:p>
-      <w:pPr>
-        <w:pStyle w:val="ListParagraph"/>
-        <w:rPr>
-          <w:rFonts w:ascii="Times New Roman" w:hAnsi="Times New Roman" w:cs="Times New Roman"/>
-          <w:lang w:val="fr-FR"/>
-        </w:rPr>
-      </w:pPr>
-      <w:proofErr w:type="gramStart"/>
-      <w:r>
-        <w:rPr>
-          <w:rFonts w:ascii="Times New Roman" w:hAnsi="Times New Roman" w:cs="Times New Roman"/>
-          <w:lang w:val="fr-FR"/>
-        </w:rPr>
-        <w:t>Format:</w:t>
-      </w:r>
-      <w:proofErr w:type="gramEnd"/>
-      <w:r>
-        <w:rPr>
-          <w:rFonts w:ascii="Times New Roman" w:hAnsi="Times New Roman" w:cs="Times New Roman"/>
-          <w:lang w:val="fr-FR"/>
-        </w:rPr>
-        <w:t xml:space="preserve"> parquet files per </w:t>
-      </w:r>
-      <w:proofErr w:type="spellStart"/>
-      <w:r>
-        <w:rPr>
-          <w:rFonts w:ascii="Times New Roman" w:hAnsi="Times New Roman" w:cs="Times New Roman"/>
-          <w:lang w:val="fr-FR"/>
-        </w:rPr>
-        <w:t>m</w:t>
-      </w:r>
-      <w:r>
-        <w:rPr>
-          <w:rFonts w:ascii="Times New Roman" w:hAnsi="Times New Roman" w:cs="Times New Roman"/>
-          <w:lang w:val="fr-FR"/>
-        </w:rPr>
-        <w:t>onth</w:t>
-      </w:r>
-      <w:proofErr w:type="spellEnd"/>
-      <w:r>
-        <w:rPr>
-          <w:rFonts w:ascii="Times New Roman" w:hAnsi="Times New Roman" w:cs="Times New Roman"/>
-          <w:lang w:val="fr-FR"/>
-        </w:rPr>
-        <w:t xml:space="preserve"> </w:t>
-      </w:r>
-    </w:p>
-    <w:p>
-      <w:pPr>
-        <w:pStyle w:val="ListParagraph"/>
-        <w:numPr>
-          <w:ilvl w:val="0"/>
-          <w:numId w:val="1"/>
-        </w:numPr>
-        <w:rPr>
-          <w:rFonts w:ascii="Times New Roman" w:hAnsi="Times New Roman" w:cs="Times New Roman"/>
-        </w:rPr>
-      </w:pPr>
-      <w:r>
-        <w:rPr>
-          <w:rFonts w:ascii="Times New Roman" w:hAnsi="Times New Roman" w:cs="Times New Roman"/>
-        </w:rPr>
-        <w:t>Preparation and quality</w:t>
-      </w:r>
-    </w:p>
-    <w:p>
-      <w:pPr>
-        <w:ind w:left="720"/>
-        <w:rPr>
-          <w:rFonts w:ascii="Times New Roman" w:hAnsi="Times New Roman" w:cs="Times New Roman"/>
-        </w:rPr>
-      </w:pPr>
-      <w:r>
-        <w:rPr>
-          <w:rFonts w:ascii="Times New Roman" w:hAnsi="Times New Roman" w:cs="Times New Roman"/>
-        </w:rPr>
-        <w:t>Quality – data type uniformity</w:t>
-      </w:r>
-    </w:p>
-    <w:p>
-      <w:pPr>
-        <w:ind w:left="720"/>
-        <w:rPr>
-          <w:rFonts w:ascii="Times New Roman" w:hAnsi="Times New Roman" w:cs="Times New Roman"/>
-        </w:rPr>
-      </w:pPr>
-      <w:r>
-        <w:rPr>
-          <w:rFonts w:ascii="Times New Roman" w:hAnsi="Times New Roman" w:cs="Times New Roman"/>
-        </w:rPr>
-        <w:t>Filtering for valid information – trips where passenger count &gt;0 etc.</w:t>
-      </w:r>
-    </w:p>
-    <w:p>
-      <w:pPr>
-        <w:ind w:left="720"/>
-        <w:rPr>
-          <w:rFonts w:ascii="Times New Roman" w:hAnsi="Times New Roman" w:cs="Times New Roman"/>
-        </w:rPr>
-      </w:pPr>
-      <w:r>
-        <w:rPr>
-          <w:rFonts w:ascii="Times New Roman" w:hAnsi="Times New Roman" w:cs="Times New Roman"/>
-        </w:rPr>
-        <w:t>Duplicates</w:t>
-      </w:r>
-    </w:p>
-    <w:p>
-      <w:pPr>
-        <w:ind w:left="720"/>
-        <w:rPr>
-          <w:rFonts w:ascii="Times New Roman" w:hAnsi="Times New Roman" w:cs="Times New Roman"/>
-        </w:rPr>
-      </w:pPr>
-      <w:r>
-        <w:rPr>
-          <w:rFonts w:ascii="Times New Roman" w:hAnsi="Times New Roman" w:cs="Times New Roman"/>
-        </w:rPr>
-        <w:t>Outliers – tabulate them? Evaluate which to remove</w:t>
-      </w:r>
-    </w:p>
-    <w:p>
-      <w:pPr>
-        <w:ind w:left="720"/>
-        <w:rPr>
-          <w:rFonts w:ascii="Times New Roman" w:hAnsi="Times New Roman" w:cs="Times New Roman"/>
-        </w:rPr>
-      </w:pPr>
-      <w:r>
-        <w:rPr>
-          <w:rFonts w:ascii="Times New Roman" w:hAnsi="Times New Roman" w:cs="Times New Roman"/>
-        </w:rPr>
-        <w:t>Check which columns we won</w:t>
-      </w:r>
-      <w:r>
-        <w:rPr>
-          <w:rFonts w:ascii="Times New Roman" w:hAnsi="Times New Roman" w:cs="Times New Roman"/>
-        </w:rPr>
-        <w:t>’</w:t>
-      </w:r>
-      <w:r>
-        <w:rPr>
-          <w:rFonts w:ascii="Times New Roman" w:hAnsi="Times New Roman" w:cs="Times New Roman"/>
-        </w:rPr>
-        <w:t xml:space="preserve">t be needing and remove them – remove </w:t>
-      </w:r>
-      <w:proofErr w:type="spellStart"/>
-      <w:r>
-        <w:rPr>
-          <w:rFonts w:ascii="Times New Roman" w:hAnsi="Times New Roman" w:cs="Times New Roman"/>
-        </w:rPr>
-        <w:t>store_and_fwd_flag</w:t>
-      </w:r>
-      <w:proofErr w:type="spellEnd"/>
-    </w:p>
-    <w:p>
-      <w:pPr>
-        <w:ind w:left="720"/>
-        <w:rPr>
-          <w:rFonts w:ascii="Times New Roman" w:hAnsi="Times New Roman" w:cs="Times New Roman"/>
-        </w:rPr>
-      </w:pPr>
-      <w:r>
-        <w:rPr>
-          <w:rFonts w:ascii="Times New Roman" w:hAnsi="Times New Roman" w:cs="Times New Roman"/>
-        </w:rPr>
-        <w:t>*</w:t>
-      </w:r>
-      <w:proofErr w:type="gramStart"/>
-      <w:r>
-        <w:rPr>
-          <w:rFonts w:ascii="Times New Roman" w:hAnsi="Times New Roman" w:cs="Times New Roman"/>
-        </w:rPr>
-        <w:t>check</w:t>
-      </w:r>
-      <w:proofErr w:type="gramEnd"/>
-      <w:r>
-        <w:rPr>
-          <w:rFonts w:ascii="Times New Roman" w:hAnsi="Times New Roman" w:cs="Times New Roman"/>
-        </w:rPr>
-        <w:t xml:space="preserve"> what fare includes (airport etc)</w:t>
-      </w:r>
-    </w:p>
-    <w:p>
-      <w:pPr>
-        <w:pStyle w:val="ListParagraph"/>
-        <w:numPr>
-          <w:ilvl w:val="0"/>
-          <w:numId w:val="1"/>
-        </w:numPr>
-        <w:rPr>
-          <w:rFonts w:ascii="Times New Roman" w:hAnsi="Times New Roman" w:cs="Times New Roman"/>
-        </w:rPr>
-      </w:pPr>
-      <w:r>
-        <w:rPr>
-          <w:rFonts w:ascii="Times New Roman" w:hAnsi="Times New Roman" w:cs="Times New Roman"/>
+          <w:color w:val="EE0000"/>
+          <w:sz w:val="22"/>
+          <w:szCs w:val="22"/>
+        </w:rPr>
+      </w:pPr>
+      <w:r>
+        <w:rPr>
+          <w:rFonts w:ascii="Times New Roman" w:hAnsi="Times New Roman" w:cs="Times New Roman"/>
+          <w:color w:val="EE0000"/>
+          <w:sz w:val="22"/>
+          <w:szCs w:val="22"/>
         </w:rPr>
         <w:t>Exploratory Data Analysis</w:t>
       </w:r>
@@ -357,6 +3769,9 @@
           <w:rFonts w:ascii="Times New Roman" w:hAnsi="Times New Roman" w:cs="Times New Roman"/>
           <w:b/>
           <w:bCs/>
+          <w:color w:val="EE0000"/>
+          <w:sz w:val="22"/>
+          <w:szCs w:val="22"/>
         </w:rPr>
       </w:pPr>
       <w:r>
@@ -364,6 +3779,9 @@
           <w:rFonts w:ascii="Times New Roman" w:hAnsi="Times New Roman" w:cs="Times New Roman"/>
           <w:b/>
           <w:bCs/>
+          <w:color w:val="EE0000"/>
+          <w:sz w:val="22"/>
+          <w:szCs w:val="22"/>
         </w:rPr>
         <w:t xml:space="preserve">Correlation matrix for all variables </w:t>
       </w:r>
@@ -375,6 +3793,9 @@
           <w:rFonts w:ascii="Times New Roman" w:hAnsi="Times New Roman" w:cs="Times New Roman"/>
           <w:b/>
           <w:bCs/>
+          <w:color w:val="EE0000"/>
+          <w:sz w:val="22"/>
+          <w:szCs w:val="22"/>
         </w:rPr>
       </w:pPr>
       <w:r>
@@ -382,6 +3803,9 @@
           <w:rFonts w:ascii="Times New Roman" w:hAnsi="Times New Roman" w:cs="Times New Roman"/>
           <w:b/>
           <w:bCs/>
+          <w:color w:val="EE0000"/>
+          <w:sz w:val="22"/>
+          <w:szCs w:val="22"/>
         </w:rPr>
         <w:t>Range, average, for each variable</w:t>
       </w:r>
@@ -393,6 +3817,9 @@
           <w:rFonts w:ascii="Times New Roman" w:hAnsi="Times New Roman" w:cs="Times New Roman"/>
           <w:b/>
           <w:bCs/>
+          <w:color w:val="EE0000"/>
+          <w:sz w:val="22"/>
+          <w:szCs w:val="22"/>
         </w:rPr>
       </w:pPr>
       <w:r>
@@ -400,6 +3827,9 @@
           <w:rFonts w:ascii="Times New Roman" w:hAnsi="Times New Roman" w:cs="Times New Roman"/>
           <w:b/>
           <w:bCs/>
+          <w:color w:val="EE0000"/>
+          <w:sz w:val="22"/>
+          <w:szCs w:val="22"/>
         </w:rPr>
         <w:t>Outliers for each variable</w:t>
       </w:r>
@@ -409,11 +3839,17 @@
         <w:pStyle w:val="ListParagraph"/>
         <w:rPr>
           <w:rFonts w:ascii="Times New Roman" w:hAnsi="Times New Roman" w:cs="Times New Roman"/>
-        </w:rPr>
-      </w:pPr>
-      <w:r>
-        <w:rPr>
-          <w:rFonts w:ascii="Times New Roman" w:hAnsi="Times New Roman" w:cs="Times New Roman"/>
+          <w:color w:val="EE0000"/>
+          <w:sz w:val="22"/>
+          <w:szCs w:val="22"/>
+        </w:rPr>
+      </w:pPr>
+      <w:r>
+        <w:rPr>
+          <w:rFonts w:ascii="Times New Roman" w:hAnsi="Times New Roman" w:cs="Times New Roman"/>
+          <w:color w:val="EE0000"/>
+          <w:sz w:val="22"/>
+          <w:szCs w:val="22"/>
         </w:rPr>
         <w:t xml:space="preserve">Patterns – Speed versus area code? </w:t>
       </w:r>
@@ -423,11 +3859,17 @@
         <w:pStyle w:val="ListParagraph"/>
         <w:rPr>
           <w:rFonts w:ascii="Times New Roman" w:hAnsi="Times New Roman" w:cs="Times New Roman"/>
-        </w:rPr>
-      </w:pPr>
-      <w:r>
-        <w:rPr>
-          <w:rFonts w:ascii="Times New Roman" w:hAnsi="Times New Roman" w:cs="Times New Roman"/>
+          <w:color w:val="EE0000"/>
+          <w:sz w:val="22"/>
+          <w:szCs w:val="22"/>
+        </w:rPr>
+      </w:pPr>
+      <w:r>
+        <w:rPr>
+          <w:rFonts w:ascii="Times New Roman" w:hAnsi="Times New Roman" w:cs="Times New Roman"/>
+          <w:color w:val="EE0000"/>
+          <w:sz w:val="22"/>
+          <w:szCs w:val="22"/>
         </w:rPr>
         <w:t>Average fare over time</w:t>
       </w:r>
@@ -437,11 +3879,17 @@
         <w:pStyle w:val="ListParagraph"/>
         <w:rPr>
           <w:rFonts w:ascii="Times New Roman" w:hAnsi="Times New Roman" w:cs="Times New Roman"/>
-        </w:rPr>
-      </w:pPr>
-      <w:r>
-        <w:rPr>
-          <w:rFonts w:ascii="Times New Roman" w:hAnsi="Times New Roman" w:cs="Times New Roman"/>
+          <w:color w:val="EE0000"/>
+          <w:sz w:val="22"/>
+          <w:szCs w:val="22"/>
+        </w:rPr>
+      </w:pPr>
+      <w:r>
+        <w:rPr>
+          <w:rFonts w:ascii="Times New Roman" w:hAnsi="Times New Roman" w:cs="Times New Roman"/>
+          <w:color w:val="EE0000"/>
+          <w:sz w:val="22"/>
+          <w:szCs w:val="22"/>
         </w:rPr>
         <w:t>Total trips over time</w:t>
       </w:r>
@@ -451,11 +3899,17 @@
         <w:pStyle w:val="ListParagraph"/>
         <w:rPr>
           <w:rFonts w:ascii="Times New Roman" w:hAnsi="Times New Roman" w:cs="Times New Roman"/>
-        </w:rPr>
-      </w:pPr>
-      <w:r>
-        <w:rPr>
-          <w:rFonts w:ascii="Times New Roman" w:hAnsi="Times New Roman" w:cs="Times New Roman"/>
+          <w:color w:val="EE0000"/>
+          <w:sz w:val="22"/>
+          <w:szCs w:val="22"/>
+        </w:rPr>
+      </w:pPr>
+      <w:r>
+        <w:rPr>
+          <w:rFonts w:ascii="Times New Roman" w:hAnsi="Times New Roman" w:cs="Times New Roman"/>
+          <w:color w:val="EE0000"/>
+          <w:sz w:val="22"/>
+          <w:szCs w:val="22"/>
         </w:rPr>
         <w:t>Payment splits – how it changes over time between electronic versus cash payments</w:t>
       </w:r>
@@ -465,11 +3919,17 @@
         <w:pStyle w:val="ListParagraph"/>
         <w:rPr>
           <w:rFonts w:ascii="Times New Roman" w:hAnsi="Times New Roman" w:cs="Times New Roman"/>
-        </w:rPr>
-      </w:pPr>
-      <w:r>
-        <w:rPr>
-          <w:rFonts w:ascii="Times New Roman" w:hAnsi="Times New Roman" w:cs="Times New Roman"/>
+          <w:color w:val="EE0000"/>
+          <w:sz w:val="22"/>
+          <w:szCs w:val="22"/>
+        </w:rPr>
+      </w:pPr>
+      <w:r>
+        <w:rPr>
+          <w:rFonts w:ascii="Times New Roman" w:hAnsi="Times New Roman" w:cs="Times New Roman"/>
+          <w:color w:val="EE0000"/>
+          <w:sz w:val="22"/>
+          <w:szCs w:val="22"/>
         </w:rPr>
         <w:t>What affects the tipping?</w:t>
       </w:r>
@@ -480,11 +3940,17 @@
         <w:ind w:left="1440"/>
         <w:rPr>
           <w:rFonts w:ascii="Times New Roman" w:hAnsi="Times New Roman" w:cs="Times New Roman"/>
-        </w:rPr>
-      </w:pPr>
-      <w:r>
-        <w:rPr>
-          <w:rFonts w:ascii="Times New Roman" w:hAnsi="Times New Roman" w:cs="Times New Roman"/>
+          <w:color w:val="EE0000"/>
+          <w:sz w:val="22"/>
+          <w:szCs w:val="22"/>
+        </w:rPr>
+      </w:pPr>
+      <w:r>
+        <w:rPr>
+          <w:rFonts w:ascii="Times New Roman" w:hAnsi="Times New Roman" w:cs="Times New Roman"/>
+          <w:color w:val="EE0000"/>
+          <w:sz w:val="22"/>
+          <w:szCs w:val="22"/>
         </w:rPr>
         <w:t xml:space="preserve">Tip versus distance </w:t>
       </w:r>
@@ -495,11 +3961,17 @@
         <w:ind w:left="1440"/>
         <w:rPr>
           <w:rFonts w:ascii="Times New Roman" w:hAnsi="Times New Roman" w:cs="Times New Roman"/>
-        </w:rPr>
-      </w:pPr>
-      <w:r>
-        <w:rPr>
-          <w:rFonts w:ascii="Times New Roman" w:hAnsi="Times New Roman" w:cs="Times New Roman"/>
+          <w:color w:val="EE0000"/>
+          <w:sz w:val="22"/>
+          <w:szCs w:val="22"/>
+        </w:rPr>
+      </w:pPr>
+      <w:r>
+        <w:rPr>
+          <w:rFonts w:ascii="Times New Roman" w:hAnsi="Times New Roman" w:cs="Times New Roman"/>
+          <w:color w:val="EE0000"/>
+          <w:sz w:val="22"/>
+          <w:szCs w:val="22"/>
         </w:rPr>
         <w:t>Tip versus payment type</w:t>
       </w:r>
@@ -510,11 +3982,17 @@
         <w:ind w:left="1440"/>
         <w:rPr>
           <w:rFonts w:ascii="Times New Roman" w:hAnsi="Times New Roman" w:cs="Times New Roman"/>
-        </w:rPr>
-      </w:pPr>
-      <w:r>
-        <w:rPr>
-          <w:rFonts w:ascii="Times New Roman" w:hAnsi="Times New Roman" w:cs="Times New Roman"/>
+          <w:color w:val="EE0000"/>
+          <w:sz w:val="22"/>
+          <w:szCs w:val="22"/>
+        </w:rPr>
+      </w:pPr>
+      <w:r>
+        <w:rPr>
+          <w:rFonts w:ascii="Times New Roman" w:hAnsi="Times New Roman" w:cs="Times New Roman"/>
+          <w:color w:val="EE0000"/>
+          <w:sz w:val="22"/>
+          <w:szCs w:val="22"/>
         </w:rPr>
         <w:t>Tip versus area codes</w:t>
       </w:r>
@@ -525,11 +4003,17 @@
         <w:ind w:left="1440"/>
         <w:rPr>
           <w:rFonts w:ascii="Times New Roman" w:hAnsi="Times New Roman" w:cs="Times New Roman"/>
-        </w:rPr>
-      </w:pPr>
-      <w:r>
-        <w:rPr>
-          <w:rFonts w:ascii="Times New Roman" w:hAnsi="Times New Roman" w:cs="Times New Roman"/>
+          <w:color w:val="EE0000"/>
+          <w:sz w:val="22"/>
+          <w:szCs w:val="22"/>
+        </w:rPr>
+      </w:pPr>
+      <w:r>
+        <w:rPr>
+          <w:rFonts w:ascii="Times New Roman" w:hAnsi="Times New Roman" w:cs="Times New Roman"/>
+          <w:color w:val="EE0000"/>
+          <w:sz w:val="22"/>
+          <w:szCs w:val="22"/>
         </w:rPr>
         <w:t xml:space="preserve">Tip versus no passengers </w:t>
       </w:r>
@@ -540,11 +4024,17 @@
         <w:ind w:left="1440"/>
         <w:rPr>
           <w:rFonts w:ascii="Times New Roman" w:hAnsi="Times New Roman" w:cs="Times New Roman"/>
-        </w:rPr>
-      </w:pPr>
-      <w:r>
-        <w:rPr>
-          <w:rFonts w:ascii="Times New Roman" w:hAnsi="Times New Roman" w:cs="Times New Roman"/>
+          <w:color w:val="EE0000"/>
+          <w:sz w:val="22"/>
+          <w:szCs w:val="22"/>
+        </w:rPr>
+      </w:pPr>
+      <w:r>
+        <w:rPr>
+          <w:rFonts w:ascii="Times New Roman" w:hAnsi="Times New Roman" w:cs="Times New Roman"/>
+          <w:color w:val="EE0000"/>
+          <w:sz w:val="22"/>
+          <w:szCs w:val="22"/>
         </w:rPr>
         <w:t>Tip versus vendors</w:t>
       </w:r>
@@ -553,11 +4043,17 @@
       <w:pPr>
         <w:rPr>
           <w:rFonts w:ascii="Times New Roman" w:hAnsi="Times New Roman" w:cs="Times New Roman"/>
-        </w:rPr>
-      </w:pPr>
-      <w:r>
-        <w:rPr>
-          <w:rFonts w:ascii="Times New Roman" w:hAnsi="Times New Roman" w:cs="Times New Roman"/>
+          <w:color w:val="EE0000"/>
+          <w:sz w:val="22"/>
+          <w:szCs w:val="22"/>
+        </w:rPr>
+      </w:pPr>
+      <w:r>
+        <w:rPr>
+          <w:rFonts w:ascii="Times New Roman" w:hAnsi="Times New Roman" w:cs="Times New Roman"/>
+          <w:color w:val="EE0000"/>
+          <w:sz w:val="22"/>
+          <w:szCs w:val="22"/>
         </w:rPr>
         <w:tab/>
         <w:t>*</w:t>
@@ -566,6 +4062,9 @@
       <w:r>
         <w:rPr>
           <w:rFonts w:ascii="Times New Roman" w:hAnsi="Times New Roman" w:cs="Times New Roman"/>
+          <w:color w:val="EE0000"/>
+          <w:sz w:val="22"/>
+          <w:szCs w:val="22"/>
         </w:rPr>
         <w:t>check</w:t>
       </w:r>
@@ -573,6 +4072,9 @@
       <w:r>
         <w:rPr>
           <w:rFonts w:ascii="Times New Roman" w:hAnsi="Times New Roman" w:cs="Times New Roman"/>
+          <w:color w:val="EE0000"/>
+          <w:sz w:val="22"/>
+          <w:szCs w:val="22"/>
         </w:rPr>
         <w:t xml:space="preserve"> major events in NYC over the 2014-current period</w:t>
       </w:r>
@@ -581,403 +4083,78 @@
       <w:pPr>
         <w:rPr>
           <w:rFonts w:ascii="Times New Roman" w:hAnsi="Times New Roman" w:cs="Times New Roman"/>
-        </w:rPr>
-      </w:pPr>
-      <w:r>
-        <w:rPr>
-          <w:rFonts w:ascii="Times New Roman" w:hAnsi="Times New Roman" w:cs="Times New Roman"/>
+          <w:color w:val="EE0000"/>
+          <w:sz w:val="22"/>
+          <w:szCs w:val="22"/>
+        </w:rPr>
+      </w:pPr>
+      <w:r>
+        <w:rPr>
+          <w:rFonts w:ascii="Times New Roman" w:hAnsi="Times New Roman" w:cs="Times New Roman"/>
+          <w:color w:val="EE0000"/>
+          <w:sz w:val="22"/>
+          <w:szCs w:val="22"/>
         </w:rPr>
         <w:tab/>
-      </w:r>
-      <w:proofErr w:type="spellStart"/>
-      <w:r>
-        <w:rPr>
-          <w:rFonts w:ascii="Times New Roman" w:hAnsi="Times New Roman" w:cs="Times New Roman"/>
-        </w:rPr>
-        <w:t>Location_ID</w:t>
-      </w:r>
-      <w:proofErr w:type="spellEnd"/>
-      <w:r>
-        <w:rPr>
-          <w:rFonts w:ascii="Times New Roman" w:hAnsi="Times New Roman" w:cs="Times New Roman"/>
-        </w:rPr>
-        <w:t xml:space="preserve"> versus the trip times by vendor</w:t>
-      </w:r>
-    </w:p>
-    <w:p>
-      <w:pPr>
-        <w:rPr>
-          <w:rFonts w:ascii="Times New Roman" w:hAnsi="Times New Roman" w:cs="Times New Roman"/>
-        </w:rPr>
-      </w:pPr>
-      <w:r>
-        <w:rPr>
-          <w:rFonts w:ascii="Times New Roman" w:hAnsi="Times New Roman" w:cs="Times New Roman"/>
+        <w:t>Location_ID versus the trip times by vendor</w:t>
+      </w:r>
+    </w:p>
+    <w:p>
+      <w:pPr>
+        <w:rPr>
+          <w:rFonts w:ascii="Times New Roman" w:hAnsi="Times New Roman" w:cs="Times New Roman"/>
+          <w:color w:val="EE0000"/>
+          <w:sz w:val="22"/>
+          <w:szCs w:val="22"/>
+        </w:rPr>
+      </w:pPr>
+      <w:r>
+        <w:rPr>
+          <w:rFonts w:ascii="Times New Roman" w:hAnsi="Times New Roman" w:cs="Times New Roman"/>
+          <w:color w:val="EE0000"/>
+          <w:sz w:val="22"/>
+          <w:szCs w:val="22"/>
         </w:rPr>
         <w:tab/>
-      </w:r>
-      <w:proofErr w:type="spellStart"/>
-      <w:r>
-        <w:rPr>
-          <w:rFonts w:ascii="Times New Roman" w:hAnsi="Times New Roman" w:cs="Times New Roman"/>
-        </w:rPr>
-        <w:t>Location_IDs</w:t>
-      </w:r>
-      <w:proofErr w:type="spellEnd"/>
-      <w:r>
-        <w:rPr>
-          <w:rFonts w:ascii="Times New Roman" w:hAnsi="Times New Roman" w:cs="Times New Roman"/>
-        </w:rPr>
-        <w:t xml:space="preserve"> – are the start and end ones the same</w:t>
+        <w:t>Location_IDs – are the start and end ones the same</w:t>
       </w:r>
     </w:p>
     <w:p>
       <w:pPr>
         <w:pStyle w:val="ListParagraph"/>
-        <w:numPr>
-          <w:ilvl w:val="0"/>
-          <w:numId w:val="1"/>
-        </w:numPr>
-        <w:rPr>
-          <w:rFonts w:ascii="Times New Roman" w:hAnsi="Times New Roman" w:cs="Times New Roman"/>
-        </w:rPr>
-      </w:pPr>
-      <w:r>
-        <w:rPr>
-          <w:rFonts w:ascii="Times New Roman" w:hAnsi="Times New Roman" w:cs="Times New Roman"/>
-        </w:rPr>
-        <w:t>7 Vs of Big Data</w:t>
-      </w:r>
-    </w:p>
-    <w:p>
-      <w:pPr>
-        <w:pStyle w:val="ListParagraph"/>
-        <w:rPr>
-          <w:rFonts w:ascii="Times New Roman" w:hAnsi="Times New Roman" w:cs="Times New Roman"/>
-        </w:rPr>
-      </w:pPr>
-      <w:r>
-        <w:rPr>
-          <w:rFonts w:ascii="Times New Roman" w:hAnsi="Times New Roman" w:cs="Times New Roman"/>
-        </w:rPr>
-        <w:lastRenderedPageBreak/>
-        <w:t>Velocity</w:t>
-      </w:r>
-    </w:p>
-    <w:p>
-      <w:pPr>
-        <w:pStyle w:val="ListParagraph"/>
-        <w:rPr>
-          <w:rFonts w:ascii="Times New Roman" w:hAnsi="Times New Roman" w:cs="Times New Roman"/>
-        </w:rPr>
-      </w:pPr>
-      <w:r>
-        <w:rPr>
-          <w:rFonts w:ascii="Times New Roman" w:hAnsi="Times New Roman" w:cs="Times New Roman"/>
-        </w:rPr>
-        <w:t>Veracity</w:t>
-      </w:r>
-    </w:p>
-    <w:p>
-      <w:pPr>
-        <w:pStyle w:val="ListParagraph"/>
-        <w:rPr>
-          <w:rFonts w:ascii="Times New Roman" w:hAnsi="Times New Roman" w:cs="Times New Roman"/>
-        </w:rPr>
-      </w:pPr>
-      <w:r>
-        <w:rPr>
-          <w:rFonts w:ascii="Times New Roman" w:hAnsi="Times New Roman" w:cs="Times New Roman"/>
-        </w:rPr>
-        <w:t>Volume</w:t>
-      </w:r>
-    </w:p>
-    <w:p>
-      <w:pPr>
-        <w:pStyle w:val="ListParagraph"/>
-        <w:rPr>
-          <w:rFonts w:ascii="Times New Roman" w:hAnsi="Times New Roman" w:cs="Times New Roman"/>
-        </w:rPr>
-      </w:pPr>
-      <w:r>
-        <w:rPr>
-          <w:rFonts w:ascii="Times New Roman" w:hAnsi="Times New Roman" w:cs="Times New Roman"/>
-        </w:rPr>
-        <w:t>Value</w:t>
-      </w:r>
-    </w:p>
-    <w:p>
-      <w:pPr>
-        <w:pStyle w:val="ListParagraph"/>
-        <w:rPr>
-          <w:rFonts w:ascii="Times New Roman" w:hAnsi="Times New Roman" w:cs="Times New Roman"/>
-        </w:rPr>
-      </w:pPr>
-      <w:r>
-        <w:rPr>
-          <w:rFonts w:ascii="Times New Roman" w:hAnsi="Times New Roman" w:cs="Times New Roman"/>
-        </w:rPr>
-        <w:t>Variability</w:t>
-      </w:r>
-    </w:p>
-    <w:p>
-      <w:pPr>
-        <w:pStyle w:val="ListParagraph"/>
-        <w:rPr>
-          <w:rFonts w:ascii="Times New Roman" w:hAnsi="Times New Roman" w:cs="Times New Roman"/>
-        </w:rPr>
-      </w:pPr>
-      <w:r>
-        <w:rPr>
-          <w:rFonts w:ascii="Times New Roman" w:hAnsi="Times New Roman" w:cs="Times New Roman"/>
+        <w:rPr>
+          <w:rFonts w:ascii="Times New Roman" w:hAnsi="Times New Roman" w:cs="Times New Roman"/>
+          <w:color w:val="EE0000"/>
+          <w:sz w:val="22"/>
+          <w:szCs w:val="22"/>
+        </w:rPr>
+      </w:pPr>
+      <w:r>
+        <w:rPr>
+          <w:rFonts w:ascii="Times New Roman" w:hAnsi="Times New Roman" w:cs="Times New Roman"/>
+          <w:color w:val="EE0000"/>
+          <w:sz w:val="22"/>
+          <w:szCs w:val="22"/>
         </w:rPr>
         <w:t>Visualisation</w:t>
       </w:r>
-    </w:p>
-    <w:p>
-      <w:pPr>
-        <w:pStyle w:val="ListParagraph"/>
-        <w:rPr>
-          <w:rFonts w:ascii="Times New Roman" w:hAnsi="Times New Roman" w:cs="Times New Roman"/>
-        </w:rPr>
-      </w:pPr>
-      <w:r>
-        <w:rPr>
-          <w:rFonts w:ascii="Times New Roman" w:hAnsi="Times New Roman" w:cs="Times New Roman"/>
+      <w:r>
+        <w:rPr>
+          <w:rFonts w:ascii="Times New Roman" w:hAnsi="Times New Roman" w:cs="Times New Roman"/>
+          <w:color w:val="EE0000"/>
+          <w:sz w:val="22"/>
+          <w:szCs w:val="22"/>
+        </w:rPr>
+        <w:t xml:space="preserve"> </w:t>
+      </w:r>
+      <w:r>
+        <w:rPr>
+          <w:rFonts w:ascii="Times New Roman" w:hAnsi="Times New Roman" w:cs="Times New Roman"/>
+          <w:color w:val="EE0000"/>
+          <w:sz w:val="22"/>
+          <w:szCs w:val="22"/>
         </w:rPr>
         <w:t>Variety</w:t>
-      </w:r>
-    </w:p>
-    <w:p>
-      <w:pPr>
-        <w:pStyle w:val="ListParagraph"/>
-        <w:rPr>
-          <w:rFonts w:ascii="Times New Roman" w:hAnsi="Times New Roman" w:cs="Times New Roman"/>
-        </w:rPr>
-      </w:pPr>
-    </w:p>
-    <w:p>
-      <w:pPr>
-        <w:pStyle w:val="ListParagraph"/>
-        <w:numPr>
-          <w:ilvl w:val="0"/>
-          <w:numId w:val="1"/>
-        </w:numPr>
-        <w:rPr>
-          <w:rFonts w:ascii="Times New Roman" w:hAnsi="Times New Roman" w:cs="Times New Roman"/>
-        </w:rPr>
-      </w:pPr>
-      <w:r>
-        <w:rPr>
-          <w:rFonts w:ascii="Times New Roman" w:hAnsi="Times New Roman" w:cs="Times New Roman"/>
-        </w:rPr>
-        <w:t>Value and limitations</w:t>
-      </w:r>
-    </w:p>
-    <w:p>
-      <w:pPr>
-        <w:pStyle w:val="ListParagraph"/>
-        <w:rPr>
-          <w:rFonts w:ascii="Times New Roman" w:hAnsi="Times New Roman" w:cs="Times New Roman"/>
-        </w:rPr>
-      </w:pPr>
-      <w:r>
-        <w:rPr>
-          <w:rFonts w:ascii="Times New Roman" w:hAnsi="Times New Roman" w:cs="Times New Roman"/>
-        </w:rPr>
-        <w:t>Frame the question for part 2 and discuss</w:t>
-      </w:r>
-    </w:p>
-    <w:p>
-      <w:pPr>
-        <w:pStyle w:val="ListParagraph"/>
-        <w:rPr>
-          <w:rFonts w:ascii="Times New Roman" w:hAnsi="Times New Roman" w:cs="Times New Roman"/>
-        </w:rPr>
-      </w:pPr>
-      <w:r>
-        <w:rPr>
-          <w:rFonts w:ascii="Times New Roman" w:hAnsi="Times New Roman" w:cs="Times New Roman"/>
-        </w:rPr>
-        <w:t>Limitations – other vendors etc that may</w:t>
-      </w:r>
-      <w:r>
-        <w:rPr>
-          <w:rFonts w:ascii="Times New Roman" w:hAnsi="Times New Roman" w:cs="Times New Roman"/>
-        </w:rPr>
-        <w:t xml:space="preserve"> not be included in the dataset – perhaps it’s not all the taxis in NYC?</w:t>
-      </w:r>
-    </w:p>
-    <w:p>
-      <w:pPr>
-        <w:pStyle w:val="ListParagraph"/>
-        <w:rPr>
-          <w:rFonts w:ascii="Times New Roman" w:hAnsi="Times New Roman" w:cs="Times New Roman"/>
-        </w:rPr>
-      </w:pPr>
-    </w:p>
-    <w:p>
-      <w:pPr>
-        <w:pStyle w:val="ListParagraph"/>
-        <w:rPr>
-          <w:rFonts w:ascii="Times New Roman" w:hAnsi="Times New Roman" w:cs="Times New Roman"/>
-        </w:rPr>
-      </w:pPr>
-    </w:p>
-    <w:p>
-      <w:pPr>
-        <w:pStyle w:val="ListParagraph"/>
-        <w:rPr>
-          <w:rFonts w:ascii="Times New Roman" w:hAnsi="Times New Roman" w:cs="Times New Roman"/>
-          <w:b/>
-          <w:bCs/>
-        </w:rPr>
-      </w:pPr>
-      <w:r>
-        <w:rPr>
-          <w:rFonts w:ascii="Times New Roman" w:hAnsi="Times New Roman" w:cs="Times New Roman"/>
-          <w:b/>
-          <w:bCs/>
-        </w:rPr>
-        <w:t>Appendix</w:t>
-      </w:r>
-    </w:p>
-    <w:p>
-      <w:pPr>
-        <w:pStyle w:val="ListParagraph"/>
-        <w:rPr>
-          <w:rFonts w:ascii="Times New Roman" w:hAnsi="Times New Roman" w:cs="Times New Roman"/>
-          <w:b/>
-          <w:bCs/>
-        </w:rPr>
-      </w:pPr>
-    </w:p>
-    <w:p>
-      <w:pPr>
-        <w:pStyle w:val="ListParagraph"/>
-        <w:rPr>
-          <w:rFonts w:ascii="Times New Roman" w:hAnsi="Times New Roman" w:cs="Times New Roman"/>
-          <w:b/>
-          <w:bCs/>
-        </w:rPr>
-      </w:pPr>
-      <w:r>
-        <w:rPr>
-          <w:rFonts w:ascii="Times New Roman" w:hAnsi="Times New Roman" w:cs="Times New Roman"/>
-          <w:b/>
-          <w:bCs/>
-        </w:rPr>
-        <w:t>Notes on cleaning:</w:t>
-      </w:r>
-    </w:p>
-    <w:p>
-      <w:pPr>
-        <w:pStyle w:val="ListParagraph"/>
-        <w:numPr>
-          <w:ilvl w:val="0"/>
-          <w:numId w:val="2"/>
-        </w:numPr>
-        <w:rPr>
-          <w:rFonts w:ascii="Times New Roman" w:hAnsi="Times New Roman" w:cs="Times New Roman"/>
-          <w:b/>
-          <w:bCs/>
-        </w:rPr>
-      </w:pPr>
-      <w:r>
-        <w:rPr>
-          <w:rFonts w:ascii="Times New Roman" w:hAnsi="Times New Roman" w:cs="Times New Roman"/>
-          <w:b/>
-          <w:bCs/>
-        </w:rPr>
-        <w:t>Keep nulls for fares/monetary variables</w:t>
-      </w:r>
-    </w:p>
-    <w:p>
-      <w:pPr>
-        <w:pStyle w:val="ListParagraph"/>
-        <w:numPr>
-          <w:ilvl w:val="0"/>
-          <w:numId w:val="2"/>
-        </w:numPr>
-        <w:rPr>
-          <w:rFonts w:ascii="Times New Roman" w:hAnsi="Times New Roman" w:cs="Times New Roman"/>
-          <w:b/>
-          <w:bCs/>
-        </w:rPr>
-      </w:pPr>
-      <w:r>
-        <w:rPr>
-          <w:rFonts w:ascii="Times New Roman" w:hAnsi="Times New Roman" w:cs="Times New Roman"/>
-          <w:b/>
-          <w:bCs/>
-        </w:rPr>
-        <w:t>Consider only valid trips – fare and passenger amounts &gt; 0</w:t>
-      </w:r>
-    </w:p>
-    <w:p>
-      <w:pPr>
-        <w:pStyle w:val="ListParagraph"/>
-        <w:numPr>
-          <w:ilvl w:val="0"/>
-          <w:numId w:val="2"/>
-        </w:numPr>
-        <w:rPr>
-          <w:rFonts w:ascii="Times New Roman" w:hAnsi="Times New Roman" w:cs="Times New Roman"/>
-          <w:b/>
-          <w:bCs/>
-        </w:rPr>
-      </w:pPr>
-      <w:r>
-        <w:rPr>
-          <w:rFonts w:ascii="Times New Roman" w:hAnsi="Times New Roman" w:cs="Times New Roman"/>
-          <w:b/>
-          <w:bCs/>
-        </w:rPr>
-        <w:t>Numerical variables to doubles</w:t>
-      </w:r>
-    </w:p>
-    <w:p>
-      <w:pPr>
-        <w:pStyle w:val="ListParagraph"/>
-        <w:numPr>
-          <w:ilvl w:val="0"/>
-          <w:numId w:val="2"/>
-        </w:numPr>
-        <w:rPr>
-          <w:rFonts w:ascii="Times New Roman" w:hAnsi="Times New Roman" w:cs="Times New Roman"/>
-          <w:b/>
-          <w:bCs/>
-        </w:rPr>
-      </w:pPr>
-      <w:r>
-        <w:rPr>
-          <w:rFonts w:ascii="Times New Roman" w:hAnsi="Times New Roman" w:cs="Times New Roman"/>
-          <w:b/>
-          <w:bCs/>
-        </w:rPr>
-        <w:t>Delete any duplicates</w:t>
-      </w:r>
-    </w:p>
-    <w:p>
-      <w:pPr>
-        <w:pStyle w:val="ListParagraph"/>
-        <w:numPr>
-          <w:ilvl w:val="0"/>
-          <w:numId w:val="2"/>
-        </w:numPr>
-        <w:rPr>
-          <w:rFonts w:ascii="Times New Roman" w:hAnsi="Times New Roman" w:cs="Times New Roman"/>
-          <w:b/>
-          <w:bCs/>
-        </w:rPr>
-      </w:pPr>
-      <w:r>
-        <w:rPr>
-          <w:rFonts w:ascii="Times New Roman" w:hAnsi="Times New Roman" w:cs="Times New Roman"/>
-          <w:b/>
-          <w:bCs/>
-        </w:rPr>
-        <w:t>Add duration and speed (doubles)</w:t>
       </w:r>
     </w:p>
     <w:sectPr>
@@ -1194,11 +4371,219 @@
       </w:rPr>
     </w:lvl>
   </w:abstractNum>
+  <w:abstractNum w:abstractNumId="2" w15:restartNumberingAfterBreak="0">
+    <w:nsid w:val="51F912E1"/>
+    <w:multiLevelType w:val="hybridMultilevel"/>
+    <w:tmpl w:val="CC383E44"/>
+    <w:lvl w:ilvl="0" w:tplc="1C090001">
+      <w:start w:val="1"/>
+      <w:numFmt w:val="bullet"/>
+      <w:lvlText w:val=""/>
+      <w:lvlJc w:val="left"/>
+      <w:pPr>
+        <w:ind w:left="720" w:hanging="360"/>
+      </w:pPr>
+      <w:rPr>
+        <w:rFonts w:ascii="Symbol" w:hAnsi="Symbol" w:hint="default"/>
+      </w:rPr>
+    </w:lvl>
+    <w:lvl w:ilvl="1" w:tplc="1C090003" w:tentative="1">
+      <w:start w:val="1"/>
+      <w:numFmt w:val="bullet"/>
+      <w:lvlText w:val="o"/>
+      <w:lvlJc w:val="left"/>
+      <w:pPr>
+        <w:ind w:left="1440" w:hanging="360"/>
+      </w:pPr>
+      <w:rPr>
+        <w:rFonts w:ascii="Courier New" w:hAnsi="Courier New" w:cs="Courier New" w:hint="default"/>
+      </w:rPr>
+    </w:lvl>
+    <w:lvl w:ilvl="2" w:tplc="1C090005" w:tentative="1">
+      <w:start w:val="1"/>
+      <w:numFmt w:val="bullet"/>
+      <w:lvlText w:val=""/>
+      <w:lvlJc w:val="left"/>
+      <w:pPr>
+        <w:ind w:left="2160" w:hanging="360"/>
+      </w:pPr>
+      <w:rPr>
+        <w:rFonts w:ascii="Wingdings" w:hAnsi="Wingdings" w:hint="default"/>
+      </w:rPr>
+    </w:lvl>
+    <w:lvl w:ilvl="3" w:tplc="1C090001" w:tentative="1">
+      <w:start w:val="1"/>
+      <w:numFmt w:val="bullet"/>
+      <w:lvlText w:val=""/>
+      <w:lvlJc w:val="left"/>
+      <w:pPr>
+        <w:ind w:left="2880" w:hanging="360"/>
+      </w:pPr>
+      <w:rPr>
+        <w:rFonts w:ascii="Symbol" w:hAnsi="Symbol" w:hint="default"/>
+      </w:rPr>
+    </w:lvl>
+    <w:lvl w:ilvl="4" w:tplc="1C090003" w:tentative="1">
+      <w:start w:val="1"/>
+      <w:numFmt w:val="bullet"/>
+      <w:lvlText w:val="o"/>
+      <w:lvlJc w:val="left"/>
+      <w:pPr>
+        <w:ind w:left="3600" w:hanging="360"/>
+      </w:pPr>
+      <w:rPr>
+        <w:rFonts w:ascii="Courier New" w:hAnsi="Courier New" w:cs="Courier New" w:hint="default"/>
+      </w:rPr>
+    </w:lvl>
+    <w:lvl w:ilvl="5" w:tplc="1C090005" w:tentative="1">
+      <w:start w:val="1"/>
+      <w:numFmt w:val="bullet"/>
+      <w:lvlText w:val=""/>
+      <w:lvlJc w:val="left"/>
+      <w:pPr>
+        <w:ind w:left="4320" w:hanging="360"/>
+      </w:pPr>
+      <w:rPr>
+        <w:rFonts w:ascii="Wingdings" w:hAnsi="Wingdings" w:hint="default"/>
+      </w:rPr>
+    </w:lvl>
+    <w:lvl w:ilvl="6" w:tplc="1C090001" w:tentative="1">
+      <w:start w:val="1"/>
+      <w:numFmt w:val="bullet"/>
+      <w:lvlText w:val=""/>
+      <w:lvlJc w:val="left"/>
+      <w:pPr>
+        <w:ind w:left="5040" w:hanging="360"/>
+      </w:pPr>
+      <w:rPr>
+        <w:rFonts w:ascii="Symbol" w:hAnsi="Symbol" w:hint="default"/>
+      </w:rPr>
+    </w:lvl>
+    <w:lvl w:ilvl="7" w:tplc="1C090003" w:tentative="1">
+      <w:start w:val="1"/>
+      <w:numFmt w:val="bullet"/>
+      <w:lvlText w:val="o"/>
+      <w:lvlJc w:val="left"/>
+      <w:pPr>
+        <w:ind w:left="5760" w:hanging="360"/>
+      </w:pPr>
+      <w:rPr>
+        <w:rFonts w:ascii="Courier New" w:hAnsi="Courier New" w:cs="Courier New" w:hint="default"/>
+      </w:rPr>
+    </w:lvl>
+    <w:lvl w:ilvl="8" w:tplc="1C090005" w:tentative="1">
+      <w:start w:val="1"/>
+      <w:numFmt w:val="bullet"/>
+      <w:lvlText w:val=""/>
+      <w:lvlJc w:val="left"/>
+      <w:pPr>
+        <w:ind w:left="6480" w:hanging="360"/>
+      </w:pPr>
+      <w:rPr>
+        <w:rFonts w:ascii="Wingdings" w:hAnsi="Wingdings" w:hint="default"/>
+      </w:rPr>
+    </w:lvl>
+  </w:abstractNum>
+  <w:abstractNum w:abstractNumId="3" w15:restartNumberingAfterBreak="0">
+    <w:nsid w:val="7DB73372"/>
+    <w:multiLevelType w:val="hybridMultilevel"/>
+    <w:tmpl w:val="356CC6A0"/>
+    <w:lvl w:ilvl="0" w:tplc="1C09000F">
+      <w:start w:val="1"/>
+      <w:numFmt w:val="decimal"/>
+      <w:lvlText w:val="%1."/>
+      <w:lvlJc w:val="left"/>
+      <w:pPr>
+        <w:ind w:left="720" w:hanging="360"/>
+      </w:pPr>
+      <w:rPr>
+        <w:rFonts w:hint="default"/>
+      </w:rPr>
+    </w:lvl>
+    <w:lvl w:ilvl="1" w:tplc="1C090019" w:tentative="1">
+      <w:start w:val="1"/>
+      <w:numFmt w:val="lowerLetter"/>
+      <w:lvlText w:val="%2."/>
+      <w:lvlJc w:val="left"/>
+      <w:pPr>
+        <w:ind w:left="1440" w:hanging="360"/>
+      </w:pPr>
+    </w:lvl>
+    <w:lvl w:ilvl="2" w:tplc="1C09001B" w:tentative="1">
+      <w:start w:val="1"/>
+      <w:numFmt w:val="lowerRoman"/>
+      <w:lvlText w:val="%3."/>
+      <w:lvlJc w:val="right"/>
+      <w:pPr>
+        <w:ind w:left="2160" w:hanging="180"/>
+      </w:pPr>
+    </w:lvl>
+    <w:lvl w:ilvl="3" w:tplc="1C09000F" w:tentative="1">
+      <w:start w:val="1"/>
+      <w:numFmt w:val="decimal"/>
+      <w:lvlText w:val="%4."/>
+      <w:lvlJc w:val="left"/>
+      <w:pPr>
+        <w:ind w:left="2880" w:hanging="360"/>
+      </w:pPr>
+    </w:lvl>
+    <w:lvl w:ilvl="4" w:tplc="1C090019" w:tentative="1">
+      <w:start w:val="1"/>
+      <w:numFmt w:val="lowerLetter"/>
+      <w:lvlText w:val="%5."/>
+      <w:lvlJc w:val="left"/>
+      <w:pPr>
+        <w:ind w:left="3600" w:hanging="360"/>
+      </w:pPr>
+    </w:lvl>
+    <w:lvl w:ilvl="5" w:tplc="1C09001B" w:tentative="1">
+      <w:start w:val="1"/>
+      <w:numFmt w:val="lowerRoman"/>
+      <w:lvlText w:val="%6."/>
+      <w:lvlJc w:val="right"/>
+      <w:pPr>
+        <w:ind w:left="4320" w:hanging="180"/>
+      </w:pPr>
+    </w:lvl>
+    <w:lvl w:ilvl="6" w:tplc="1C09000F" w:tentative="1">
+      <w:start w:val="1"/>
+      <w:numFmt w:val="decimal"/>
+      <w:lvlText w:val="%7."/>
+      <w:lvlJc w:val="left"/>
+      <w:pPr>
+        <w:ind w:left="5040" w:hanging="360"/>
+      </w:pPr>
+    </w:lvl>
+    <w:lvl w:ilvl="7" w:tplc="1C090019" w:tentative="1">
+      <w:start w:val="1"/>
+      <w:numFmt w:val="lowerLetter"/>
+      <w:lvlText w:val="%8."/>
+      <w:lvlJc w:val="left"/>
+      <w:pPr>
+        <w:ind w:left="5760" w:hanging="360"/>
+      </w:pPr>
+    </w:lvl>
+    <w:lvl w:ilvl="8" w:tplc="1C09001B" w:tentative="1">
+      <w:start w:val="1"/>
+      <w:numFmt w:val="lowerRoman"/>
+      <w:lvlText w:val="%9."/>
+      <w:lvlJc w:val="right"/>
+      <w:pPr>
+        <w:ind w:left="6480" w:hanging="180"/>
+      </w:pPr>
+    </w:lvl>
+  </w:abstractNum>
   <w:num w:numId="1" w16cid:durableId="72746291">
     <w:abstractNumId w:val="0"/>
   </w:num>
   <w:num w:numId="2" w16cid:durableId="1820880094">
     <w:abstractNumId w:val="1"/>
+  </w:num>
+  <w:num w:numId="3" w16cid:durableId="885605262">
+    <w:abstractNumId w:val="3"/>
+  </w:num>
+  <w:num w:numId="4" w16cid:durableId="2089157516">
+    <w:abstractNumId w:val="2"/>
   </w:num>
 </w:numbering>
 </file>
@@ -2120,6 +5505,79 @@
       <w:spacing w:val="5"/>
     </w:rPr>
   </w:style>
+  <w:style w:type="table" w:styleId="TableGrid">
+    <w:name w:val="Table Grid"/>
+    <w:basedOn w:val="TableNormal"/>
+    <w:uiPriority w:val="39"/>
+    <w:rsid w:val="00D02BC8"/>
+    <w:pPr>
+      <w:spacing w:after="0" w:line="240" w:lineRule="auto"/>
+    </w:pPr>
+    <w:tblPr>
+      <w:tblBorders>
+        <w:top w:val="single" w:sz="4" w:space="0" w:color="auto"/>
+        <w:left w:val="single" w:sz="4" w:space="0" w:color="auto"/>
+        <w:bottom w:val="single" w:sz="4" w:space="0" w:color="auto"/>
+        <w:right w:val="single" w:sz="4" w:space="0" w:color="auto"/>
+        <w:insideH w:val="single" w:sz="4" w:space="0" w:color="auto"/>
+        <w:insideV w:val="single" w:sz="4" w:space="0" w:color="auto"/>
+      </w:tblBorders>
+    </w:tblPr>
+  </w:style>
+  <w:style w:type="paragraph" w:styleId="Caption">
+    <w:name w:val="caption"/>
+    <w:basedOn w:val="Normal"/>
+    <w:next w:val="Normal"/>
+    <w:uiPriority w:val="35"/>
+    <w:unhideWhenUsed/>
+    <w:qFormat/>
+    <w:rsid w:val="00D02BC8"/>
+    <w:pPr>
+      <w:spacing w:after="200" w:line="240" w:lineRule="auto"/>
+    </w:pPr>
+    <w:rPr>
+      <w:i/>
+      <w:iCs/>
+      <w:color w:val="0E2841" w:themeColor="text2"/>
+      <w:sz w:val="18"/>
+      <w:szCs w:val="18"/>
+    </w:rPr>
+  </w:style>
+  <w:style w:type="character" w:styleId="Hyperlink">
+    <w:name w:val="Hyperlink"/>
+    <w:basedOn w:val="DefaultParagraphFont"/>
+    <w:uiPriority w:val="99"/>
+    <w:unhideWhenUsed/>
+    <w:rsid w:val="00CD12C6"/>
+    <w:rPr>
+      <w:color w:val="467886" w:themeColor="hyperlink"/>
+      <w:u w:val="single"/>
+    </w:rPr>
+  </w:style>
+  <w:style w:type="character" w:styleId="UnresolvedMention">
+    <w:name w:val="Unresolved Mention"/>
+    <w:basedOn w:val="DefaultParagraphFont"/>
+    <w:uiPriority w:val="99"/>
+    <w:semiHidden/>
+    <w:unhideWhenUsed/>
+    <w:rsid w:val="00CD12C6"/>
+    <w:rPr>
+      <w:color w:val="605E5C"/>
+      <w:shd w:val="clear" w:color="auto" w:fill="E1DFDD"/>
+    </w:rPr>
+  </w:style>
+  <w:style w:type="character" w:styleId="FollowedHyperlink">
+    <w:name w:val="FollowedHyperlink"/>
+    <w:basedOn w:val="DefaultParagraphFont"/>
+    <w:uiPriority w:val="99"/>
+    <w:semiHidden/>
+    <w:unhideWhenUsed/>
+    <w:rsid w:val="00CD12C6"/>
+    <w:rPr>
+      <w:color w:val="96607D" w:themeColor="followedHyperlink"/>
+      <w:u w:val="single"/>
+    </w:rPr>
+  </w:style>
 </w:styles>
 </file>
 

--- a/report/Report_framework.docx
+++ b/report/Report_framework.docx
@@ -49,12 +49,21 @@
           <w:u w:val="single"/>
         </w:rPr>
       </w:pPr>
+      <w:proofErr w:type="spellStart"/>
       <w:r>
         <w:rPr>
           <w:rFonts w:ascii="Times New Roman" w:hAnsi="Times New Roman" w:cs="Times New Roman"/>
           <w:u w:val="single"/>
         </w:rPr>
-        <w:t xml:space="preserve">Mekayle Rajoo: </w:t>
+        <w:t>Mekayle</w:t>
+      </w:r>
+      <w:proofErr w:type="spellEnd"/>
+      <w:r>
+        <w:rPr>
+          <w:rFonts w:ascii="Times New Roman" w:hAnsi="Times New Roman" w:cs="Times New Roman"/>
+          <w:u w:val="single"/>
+        </w:rPr>
+        <w:t xml:space="preserve"> Rajoo: </w:t>
       </w:r>
       <w:r>
         <w:rPr>
@@ -75,13 +84,23 @@
           <w:u w:val="single"/>
         </w:rPr>
       </w:pPr>
+      <w:proofErr w:type="spellStart"/>
       <w:r>
         <w:rPr>
           <w:rFonts w:ascii="Times New Roman" w:hAnsi="Times New Roman" w:cs="Times New Roman"/>
           <w:u w:val="single"/>
         </w:rPr>
-        <w:t xml:space="preserve">Github repository link: </w:t>
-      </w:r>
+        <w:t>Github</w:t>
+      </w:r>
+      <w:proofErr w:type="spellEnd"/>
+      <w:r>
+        <w:rPr>
+          <w:rFonts w:ascii="Times New Roman" w:hAnsi="Times New Roman" w:cs="Times New Roman"/>
+          <w:u w:val="single"/>
+        </w:rPr>
+        <w:t xml:space="preserve"> repository link: </w:t>
+      </w:r>
+      <w:proofErr w:type="spellStart"/>
       <w:r>
         <w:rPr>
           <w:rFonts w:ascii="Times New Roman" w:hAnsi="Times New Roman" w:cs="Times New Roman"/>
@@ -90,6 +109,7 @@
         </w:rPr>
         <w:t>xxxxxxxxxxxxx</w:t>
       </w:r>
+      <w:proofErr w:type="spellEnd"/>
     </w:p>
     <w:p>
       <w:pPr>
@@ -105,7 +125,6 @@
           <w:bCs/>
           <w:sz w:val="20"/>
           <w:szCs w:val="20"/>
-          <w:lang w:val="fr-FR"/>
         </w:rPr>
       </w:pPr>
       <w:r>
@@ -115,9 +134,19 @@
           <w:bCs/>
           <w:sz w:val="20"/>
           <w:szCs w:val="20"/>
-          <w:lang w:val="fr-FR"/>
         </w:rPr>
         <w:t>Data provenance and description</w:t>
+      </w:r>
+      <w:r>
+        <w:rPr>
+          <w:rFonts w:ascii="Times New Roman" w:hAnsi="Times New Roman" w:cs="Times New Roman"/>
+          <w:b/>
+          <w:bCs/>
+          <w:color w:val="EE0000"/>
+          <w:sz w:val="20"/>
+          <w:szCs w:val="20"/>
+        </w:rPr>
+        <w:t xml:space="preserve"> - -Savannah </w:t>
       </w:r>
     </w:p>
     <w:p>
@@ -177,25 +206,7 @@
             <w:sz w:val="20"/>
             <w:szCs w:val="20"/>
           </w:rPr>
-          <w:t>https://www.nyc.gov/site/tlc/about/tlc-trip-record-data.p</w:t>
-        </w:r>
-        <w:r>
-          <w:rPr>
-            <w:rStyle w:val="Hyperlink"/>
-            <w:rFonts w:ascii="Times New Roman" w:hAnsi="Times New Roman" w:cs="Times New Roman"/>
-            <w:sz w:val="20"/>
-            <w:szCs w:val="20"/>
-          </w:rPr>
-          <w:t>a</w:t>
-        </w:r>
-        <w:r>
-          <w:rPr>
-            <w:rStyle w:val="Hyperlink"/>
-            <w:rFonts w:ascii="Times New Roman" w:hAnsi="Times New Roman" w:cs="Times New Roman"/>
-            <w:sz w:val="20"/>
-            <w:szCs w:val="20"/>
-          </w:rPr>
-          <w:t>ge</w:t>
+          <w:t>https://www.nyc.gov/site/tlc/about/tlc-trip-record-data.page</w:t>
         </w:r>
       </w:hyperlink>
       <w:r>
@@ -214,6 +225,14 @@
         </w:rPr>
         <w:t xml:space="preserve"> This dataset </w:t>
       </w:r>
+      <w:r>
+        <w:rPr>
+          <w:rFonts w:ascii="Times New Roman" w:hAnsi="Times New Roman" w:cs="Times New Roman"/>
+          <w:sz w:val="20"/>
+          <w:szCs w:val="20"/>
+        </w:rPr>
+        <w:t xml:space="preserve">contains </w:t>
+      </w:r>
       <w:proofErr w:type="gramStart"/>
       <w:r>
         <w:rPr>
@@ -221,7 +240,7 @@
           <w:sz w:val="20"/>
           <w:szCs w:val="20"/>
         </w:rPr>
-        <w:t xml:space="preserve">contains </w:t>
+        <w:t xml:space="preserve">XXXX </w:t>
       </w:r>
       <w:r>
         <w:rPr>
@@ -248,7 +267,24 @@
           <w:sz w:val="20"/>
           <w:szCs w:val="20"/>
         </w:rPr>
-        <w:t>The data set is available for public use… licensing etc….</w:t>
+        <w:t>The data set is available for public use</w:t>
+      </w:r>
+      <w:r>
+        <w:rPr>
+          <w:rFonts w:ascii="Times New Roman" w:hAnsi="Times New Roman" w:cs="Times New Roman"/>
+          <w:sz w:val="20"/>
+          <w:szCs w:val="20"/>
+          <w:highlight w:val="yellow"/>
+        </w:rPr>
+        <w:t>… licensing etc….</w:t>
+      </w:r>
+      <w:r>
+        <w:rPr>
+          <w:rFonts w:ascii="Times New Roman" w:hAnsi="Times New Roman" w:cs="Times New Roman"/>
+          <w:sz w:val="20"/>
+          <w:szCs w:val="20"/>
+        </w:rPr>
+        <w:t xml:space="preserve">  </w:t>
       </w:r>
     </w:p>
     <w:p>
@@ -277,6 +313,40 @@
         </w:rPr>
         <w:t>Dataset size and characteristics</w:t>
       </w:r>
+      <w:r>
+        <w:rPr>
+          <w:rFonts w:ascii="Times New Roman" w:hAnsi="Times New Roman" w:cs="Times New Roman"/>
+          <w:b/>
+          <w:bCs/>
+          <w:sz w:val="20"/>
+          <w:szCs w:val="20"/>
+        </w:rPr>
+        <w:t xml:space="preserve"> </w:t>
+      </w:r>
+      <w:r>
+        <w:rPr>
+          <w:rFonts w:ascii="Times New Roman" w:hAnsi="Times New Roman" w:cs="Times New Roman"/>
+          <w:b/>
+          <w:bCs/>
+          <w:color w:val="EE0000"/>
+          <w:sz w:val="20"/>
+          <w:szCs w:val="20"/>
+        </w:rPr>
+        <w:t xml:space="preserve">- </w:t>
+      </w:r>
+      <w:proofErr w:type="spellStart"/>
+      <w:r>
+        <w:rPr>
+          <w:rFonts w:ascii="Times New Roman" w:hAnsi="Times New Roman" w:cs="Times New Roman"/>
+          <w:b/>
+          <w:bCs/>
+          <w:color w:val="EE0000"/>
+          <w:sz w:val="20"/>
+          <w:szCs w:val="20"/>
+        </w:rPr>
+        <w:t>Mekayle</w:t>
+      </w:r>
+      <w:proofErr w:type="spellEnd"/>
     </w:p>
     <w:p>
       <w:pPr>
@@ -877,6 +947,49 @@
         </w:rPr>
         <w:t>Preparation and quality of the dataset</w:t>
       </w:r>
+      <w:r>
+        <w:rPr>
+          <w:rFonts w:ascii="Times New Roman" w:hAnsi="Times New Roman" w:cs="Times New Roman"/>
+          <w:b/>
+          <w:bCs/>
+          <w:sz w:val="20"/>
+          <w:szCs w:val="20"/>
+        </w:rPr>
+        <w:t xml:space="preserve"> </w:t>
+      </w:r>
+      <w:r>
+        <w:rPr>
+          <w:rFonts w:ascii="Times New Roman" w:hAnsi="Times New Roman" w:cs="Times New Roman"/>
+          <w:b/>
+          <w:bCs/>
+          <w:color w:val="EE0000"/>
+          <w:sz w:val="20"/>
+          <w:szCs w:val="20"/>
+        </w:rPr>
+        <w:t>–</w:t>
+      </w:r>
+      <w:r>
+        <w:rPr>
+          <w:rFonts w:ascii="Times New Roman" w:hAnsi="Times New Roman" w:cs="Times New Roman"/>
+          <w:b/>
+          <w:bCs/>
+          <w:color w:val="EE0000"/>
+          <w:sz w:val="20"/>
+          <w:szCs w:val="20"/>
+        </w:rPr>
+        <w:t xml:space="preserve"> Savannah</w:t>
+      </w:r>
+      <w:r>
+        <w:rPr>
+          <w:rFonts w:ascii="Times New Roman" w:hAnsi="Times New Roman" w:cs="Times New Roman"/>
+          <w:b/>
+          <w:bCs/>
+          <w:color w:val="EE0000"/>
+          <w:sz w:val="20"/>
+          <w:szCs w:val="20"/>
+        </w:rPr>
+        <w:t xml:space="preserve"> – mention ranges</w:t>
+      </w:r>
     </w:p>
     <w:p>
       <w:pPr>
@@ -893,7 +1006,23 @@
           <w:sz w:val="20"/>
           <w:szCs w:val="20"/>
         </w:rPr>
-        <w:t xml:space="preserve">The following was done to prepare the dataset for analysis, the code used for cleaning is available in Appendix A: </w:t>
+        <w:t>The following was done to prepare the dataset for analysis, the code used for cleaning is available in Appendix A</w:t>
+      </w:r>
+      <w:r>
+        <w:rPr>
+          <w:rFonts w:ascii="Times New Roman" w:hAnsi="Times New Roman" w:cs="Times New Roman"/>
+          <w:sz w:val="20"/>
+          <w:szCs w:val="20"/>
+        </w:rPr>
+        <w:t>. Summaries from cleaning the dataset are presented in Appendix B</w:t>
+      </w:r>
+      <w:r>
+        <w:rPr>
+          <w:rFonts w:ascii="Times New Roman" w:hAnsi="Times New Roman" w:cs="Times New Roman"/>
+          <w:sz w:val="20"/>
+          <w:szCs w:val="20"/>
+        </w:rPr>
+        <w:t xml:space="preserve">: </w:t>
       </w:r>
     </w:p>
     <w:p>
@@ -965,7 +1094,59 @@
           <w:sz w:val="20"/>
           <w:szCs w:val="20"/>
         </w:rPr>
-        <w:t xml:space="preserve"> “valid trips”, this involved removing all entries were the passenger count, </w:t>
+        <w:t xml:space="preserve"> “valid trips”, this involved removing all entries w</w:t>
+      </w:r>
+      <w:r>
+        <w:rPr>
+          <w:rFonts w:ascii="Times New Roman" w:hAnsi="Times New Roman" w:cs="Times New Roman"/>
+          <w:sz w:val="20"/>
+          <w:szCs w:val="20"/>
+        </w:rPr>
+        <w:t>h</w:t>
+      </w:r>
+      <w:r>
+        <w:rPr>
+          <w:rFonts w:ascii="Times New Roman" w:hAnsi="Times New Roman" w:cs="Times New Roman"/>
+          <w:sz w:val="20"/>
+          <w:szCs w:val="20"/>
+        </w:rPr>
+        <w:t xml:space="preserve">ere the passenger count, </w:t>
+      </w:r>
+      <w:proofErr w:type="spellStart"/>
+      <w:r>
+        <w:rPr>
+          <w:rFonts w:ascii="Times New Roman" w:hAnsi="Times New Roman" w:cs="Times New Roman"/>
+          <w:sz w:val="20"/>
+          <w:szCs w:val="20"/>
+        </w:rPr>
+        <w:t>trip_distance</w:t>
+      </w:r>
+      <w:proofErr w:type="spellEnd"/>
+      <w:r>
+        <w:rPr>
+          <w:rFonts w:ascii="Times New Roman" w:hAnsi="Times New Roman" w:cs="Times New Roman"/>
+          <w:sz w:val="20"/>
+          <w:szCs w:val="20"/>
+        </w:rPr>
+        <w:t xml:space="preserve"> or </w:t>
+      </w:r>
+      <w:proofErr w:type="spellStart"/>
+      <w:r>
+        <w:rPr>
+          <w:rFonts w:ascii="Times New Roman" w:hAnsi="Times New Roman" w:cs="Times New Roman"/>
+          <w:sz w:val="20"/>
+          <w:szCs w:val="20"/>
+        </w:rPr>
+        <w:t>fare_amount</w:t>
+      </w:r>
+      <w:proofErr w:type="spellEnd"/>
+      <w:r>
+        <w:rPr>
+          <w:rFonts w:ascii="Times New Roman" w:hAnsi="Times New Roman" w:cs="Times New Roman"/>
+          <w:sz w:val="20"/>
+          <w:szCs w:val="20"/>
+        </w:rPr>
+        <w:t xml:space="preserve"> was not greater than zero. </w:t>
       </w:r>
     </w:p>
     <w:p>
@@ -1019,7 +1200,25 @@
           <w:sz w:val="20"/>
           <w:szCs w:val="20"/>
         </w:rPr>
-        <w:t xml:space="preserve">These variables were store_and_fwd_flag, </w:t>
+        <w:t xml:space="preserve">These variables were </w:t>
+      </w:r>
+      <w:proofErr w:type="spellStart"/>
+      <w:r>
+        <w:rPr>
+          <w:rFonts w:ascii="Times New Roman" w:hAnsi="Times New Roman" w:cs="Times New Roman"/>
+          <w:sz w:val="20"/>
+          <w:szCs w:val="20"/>
+        </w:rPr>
+        <w:t>store_and_fwd_flag</w:t>
+      </w:r>
+      <w:proofErr w:type="spellEnd"/>
+      <w:r>
+        <w:rPr>
+          <w:rFonts w:ascii="Times New Roman" w:hAnsi="Times New Roman" w:cs="Times New Roman"/>
+          <w:sz w:val="20"/>
+          <w:szCs w:val="20"/>
+        </w:rPr>
+        <w:t xml:space="preserve">, </w:t>
       </w:r>
       <w:r>
         <w:rPr>
@@ -1145,13 +1344,550 @@
     <w:p>
       <w:pPr>
         <w:pStyle w:val="ListParagraph"/>
+        <w:numPr>
+          <w:ilvl w:val="0"/>
+          <w:numId w:val="3"/>
+        </w:numPr>
         <w:jc w:val="both"/>
         <w:rPr>
           <w:rFonts w:ascii="Times New Roman" w:hAnsi="Times New Roman" w:cs="Times New Roman"/>
-          <w:sz w:val="20"/>
-          <w:szCs w:val="20"/>
-        </w:rPr>
-      </w:pPr>
+          <w:b/>
+          <w:bCs/>
+          <w:sz w:val="20"/>
+          <w:szCs w:val="20"/>
+        </w:rPr>
+      </w:pPr>
+      <w:r>
+        <w:rPr>
+          <w:rFonts w:ascii="Times New Roman" w:hAnsi="Times New Roman" w:cs="Times New Roman"/>
+          <w:b/>
+          <w:bCs/>
+          <w:sz w:val="20"/>
+          <w:szCs w:val="20"/>
+        </w:rPr>
+        <w:lastRenderedPageBreak/>
+        <w:t>Exploratory data analysis (EDA)</w:t>
+      </w:r>
+    </w:p>
+    <w:p>
+      <w:pPr>
+        <w:jc w:val="both"/>
+        <w:rPr>
+          <w:rFonts w:ascii="Times New Roman" w:hAnsi="Times New Roman" w:cs="Times New Roman"/>
+          <w:sz w:val="20"/>
+          <w:szCs w:val="20"/>
+        </w:rPr>
+      </w:pPr>
+      <w:r>
+        <w:rPr>
+          <w:rFonts w:ascii="Times New Roman" w:hAnsi="Times New Roman" w:cs="Times New Roman"/>
+          <w:sz w:val="20"/>
+          <w:szCs w:val="20"/>
+        </w:rPr>
+        <w:t xml:space="preserve">An exploratory data analysis was undertaken </w:t>
+      </w:r>
+      <w:proofErr w:type="gramStart"/>
+      <w:r>
+        <w:rPr>
+          <w:rFonts w:ascii="Times New Roman" w:hAnsi="Times New Roman" w:cs="Times New Roman"/>
+          <w:sz w:val="20"/>
+          <w:szCs w:val="20"/>
+        </w:rPr>
+        <w:t>in order to</w:t>
+      </w:r>
+      <w:proofErr w:type="gramEnd"/>
+      <w:r>
+        <w:rPr>
+          <w:rFonts w:ascii="Times New Roman" w:hAnsi="Times New Roman" w:cs="Times New Roman"/>
+          <w:sz w:val="20"/>
+          <w:szCs w:val="20"/>
+        </w:rPr>
+        <w:t xml:space="preserve"> better define </w:t>
+      </w:r>
+      <w:r>
+        <w:rPr>
+          <w:rFonts w:ascii="Times New Roman" w:hAnsi="Times New Roman" w:cs="Times New Roman"/>
+          <w:sz w:val="20"/>
+          <w:szCs w:val="20"/>
+        </w:rPr>
+        <w:t xml:space="preserve">the dataset and narrow down the business objective of the MIT805 group project. </w:t>
+      </w:r>
+      <w:r>
+        <w:rPr>
+          <w:rFonts w:ascii="Times New Roman" w:hAnsi="Times New Roman" w:cs="Times New Roman"/>
+          <w:sz w:val="20"/>
+          <w:szCs w:val="20"/>
+        </w:rPr>
+        <w:t xml:space="preserve">The EDA was done in line with exploring the feasibility of the business objective. </w:t>
+      </w:r>
+    </w:p>
+    <w:p>
+      <w:pPr>
+        <w:jc w:val="both"/>
+        <w:rPr>
+          <w:rFonts w:ascii="Times New Roman" w:hAnsi="Times New Roman" w:cs="Times New Roman"/>
+          <w:sz w:val="20"/>
+          <w:szCs w:val="20"/>
+        </w:rPr>
+      </w:pPr>
+      <w:r>
+        <w:rPr>
+          <w:rFonts w:ascii="Times New Roman" w:hAnsi="Times New Roman" w:cs="Times New Roman"/>
+          <w:sz w:val="20"/>
+          <w:szCs w:val="20"/>
+        </w:rPr>
+        <w:t>The correlation matrix for the variables is indicated in</w:t>
+      </w:r>
+      <w:r>
+        <w:rPr>
+          <w:rFonts w:ascii="Times New Roman" w:hAnsi="Times New Roman" w:cs="Times New Roman"/>
+          <w:sz w:val="20"/>
+          <w:szCs w:val="20"/>
+        </w:rPr>
+        <w:t xml:space="preserve"> </w:t>
+      </w:r>
+      <w:r>
+        <w:rPr>
+          <w:rFonts w:ascii="Times New Roman" w:hAnsi="Times New Roman" w:cs="Times New Roman"/>
+          <w:sz w:val="20"/>
+          <w:szCs w:val="20"/>
+          <w:highlight w:val="yellow"/>
+        </w:rPr>
+        <w:t>xxx</w:t>
+      </w:r>
+      <w:r>
+        <w:rPr>
+          <w:rFonts w:ascii="Times New Roman" w:hAnsi="Times New Roman" w:cs="Times New Roman"/>
+          <w:sz w:val="20"/>
+          <w:szCs w:val="20"/>
+        </w:rPr>
+        <w:t xml:space="preserve"> </w:t>
+      </w:r>
+      <w:r>
+        <w:rPr>
+          <w:rFonts w:ascii="Times New Roman" w:hAnsi="Times New Roman" w:cs="Times New Roman"/>
+          <w:sz w:val="20"/>
+          <w:szCs w:val="20"/>
+        </w:rPr>
+        <w:t xml:space="preserve">in Appendix </w:t>
+      </w:r>
+      <w:r>
+        <w:rPr>
+          <w:rFonts w:ascii="Times New Roman" w:hAnsi="Times New Roman" w:cs="Times New Roman"/>
+          <w:sz w:val="20"/>
+          <w:szCs w:val="20"/>
+        </w:rPr>
+        <w:t>C</w:t>
+      </w:r>
+      <w:r>
+        <w:rPr>
+          <w:rFonts w:ascii="Times New Roman" w:hAnsi="Times New Roman" w:cs="Times New Roman"/>
+          <w:sz w:val="20"/>
+          <w:szCs w:val="20"/>
+        </w:rPr>
+        <w:t xml:space="preserve">. </w:t>
+      </w:r>
+      <w:r>
+        <w:rPr>
+          <w:rFonts w:ascii="Times New Roman" w:hAnsi="Times New Roman" w:cs="Times New Roman"/>
+          <w:sz w:val="20"/>
+          <w:szCs w:val="20"/>
+        </w:rPr>
+        <w:t xml:space="preserve"> Variables such as </w:t>
+      </w:r>
+      <w:proofErr w:type="spellStart"/>
+      <w:r>
+        <w:rPr>
+          <w:rFonts w:ascii="Times New Roman" w:hAnsi="Times New Roman" w:cs="Times New Roman"/>
+          <w:sz w:val="20"/>
+          <w:szCs w:val="20"/>
+          <w:highlight w:val="yellow"/>
+        </w:rPr>
+        <w:t>xxxx</w:t>
+      </w:r>
+      <w:proofErr w:type="spellEnd"/>
+      <w:r>
+        <w:rPr>
+          <w:rFonts w:ascii="Times New Roman" w:hAnsi="Times New Roman" w:cs="Times New Roman"/>
+          <w:sz w:val="20"/>
+          <w:szCs w:val="20"/>
+        </w:rPr>
+        <w:t xml:space="preserve"> had notably high correlation with one another. </w:t>
+      </w:r>
+    </w:p>
+    <w:p>
+      <w:pPr>
+        <w:jc w:val="both"/>
+        <w:rPr>
+          <w:rFonts w:ascii="Times New Roman" w:hAnsi="Times New Roman" w:cs="Times New Roman"/>
+          <w:sz w:val="20"/>
+          <w:szCs w:val="20"/>
+        </w:rPr>
+      </w:pPr>
+      <w:r>
+        <w:rPr>
+          <w:rFonts w:ascii="Times New Roman" w:hAnsi="Times New Roman" w:cs="Times New Roman"/>
+          <w:sz w:val="20"/>
+          <w:szCs w:val="20"/>
+        </w:rPr>
+        <w:t xml:space="preserve">Some statistical characteristics of the </w:t>
+      </w:r>
+      <w:r>
+        <w:rPr>
+          <w:rFonts w:ascii="Times New Roman" w:hAnsi="Times New Roman" w:cs="Times New Roman"/>
+          <w:sz w:val="20"/>
+          <w:szCs w:val="20"/>
+        </w:rPr>
+        <w:t xml:space="preserve">numerical </w:t>
+      </w:r>
+      <w:r>
+        <w:rPr>
+          <w:rFonts w:ascii="Times New Roman" w:hAnsi="Times New Roman" w:cs="Times New Roman"/>
+          <w:sz w:val="20"/>
+          <w:szCs w:val="20"/>
+        </w:rPr>
+        <w:t>variables</w:t>
+      </w:r>
+      <w:r>
+        <w:rPr>
+          <w:rFonts w:ascii="Times New Roman" w:hAnsi="Times New Roman" w:cs="Times New Roman"/>
+          <w:sz w:val="20"/>
+          <w:szCs w:val="20"/>
+        </w:rPr>
+        <w:t>, such as the range and average over the dataset,</w:t>
+      </w:r>
+      <w:r>
+        <w:rPr>
+          <w:rFonts w:ascii="Times New Roman" w:hAnsi="Times New Roman" w:cs="Times New Roman"/>
+          <w:sz w:val="20"/>
+          <w:szCs w:val="20"/>
+        </w:rPr>
+        <w:t xml:space="preserve"> considered necessary are described </w:t>
+      </w:r>
+      <w:r>
+        <w:rPr>
+          <w:rFonts w:ascii="Times New Roman" w:hAnsi="Times New Roman" w:cs="Times New Roman"/>
+          <w:sz w:val="20"/>
+          <w:szCs w:val="20"/>
+        </w:rPr>
+        <w:t xml:space="preserve">in </w:t>
+      </w:r>
+      <w:r>
+        <w:rPr>
+          <w:rFonts w:ascii="Times New Roman" w:hAnsi="Times New Roman" w:cs="Times New Roman"/>
+          <w:sz w:val="20"/>
+          <w:szCs w:val="20"/>
+        </w:rPr>
+        <w:fldChar w:fldCharType="begin"/>
+      </w:r>
+      <w:r>
+        <w:rPr>
+          <w:rFonts w:ascii="Times New Roman" w:hAnsi="Times New Roman" w:cs="Times New Roman"/>
+          <w:sz w:val="20"/>
+          <w:szCs w:val="20"/>
+        </w:rPr>
+        <w:instrText xml:space="preserve"> REF _Ref238916291 \h  \* MERGEFORMAT </w:instrText>
+      </w:r>
+      <w:r>
+        <w:rPr>
+          <w:rFonts w:ascii="Times New Roman" w:hAnsi="Times New Roman" w:cs="Times New Roman"/>
+          <w:sz w:val="20"/>
+          <w:szCs w:val="20"/>
+        </w:rPr>
+      </w:r>
+      <w:r>
+        <w:rPr>
+          <w:rFonts w:ascii="Times New Roman" w:hAnsi="Times New Roman" w:cs="Times New Roman"/>
+          <w:sz w:val="20"/>
+          <w:szCs w:val="20"/>
+        </w:rPr>
+        <w:fldChar w:fldCharType="separate"/>
+      </w:r>
+      <w:r>
+        <w:rPr>
+          <w:rFonts w:ascii="Times New Roman" w:hAnsi="Times New Roman" w:cs="Times New Roman"/>
+          <w:sz w:val="20"/>
+          <w:szCs w:val="20"/>
+        </w:rPr>
+        <w:t>Table 3</w:t>
+      </w:r>
+      <w:r>
+        <w:rPr>
+          <w:rFonts w:ascii="Times New Roman" w:hAnsi="Times New Roman" w:cs="Times New Roman"/>
+          <w:sz w:val="20"/>
+          <w:szCs w:val="20"/>
+        </w:rPr>
+        <w:fldChar w:fldCharType="end"/>
+      </w:r>
+      <w:r>
+        <w:rPr>
+          <w:rFonts w:ascii="Times New Roman" w:hAnsi="Times New Roman" w:cs="Times New Roman"/>
+          <w:sz w:val="20"/>
+          <w:szCs w:val="20"/>
+        </w:rPr>
+        <w:t xml:space="preserve"> and </w:t>
+      </w:r>
+      <w:r>
+        <w:rPr>
+          <w:rFonts w:ascii="Times New Roman" w:hAnsi="Times New Roman" w:cs="Times New Roman"/>
+          <w:sz w:val="20"/>
+          <w:szCs w:val="20"/>
+        </w:rPr>
+        <w:fldChar w:fldCharType="begin"/>
+      </w:r>
+      <w:r>
+        <w:rPr>
+          <w:rFonts w:ascii="Times New Roman" w:hAnsi="Times New Roman" w:cs="Times New Roman"/>
+          <w:sz w:val="20"/>
+          <w:szCs w:val="20"/>
+        </w:rPr>
+        <w:instrText xml:space="preserve"> REF _Ref238916300 \h  \* MERGEFORMAT </w:instrText>
+      </w:r>
+      <w:r>
+        <w:rPr>
+          <w:rFonts w:ascii="Times New Roman" w:hAnsi="Times New Roman" w:cs="Times New Roman"/>
+          <w:sz w:val="20"/>
+          <w:szCs w:val="20"/>
+        </w:rPr>
+      </w:r>
+      <w:r>
+        <w:rPr>
+          <w:rFonts w:ascii="Times New Roman" w:hAnsi="Times New Roman" w:cs="Times New Roman"/>
+          <w:sz w:val="20"/>
+          <w:szCs w:val="20"/>
+        </w:rPr>
+        <w:fldChar w:fldCharType="separate"/>
+      </w:r>
+      <w:r>
+        <w:rPr>
+          <w:rFonts w:ascii="Times New Roman" w:hAnsi="Times New Roman" w:cs="Times New Roman"/>
+          <w:sz w:val="20"/>
+          <w:szCs w:val="20"/>
+        </w:rPr>
+        <w:t>Table 4</w:t>
+      </w:r>
+      <w:r>
+        <w:rPr>
+          <w:rFonts w:ascii="Times New Roman" w:hAnsi="Times New Roman" w:cs="Times New Roman"/>
+          <w:sz w:val="20"/>
+          <w:szCs w:val="20"/>
+        </w:rPr>
+        <w:fldChar w:fldCharType="end"/>
+      </w:r>
+      <w:r>
+        <w:rPr>
+          <w:rFonts w:ascii="Times New Roman" w:hAnsi="Times New Roman" w:cs="Times New Roman"/>
+          <w:sz w:val="20"/>
+          <w:szCs w:val="20"/>
+        </w:rPr>
+        <w:t xml:space="preserve"> </w:t>
+      </w:r>
+      <w:r>
+        <w:rPr>
+          <w:rFonts w:ascii="Times New Roman" w:hAnsi="Times New Roman" w:cs="Times New Roman"/>
+          <w:sz w:val="20"/>
+          <w:szCs w:val="20"/>
+        </w:rPr>
+        <w:t>in</w:t>
+      </w:r>
+      <w:r>
+        <w:rPr>
+          <w:rFonts w:ascii="Times New Roman" w:hAnsi="Times New Roman" w:cs="Times New Roman"/>
+          <w:sz w:val="20"/>
+          <w:szCs w:val="20"/>
+        </w:rPr>
+        <w:t xml:space="preserve"> Appendix </w:t>
+      </w:r>
+      <w:r>
+        <w:rPr>
+          <w:rFonts w:ascii="Times New Roman" w:hAnsi="Times New Roman" w:cs="Times New Roman"/>
+          <w:sz w:val="20"/>
+          <w:szCs w:val="20"/>
+        </w:rPr>
+        <w:t>C</w:t>
+      </w:r>
+      <w:r>
+        <w:rPr>
+          <w:rFonts w:ascii="Times New Roman" w:hAnsi="Times New Roman" w:cs="Times New Roman"/>
+          <w:sz w:val="20"/>
+          <w:szCs w:val="20"/>
+        </w:rPr>
+        <w:t xml:space="preserve">. </w:t>
+      </w:r>
+    </w:p>
+    <w:p>
+      <w:pPr>
+        <w:jc w:val="both"/>
+        <w:rPr>
+          <w:rFonts w:ascii="Times New Roman" w:hAnsi="Times New Roman" w:cs="Times New Roman"/>
+          <w:sz w:val="20"/>
+          <w:szCs w:val="20"/>
+        </w:rPr>
+      </w:pPr>
+      <w:r>
+        <w:rPr>
+          <w:rFonts w:ascii="Times New Roman" w:hAnsi="Times New Roman" w:cs="Times New Roman"/>
+          <w:sz w:val="20"/>
+          <w:szCs w:val="20"/>
+        </w:rPr>
+        <w:t xml:space="preserve">Another topic explored during EDA was </w:t>
+      </w:r>
+      <w:proofErr w:type="spellStart"/>
+      <w:r>
+        <w:rPr>
+          <w:rFonts w:ascii="Times New Roman" w:hAnsi="Times New Roman" w:cs="Times New Roman"/>
+          <w:sz w:val="20"/>
+          <w:szCs w:val="20"/>
+          <w:highlight w:val="yellow"/>
+        </w:rPr>
+        <w:t>xxxxx</w:t>
+      </w:r>
+      <w:proofErr w:type="spellEnd"/>
+      <w:r>
+        <w:rPr>
+          <w:rFonts w:ascii="Times New Roman" w:hAnsi="Times New Roman" w:cs="Times New Roman"/>
+          <w:sz w:val="20"/>
+          <w:szCs w:val="20"/>
+        </w:rPr>
+        <w:t xml:space="preserve"> </w:t>
+      </w:r>
+    </w:p>
+    <w:p>
+      <w:pPr>
+        <w:jc w:val="both"/>
+        <w:rPr>
+          <w:rFonts w:ascii="Times New Roman" w:hAnsi="Times New Roman" w:cs="Times New Roman"/>
+          <w:color w:val="EE0000"/>
+          <w:sz w:val="20"/>
+          <w:szCs w:val="20"/>
+          <w:lang w:val="fr-FR"/>
+        </w:rPr>
+      </w:pPr>
+      <w:r>
+        <w:rPr>
+          <w:rFonts w:ascii="Times New Roman" w:hAnsi="Times New Roman" w:cs="Times New Roman"/>
+          <w:color w:val="EE0000"/>
+          <w:sz w:val="20"/>
+          <w:szCs w:val="20"/>
+          <w:lang w:val="fr-FR"/>
+        </w:rPr>
+        <w:t>Matrix – Savannah</w:t>
+      </w:r>
+    </w:p>
+    <w:p>
+      <w:pPr>
+        <w:jc w:val="both"/>
+        <w:rPr>
+          <w:rFonts w:ascii="Times New Roman" w:hAnsi="Times New Roman" w:cs="Times New Roman"/>
+          <w:color w:val="EE0000"/>
+          <w:sz w:val="20"/>
+          <w:szCs w:val="20"/>
+          <w:lang w:val="fr-FR"/>
+        </w:rPr>
+      </w:pPr>
+      <w:proofErr w:type="gramStart"/>
+      <w:r>
+        <w:rPr>
+          <w:rFonts w:ascii="Times New Roman" w:hAnsi="Times New Roman" w:cs="Times New Roman"/>
+          <w:color w:val="EE0000"/>
+          <w:sz w:val="20"/>
+          <w:szCs w:val="20"/>
+          <w:lang w:val="fr-FR"/>
+        </w:rPr>
+        <w:t>Ranges</w:t>
+      </w:r>
+      <w:proofErr w:type="gramEnd"/>
+      <w:r>
+        <w:rPr>
+          <w:rFonts w:ascii="Times New Roman" w:hAnsi="Times New Roman" w:cs="Times New Roman"/>
+          <w:color w:val="EE0000"/>
+          <w:sz w:val="20"/>
+          <w:szCs w:val="20"/>
+          <w:lang w:val="fr-FR"/>
+        </w:rPr>
+        <w:t xml:space="preserve"> – </w:t>
+      </w:r>
+      <w:proofErr w:type="spellStart"/>
+      <w:r>
+        <w:rPr>
+          <w:rFonts w:ascii="Times New Roman" w:hAnsi="Times New Roman" w:cs="Times New Roman"/>
+          <w:color w:val="EE0000"/>
+          <w:sz w:val="20"/>
+          <w:szCs w:val="20"/>
+          <w:lang w:val="fr-FR"/>
+        </w:rPr>
+        <w:t>Mekayle</w:t>
+      </w:r>
+      <w:proofErr w:type="spellEnd"/>
+    </w:p>
+    <w:p>
+      <w:pPr>
+        <w:jc w:val="both"/>
+        <w:rPr>
+          <w:rFonts w:ascii="Times New Roman" w:hAnsi="Times New Roman" w:cs="Times New Roman"/>
+          <w:color w:val="EE0000"/>
+          <w:sz w:val="20"/>
+          <w:szCs w:val="20"/>
+        </w:rPr>
+      </w:pPr>
+      <w:r>
+        <w:rPr>
+          <w:rFonts w:ascii="Times New Roman" w:hAnsi="Times New Roman" w:cs="Times New Roman"/>
+          <w:color w:val="EE0000"/>
+          <w:sz w:val="20"/>
+          <w:szCs w:val="20"/>
+        </w:rPr>
+        <w:t xml:space="preserve">If time – add summaries of </w:t>
+      </w:r>
+      <w:r>
+        <w:rPr>
+          <w:rFonts w:ascii="Times New Roman" w:hAnsi="Times New Roman" w:cs="Times New Roman"/>
+          <w:color w:val="EE0000"/>
+          <w:sz w:val="20"/>
+          <w:szCs w:val="20"/>
+        </w:rPr>
+        <w:t>one or two aspects over time in a graph: No trips vs time (</w:t>
+      </w:r>
+      <w:proofErr w:type="spellStart"/>
+      <w:r>
+        <w:rPr>
+          <w:rFonts w:ascii="Times New Roman" w:hAnsi="Times New Roman" w:cs="Times New Roman"/>
+          <w:color w:val="EE0000"/>
+          <w:sz w:val="20"/>
+          <w:szCs w:val="20"/>
+        </w:rPr>
+        <w:t>Mekayle</w:t>
+      </w:r>
+      <w:proofErr w:type="spellEnd"/>
+      <w:r>
+        <w:rPr>
+          <w:rFonts w:ascii="Times New Roman" w:hAnsi="Times New Roman" w:cs="Times New Roman"/>
+          <w:color w:val="EE0000"/>
+          <w:sz w:val="20"/>
+          <w:szCs w:val="20"/>
+        </w:rPr>
+        <w:t>), Fare amounts over time (Savannah), payment methods over time (</w:t>
+      </w:r>
+      <w:proofErr w:type="gramStart"/>
+      <w:r>
+        <w:rPr>
+          <w:rFonts w:ascii="Times New Roman" w:hAnsi="Times New Roman" w:cs="Times New Roman"/>
+          <w:color w:val="EE0000"/>
+          <w:sz w:val="20"/>
+          <w:szCs w:val="20"/>
+        </w:rPr>
+        <w:t>too</w:t>
+      </w:r>
+      <w:proofErr w:type="gramEnd"/>
+      <w:r>
+        <w:rPr>
+          <w:rFonts w:ascii="Times New Roman" w:hAnsi="Times New Roman" w:cs="Times New Roman"/>
+          <w:color w:val="EE0000"/>
+          <w:sz w:val="20"/>
+          <w:szCs w:val="20"/>
+        </w:rPr>
+        <w:t xml:space="preserve"> see if cash decreases). </w:t>
+      </w:r>
     </w:p>
     <w:p>
       <w:pPr>
@@ -1177,8 +1913,7 @@
           <w:sz w:val="20"/>
           <w:szCs w:val="20"/>
         </w:rPr>
-        <w:lastRenderedPageBreak/>
-        <w:t>Exploratory data analysis (EDA)</w:t>
+        <w:t>The dataset in the context of the 7 Vs of big data</w:t>
       </w:r>
     </w:p>
     <w:p>
@@ -1196,182 +1931,6 @@
           <w:sz w:val="20"/>
           <w:szCs w:val="20"/>
         </w:rPr>
-        <w:t xml:space="preserve">An exploratory data analysis was undertaken </w:t>
-      </w:r>
-      <w:proofErr w:type="gramStart"/>
-      <w:r>
-        <w:rPr>
-          <w:rFonts w:ascii="Times New Roman" w:hAnsi="Times New Roman" w:cs="Times New Roman"/>
-          <w:sz w:val="20"/>
-          <w:szCs w:val="20"/>
-        </w:rPr>
-        <w:t>in order to</w:t>
-      </w:r>
-      <w:proofErr w:type="gramEnd"/>
-      <w:r>
-        <w:rPr>
-          <w:rFonts w:ascii="Times New Roman" w:hAnsi="Times New Roman" w:cs="Times New Roman"/>
-          <w:sz w:val="20"/>
-          <w:szCs w:val="20"/>
-        </w:rPr>
-        <w:t xml:space="preserve"> better define </w:t>
-      </w:r>
-      <w:r>
-        <w:rPr>
-          <w:rFonts w:ascii="Times New Roman" w:hAnsi="Times New Roman" w:cs="Times New Roman"/>
-          <w:sz w:val="20"/>
-          <w:szCs w:val="20"/>
-        </w:rPr>
-        <w:t xml:space="preserve">the dataset and narrow down the business objective of the MIT805 group project. </w:t>
-      </w:r>
-      <w:r>
-        <w:rPr>
-          <w:rFonts w:ascii="Times New Roman" w:hAnsi="Times New Roman" w:cs="Times New Roman"/>
-          <w:sz w:val="20"/>
-          <w:szCs w:val="20"/>
-        </w:rPr>
-        <w:t xml:space="preserve">The EDA was done in line with exploring the feasibility of the business objective. </w:t>
-      </w:r>
-    </w:p>
-    <w:p>
-      <w:pPr>
-        <w:jc w:val="both"/>
-        <w:rPr>
-          <w:rFonts w:ascii="Times New Roman" w:hAnsi="Times New Roman" w:cs="Times New Roman"/>
-          <w:sz w:val="20"/>
-          <w:szCs w:val="20"/>
-        </w:rPr>
-      </w:pPr>
-      <w:r>
-        <w:rPr>
-          <w:rFonts w:ascii="Times New Roman" w:hAnsi="Times New Roman" w:cs="Times New Roman"/>
-          <w:sz w:val="20"/>
-          <w:szCs w:val="20"/>
-        </w:rPr>
-        <w:t>The correlation matrix for the variables is indicated in</w:t>
-      </w:r>
-      <w:r>
-        <w:rPr>
-          <w:rFonts w:ascii="Times New Roman" w:hAnsi="Times New Roman" w:cs="Times New Roman"/>
-          <w:sz w:val="20"/>
-          <w:szCs w:val="20"/>
-        </w:rPr>
-        <w:t xml:space="preserve"> </w:t>
-      </w:r>
-      <w:r>
-        <w:rPr>
-          <w:rFonts w:ascii="Times New Roman" w:hAnsi="Times New Roman" w:cs="Times New Roman"/>
-          <w:sz w:val="20"/>
-          <w:szCs w:val="20"/>
-          <w:highlight w:val="yellow"/>
-        </w:rPr>
-        <w:t>xxx</w:t>
-      </w:r>
-      <w:r>
-        <w:rPr>
-          <w:rFonts w:ascii="Times New Roman" w:hAnsi="Times New Roman" w:cs="Times New Roman"/>
-          <w:sz w:val="20"/>
-          <w:szCs w:val="20"/>
-        </w:rPr>
-        <w:t xml:space="preserve"> </w:t>
-      </w:r>
-      <w:r>
-        <w:rPr>
-          <w:rFonts w:ascii="Times New Roman" w:hAnsi="Times New Roman" w:cs="Times New Roman"/>
-          <w:sz w:val="20"/>
-          <w:szCs w:val="20"/>
-        </w:rPr>
-        <w:t xml:space="preserve">in Appendix B. </w:t>
-      </w:r>
-      <w:r>
-        <w:rPr>
-          <w:rFonts w:ascii="Times New Roman" w:hAnsi="Times New Roman" w:cs="Times New Roman"/>
-          <w:sz w:val="20"/>
-          <w:szCs w:val="20"/>
-        </w:rPr>
-        <w:t xml:space="preserve"> Variables such as </w:t>
-      </w:r>
-      <w:r>
-        <w:rPr>
-          <w:rFonts w:ascii="Times New Roman" w:hAnsi="Times New Roman" w:cs="Times New Roman"/>
-          <w:sz w:val="20"/>
-          <w:szCs w:val="20"/>
-          <w:highlight w:val="yellow"/>
-        </w:rPr>
-        <w:t>xxxx</w:t>
-      </w:r>
-      <w:r>
-        <w:rPr>
-          <w:rFonts w:ascii="Times New Roman" w:hAnsi="Times New Roman" w:cs="Times New Roman"/>
-          <w:sz w:val="20"/>
-          <w:szCs w:val="20"/>
-        </w:rPr>
-        <w:t xml:space="preserve"> had notably high correlation with one another. </w:t>
-      </w:r>
-    </w:p>
-    <w:p>
-      <w:pPr>
-        <w:jc w:val="both"/>
-        <w:rPr>
-          <w:rFonts w:ascii="Times New Roman" w:hAnsi="Times New Roman" w:cs="Times New Roman"/>
-          <w:sz w:val="20"/>
-          <w:szCs w:val="20"/>
-        </w:rPr>
-      </w:pPr>
-      <w:r>
-        <w:rPr>
-          <w:rFonts w:ascii="Times New Roman" w:hAnsi="Times New Roman" w:cs="Times New Roman"/>
-          <w:sz w:val="20"/>
-          <w:szCs w:val="20"/>
-        </w:rPr>
-        <w:t xml:space="preserve">Some statistical characteristics of the </w:t>
-      </w:r>
-      <w:r>
-        <w:rPr>
-          <w:rFonts w:ascii="Times New Roman" w:hAnsi="Times New Roman" w:cs="Times New Roman"/>
-          <w:sz w:val="20"/>
-          <w:szCs w:val="20"/>
-        </w:rPr>
-        <w:t xml:space="preserve">numerical </w:t>
-      </w:r>
-      <w:r>
-        <w:rPr>
-          <w:rFonts w:ascii="Times New Roman" w:hAnsi="Times New Roman" w:cs="Times New Roman"/>
-          <w:sz w:val="20"/>
-          <w:szCs w:val="20"/>
-        </w:rPr>
-        <w:t>variables</w:t>
-      </w:r>
-      <w:r>
-        <w:rPr>
-          <w:rFonts w:ascii="Times New Roman" w:hAnsi="Times New Roman" w:cs="Times New Roman"/>
-          <w:sz w:val="20"/>
-          <w:szCs w:val="20"/>
-        </w:rPr>
-        <w:t>, such as the range and average over the dataset,</w:t>
-      </w:r>
-      <w:r>
-        <w:rPr>
-          <w:rFonts w:ascii="Times New Roman" w:hAnsi="Times New Roman" w:cs="Times New Roman"/>
-          <w:sz w:val="20"/>
-          <w:szCs w:val="20"/>
-        </w:rPr>
-        <w:t xml:space="preserve"> considered necessary are described </w:t>
-      </w:r>
-      <w:r>
-        <w:rPr>
-          <w:rFonts w:ascii="Times New Roman" w:hAnsi="Times New Roman" w:cs="Times New Roman"/>
-          <w:sz w:val="20"/>
-          <w:szCs w:val="20"/>
-        </w:rPr>
-        <w:t xml:space="preserve">in </w:t>
-      </w:r>
-      <w:r>
-        <w:rPr>
-          <w:rFonts w:ascii="Times New Roman" w:hAnsi="Times New Roman" w:cs="Times New Roman"/>
-          <w:sz w:val="20"/>
-          <w:szCs w:val="20"/>
-        </w:rPr>
         <w:fldChar w:fldCharType="begin"/>
       </w:r>
       <w:r>
@@ -1380,260 +1939,14 @@
           <w:sz w:val="20"/>
           <w:szCs w:val="20"/>
         </w:rPr>
-        <w:instrText xml:space="preserve"> REF _Ref238916291 \h </w:instrText>
-      </w:r>
-      <w:r>
-        <w:rPr>
-          <w:rFonts w:ascii="Times New Roman" w:hAnsi="Times New Roman" w:cs="Times New Roman"/>
-          <w:sz w:val="20"/>
-          <w:szCs w:val="20"/>
-        </w:rPr>
-      </w:r>
-      <w:r>
-        <w:rPr>
-          <w:rFonts w:ascii="Times New Roman" w:hAnsi="Times New Roman" w:cs="Times New Roman"/>
-          <w:sz w:val="20"/>
-          <w:szCs w:val="20"/>
-        </w:rPr>
-        <w:instrText xml:space="preserve"> \* MERGEFORMAT </w:instrText>
-      </w:r>
-      <w:r>
-        <w:rPr>
-          <w:rFonts w:ascii="Times New Roman" w:hAnsi="Times New Roman" w:cs="Times New Roman"/>
-          <w:sz w:val="20"/>
-          <w:szCs w:val="20"/>
-        </w:rPr>
-        <w:fldChar w:fldCharType="separate"/>
-      </w:r>
-      <w:r>
-        <w:rPr>
-          <w:rFonts w:ascii="Times New Roman" w:hAnsi="Times New Roman" w:cs="Times New Roman"/>
-          <w:sz w:val="20"/>
-          <w:szCs w:val="20"/>
-        </w:rPr>
-        <w:t xml:space="preserve">Table </w:t>
-      </w:r>
-      <w:r>
-        <w:rPr>
-          <w:rFonts w:ascii="Times New Roman" w:hAnsi="Times New Roman" w:cs="Times New Roman"/>
-          <w:sz w:val="20"/>
-          <w:szCs w:val="20"/>
-        </w:rPr>
-        <w:t>3</w:t>
-      </w:r>
-      <w:r>
-        <w:rPr>
-          <w:rFonts w:ascii="Times New Roman" w:hAnsi="Times New Roman" w:cs="Times New Roman"/>
-          <w:sz w:val="20"/>
-          <w:szCs w:val="20"/>
-        </w:rPr>
-        <w:fldChar w:fldCharType="end"/>
-      </w:r>
-      <w:r>
-        <w:rPr>
-          <w:rFonts w:ascii="Times New Roman" w:hAnsi="Times New Roman" w:cs="Times New Roman"/>
-          <w:sz w:val="20"/>
-          <w:szCs w:val="20"/>
-        </w:rPr>
-        <w:t xml:space="preserve"> and </w:t>
-      </w:r>
-      <w:r>
-        <w:rPr>
-          <w:rFonts w:ascii="Times New Roman" w:hAnsi="Times New Roman" w:cs="Times New Roman"/>
-          <w:sz w:val="20"/>
-          <w:szCs w:val="20"/>
-        </w:rPr>
-        <w:fldChar w:fldCharType="begin"/>
-      </w:r>
-      <w:r>
-        <w:rPr>
-          <w:rFonts w:ascii="Times New Roman" w:hAnsi="Times New Roman" w:cs="Times New Roman"/>
-          <w:sz w:val="20"/>
-          <w:szCs w:val="20"/>
-        </w:rPr>
-        <w:instrText xml:space="preserve"> REF _Ref238916300 \h </w:instrText>
-      </w:r>
-      <w:r>
-        <w:rPr>
-          <w:rFonts w:ascii="Times New Roman" w:hAnsi="Times New Roman" w:cs="Times New Roman"/>
-          <w:sz w:val="20"/>
-          <w:szCs w:val="20"/>
-        </w:rPr>
-      </w:r>
-      <w:r>
-        <w:rPr>
-          <w:rFonts w:ascii="Times New Roman" w:hAnsi="Times New Roman" w:cs="Times New Roman"/>
-          <w:sz w:val="20"/>
-          <w:szCs w:val="20"/>
-        </w:rPr>
-        <w:instrText xml:space="preserve"> \* MERGEFORMAT </w:instrText>
-      </w:r>
-      <w:r>
-        <w:rPr>
-          <w:rFonts w:ascii="Times New Roman" w:hAnsi="Times New Roman" w:cs="Times New Roman"/>
-          <w:sz w:val="20"/>
-          <w:szCs w:val="20"/>
-        </w:rPr>
-        <w:fldChar w:fldCharType="separate"/>
-      </w:r>
-      <w:r>
-        <w:rPr>
-          <w:rFonts w:ascii="Times New Roman" w:hAnsi="Times New Roman" w:cs="Times New Roman"/>
-          <w:sz w:val="20"/>
-          <w:szCs w:val="20"/>
-        </w:rPr>
-        <w:t xml:space="preserve">Table </w:t>
-      </w:r>
-      <w:r>
-        <w:rPr>
-          <w:rFonts w:ascii="Times New Roman" w:hAnsi="Times New Roman" w:cs="Times New Roman"/>
-          <w:sz w:val="20"/>
-          <w:szCs w:val="20"/>
-        </w:rPr>
-        <w:t>4</w:t>
-      </w:r>
-      <w:r>
-        <w:rPr>
-          <w:rFonts w:ascii="Times New Roman" w:hAnsi="Times New Roman" w:cs="Times New Roman"/>
-          <w:sz w:val="20"/>
-          <w:szCs w:val="20"/>
-        </w:rPr>
-        <w:fldChar w:fldCharType="end"/>
-      </w:r>
-      <w:r>
-        <w:rPr>
-          <w:rFonts w:ascii="Times New Roman" w:hAnsi="Times New Roman" w:cs="Times New Roman"/>
-          <w:sz w:val="20"/>
-          <w:szCs w:val="20"/>
-        </w:rPr>
-        <w:t xml:space="preserve"> </w:t>
-      </w:r>
-      <w:r>
-        <w:rPr>
-          <w:rFonts w:ascii="Times New Roman" w:hAnsi="Times New Roman" w:cs="Times New Roman"/>
-          <w:sz w:val="20"/>
-          <w:szCs w:val="20"/>
-        </w:rPr>
-        <w:t>in</w:t>
-      </w:r>
-      <w:r>
-        <w:rPr>
-          <w:rFonts w:ascii="Times New Roman" w:hAnsi="Times New Roman" w:cs="Times New Roman"/>
-          <w:sz w:val="20"/>
-          <w:szCs w:val="20"/>
-        </w:rPr>
-        <w:t xml:space="preserve"> Appendix B</w:t>
-      </w:r>
-      <w:r>
-        <w:rPr>
-          <w:rFonts w:ascii="Times New Roman" w:hAnsi="Times New Roman" w:cs="Times New Roman"/>
-          <w:sz w:val="20"/>
-          <w:szCs w:val="20"/>
-        </w:rPr>
-        <w:t xml:space="preserve">. </w:t>
-      </w:r>
-    </w:p>
-    <w:p>
-      <w:pPr>
-        <w:jc w:val="both"/>
-        <w:rPr>
-          <w:rFonts w:ascii="Times New Roman" w:hAnsi="Times New Roman" w:cs="Times New Roman"/>
-          <w:sz w:val="20"/>
-          <w:szCs w:val="20"/>
-        </w:rPr>
-      </w:pPr>
-      <w:r>
-        <w:rPr>
-          <w:rFonts w:ascii="Times New Roman" w:hAnsi="Times New Roman" w:cs="Times New Roman"/>
-          <w:sz w:val="20"/>
-          <w:szCs w:val="20"/>
-        </w:rPr>
-        <w:t xml:space="preserve">Another topic explored during EDA was </w:t>
-      </w:r>
-      <w:r>
-        <w:rPr>
-          <w:rFonts w:ascii="Times New Roman" w:hAnsi="Times New Roman" w:cs="Times New Roman"/>
-          <w:sz w:val="20"/>
-          <w:szCs w:val="20"/>
-          <w:highlight w:val="yellow"/>
-        </w:rPr>
-        <w:t>xxxxx</w:t>
-      </w:r>
-      <w:r>
-        <w:rPr>
-          <w:rFonts w:ascii="Times New Roman" w:hAnsi="Times New Roman" w:cs="Times New Roman"/>
-          <w:sz w:val="20"/>
-          <w:szCs w:val="20"/>
-        </w:rPr>
-        <w:t xml:space="preserve"> </w:t>
-      </w:r>
-    </w:p>
-    <w:p>
-      <w:pPr>
-        <w:pStyle w:val="ListParagraph"/>
-        <w:numPr>
-          <w:ilvl w:val="0"/>
-          <w:numId w:val="3"/>
-        </w:numPr>
-        <w:jc w:val="both"/>
-        <w:rPr>
-          <w:rFonts w:ascii="Times New Roman" w:hAnsi="Times New Roman" w:cs="Times New Roman"/>
-          <w:b/>
-          <w:bCs/>
-          <w:sz w:val="20"/>
-          <w:szCs w:val="20"/>
-        </w:rPr>
-      </w:pPr>
-      <w:r>
-        <w:rPr>
-          <w:rFonts w:ascii="Times New Roman" w:hAnsi="Times New Roman" w:cs="Times New Roman"/>
-          <w:b/>
-          <w:bCs/>
-          <w:sz w:val="20"/>
-          <w:szCs w:val="20"/>
-        </w:rPr>
-        <w:t>The dataset in the context of the 7 Vs of big data</w:t>
-      </w:r>
-    </w:p>
-    <w:p>
-      <w:pPr>
-        <w:jc w:val="both"/>
-        <w:rPr>
-          <w:rFonts w:ascii="Times New Roman" w:hAnsi="Times New Roman" w:cs="Times New Roman"/>
-          <w:sz w:val="20"/>
-          <w:szCs w:val="20"/>
-        </w:rPr>
-      </w:pPr>
-      <w:r>
-        <w:rPr>
-          <w:rFonts w:ascii="Times New Roman" w:hAnsi="Times New Roman" w:cs="Times New Roman"/>
-          <w:sz w:val="20"/>
-          <w:szCs w:val="20"/>
-        </w:rPr>
-        <w:fldChar w:fldCharType="begin"/>
-      </w:r>
-      <w:r>
-        <w:rPr>
-          <w:rFonts w:ascii="Times New Roman" w:hAnsi="Times New Roman" w:cs="Times New Roman"/>
-          <w:sz w:val="20"/>
-          <w:szCs w:val="20"/>
-        </w:rPr>
-        <w:instrText xml:space="preserve"> REF _Ref238915678 \h </w:instrText>
-      </w:r>
-      <w:r>
-        <w:rPr>
-          <w:rFonts w:ascii="Times New Roman" w:hAnsi="Times New Roman" w:cs="Times New Roman"/>
-          <w:sz w:val="20"/>
-          <w:szCs w:val="20"/>
-        </w:rPr>
-      </w:r>
-      <w:r>
-        <w:rPr>
-          <w:rFonts w:ascii="Times New Roman" w:hAnsi="Times New Roman" w:cs="Times New Roman"/>
-          <w:sz w:val="20"/>
-          <w:szCs w:val="20"/>
-        </w:rPr>
-        <w:instrText xml:space="preserve"> \* MERGEFORMAT </w:instrText>
+        <w:instrText xml:space="preserve"> REF _Ref238915678 \h  \* MERGEFORMAT </w:instrText>
+      </w:r>
+      <w:r>
+        <w:rPr>
+          <w:rFonts w:ascii="Times New Roman" w:hAnsi="Times New Roman" w:cs="Times New Roman"/>
+          <w:sz w:val="20"/>
+          <w:szCs w:val="20"/>
+        </w:rPr>
       </w:r>
       <w:r>
         <w:rPr>
@@ -1874,6 +2187,15 @@
               </w:rPr>
               <w:t xml:space="preserve">The total dataset size, trying to analyse it using pandas for example was xxx. </w:t>
             </w:r>
+            <w:r>
+              <w:rPr>
+                <w:rFonts w:ascii="Times New Roman" w:hAnsi="Times New Roman" w:cs="Times New Roman"/>
+                <w:color w:val="EE0000"/>
+                <w:sz w:val="20"/>
+                <w:szCs w:val="20"/>
+              </w:rPr>
+              <w:t>Savannah</w:t>
+            </w:r>
           </w:p>
         </w:tc>
       </w:tr>
@@ -1944,6 +2266,17 @@
               </w:rPr>
               <w:t xml:space="preserve"> </w:t>
             </w:r>
+            <w:proofErr w:type="spellStart"/>
+            <w:r>
+              <w:rPr>
+                <w:rFonts w:ascii="Times New Roman" w:hAnsi="Times New Roman" w:cs="Times New Roman"/>
+                <w:color w:val="EE0000"/>
+                <w:sz w:val="20"/>
+                <w:szCs w:val="20"/>
+              </w:rPr>
+              <w:t>Mekayle</w:t>
+            </w:r>
+            <w:proofErr w:type="spellEnd"/>
           </w:p>
         </w:tc>
       </w:tr>
@@ -1984,10 +2317,20 @@
               <w:jc w:val="both"/>
               <w:rPr>
                 <w:rFonts w:ascii="Times New Roman" w:hAnsi="Times New Roman" w:cs="Times New Roman"/>
+                <w:color w:val="EE0000"/>
                 <w:sz w:val="20"/>
                 <w:szCs w:val="20"/>
               </w:rPr>
             </w:pPr>
+            <w:r>
+              <w:rPr>
+                <w:rFonts w:ascii="Times New Roman" w:hAnsi="Times New Roman" w:cs="Times New Roman"/>
+                <w:color w:val="EE0000"/>
+                <w:sz w:val="20"/>
+                <w:szCs w:val="20"/>
+              </w:rPr>
+              <w:t>Savannah</w:t>
+            </w:r>
           </w:p>
         </w:tc>
       </w:tr>
@@ -2032,6 +2375,17 @@
                 <w:szCs w:val="20"/>
               </w:rPr>
             </w:pPr>
+            <w:proofErr w:type="spellStart"/>
+            <w:r>
+              <w:rPr>
+                <w:rFonts w:ascii="Times New Roman" w:hAnsi="Times New Roman" w:cs="Times New Roman"/>
+                <w:color w:val="EE0000"/>
+                <w:sz w:val="20"/>
+                <w:szCs w:val="20"/>
+              </w:rPr>
+              <w:t>Mekayle</w:t>
+            </w:r>
+            <w:proofErr w:type="spellEnd"/>
           </w:p>
         </w:tc>
       </w:tr>
@@ -2076,6 +2430,15 @@
                 <w:szCs w:val="20"/>
               </w:rPr>
             </w:pPr>
+            <w:r>
+              <w:rPr>
+                <w:rFonts w:ascii="Times New Roman" w:hAnsi="Times New Roman" w:cs="Times New Roman"/>
+                <w:color w:val="EE0000"/>
+                <w:sz w:val="20"/>
+                <w:szCs w:val="20"/>
+              </w:rPr>
+              <w:t>Savannah</w:t>
+            </w:r>
           </w:p>
         </w:tc>
       </w:tr>
@@ -2120,6 +2483,17 @@
                 <w:szCs w:val="20"/>
               </w:rPr>
             </w:pPr>
+            <w:proofErr w:type="spellStart"/>
+            <w:r>
+              <w:rPr>
+                <w:rFonts w:ascii="Times New Roman" w:hAnsi="Times New Roman" w:cs="Times New Roman"/>
+                <w:color w:val="EE0000"/>
+                <w:sz w:val="20"/>
+                <w:szCs w:val="20"/>
+              </w:rPr>
+              <w:t>Mekayle</w:t>
+            </w:r>
+            <w:proofErr w:type="spellEnd"/>
           </w:p>
         </w:tc>
       </w:tr>
@@ -2164,6 +2538,15 @@
                 <w:szCs w:val="20"/>
               </w:rPr>
             </w:pPr>
+            <w:r>
+              <w:rPr>
+                <w:rFonts w:ascii="Times New Roman" w:hAnsi="Times New Roman" w:cs="Times New Roman"/>
+                <w:color w:val="EE0000"/>
+                <w:sz w:val="20"/>
+                <w:szCs w:val="20"/>
+              </w:rPr>
+              <w:t>Savannah</w:t>
+            </w:r>
           </w:p>
         </w:tc>
       </w:tr>
@@ -2440,9 +2823,510 @@
           <w:szCs w:val="40"/>
         </w:rPr>
         <w:lastRenderedPageBreak/>
-        <w:t xml:space="preserve">Appendix </w:t>
-      </w:r>
-      <w:r>
+        <w:t>Appendix B – Data cleaning summaries</w:t>
+      </w:r>
+    </w:p>
+    <w:p>
+      <w:pPr>
+        <w:pStyle w:val="Caption"/>
+        <w:keepNext/>
+        <w:rPr>
+          <w:i w:val="0"/>
+          <w:iCs w:val="0"/>
+          <w:color w:val="EE0000"/>
+        </w:rPr>
+      </w:pPr>
+      <w:r>
+        <w:rPr>
+          <w:i w:val="0"/>
+          <w:iCs w:val="0"/>
+          <w:color w:val="EE0000"/>
+          <w:highlight w:val="yellow"/>
+        </w:rPr>
+        <w:t xml:space="preserve"># </w:t>
+      </w:r>
+      <w:r>
+        <w:rPr>
+          <w:i w:val="0"/>
+          <w:iCs w:val="0"/>
+          <w:color w:val="EE0000"/>
+          <w:highlight w:val="yellow"/>
+        </w:rPr>
+        <w:t>Add s</w:t>
+      </w:r>
+      <w:r>
+        <w:rPr>
+          <w:i w:val="0"/>
+          <w:iCs w:val="0"/>
+          <w:color w:val="EE0000"/>
+          <w:highlight w:val="yellow"/>
+        </w:rPr>
+        <w:t>ummary of pre-cleaning ranges</w:t>
+      </w:r>
+    </w:p>
+    <w:p>
+      <w:pPr>
+        <w:pStyle w:val="Caption"/>
+        <w:keepNext/>
+      </w:pPr>
+      <w:r>
+        <w:t xml:space="preserve">Table </w:t>
+      </w:r>
+      <w:fldSimple w:instr=" SEQ Table \* ARABIC ">
+        <w:r>
+          <w:rPr>
+            <w:noProof/>
+          </w:rPr>
+          <w:t>3</w:t>
+        </w:r>
+      </w:fldSimple>
+      <w:r>
+        <w:t xml:space="preserve">: </w:t>
+      </w:r>
+      <w:r>
+        <w:t>Data cleaning summary</w:t>
+      </w:r>
+      <w:r>
+        <w:t>.</w:t>
+      </w:r>
+    </w:p>
+    <w:tbl>
+      <w:tblPr>
+        <w:tblStyle w:val="TableGrid"/>
+        <w:tblW w:w="0" w:type="auto"/>
+        <w:tblLook w:val="04A0" w:firstRow="1" w:lastRow="0" w:firstColumn="1" w:lastColumn="0" w:noHBand="0" w:noVBand="1"/>
+      </w:tblPr>
+      <w:tblGrid>
+        <w:gridCol w:w="2425"/>
+        <w:gridCol w:w="2340"/>
+        <w:gridCol w:w="2430"/>
+        <w:gridCol w:w="1821"/>
+      </w:tblGrid>
+      <w:tr>
+        <w:trPr>
+          <w:trHeight w:val="269"/>
+          <w:tblHeader/>
+        </w:trPr>
+        <w:tc>
+          <w:tcPr>
+            <w:tcW w:w="2425" w:type="dxa"/>
+            <w:tcBorders>
+              <w:right w:val="single" w:sz="4" w:space="0" w:color="FFFFFF" w:themeColor="background1"/>
+            </w:tcBorders>
+            <w:shd w:val="clear" w:color="auto" w:fill="262626" w:themeFill="text1" w:themeFillTint="D9"/>
+            <w:vAlign w:val="center"/>
+          </w:tcPr>
+          <w:p>
+            <w:pPr>
+              <w:jc w:val="center"/>
+              <w:rPr>
+                <w:rFonts w:ascii="Times New Roman" w:hAnsi="Times New Roman" w:cs="Times New Roman"/>
+                <w:b/>
+                <w:bCs/>
+                <w:sz w:val="22"/>
+                <w:szCs w:val="22"/>
+              </w:rPr>
+            </w:pPr>
+            <w:r>
+              <w:rPr>
+                <w:rFonts w:ascii="Times New Roman" w:hAnsi="Times New Roman" w:cs="Times New Roman"/>
+                <w:b/>
+                <w:bCs/>
+                <w:sz w:val="22"/>
+                <w:szCs w:val="22"/>
+              </w:rPr>
+              <w:t>Variable</w:t>
+            </w:r>
+          </w:p>
+        </w:tc>
+        <w:tc>
+          <w:tcPr>
+            <w:tcW w:w="2340" w:type="dxa"/>
+            <w:tcBorders>
+              <w:left w:val="single" w:sz="4" w:space="0" w:color="FFFFFF" w:themeColor="background1"/>
+              <w:right w:val="single" w:sz="4" w:space="0" w:color="FFFFFF" w:themeColor="background1"/>
+            </w:tcBorders>
+            <w:shd w:val="clear" w:color="auto" w:fill="262626" w:themeFill="text1" w:themeFillTint="D9"/>
+          </w:tcPr>
+          <w:p>
+            <w:pPr>
+              <w:jc w:val="center"/>
+              <w:rPr>
+                <w:rFonts w:ascii="Times New Roman" w:hAnsi="Times New Roman" w:cs="Times New Roman"/>
+                <w:b/>
+                <w:bCs/>
+                <w:sz w:val="22"/>
+                <w:szCs w:val="22"/>
+              </w:rPr>
+            </w:pPr>
+            <w:r>
+              <w:rPr>
+                <w:rFonts w:ascii="Times New Roman" w:hAnsi="Times New Roman" w:cs="Times New Roman"/>
+                <w:b/>
+                <w:bCs/>
+                <w:sz w:val="22"/>
+                <w:szCs w:val="22"/>
+              </w:rPr>
+              <w:t>2014 - 2017</w:t>
+            </w:r>
+          </w:p>
+        </w:tc>
+        <w:tc>
+          <w:tcPr>
+            <w:tcW w:w="2430" w:type="dxa"/>
+            <w:tcBorders>
+              <w:left w:val="single" w:sz="4" w:space="0" w:color="FFFFFF" w:themeColor="background1"/>
+              <w:right w:val="single" w:sz="4" w:space="0" w:color="FFFFFF" w:themeColor="background1"/>
+            </w:tcBorders>
+            <w:shd w:val="clear" w:color="auto" w:fill="262626" w:themeFill="text1" w:themeFillTint="D9"/>
+          </w:tcPr>
+          <w:p>
+            <w:pPr>
+              <w:jc w:val="center"/>
+              <w:rPr>
+                <w:rFonts w:ascii="Times New Roman" w:hAnsi="Times New Roman" w:cs="Times New Roman"/>
+                <w:b/>
+                <w:bCs/>
+                <w:sz w:val="22"/>
+                <w:szCs w:val="22"/>
+              </w:rPr>
+            </w:pPr>
+            <w:r>
+              <w:rPr>
+                <w:rFonts w:ascii="Times New Roman" w:hAnsi="Times New Roman" w:cs="Times New Roman"/>
+                <w:b/>
+                <w:bCs/>
+                <w:sz w:val="22"/>
+                <w:szCs w:val="22"/>
+              </w:rPr>
+              <w:t>2017 - present</w:t>
+            </w:r>
+          </w:p>
+        </w:tc>
+        <w:tc>
+          <w:tcPr>
+            <w:tcW w:w="1821" w:type="dxa"/>
+            <w:tcBorders>
+              <w:left w:val="single" w:sz="4" w:space="0" w:color="FFFFFF" w:themeColor="background1"/>
+            </w:tcBorders>
+            <w:shd w:val="clear" w:color="auto" w:fill="262626" w:themeFill="text1" w:themeFillTint="D9"/>
+            <w:vAlign w:val="center"/>
+          </w:tcPr>
+          <w:p>
+            <w:pPr>
+              <w:jc w:val="center"/>
+              <w:rPr>
+                <w:rFonts w:ascii="Times New Roman" w:hAnsi="Times New Roman" w:cs="Times New Roman"/>
+                <w:b/>
+                <w:bCs/>
+                <w:sz w:val="22"/>
+                <w:szCs w:val="22"/>
+              </w:rPr>
+            </w:pPr>
+            <w:r>
+              <w:rPr>
+                <w:rFonts w:ascii="Times New Roman" w:hAnsi="Times New Roman" w:cs="Times New Roman"/>
+                <w:b/>
+                <w:bCs/>
+                <w:sz w:val="22"/>
+                <w:szCs w:val="22"/>
+              </w:rPr>
+              <w:t>Total</w:t>
+            </w:r>
+          </w:p>
+        </w:tc>
+      </w:tr>
+      <w:tr>
+        <w:tc>
+          <w:tcPr>
+            <w:tcW w:w="2425" w:type="dxa"/>
+          </w:tcPr>
+          <w:p>
+            <w:pPr>
+              <w:jc w:val="both"/>
+              <w:rPr>
+                <w:rFonts w:ascii="Times New Roman" w:hAnsi="Times New Roman" w:cs="Times New Roman"/>
+                <w:sz w:val="22"/>
+                <w:szCs w:val="22"/>
+              </w:rPr>
+            </w:pPr>
+            <w:r>
+              <w:rPr>
+                <w:rFonts w:ascii="Times New Roman" w:hAnsi="Times New Roman" w:cs="Times New Roman"/>
+                <w:sz w:val="22"/>
+                <w:szCs w:val="22"/>
+              </w:rPr>
+              <w:t>Total original entries</w:t>
+            </w:r>
+          </w:p>
+        </w:tc>
+        <w:tc>
+          <w:tcPr>
+            <w:tcW w:w="2340" w:type="dxa"/>
+          </w:tcPr>
+          <w:p>
+            <w:pPr>
+              <w:jc w:val="center"/>
+              <w:rPr>
+                <w:rFonts w:ascii="Times New Roman" w:hAnsi="Times New Roman" w:cs="Times New Roman"/>
+                <w:sz w:val="22"/>
+                <w:szCs w:val="22"/>
+              </w:rPr>
+            </w:pPr>
+          </w:p>
+        </w:tc>
+        <w:tc>
+          <w:tcPr>
+            <w:tcW w:w="2430" w:type="dxa"/>
+          </w:tcPr>
+          <w:p>
+            <w:pPr>
+              <w:jc w:val="center"/>
+              <w:rPr>
+                <w:rFonts w:ascii="Times New Roman" w:hAnsi="Times New Roman" w:cs="Times New Roman"/>
+                <w:sz w:val="22"/>
+                <w:szCs w:val="22"/>
+              </w:rPr>
+            </w:pPr>
+          </w:p>
+        </w:tc>
+        <w:tc>
+          <w:tcPr>
+            <w:tcW w:w="1821" w:type="dxa"/>
+          </w:tcPr>
+          <w:p>
+            <w:pPr>
+              <w:jc w:val="center"/>
+              <w:rPr>
+                <w:rFonts w:ascii="Times New Roman" w:hAnsi="Times New Roman" w:cs="Times New Roman"/>
+                <w:sz w:val="22"/>
+                <w:szCs w:val="22"/>
+              </w:rPr>
+            </w:pPr>
+          </w:p>
+        </w:tc>
+      </w:tr>
+      <w:tr>
+        <w:tc>
+          <w:tcPr>
+            <w:tcW w:w="2425" w:type="dxa"/>
+          </w:tcPr>
+          <w:p>
+            <w:pPr>
+              <w:jc w:val="both"/>
+              <w:rPr>
+                <w:rFonts w:ascii="Times New Roman" w:hAnsi="Times New Roman" w:cs="Times New Roman"/>
+                <w:sz w:val="22"/>
+                <w:szCs w:val="22"/>
+              </w:rPr>
+            </w:pPr>
+            <w:r>
+              <w:rPr>
+                <w:rFonts w:ascii="Times New Roman" w:hAnsi="Times New Roman" w:cs="Times New Roman"/>
+                <w:sz w:val="22"/>
+                <w:szCs w:val="22"/>
+              </w:rPr>
+              <w:t>Total entries after removal of duplicates</w:t>
+            </w:r>
+          </w:p>
+        </w:tc>
+        <w:tc>
+          <w:tcPr>
+            <w:tcW w:w="2340" w:type="dxa"/>
+          </w:tcPr>
+          <w:p>
+            <w:pPr>
+              <w:jc w:val="center"/>
+              <w:rPr>
+                <w:rFonts w:ascii="Times New Roman" w:hAnsi="Times New Roman" w:cs="Times New Roman"/>
+                <w:sz w:val="22"/>
+                <w:szCs w:val="22"/>
+              </w:rPr>
+            </w:pPr>
+          </w:p>
+        </w:tc>
+        <w:tc>
+          <w:tcPr>
+            <w:tcW w:w="2430" w:type="dxa"/>
+          </w:tcPr>
+          <w:p>
+            <w:pPr>
+              <w:jc w:val="center"/>
+              <w:rPr>
+                <w:rFonts w:ascii="Times New Roman" w:hAnsi="Times New Roman" w:cs="Times New Roman"/>
+                <w:sz w:val="22"/>
+                <w:szCs w:val="22"/>
+              </w:rPr>
+            </w:pPr>
+          </w:p>
+        </w:tc>
+        <w:tc>
+          <w:tcPr>
+            <w:tcW w:w="1821" w:type="dxa"/>
+          </w:tcPr>
+          <w:p>
+            <w:pPr>
+              <w:jc w:val="center"/>
+              <w:rPr>
+                <w:rFonts w:ascii="Times New Roman" w:hAnsi="Times New Roman" w:cs="Times New Roman"/>
+                <w:sz w:val="22"/>
+                <w:szCs w:val="22"/>
+              </w:rPr>
+            </w:pPr>
+          </w:p>
+        </w:tc>
+      </w:tr>
+      <w:tr>
+        <w:tc>
+          <w:tcPr>
+            <w:tcW w:w="2425" w:type="dxa"/>
+          </w:tcPr>
+          <w:p>
+            <w:pPr>
+              <w:jc w:val="both"/>
+              <w:rPr>
+                <w:rFonts w:ascii="Times New Roman" w:hAnsi="Times New Roman" w:cs="Times New Roman"/>
+                <w:sz w:val="22"/>
+                <w:szCs w:val="22"/>
+              </w:rPr>
+            </w:pPr>
+            <w:r>
+              <w:rPr>
+                <w:rFonts w:ascii="Times New Roman" w:hAnsi="Times New Roman" w:cs="Times New Roman"/>
+                <w:sz w:val="22"/>
+                <w:szCs w:val="22"/>
+              </w:rPr>
+              <w:t>Total entries after removal of invalid trips</w:t>
+            </w:r>
+          </w:p>
+        </w:tc>
+        <w:tc>
+          <w:tcPr>
+            <w:tcW w:w="2340" w:type="dxa"/>
+          </w:tcPr>
+          <w:p>
+            <w:pPr>
+              <w:jc w:val="center"/>
+              <w:rPr>
+                <w:rFonts w:ascii="Times New Roman" w:hAnsi="Times New Roman" w:cs="Times New Roman"/>
+                <w:sz w:val="22"/>
+                <w:szCs w:val="22"/>
+              </w:rPr>
+            </w:pPr>
+          </w:p>
+        </w:tc>
+        <w:tc>
+          <w:tcPr>
+            <w:tcW w:w="2430" w:type="dxa"/>
+          </w:tcPr>
+          <w:p>
+            <w:pPr>
+              <w:jc w:val="center"/>
+              <w:rPr>
+                <w:rFonts w:ascii="Times New Roman" w:hAnsi="Times New Roman" w:cs="Times New Roman"/>
+                <w:sz w:val="22"/>
+                <w:szCs w:val="22"/>
+              </w:rPr>
+            </w:pPr>
+          </w:p>
+        </w:tc>
+        <w:tc>
+          <w:tcPr>
+            <w:tcW w:w="1821" w:type="dxa"/>
+          </w:tcPr>
+          <w:p>
+            <w:pPr>
+              <w:jc w:val="center"/>
+              <w:rPr>
+                <w:rFonts w:ascii="Times New Roman" w:hAnsi="Times New Roman" w:cs="Times New Roman"/>
+                <w:sz w:val="22"/>
+                <w:szCs w:val="22"/>
+              </w:rPr>
+            </w:pPr>
+          </w:p>
+        </w:tc>
+      </w:tr>
+      <w:tr>
+        <w:tc>
+          <w:tcPr>
+            <w:tcW w:w="2425" w:type="dxa"/>
+          </w:tcPr>
+          <w:p>
+            <w:pPr>
+              <w:jc w:val="both"/>
+              <w:rPr>
+                <w:rFonts w:ascii="Times New Roman" w:hAnsi="Times New Roman" w:cs="Times New Roman"/>
+                <w:sz w:val="22"/>
+                <w:szCs w:val="22"/>
+              </w:rPr>
+            </w:pPr>
+            <w:r>
+              <w:rPr>
+                <w:rFonts w:ascii="Times New Roman" w:hAnsi="Times New Roman" w:cs="Times New Roman"/>
+                <w:sz w:val="22"/>
+                <w:szCs w:val="22"/>
+              </w:rPr>
+              <w:t>Final no. entries to be used in processing dataset</w:t>
+            </w:r>
+          </w:p>
+        </w:tc>
+        <w:tc>
+          <w:tcPr>
+            <w:tcW w:w="2340" w:type="dxa"/>
+          </w:tcPr>
+          <w:p>
+            <w:pPr>
+              <w:jc w:val="center"/>
+              <w:rPr>
+                <w:rFonts w:ascii="Times New Roman" w:hAnsi="Times New Roman" w:cs="Times New Roman"/>
+                <w:b/>
+                <w:bCs/>
+                <w:sz w:val="22"/>
+                <w:szCs w:val="22"/>
+              </w:rPr>
+            </w:pPr>
+          </w:p>
+        </w:tc>
+        <w:tc>
+          <w:tcPr>
+            <w:tcW w:w="2430" w:type="dxa"/>
+          </w:tcPr>
+          <w:p>
+            <w:pPr>
+              <w:jc w:val="center"/>
+              <w:rPr>
+                <w:rFonts w:ascii="Times New Roman" w:hAnsi="Times New Roman" w:cs="Times New Roman"/>
+                <w:b/>
+                <w:bCs/>
+                <w:sz w:val="22"/>
+                <w:szCs w:val="22"/>
+              </w:rPr>
+            </w:pPr>
+          </w:p>
+        </w:tc>
+        <w:tc>
+          <w:tcPr>
+            <w:tcW w:w="1821" w:type="dxa"/>
+          </w:tcPr>
+          <w:p>
+            <w:pPr>
+              <w:jc w:val="center"/>
+              <w:rPr>
+                <w:rFonts w:ascii="Times New Roman" w:hAnsi="Times New Roman" w:cs="Times New Roman"/>
+                <w:b/>
+                <w:bCs/>
+                <w:sz w:val="22"/>
+                <w:szCs w:val="22"/>
+              </w:rPr>
+            </w:pPr>
+          </w:p>
+        </w:tc>
+      </w:tr>
+    </w:tbl>
+    <w:p>
+      <w:pPr>
+        <w:ind w:left="360"/>
+        <w:jc w:val="both"/>
         <w:rPr>
           <w:rFonts w:ascii="Times New Roman" w:hAnsi="Times New Roman" w:cs="Times New Roman"/>
           <w:b/>
@@ -2450,7 +3334,46 @@
           <w:sz w:val="40"/>
           <w:szCs w:val="40"/>
         </w:rPr>
-        <w:t>B</w:t>
+        <w:sectPr>
+          <w:pgSz w:w="11906" w:h="16838"/>
+          <w:pgMar w:top="1440" w:right="1440" w:bottom="1440" w:left="1440" w:header="720" w:footer="720" w:gutter="0"/>
+          <w:cols w:space="720"/>
+          <w:docGrid w:linePitch="360"/>
+        </w:sectPr>
+      </w:pPr>
+    </w:p>
+    <w:p>
+      <w:pPr>
+        <w:ind w:left="360"/>
+        <w:jc w:val="both"/>
+        <w:rPr>
+          <w:rFonts w:ascii="Times New Roman" w:hAnsi="Times New Roman" w:cs="Times New Roman"/>
+          <w:b/>
+          <w:bCs/>
+          <w:sz w:val="40"/>
+          <w:szCs w:val="40"/>
+        </w:rPr>
+      </w:pPr>
+      <w:r>
+        <w:rPr>
+          <w:rFonts w:ascii="Times New Roman" w:hAnsi="Times New Roman" w:cs="Times New Roman"/>
+          <w:b/>
+          <w:bCs/>
+          <w:sz w:val="40"/>
+          <w:szCs w:val="40"/>
+        </w:rPr>
+        <w:lastRenderedPageBreak/>
+        <w:t xml:space="preserve">Appendix </w:t>
+      </w:r>
+      <w:r>
+        <w:rPr>
+          <w:rFonts w:ascii="Times New Roman" w:hAnsi="Times New Roman" w:cs="Times New Roman"/>
+          <w:b/>
+          <w:bCs/>
+          <w:sz w:val="40"/>
+          <w:szCs w:val="40"/>
+        </w:rPr>
+        <w:t>C</w:t>
       </w:r>
       <w:r>
         <w:rPr>
@@ -2648,24 +3571,14 @@
       <w:r>
         <w:t xml:space="preserve">Table </w:t>
       </w:r>
-      <w:r>
-        <w:fldChar w:fldCharType="begin"/>
-      </w:r>
-      <w:r>
-        <w:instrText xml:space="preserve"> SEQ Table \* ARABIC </w:instrText>
-      </w:r>
-      <w:r>
-        <w:fldChar w:fldCharType="separate"/>
-      </w:r>
-      <w:r>
-        <w:rPr>
-          <w:noProof/>
-        </w:rPr>
-        <w:t>4</w:t>
-      </w:r>
-      <w:r>
-        <w:fldChar w:fldCharType="end"/>
-      </w:r>
+      <w:fldSimple w:instr=" SEQ Table \* ARABIC ">
+        <w:r>
+          <w:rPr>
+            <w:noProof/>
+          </w:rPr>
+          <w:t>4</w:t>
+        </w:r>
+      </w:fldSimple>
       <w:bookmarkEnd w:id="2"/>
       <w:r>
         <w:t>: Numerical variables statistical summary.</w:t>
@@ -3360,24 +4273,14 @@
       <w:r>
         <w:t xml:space="preserve">Table </w:t>
       </w:r>
-      <w:r>
-        <w:fldChar w:fldCharType="begin"/>
-      </w:r>
-      <w:r>
-        <w:instrText xml:space="preserve"> SEQ Table \* ARABIC </w:instrText>
-      </w:r>
-      <w:r>
-        <w:fldChar w:fldCharType="separate"/>
-      </w:r>
-      <w:r>
-        <w:rPr>
-          <w:noProof/>
-        </w:rPr>
-        <w:t>5</w:t>
-      </w:r>
-      <w:r>
-        <w:fldChar w:fldCharType="end"/>
-      </w:r>
+      <w:fldSimple w:instr=" SEQ Table \* ARABIC ">
+        <w:r>
+          <w:rPr>
+            <w:noProof/>
+          </w:rPr>
+          <w:t>5</w:t>
+        </w:r>
+      </w:fldSimple>
       <w:bookmarkEnd w:id="3"/>
       <w:r>
         <w:t>: Categorical variables summary.</w:t>
@@ -3735,7 +4638,27 @@
           <w:szCs w:val="40"/>
         </w:rPr>
         <w:lastRenderedPageBreak/>
-        <w:t xml:space="preserve">Appendix C – Code used for the EDA </w:t>
+        <w:t xml:space="preserve">Appendix </w:t>
+      </w:r>
+      <w:r>
+        <w:rPr>
+          <w:rFonts w:ascii="Times New Roman" w:hAnsi="Times New Roman" w:cs="Times New Roman"/>
+          <w:b/>
+          <w:bCs/>
+          <w:sz w:val="40"/>
+          <w:szCs w:val="40"/>
+        </w:rPr>
+        <w:t>D</w:t>
+      </w:r>
+      <w:r>
+        <w:rPr>
+          <w:rFonts w:ascii="Times New Roman" w:hAnsi="Times New Roman" w:cs="Times New Roman"/>
+          <w:b/>
+          <w:bCs/>
+          <w:sz w:val="40"/>
+          <w:szCs w:val="40"/>
+        </w:rPr>
+        <w:t xml:space="preserve"> – Code used for the EDA </w:t>
       </w:r>
     </w:p>
     <w:p>
@@ -4096,18 +5019,18 @@
           <w:szCs w:val="22"/>
         </w:rPr>
         <w:tab/>
-        <w:t>Location_ID versus the trip times by vendor</w:t>
-      </w:r>
-    </w:p>
-    <w:p>
-      <w:pPr>
+      </w:r>
+      <w:proofErr w:type="spellStart"/>
+      <w:r>
         <w:rPr>
           <w:rFonts w:ascii="Times New Roman" w:hAnsi="Times New Roman" w:cs="Times New Roman"/>
           <w:color w:val="EE0000"/>
           <w:sz w:val="22"/>
           <w:szCs w:val="22"/>
         </w:rPr>
-      </w:pPr>
+        <w:t>Location_ID</w:t>
+      </w:r>
+      <w:proofErr w:type="spellEnd"/>
       <w:r>
         <w:rPr>
           <w:rFonts w:ascii="Times New Roman" w:hAnsi="Times New Roman" w:cs="Times New Roman"/>
@@ -4115,13 +5038,11 @@
           <w:sz w:val="22"/>
           <w:szCs w:val="22"/>
         </w:rPr>
-        <w:tab/>
-        <w:t>Location_IDs – are the start and end ones the same</w:t>
-      </w:r>
-    </w:p>
-    <w:p>
-      <w:pPr>
-        <w:pStyle w:val="ListParagraph"/>
+        <w:t xml:space="preserve"> versus the trip times by vendor</w:t>
+      </w:r>
+    </w:p>
+    <w:p>
+      <w:pPr>
         <w:rPr>
           <w:rFonts w:ascii="Times New Roman" w:hAnsi="Times New Roman" w:cs="Times New Roman"/>
           <w:color w:val="EE0000"/>
@@ -4136,8 +5057,9 @@
           <w:sz w:val="22"/>
           <w:szCs w:val="22"/>
         </w:rPr>
-        <w:t>Visualisation</w:t>
-      </w:r>
+        <w:tab/>
+      </w:r>
+      <w:proofErr w:type="spellStart"/>
       <w:r>
         <w:rPr>
           <w:rFonts w:ascii="Times New Roman" w:hAnsi="Times New Roman" w:cs="Times New Roman"/>
@@ -4145,8 +5067,9 @@
           <w:sz w:val="22"/>
           <w:szCs w:val="22"/>
         </w:rPr>
-        <w:t xml:space="preserve"> </w:t>
-      </w:r>
+        <w:t>Location_IDs</w:t>
+      </w:r>
+      <w:proofErr w:type="spellEnd"/>
       <w:r>
         <w:rPr>
           <w:rFonts w:ascii="Times New Roman" w:hAnsi="Times New Roman" w:cs="Times New Roman"/>
@@ -4154,7 +5077,7 @@
           <w:sz w:val="22"/>
           <w:szCs w:val="22"/>
         </w:rPr>
-        <w:t>Variety</w:t>
+        <w:t xml:space="preserve"> – are the start and end ones the same</w:t>
       </w:r>
     </w:p>
     <w:sectPr>
@@ -4170,6 +5093,118 @@
 <file path=word/numbering.xml><?xml version="1.0" encoding="utf-8"?>
 <w:numbering xmlns:wpc="http://schemas.microsoft.com/office/word/2010/wordprocessingCanvas" xmlns:cx="http://schemas.microsoft.com/office/drawing/2014/chartex" xmlns:cx1="http://schemas.microsoft.com/office/drawing/2015/9/8/chartex" xmlns:cx2="http://schemas.microsoft.com/office/drawing/2015/10/21/chartex" xmlns:cx3="http://schemas.microsoft.com/office/drawing/2016/5/9/chartex" xmlns:cx4="http://schemas.microsoft.com/office/drawing/2016/5/10/chartex" xmlns:cx5="http://schemas.microsoft.com/office/drawing/2016/5/11/chartex" xmlns:cx6="http://schemas.microsoft.com/office/drawing/2016/5/12/chartex" xmlns:cx7="http://schemas.microsoft.com/office/drawing/2016/5/13/chartex" xmlns:cx8="http://schemas.microsoft.com/office/drawing/2016/5/14/chartex" xmlns:mc="http://schemas.openxmlformats.org/markup-compatibility/2006" xmlns:aink="http://schemas.microsoft.com/office/drawing/2016/ink" xmlns:am3d="http://schemas.microsoft.com/office/drawing/2017/model3d" xmlns:o="urn:schemas-microsoft-com:office:office" xmlns:oel="http://schemas.microsoft.com/office/2019/extlst" xmlns:r="http://schemas.openxmlformats.org/officeDocument/2006/relationships" xmlns:m="http://schemas.openxmlformats.org/officeDocument/2006/math" xmlns:v="urn:schemas-microsoft-com:vml" xmlns:wp14="http://schemas.microsoft.com/office/word/2010/wordprocessingDrawing" xmlns:wp="http://schemas.openxmlformats.org/drawingml/2006/wordprocessingDrawing" xmlns:w10="urn:schemas-microsoft-com:office:word" xmlns:w="http://schemas.openxmlformats.org/wordprocessingml/2006/main" xmlns:w14="http://schemas.microsoft.com/office/word/2010/wordml" xmlns:w15="http://schemas.microsoft.com/office/word/2012/wordml" xmlns:w16cex="http://schemas.microsoft.com/office/word/2018/wordml/cex" xmlns:w16cid="http://schemas.microsoft.com/office/word/2016/wordml/cid" xmlns:w16="http://schemas.microsoft.com/office/word/2018/wordml" xmlns:w16du="http://schemas.microsoft.com/office/word/2023/wordml/word16du" xmlns:w16sdtdh="http://schemas.microsoft.com/office/word/2020/wordml/sdtdatahash" xmlns:w16sdtfl="http://schemas.microsoft.com/office/word/2024/wordml/sdtformatlock" xmlns:w16se="http://schemas.microsoft.com/office/word/2015/wordml/symex" xmlns:wpg="http://schemas.microsoft.com/office/word/2010/wordprocessingGroup" xmlns:wpi="http://schemas.microsoft.com/office/word/2010/wordprocessingInk" xmlns:wne="http://schemas.microsoft.com/office/word/2006/wordml" xmlns:wps="http://schemas.microsoft.com/office/word/2010/wordprocessingShape" mc:Ignorable="w14 w15 w16se w16cid w16 w16cex w16sdtdh w16sdtfl w16du wp14">
   <w:abstractNum w:abstractNumId="0" w15:restartNumberingAfterBreak="0">
+    <w:nsid w:val="082D693F"/>
+    <w:multiLevelType w:val="hybridMultilevel"/>
+    <w:tmpl w:val="A336DB0E"/>
+    <w:lvl w:ilvl="0" w:tplc="705008E6">
+      <w:numFmt w:val="bullet"/>
+      <w:lvlText w:val="-"/>
+      <w:lvlJc w:val="left"/>
+      <w:pPr>
+        <w:ind w:left="720" w:hanging="360"/>
+      </w:pPr>
+      <w:rPr>
+        <w:rFonts w:ascii="Times New Roman" w:eastAsiaTheme="minorHAnsi" w:hAnsi="Times New Roman" w:cs="Times New Roman" w:hint="default"/>
+      </w:rPr>
+    </w:lvl>
+    <w:lvl w:ilvl="1" w:tplc="1C090003" w:tentative="1">
+      <w:start w:val="1"/>
+      <w:numFmt w:val="bullet"/>
+      <w:lvlText w:val="o"/>
+      <w:lvlJc w:val="left"/>
+      <w:pPr>
+        <w:ind w:left="1440" w:hanging="360"/>
+      </w:pPr>
+      <w:rPr>
+        <w:rFonts w:ascii="Courier New" w:hAnsi="Courier New" w:cs="Courier New" w:hint="default"/>
+      </w:rPr>
+    </w:lvl>
+    <w:lvl w:ilvl="2" w:tplc="1C090005" w:tentative="1">
+      <w:start w:val="1"/>
+      <w:numFmt w:val="bullet"/>
+      <w:lvlText w:val=""/>
+      <w:lvlJc w:val="left"/>
+      <w:pPr>
+        <w:ind w:left="2160" w:hanging="360"/>
+      </w:pPr>
+      <w:rPr>
+        <w:rFonts w:ascii="Wingdings" w:hAnsi="Wingdings" w:hint="default"/>
+      </w:rPr>
+    </w:lvl>
+    <w:lvl w:ilvl="3" w:tplc="1C090001" w:tentative="1">
+      <w:start w:val="1"/>
+      <w:numFmt w:val="bullet"/>
+      <w:lvlText w:val=""/>
+      <w:lvlJc w:val="left"/>
+      <w:pPr>
+        <w:ind w:left="2880" w:hanging="360"/>
+      </w:pPr>
+      <w:rPr>
+        <w:rFonts w:ascii="Symbol" w:hAnsi="Symbol" w:hint="default"/>
+      </w:rPr>
+    </w:lvl>
+    <w:lvl w:ilvl="4" w:tplc="1C090003" w:tentative="1">
+      <w:start w:val="1"/>
+      <w:numFmt w:val="bullet"/>
+      <w:lvlText w:val="o"/>
+      <w:lvlJc w:val="left"/>
+      <w:pPr>
+        <w:ind w:left="3600" w:hanging="360"/>
+      </w:pPr>
+      <w:rPr>
+        <w:rFonts w:ascii="Courier New" w:hAnsi="Courier New" w:cs="Courier New" w:hint="default"/>
+      </w:rPr>
+    </w:lvl>
+    <w:lvl w:ilvl="5" w:tplc="1C090005" w:tentative="1">
+      <w:start w:val="1"/>
+      <w:numFmt w:val="bullet"/>
+      <w:lvlText w:val=""/>
+      <w:lvlJc w:val="left"/>
+      <w:pPr>
+        <w:ind w:left="4320" w:hanging="360"/>
+      </w:pPr>
+      <w:rPr>
+        <w:rFonts w:ascii="Wingdings" w:hAnsi="Wingdings" w:hint="default"/>
+      </w:rPr>
+    </w:lvl>
+    <w:lvl w:ilvl="6" w:tplc="1C090001" w:tentative="1">
+      <w:start w:val="1"/>
+      <w:numFmt w:val="bullet"/>
+      <w:lvlText w:val=""/>
+      <w:lvlJc w:val="left"/>
+      <w:pPr>
+        <w:ind w:left="5040" w:hanging="360"/>
+      </w:pPr>
+      <w:rPr>
+        <w:rFonts w:ascii="Symbol" w:hAnsi="Symbol" w:hint="default"/>
+      </w:rPr>
+    </w:lvl>
+    <w:lvl w:ilvl="7" w:tplc="1C090003" w:tentative="1">
+      <w:start w:val="1"/>
+      <w:numFmt w:val="bullet"/>
+      <w:lvlText w:val="o"/>
+      <w:lvlJc w:val="left"/>
+      <w:pPr>
+        <w:ind w:left="5760" w:hanging="360"/>
+      </w:pPr>
+      <w:rPr>
+        <w:rFonts w:ascii="Courier New" w:hAnsi="Courier New" w:cs="Courier New" w:hint="default"/>
+      </w:rPr>
+    </w:lvl>
+    <w:lvl w:ilvl="8" w:tplc="1C090005" w:tentative="1">
+      <w:start w:val="1"/>
+      <w:numFmt w:val="bullet"/>
+      <w:lvlText w:val=""/>
+      <w:lvlJc w:val="left"/>
+      <w:pPr>
+        <w:ind w:left="6480" w:hanging="360"/>
+      </w:pPr>
+      <w:rPr>
+        <w:rFonts w:ascii="Wingdings" w:hAnsi="Wingdings" w:hint="default"/>
+      </w:rPr>
+    </w:lvl>
+  </w:abstractNum>
+  <w:abstractNum w:abstractNumId="1" w15:restartNumberingAfterBreak="0">
     <w:nsid w:val="13BA7354"/>
     <w:multiLevelType w:val="hybridMultilevel"/>
     <w:tmpl w:val="49F81904"/>
@@ -4258,7 +5293,7 @@
       </w:pPr>
     </w:lvl>
   </w:abstractNum>
-  <w:abstractNum w:abstractNumId="1" w15:restartNumberingAfterBreak="0">
+  <w:abstractNum w:abstractNumId="2" w15:restartNumberingAfterBreak="0">
     <w:nsid w:val="3F611D7C"/>
     <w:multiLevelType w:val="hybridMultilevel"/>
     <w:tmpl w:val="C85E3314"/>
@@ -4371,7 +5406,7 @@
       </w:rPr>
     </w:lvl>
   </w:abstractNum>
-  <w:abstractNum w:abstractNumId="2" w15:restartNumberingAfterBreak="0">
+  <w:abstractNum w:abstractNumId="3" w15:restartNumberingAfterBreak="0">
     <w:nsid w:val="51F912E1"/>
     <w:multiLevelType w:val="hybridMultilevel"/>
     <w:tmpl w:val="CC383E44"/>
@@ -4484,7 +5519,7 @@
       </w:rPr>
     </w:lvl>
   </w:abstractNum>
-  <w:abstractNum w:abstractNumId="3" w15:restartNumberingAfterBreak="0">
+  <w:abstractNum w:abstractNumId="4" w15:restartNumberingAfterBreak="0">
     <w:nsid w:val="7DB73372"/>
     <w:multiLevelType w:val="hybridMultilevel"/>
     <w:tmpl w:val="356CC6A0"/>
@@ -4574,16 +5609,19 @@
     </w:lvl>
   </w:abstractNum>
   <w:num w:numId="1" w16cid:durableId="72746291">
-    <w:abstractNumId w:val="0"/>
+    <w:abstractNumId w:val="1"/>
   </w:num>
   <w:num w:numId="2" w16cid:durableId="1820880094">
-    <w:abstractNumId w:val="1"/>
+    <w:abstractNumId w:val="2"/>
   </w:num>
   <w:num w:numId="3" w16cid:durableId="885605262">
+    <w:abstractNumId w:val="4"/>
+  </w:num>
+  <w:num w:numId="4" w16cid:durableId="2089157516">
     <w:abstractNumId w:val="3"/>
   </w:num>
-  <w:num w:numId="4" w16cid:durableId="2089157516">
-    <w:abstractNumId w:val="2"/>
+  <w:num w:numId="5" w16cid:durableId="1357271366">
+    <w:abstractNumId w:val="0"/>
   </w:num>
 </w:numbering>
 </file>

--- a/report/Report_framework.docx
+++ b/report/Report_framework.docx
@@ -49,29 +49,26 @@
           <w:u w:val="single"/>
         </w:rPr>
       </w:pPr>
-      <w:proofErr w:type="spellStart"/>
       <w:r>
         <w:rPr>
           <w:rFonts w:ascii="Times New Roman" w:hAnsi="Times New Roman" w:cs="Times New Roman"/>
           <w:u w:val="single"/>
         </w:rPr>
-        <w:t>Mekayle</w:t>
-      </w:r>
-      <w:proofErr w:type="spellEnd"/>
+        <w:t xml:space="preserve">Mekayle Rajoo: </w:t>
+      </w:r>
       <w:r>
         <w:rPr>
           <w:rFonts w:ascii="Times New Roman" w:hAnsi="Times New Roman" w:cs="Times New Roman"/>
           <w:u w:val="single"/>
         </w:rPr>
-        <w:t xml:space="preserve"> Rajoo: </w:t>
-      </w:r>
-      <w:r>
-        <w:rPr>
-          <w:rFonts w:ascii="Times New Roman" w:hAnsi="Times New Roman" w:cs="Times New Roman"/>
-          <w:highlight w:val="yellow"/>
+        <w:t>u26</w:t>
+      </w:r>
+      <w:r>
+        <w:rPr>
+          <w:rFonts w:ascii="Times New Roman" w:hAnsi="Times New Roman" w:cs="Times New Roman"/>
           <w:u w:val="single"/>
         </w:rPr>
-        <w:t>u26xxxxx</w:t>
+        <w:t>834414</w:t>
       </w:r>
     </w:p>
     <w:p>
@@ -84,32 +81,43 @@
           <w:u w:val="single"/>
         </w:rPr>
       </w:pPr>
-      <w:proofErr w:type="spellStart"/>
-      <w:r>
-        <w:rPr>
-          <w:rFonts w:ascii="Times New Roman" w:hAnsi="Times New Roman" w:cs="Times New Roman"/>
-          <w:u w:val="single"/>
-        </w:rPr>
-        <w:t>Github</w:t>
-      </w:r>
-      <w:proofErr w:type="spellEnd"/>
-      <w:r>
-        <w:rPr>
-          <w:rFonts w:ascii="Times New Roman" w:hAnsi="Times New Roman" w:cs="Times New Roman"/>
-          <w:u w:val="single"/>
-        </w:rPr>
-        <w:t xml:space="preserve"> repository link: </w:t>
-      </w:r>
-      <w:proofErr w:type="spellStart"/>
-      <w:r>
-        <w:rPr>
-          <w:rFonts w:ascii="Times New Roman" w:hAnsi="Times New Roman" w:cs="Times New Roman"/>
-          <w:highlight w:val="yellow"/>
-          <w:u w:val="single"/>
-        </w:rPr>
-        <w:t>xxxxxxxxxxxxx</w:t>
-      </w:r>
-      <w:proofErr w:type="spellEnd"/>
+      <w:hyperlink r:id="rId5" w:history="1">
+        <w:r>
+          <w:rPr>
+            <w:rStyle w:val="Hyperlink"/>
+            <w:rFonts w:ascii="Times New Roman" w:hAnsi="Times New Roman" w:cs="Times New Roman"/>
+          </w:rPr>
+          <w:t>G</w:t>
+        </w:r>
+        <w:r>
+          <w:rPr>
+            <w:rStyle w:val="Hyperlink"/>
+            <w:rFonts w:ascii="Times New Roman" w:hAnsi="Times New Roman" w:cs="Times New Roman"/>
+          </w:rPr>
+          <w:t>i</w:t>
+        </w:r>
+        <w:r>
+          <w:rPr>
+            <w:rStyle w:val="Hyperlink"/>
+            <w:rFonts w:ascii="Times New Roman" w:hAnsi="Times New Roman" w:cs="Times New Roman"/>
+          </w:rPr>
+          <w:t>thub re</w:t>
+        </w:r>
+        <w:r>
+          <w:rPr>
+            <w:rStyle w:val="Hyperlink"/>
+            <w:rFonts w:ascii="Times New Roman" w:hAnsi="Times New Roman" w:cs="Times New Roman"/>
+          </w:rPr>
+          <w:t>p</w:t>
+        </w:r>
+        <w:r>
+          <w:rPr>
+            <w:rStyle w:val="Hyperlink"/>
+            <w:rFonts w:ascii="Times New Roman" w:hAnsi="Times New Roman" w:cs="Times New Roman"/>
+          </w:rPr>
+          <w:t>ository link</w:t>
+        </w:r>
+      </w:hyperlink>
     </w:p>
     <w:p>
       <w:pPr>
@@ -198,7 +206,7 @@
         </w:rPr>
         <w:t xml:space="preserve">dataset, available at </w:t>
       </w:r>
-      <w:hyperlink r:id="rId5" w:history="1">
+      <w:hyperlink r:id="rId6" w:history="1">
         <w:r>
           <w:rPr>
             <w:rStyle w:val="Hyperlink"/>
@@ -332,21 +340,8 @@
           <w:sz w:val="20"/>
           <w:szCs w:val="20"/>
         </w:rPr>
-        <w:t xml:space="preserve">- </w:t>
-      </w:r>
-      <w:proofErr w:type="spellStart"/>
-      <w:r>
-        <w:rPr>
-          <w:rFonts w:ascii="Times New Roman" w:hAnsi="Times New Roman" w:cs="Times New Roman"/>
-          <w:b/>
-          <w:bCs/>
-          <w:color w:val="EE0000"/>
-          <w:sz w:val="20"/>
-          <w:szCs w:val="20"/>
-        </w:rPr>
-        <w:t>Mekayle</w:t>
-      </w:r>
-      <w:proofErr w:type="spellEnd"/>
+        <w:t>- Mekayle</w:t>
+      </w:r>
     </w:p>
     <w:p>
       <w:pPr>
@@ -454,7 +449,6 @@
       </w:r>
       <w:r>
         <w:rPr>
-          <w:noProof/>
           <w:sz w:val="20"/>
           <w:szCs w:val="20"/>
         </w:rPr>
@@ -600,7 +594,23 @@
                 <w:sz w:val="20"/>
                 <w:szCs w:val="20"/>
               </w:rPr>
-              <w:t xml:space="preserve">The current size (August 2026) of the raw NYC Yellow Taxi dataset is </w:t>
+              <w:t>The current size of the raw NYC Yellow Taxi dataset is</w:t>
+            </w:r>
+            <w:r>
+              <w:rPr>
+                <w:rFonts w:ascii="Times New Roman" w:hAnsi="Times New Roman" w:cs="Times New Roman"/>
+                <w:sz w:val="20"/>
+                <w:szCs w:val="20"/>
+              </w:rPr>
+              <w:t xml:space="preserve"> in excess of 50 GB. </w:t>
+            </w:r>
+            <w:r>
+              <w:rPr>
+                <w:rFonts w:ascii="Times New Roman" w:hAnsi="Times New Roman" w:cs="Times New Roman"/>
+                <w:sz w:val="20"/>
+                <w:szCs w:val="20"/>
+              </w:rPr>
+              <w:t xml:space="preserve"> </w:t>
             </w:r>
           </w:p>
         </w:tc>
@@ -646,6 +656,14 @@
                 <w:szCs w:val="20"/>
               </w:rPr>
             </w:pPr>
+            <w:r>
+              <w:rPr>
+                <w:rFonts w:ascii="Times New Roman" w:hAnsi="Times New Roman" w:cs="Times New Roman"/>
+                <w:sz w:val="20"/>
+                <w:szCs w:val="20"/>
+              </w:rPr>
+              <w:t>12 GB</w:t>
+            </w:r>
           </w:p>
         </w:tc>
       </w:tr>
@@ -696,16 +714,15 @@
                 <w:sz w:val="20"/>
                 <w:szCs w:val="20"/>
               </w:rPr>
-              <w:t xml:space="preserve">The size of the dataset after cleaning and processing to only contain the required processing variables was </w:t>
+              <w:t>The size of the dataset after cleaning</w:t>
             </w:r>
             <w:r>
               <w:rPr>
                 <w:rFonts w:ascii="Times New Roman" w:hAnsi="Times New Roman" w:cs="Times New Roman"/>
                 <w:sz w:val="20"/>
                 <w:szCs w:val="20"/>
-                <w:highlight w:val="yellow"/>
-              </w:rPr>
-              <w:t>xx</w:t>
+              </w:rPr>
+              <w:t>,</w:t>
             </w:r>
             <w:r>
               <w:rPr>
@@ -713,6 +730,38 @@
                 <w:sz w:val="20"/>
                 <w:szCs w:val="20"/>
               </w:rPr>
+              <w:t xml:space="preserve"> processing to only contain the required processing variables </w:t>
+            </w:r>
+            <w:r>
+              <w:rPr>
+                <w:rFonts w:ascii="Times New Roman" w:hAnsi="Times New Roman" w:cs="Times New Roman"/>
+                <w:sz w:val="20"/>
+                <w:szCs w:val="20"/>
+              </w:rPr>
+              <w:t xml:space="preserve">and working with a 30% random sample </w:t>
+            </w:r>
+            <w:r>
+              <w:rPr>
+                <w:rFonts w:ascii="Times New Roman" w:hAnsi="Times New Roman" w:cs="Times New Roman"/>
+                <w:sz w:val="20"/>
+                <w:szCs w:val="20"/>
+              </w:rPr>
+              <w:t xml:space="preserve">was </w:t>
+            </w:r>
+            <w:r>
+              <w:rPr>
+                <w:rFonts w:ascii="Times New Roman" w:hAnsi="Times New Roman" w:cs="Times New Roman"/>
+                <w:sz w:val="20"/>
+                <w:szCs w:val="20"/>
+              </w:rPr>
+              <w:t>5</w:t>
+            </w:r>
+            <w:r>
+              <w:rPr>
+                <w:rFonts w:ascii="Times New Roman" w:hAnsi="Times New Roman" w:cs="Times New Roman"/>
+                <w:sz w:val="20"/>
+                <w:szCs w:val="20"/>
+              </w:rPr>
               <w:t xml:space="preserve"> GB. </w:t>
             </w:r>
           </w:p>
@@ -765,7 +814,15 @@
                 <w:sz w:val="20"/>
                 <w:szCs w:val="20"/>
               </w:rPr>
-              <w:t>The data downloaded and analysed was for the period from 2014 – 2026. The entire raw dataset spans from xxx.</w:t>
+              <w:t>The data downloaded and analysed was for the period from 2014 – 2026</w:t>
+            </w:r>
+            <w:r>
+              <w:rPr>
+                <w:rFonts w:ascii="Times New Roman" w:hAnsi="Times New Roman" w:cs="Times New Roman"/>
+                <w:sz w:val="20"/>
+                <w:szCs w:val="20"/>
+              </w:rPr>
+              <w:t xml:space="preserve">. </w:t>
             </w:r>
           </w:p>
         </w:tc>
@@ -811,6 +868,42 @@
                 <w:szCs w:val="20"/>
               </w:rPr>
             </w:pPr>
+            <w:r>
+              <w:rPr>
+                <w:rFonts w:ascii="Times New Roman" w:hAnsi="Times New Roman" w:cs="Times New Roman"/>
+                <w:sz w:val="20"/>
+                <w:szCs w:val="20"/>
+              </w:rPr>
+              <w:t xml:space="preserve">Data is usually uploaded monthly with a </w:t>
+            </w:r>
+            <w:proofErr w:type="gramStart"/>
+            <w:r>
+              <w:rPr>
+                <w:rFonts w:ascii="Times New Roman" w:hAnsi="Times New Roman" w:cs="Times New Roman"/>
+                <w:sz w:val="20"/>
+                <w:szCs w:val="20"/>
+              </w:rPr>
+              <w:t>2 month</w:t>
+            </w:r>
+            <w:proofErr w:type="gramEnd"/>
+            <w:r>
+              <w:rPr>
+                <w:rFonts w:ascii="Times New Roman" w:hAnsi="Times New Roman" w:cs="Times New Roman"/>
+                <w:sz w:val="20"/>
+                <w:szCs w:val="20"/>
+              </w:rPr>
+              <w:t xml:space="preserve"> delay. </w:t>
+            </w:r>
+            <w:r>
+              <w:rPr>
+                <w:rFonts w:ascii="Times New Roman" w:hAnsi="Times New Roman" w:cs="Times New Roman"/>
+                <w:i/>
+                <w:iCs/>
+                <w:sz w:val="20"/>
+                <w:szCs w:val="20"/>
+              </w:rPr>
+              <w:t>(New York City Taxi and Limousine Commission, n.d.)</w:t>
+            </w:r>
           </w:p>
         </w:tc>
       </w:tr>
@@ -855,6 +948,14 @@
                 <w:szCs w:val="20"/>
               </w:rPr>
             </w:pPr>
+            <w:r>
+              <w:rPr>
+                <w:rFonts w:ascii="Times New Roman" w:hAnsi="Times New Roman" w:cs="Times New Roman"/>
+                <w:sz w:val="20"/>
+                <w:szCs w:val="20"/>
+              </w:rPr>
+              <w:t>Each row represents a single taxi trip, with variables covering vendor identity, pickup/dropoff timestamps, passenger count, trip distance, fare/tip/total amounts, payment type, and rate code. We have also created fields for trip duration and average speed.</w:t>
+            </w:r>
           </w:p>
         </w:tc>
       </w:tr>
@@ -966,29 +1067,7 @@
           <w:sz w:val="20"/>
           <w:szCs w:val="20"/>
         </w:rPr>
-        <w:t>–</w:t>
-      </w:r>
-      <w:r>
-        <w:rPr>
-          <w:rFonts w:ascii="Times New Roman" w:hAnsi="Times New Roman" w:cs="Times New Roman"/>
-          <w:b/>
-          <w:bCs/>
-          <w:color w:val="EE0000"/>
-          <w:sz w:val="20"/>
-          <w:szCs w:val="20"/>
-        </w:rPr>
-        <w:t xml:space="preserve"> Savannah</w:t>
-      </w:r>
-      <w:r>
-        <w:rPr>
-          <w:rFonts w:ascii="Times New Roman" w:hAnsi="Times New Roman" w:cs="Times New Roman"/>
-          <w:b/>
-          <w:bCs/>
-          <w:color w:val="EE0000"/>
-          <w:sz w:val="20"/>
-          <w:szCs w:val="20"/>
-        </w:rPr>
-        <w:t xml:space="preserve"> – mention ranges</w:t>
+        <w:t>– Savannah – mention ranges</w:t>
       </w:r>
     </w:p>
     <w:p>
@@ -1076,25 +1155,7 @@
           <w:sz w:val="20"/>
           <w:szCs w:val="20"/>
         </w:rPr>
-        <w:t xml:space="preserve">set was filtered for what </w:t>
-      </w:r>
-      <w:proofErr w:type="gramStart"/>
-      <w:r>
-        <w:rPr>
-          <w:rFonts w:ascii="Times New Roman" w:hAnsi="Times New Roman" w:cs="Times New Roman"/>
-          <w:sz w:val="20"/>
-          <w:szCs w:val="20"/>
-        </w:rPr>
-        <w:t>was considered to be</w:t>
-      </w:r>
-      <w:proofErr w:type="gramEnd"/>
-      <w:r>
-        <w:rPr>
-          <w:rFonts w:ascii="Times New Roman" w:hAnsi="Times New Roman" w:cs="Times New Roman"/>
-          <w:sz w:val="20"/>
-          <w:szCs w:val="20"/>
-        </w:rPr>
-        <w:t xml:space="preserve"> “valid trips”, this involved removing all entries w</w:t>
+        <w:t>set was filtered for what was considered to be “valid trips”, this involved removing all entries w</w:t>
       </w:r>
       <w:r>
         <w:rPr>
@@ -1250,25 +1311,7 @@
           <w:sz w:val="20"/>
           <w:szCs w:val="20"/>
         </w:rPr>
-        <w:t xml:space="preserve">One of the factors to be investigated included exploring the taxi speeds in different </w:t>
-      </w:r>
-      <w:proofErr w:type="gramStart"/>
-      <w:r>
-        <w:rPr>
-          <w:rFonts w:ascii="Times New Roman" w:hAnsi="Times New Roman" w:cs="Times New Roman"/>
-          <w:sz w:val="20"/>
-          <w:szCs w:val="20"/>
-        </w:rPr>
-        <w:t>areas, and</w:t>
-      </w:r>
-      <w:proofErr w:type="gramEnd"/>
-      <w:r>
-        <w:rPr>
-          <w:rFonts w:ascii="Times New Roman" w:hAnsi="Times New Roman" w:cs="Times New Roman"/>
-          <w:sz w:val="20"/>
-          <w:szCs w:val="20"/>
-        </w:rPr>
-        <w:t xml:space="preserve"> can be calculated from the </w:t>
+        <w:t xml:space="preserve">One of the factors to be investigated included exploring the taxi speeds in different areas, and can be calculated from the </w:t>
       </w:r>
       <w:r>
         <w:rPr>
@@ -1284,8 +1327,36 @@
           <w:sz w:val="20"/>
           <w:szCs w:val="20"/>
         </w:rPr>
-        <w:t xml:space="preserve"> and drop off time and distance columns, this involved addition of columns titled trip_duration and average_trip_speed</w:t>
-      </w:r>
+        <w:t xml:space="preserve"> and drop off time and distance columns, this involved addition of columns titled </w:t>
+      </w:r>
+      <w:proofErr w:type="spellStart"/>
+      <w:r>
+        <w:rPr>
+          <w:rFonts w:ascii="Times New Roman" w:hAnsi="Times New Roman" w:cs="Times New Roman"/>
+          <w:sz w:val="20"/>
+          <w:szCs w:val="20"/>
+        </w:rPr>
+        <w:t>trip_duration</w:t>
+      </w:r>
+      <w:proofErr w:type="spellEnd"/>
+      <w:r>
+        <w:rPr>
+          <w:rFonts w:ascii="Times New Roman" w:hAnsi="Times New Roman" w:cs="Times New Roman"/>
+          <w:sz w:val="20"/>
+          <w:szCs w:val="20"/>
+        </w:rPr>
+        <w:t xml:space="preserve"> and </w:t>
+      </w:r>
+      <w:proofErr w:type="spellStart"/>
+      <w:r>
+        <w:rPr>
+          <w:rFonts w:ascii="Times New Roman" w:hAnsi="Times New Roman" w:cs="Times New Roman"/>
+          <w:sz w:val="20"/>
+          <w:szCs w:val="20"/>
+        </w:rPr>
+        <w:t>average_trip_speed</w:t>
+      </w:r>
+      <w:proofErr w:type="spellEnd"/>
       <w:r>
         <w:rPr>
           <w:rFonts w:ascii="Times New Roman" w:hAnsi="Times New Roman" w:cs="Times New Roman"/>
@@ -1338,8 +1409,19 @@
           <w:sz w:val="20"/>
           <w:szCs w:val="20"/>
         </w:rPr>
+        <w:lastRenderedPageBreak/>
         <w:t xml:space="preserve">The workflow involved the cleaning of half of the data for each group member and then the extraction of cleaned parquet files to create the final dataset on which analysis is to be conducted. </w:t>
       </w:r>
+    </w:p>
+    <w:p>
+      <w:pPr>
+        <w:jc w:val="both"/>
+        <w:rPr>
+          <w:rFonts w:ascii="Times New Roman" w:hAnsi="Times New Roman" w:cs="Times New Roman"/>
+          <w:sz w:val="20"/>
+          <w:szCs w:val="20"/>
+        </w:rPr>
+      </w:pPr>
     </w:p>
     <w:p>
       <w:pPr>
@@ -1365,7 +1447,6 @@
           <w:sz w:val="20"/>
           <w:szCs w:val="20"/>
         </w:rPr>
-        <w:lastRenderedPageBreak/>
         <w:t>Exploratory data analysis (EDA)</w:t>
       </w:r>
     </w:p>
@@ -1384,80 +1465,245 @@
           <w:sz w:val="20"/>
           <w:szCs w:val="20"/>
         </w:rPr>
-        <w:t xml:space="preserve">An exploratory data analysis was undertaken </w:t>
-      </w:r>
-      <w:proofErr w:type="gramStart"/>
-      <w:r>
-        <w:rPr>
-          <w:rFonts w:ascii="Times New Roman" w:hAnsi="Times New Roman" w:cs="Times New Roman"/>
-          <w:sz w:val="20"/>
-          <w:szCs w:val="20"/>
-        </w:rPr>
-        <w:t>in order to</w:t>
-      </w:r>
-      <w:proofErr w:type="gramEnd"/>
-      <w:r>
-        <w:rPr>
-          <w:rFonts w:ascii="Times New Roman" w:hAnsi="Times New Roman" w:cs="Times New Roman"/>
-          <w:sz w:val="20"/>
-          <w:szCs w:val="20"/>
-        </w:rPr>
-        <w:t xml:space="preserve"> better define </w:t>
-      </w:r>
-      <w:r>
-        <w:rPr>
-          <w:rFonts w:ascii="Times New Roman" w:hAnsi="Times New Roman" w:cs="Times New Roman"/>
-          <w:sz w:val="20"/>
-          <w:szCs w:val="20"/>
-        </w:rPr>
-        <w:t xml:space="preserve">the dataset and narrow down the business objective of the MIT805 group project. </w:t>
-      </w:r>
-      <w:r>
-        <w:rPr>
-          <w:rFonts w:ascii="Times New Roman" w:hAnsi="Times New Roman" w:cs="Times New Roman"/>
-          <w:sz w:val="20"/>
-          <w:szCs w:val="20"/>
-        </w:rPr>
-        <w:t xml:space="preserve">The EDA was done in line with exploring the feasibility of the business objective. </w:t>
-      </w:r>
-    </w:p>
-    <w:p>
-      <w:pPr>
-        <w:jc w:val="both"/>
-        <w:rPr>
-          <w:rFonts w:ascii="Times New Roman" w:hAnsi="Times New Roman" w:cs="Times New Roman"/>
-          <w:sz w:val="20"/>
-          <w:szCs w:val="20"/>
-        </w:rPr>
-      </w:pPr>
-      <w:r>
-        <w:rPr>
-          <w:rFonts w:ascii="Times New Roman" w:hAnsi="Times New Roman" w:cs="Times New Roman"/>
-          <w:sz w:val="20"/>
-          <w:szCs w:val="20"/>
-        </w:rPr>
-        <w:t>The correlation matrix for the variables is indicated in</w:t>
-      </w:r>
-      <w:r>
-        <w:rPr>
-          <w:rFonts w:ascii="Times New Roman" w:hAnsi="Times New Roman" w:cs="Times New Roman"/>
-          <w:sz w:val="20"/>
-          <w:szCs w:val="20"/>
-        </w:rPr>
+        <w:t xml:space="preserve">This section presents an exploratory data analysis (EDA) of the cleaned and sampled NYC Yellow Taxi dataset, aimed at identifying key patterns, relationships, and anomalies within the data prior to further modelling. The analysis focuses on trip volume trends over time, variable correlation, fare amounts over time and the average cost per mile. </w:t>
+      </w:r>
+      <w:r>
+        <w:rPr>
+          <w:rFonts w:ascii="Times New Roman" w:hAnsi="Times New Roman" w:cs="Times New Roman"/>
+          <w:sz w:val="20"/>
+          <w:szCs w:val="20"/>
+        </w:rPr>
+        <w:t xml:space="preserve">All visuals regarding the below can be found in </w:t>
+      </w:r>
+      <w:r>
+        <w:rPr>
+          <w:rFonts w:ascii="Times New Roman" w:hAnsi="Times New Roman" w:cs="Times New Roman"/>
+          <w:b/>
+          <w:bCs/>
+          <w:sz w:val="20"/>
+          <w:szCs w:val="20"/>
+        </w:rPr>
+        <w:t>Appendix C</w:t>
+      </w:r>
+    </w:p>
+    <w:p>
+      <w:pPr>
+        <w:jc w:val="both"/>
+        <w:rPr>
+          <w:rFonts w:ascii="Times New Roman" w:hAnsi="Times New Roman" w:cs="Times New Roman"/>
+          <w:color w:val="EE0000"/>
+          <w:sz w:val="20"/>
+          <w:szCs w:val="20"/>
+        </w:rPr>
+      </w:pPr>
+    </w:p>
+    <w:p>
+      <w:pPr>
+        <w:jc w:val="both"/>
+        <w:rPr>
+          <w:rFonts w:ascii="Times New Roman" w:hAnsi="Times New Roman" w:cs="Times New Roman"/>
+          <w:b/>
+          <w:bCs/>
+          <w:color w:val="000000" w:themeColor="text1"/>
+          <w:sz w:val="20"/>
+          <w:szCs w:val="20"/>
+        </w:rPr>
+      </w:pPr>
+      <w:r>
+        <w:rPr>
+          <w:rFonts w:ascii="Times New Roman" w:hAnsi="Times New Roman" w:cs="Times New Roman"/>
+          <w:b/>
+          <w:bCs/>
+          <w:color w:val="000000" w:themeColor="text1"/>
+          <w:sz w:val="20"/>
+          <w:szCs w:val="20"/>
+        </w:rPr>
+        <w:t>Correlation Matrix</w:t>
+      </w:r>
+      <w:r>
+        <w:rPr>
+          <w:rFonts w:ascii="Times New Roman" w:hAnsi="Times New Roman" w:cs="Times New Roman"/>
+          <w:b/>
+          <w:bCs/>
+          <w:color w:val="000000" w:themeColor="text1"/>
+          <w:sz w:val="20"/>
+          <w:szCs w:val="20"/>
+        </w:rPr>
+        <w:t xml:space="preserve"> - Savannah</w:t>
+      </w:r>
+    </w:p>
+    <w:p>
+      <w:pPr>
+        <w:jc w:val="both"/>
+        <w:rPr>
+          <w:rFonts w:ascii="Times New Roman" w:hAnsi="Times New Roman" w:cs="Times New Roman"/>
+          <w:color w:val="EE0000"/>
+          <w:sz w:val="20"/>
+          <w:szCs w:val="20"/>
+        </w:rPr>
+      </w:pPr>
+    </w:p>
+    <w:p>
+      <w:pPr>
+        <w:jc w:val="both"/>
+        <w:rPr>
+          <w:rFonts w:ascii="Times New Roman" w:hAnsi="Times New Roman" w:cs="Times New Roman"/>
+          <w:b/>
+          <w:bCs/>
+          <w:color w:val="000000" w:themeColor="text1"/>
+          <w:sz w:val="20"/>
+          <w:szCs w:val="20"/>
+        </w:rPr>
+      </w:pPr>
+      <w:r>
+        <w:rPr>
+          <w:rFonts w:ascii="Times New Roman" w:hAnsi="Times New Roman" w:cs="Times New Roman"/>
+          <w:b/>
+          <w:bCs/>
+          <w:color w:val="000000" w:themeColor="text1"/>
+          <w:sz w:val="20"/>
+          <w:szCs w:val="20"/>
+        </w:rPr>
+        <w:t>Number of trips over time</w:t>
+      </w:r>
+    </w:p>
+    <w:p>
+      <w:pPr>
+        <w:jc w:val="both"/>
+        <w:rPr>
+          <w:rFonts w:ascii="Times New Roman" w:hAnsi="Times New Roman" w:cs="Times New Roman"/>
+          <w:color w:val="000000" w:themeColor="text1"/>
+          <w:sz w:val="20"/>
+          <w:szCs w:val="20"/>
+        </w:rPr>
+      </w:pPr>
+      <w:r>
         <w:t xml:space="preserve"> </w:t>
       </w:r>
       <w:r>
         <w:rPr>
           <w:rFonts w:ascii="Times New Roman" w:hAnsi="Times New Roman" w:cs="Times New Roman"/>
-          <w:sz w:val="20"/>
-          <w:szCs w:val="20"/>
-          <w:highlight w:val="yellow"/>
-        </w:rPr>
-        <w:t>xxx</w:t>
-      </w:r>
-      <w:r>
-        <w:rPr>
-          <w:rFonts w:ascii="Times New Roman" w:hAnsi="Times New Roman" w:cs="Times New Roman"/>
+          <w:color w:val="000000" w:themeColor="text1"/>
+          <w:sz w:val="20"/>
+          <w:szCs w:val="20"/>
+        </w:rPr>
+        <w:t xml:space="preserve">Looking at the number of trips over time, it is clear that the popularity of the yellow cab gradually decreased between 2014 and 2019, which could be attributed to factors such as the data not tracking </w:t>
+      </w:r>
+      <w:r>
+        <w:rPr>
+          <w:rFonts w:ascii="Times New Roman" w:hAnsi="Times New Roman" w:cs="Times New Roman"/>
+          <w:color w:val="000000" w:themeColor="text1"/>
+          <w:sz w:val="20"/>
+          <w:szCs w:val="20"/>
+        </w:rPr>
+        <w:t>new</w:t>
+      </w:r>
+      <w:r>
+        <w:rPr>
+          <w:rFonts w:ascii="Times New Roman" w:hAnsi="Times New Roman" w:cs="Times New Roman"/>
+          <w:color w:val="000000" w:themeColor="text1"/>
+          <w:sz w:val="20"/>
+          <w:szCs w:val="20"/>
+        </w:rPr>
+        <w:t xml:space="preserve"> vendor</w:t>
+      </w:r>
+      <w:r>
+        <w:rPr>
+          <w:rFonts w:ascii="Times New Roman" w:hAnsi="Times New Roman" w:cs="Times New Roman"/>
+          <w:color w:val="000000" w:themeColor="text1"/>
+          <w:sz w:val="20"/>
+          <w:szCs w:val="20"/>
+        </w:rPr>
+        <w:t>s entering the market</w:t>
+      </w:r>
+      <w:r>
+        <w:rPr>
+          <w:rFonts w:ascii="Times New Roman" w:hAnsi="Times New Roman" w:cs="Times New Roman"/>
+          <w:color w:val="000000" w:themeColor="text1"/>
+          <w:sz w:val="20"/>
+          <w:szCs w:val="20"/>
+        </w:rPr>
+        <w:t>, or the reduced reliance consumers have on them since the introduction of e-hailing services such as Uber. However, the drop of more than 70% from 2019 to 2020 can be directly attributed to the COVID-19 pandemic and the resulting decline in travel demand. Trip volumes have since increased and plateaued, suggesting a lasting change in consumer behaviour.</w:t>
+      </w:r>
+    </w:p>
+    <w:p>
+      <w:pPr>
+        <w:jc w:val="both"/>
+        <w:rPr>
+          <w:rFonts w:ascii="Times New Roman" w:hAnsi="Times New Roman" w:cs="Times New Roman"/>
+          <w:color w:val="000000" w:themeColor="text1"/>
+          <w:sz w:val="20"/>
+          <w:szCs w:val="20"/>
+        </w:rPr>
+      </w:pPr>
+    </w:p>
+    <w:p>
+      <w:pPr>
+        <w:jc w:val="both"/>
+        <w:rPr>
+          <w:rFonts w:ascii="Times New Roman" w:hAnsi="Times New Roman" w:cs="Times New Roman"/>
+          <w:b/>
+          <w:bCs/>
+          <w:color w:val="000000" w:themeColor="text1"/>
+          <w:sz w:val="20"/>
+          <w:szCs w:val="20"/>
+        </w:rPr>
+      </w:pPr>
+      <w:r>
+        <w:rPr>
+          <w:rFonts w:ascii="Times New Roman" w:hAnsi="Times New Roman" w:cs="Times New Roman"/>
+          <w:b/>
+          <w:bCs/>
+          <w:color w:val="000000" w:themeColor="text1"/>
+          <w:sz w:val="20"/>
+          <w:szCs w:val="20"/>
+        </w:rPr>
+        <w:t>Average fare vs speed</w:t>
+      </w:r>
+    </w:p>
+    <w:p>
+      <w:pPr>
+        <w:jc w:val="both"/>
+        <w:rPr>
+          <w:rFonts w:ascii="Times New Roman" w:hAnsi="Times New Roman" w:cs="Times New Roman"/>
+          <w:b/>
+          <w:bCs/>
+          <w:color w:val="000000" w:themeColor="text1"/>
+          <w:sz w:val="20"/>
+          <w:szCs w:val="20"/>
+        </w:rPr>
+      </w:pPr>
+      <w:r>
+        <w:rPr>
+          <w:rFonts w:ascii="Times New Roman" w:hAnsi="Times New Roman" w:cs="Times New Roman"/>
+          <w:color w:val="000000" w:themeColor="text1"/>
+          <w:sz w:val="20"/>
+          <w:szCs w:val="20"/>
+        </w:rPr>
+        <w:t xml:space="preserve">In the early hours of the morning, average speeds are high due to quieter roads, yet average fares remain elevated </w:t>
+      </w:r>
+      <w:r>
+        <w:rPr>
+          <w:rFonts w:ascii="Times New Roman" w:hAnsi="Times New Roman" w:cs="Times New Roman"/>
+          <w:color w:val="000000" w:themeColor="text1"/>
+          <w:sz w:val="20"/>
+          <w:szCs w:val="20"/>
+        </w:rPr>
+        <w:t>-</w:t>
+      </w:r>
+      <w:r>
+        <w:rPr>
+          <w:rFonts w:ascii="Times New Roman" w:hAnsi="Times New Roman" w:cs="Times New Roman"/>
+          <w:color w:val="000000" w:themeColor="text1"/>
+          <w:sz w:val="20"/>
+          <w:szCs w:val="20"/>
+        </w:rPr>
+        <w:t xml:space="preserve"> potentially due to additional surcharges or a higher share of airport trips, which tend to occur during this period. As the roads become busier from around 6-7am and average speed begins to decrease, average fare climbs further still. This is due to how the taxi meter is structured: under normal traffic conditions, the fare is based on a flat per-mile rate, but once the vehicle slows below a certain speed, an additional time-based fee is applied to account for the slower progress</w:t>
+      </w:r>
+      <w:r>
+        <w:rPr>
+          <w:rFonts w:ascii="Times New Roman" w:hAnsi="Times New Roman" w:cs="Times New Roman"/>
+          <w:color w:val="000000" w:themeColor="text1"/>
           <w:sz w:val="20"/>
           <w:szCs w:val="20"/>
         </w:rPr>
@@ -1466,428 +1712,58 @@
       <w:r>
         <w:rPr>
           <w:rFonts w:ascii="Times New Roman" w:hAnsi="Times New Roman" w:cs="Times New Roman"/>
-          <w:sz w:val="20"/>
-          <w:szCs w:val="20"/>
-        </w:rPr>
-        <w:t xml:space="preserve">in Appendix </w:t>
-      </w:r>
-      <w:r>
-        <w:rPr>
-          <w:rFonts w:ascii="Times New Roman" w:hAnsi="Times New Roman" w:cs="Times New Roman"/>
-          <w:sz w:val="20"/>
-          <w:szCs w:val="20"/>
-        </w:rPr>
-        <w:t>C</w:t>
-      </w:r>
-      <w:r>
-        <w:rPr>
-          <w:rFonts w:ascii="Times New Roman" w:hAnsi="Times New Roman" w:cs="Times New Roman"/>
-          <w:sz w:val="20"/>
-          <w:szCs w:val="20"/>
-        </w:rPr>
-        <w:t xml:space="preserve">. </w:t>
-      </w:r>
-      <w:r>
-        <w:rPr>
-          <w:rFonts w:ascii="Times New Roman" w:hAnsi="Times New Roman" w:cs="Times New Roman"/>
-          <w:sz w:val="20"/>
-          <w:szCs w:val="20"/>
-        </w:rPr>
-        <w:t xml:space="preserve"> Variables such as </w:t>
-      </w:r>
-      <w:proofErr w:type="spellStart"/>
-      <w:r>
-        <w:rPr>
-          <w:rFonts w:ascii="Times New Roman" w:hAnsi="Times New Roman" w:cs="Times New Roman"/>
-          <w:sz w:val="20"/>
-          <w:szCs w:val="20"/>
-          <w:highlight w:val="yellow"/>
-        </w:rPr>
-        <w:t>xxxx</w:t>
-      </w:r>
-      <w:proofErr w:type="spellEnd"/>
-      <w:r>
-        <w:rPr>
-          <w:rFonts w:ascii="Times New Roman" w:hAnsi="Times New Roman" w:cs="Times New Roman"/>
-          <w:sz w:val="20"/>
-          <w:szCs w:val="20"/>
-        </w:rPr>
-        <w:t xml:space="preserve"> had notably high correlation with one another. </w:t>
-      </w:r>
-    </w:p>
-    <w:p>
-      <w:pPr>
-        <w:jc w:val="both"/>
-        <w:rPr>
-          <w:rFonts w:ascii="Times New Roman" w:hAnsi="Times New Roman" w:cs="Times New Roman"/>
-          <w:sz w:val="20"/>
-          <w:szCs w:val="20"/>
-        </w:rPr>
-      </w:pPr>
-      <w:r>
-        <w:rPr>
-          <w:rFonts w:ascii="Times New Roman" w:hAnsi="Times New Roman" w:cs="Times New Roman"/>
-          <w:sz w:val="20"/>
-          <w:szCs w:val="20"/>
-        </w:rPr>
-        <w:t xml:space="preserve">Some statistical characteristics of the </w:t>
-      </w:r>
-      <w:r>
-        <w:rPr>
-          <w:rFonts w:ascii="Times New Roman" w:hAnsi="Times New Roman" w:cs="Times New Roman"/>
-          <w:sz w:val="20"/>
-          <w:szCs w:val="20"/>
-        </w:rPr>
-        <w:t xml:space="preserve">numerical </w:t>
-      </w:r>
-      <w:r>
-        <w:rPr>
-          <w:rFonts w:ascii="Times New Roman" w:hAnsi="Times New Roman" w:cs="Times New Roman"/>
-          <w:sz w:val="20"/>
-          <w:szCs w:val="20"/>
-        </w:rPr>
-        <w:t>variables</w:t>
-      </w:r>
-      <w:r>
-        <w:rPr>
-          <w:rFonts w:ascii="Times New Roman" w:hAnsi="Times New Roman" w:cs="Times New Roman"/>
-          <w:sz w:val="20"/>
-          <w:szCs w:val="20"/>
-        </w:rPr>
-        <w:t>, such as the range and average over the dataset,</w:t>
-      </w:r>
-      <w:r>
-        <w:rPr>
-          <w:rFonts w:ascii="Times New Roman" w:hAnsi="Times New Roman" w:cs="Times New Roman"/>
-          <w:sz w:val="20"/>
-          <w:szCs w:val="20"/>
-        </w:rPr>
-        <w:t xml:space="preserve"> considered necessary are described </w:t>
-      </w:r>
-      <w:r>
-        <w:rPr>
-          <w:rFonts w:ascii="Times New Roman" w:hAnsi="Times New Roman" w:cs="Times New Roman"/>
-          <w:sz w:val="20"/>
-          <w:szCs w:val="20"/>
-        </w:rPr>
-        <w:t xml:space="preserve">in </w:t>
-      </w:r>
-      <w:r>
-        <w:rPr>
-          <w:rFonts w:ascii="Times New Roman" w:hAnsi="Times New Roman" w:cs="Times New Roman"/>
-          <w:sz w:val="20"/>
-          <w:szCs w:val="20"/>
-        </w:rPr>
-        <w:fldChar w:fldCharType="begin"/>
-      </w:r>
-      <w:r>
-        <w:rPr>
-          <w:rFonts w:ascii="Times New Roman" w:hAnsi="Times New Roman" w:cs="Times New Roman"/>
-          <w:sz w:val="20"/>
-          <w:szCs w:val="20"/>
-        </w:rPr>
-        <w:instrText xml:space="preserve"> REF _Ref238916291 \h  \* MERGEFORMAT </w:instrText>
-      </w:r>
-      <w:r>
-        <w:rPr>
-          <w:rFonts w:ascii="Times New Roman" w:hAnsi="Times New Roman" w:cs="Times New Roman"/>
-          <w:sz w:val="20"/>
-          <w:szCs w:val="20"/>
-        </w:rPr>
-      </w:r>
-      <w:r>
-        <w:rPr>
-          <w:rFonts w:ascii="Times New Roman" w:hAnsi="Times New Roman" w:cs="Times New Roman"/>
-          <w:sz w:val="20"/>
-          <w:szCs w:val="20"/>
-        </w:rPr>
-        <w:fldChar w:fldCharType="separate"/>
-      </w:r>
-      <w:r>
-        <w:rPr>
-          <w:rFonts w:ascii="Times New Roman" w:hAnsi="Times New Roman" w:cs="Times New Roman"/>
-          <w:sz w:val="20"/>
-          <w:szCs w:val="20"/>
-        </w:rPr>
-        <w:t>Table 3</w:t>
-      </w:r>
-      <w:r>
-        <w:rPr>
-          <w:rFonts w:ascii="Times New Roman" w:hAnsi="Times New Roman" w:cs="Times New Roman"/>
-          <w:sz w:val="20"/>
-          <w:szCs w:val="20"/>
-        </w:rPr>
-        <w:fldChar w:fldCharType="end"/>
-      </w:r>
-      <w:r>
-        <w:rPr>
-          <w:rFonts w:ascii="Times New Roman" w:hAnsi="Times New Roman" w:cs="Times New Roman"/>
-          <w:sz w:val="20"/>
-          <w:szCs w:val="20"/>
-        </w:rPr>
-        <w:t xml:space="preserve"> and </w:t>
-      </w:r>
-      <w:r>
-        <w:rPr>
-          <w:rFonts w:ascii="Times New Roman" w:hAnsi="Times New Roman" w:cs="Times New Roman"/>
-          <w:sz w:val="20"/>
-          <w:szCs w:val="20"/>
-        </w:rPr>
-        <w:fldChar w:fldCharType="begin"/>
-      </w:r>
-      <w:r>
-        <w:rPr>
-          <w:rFonts w:ascii="Times New Roman" w:hAnsi="Times New Roman" w:cs="Times New Roman"/>
-          <w:sz w:val="20"/>
-          <w:szCs w:val="20"/>
-        </w:rPr>
-        <w:instrText xml:space="preserve"> REF _Ref238916300 \h  \* MERGEFORMAT </w:instrText>
-      </w:r>
-      <w:r>
-        <w:rPr>
-          <w:rFonts w:ascii="Times New Roman" w:hAnsi="Times New Roman" w:cs="Times New Roman"/>
-          <w:sz w:val="20"/>
-          <w:szCs w:val="20"/>
-        </w:rPr>
-      </w:r>
-      <w:r>
-        <w:rPr>
-          <w:rFonts w:ascii="Times New Roman" w:hAnsi="Times New Roman" w:cs="Times New Roman"/>
-          <w:sz w:val="20"/>
-          <w:szCs w:val="20"/>
-        </w:rPr>
-        <w:fldChar w:fldCharType="separate"/>
-      </w:r>
-      <w:r>
-        <w:rPr>
-          <w:rFonts w:ascii="Times New Roman" w:hAnsi="Times New Roman" w:cs="Times New Roman"/>
-          <w:sz w:val="20"/>
-          <w:szCs w:val="20"/>
-        </w:rPr>
-        <w:t>Table 4</w:t>
-      </w:r>
-      <w:r>
-        <w:rPr>
-          <w:rFonts w:ascii="Times New Roman" w:hAnsi="Times New Roman" w:cs="Times New Roman"/>
-          <w:sz w:val="20"/>
-          <w:szCs w:val="20"/>
-        </w:rPr>
-        <w:fldChar w:fldCharType="end"/>
-      </w:r>
-      <w:r>
-        <w:rPr>
-          <w:rFonts w:ascii="Times New Roman" w:hAnsi="Times New Roman" w:cs="Times New Roman"/>
-          <w:sz w:val="20"/>
-          <w:szCs w:val="20"/>
-        </w:rPr>
-        <w:t xml:space="preserve"> </w:t>
-      </w:r>
-      <w:r>
-        <w:rPr>
-          <w:rFonts w:ascii="Times New Roman" w:hAnsi="Times New Roman" w:cs="Times New Roman"/>
-          <w:sz w:val="20"/>
-          <w:szCs w:val="20"/>
-        </w:rPr>
-        <w:t>in</w:t>
-      </w:r>
-      <w:r>
-        <w:rPr>
-          <w:rFonts w:ascii="Times New Roman" w:hAnsi="Times New Roman" w:cs="Times New Roman"/>
-          <w:sz w:val="20"/>
-          <w:szCs w:val="20"/>
-        </w:rPr>
-        <w:t xml:space="preserve"> Appendix </w:t>
-      </w:r>
-      <w:r>
-        <w:rPr>
-          <w:rFonts w:ascii="Times New Roman" w:hAnsi="Times New Roman" w:cs="Times New Roman"/>
-          <w:sz w:val="20"/>
-          <w:szCs w:val="20"/>
-        </w:rPr>
-        <w:t>C</w:t>
-      </w:r>
-      <w:r>
-        <w:rPr>
-          <w:rFonts w:ascii="Times New Roman" w:hAnsi="Times New Roman" w:cs="Times New Roman"/>
-          <w:sz w:val="20"/>
-          <w:szCs w:val="20"/>
-        </w:rPr>
-        <w:t xml:space="preserve">. </w:t>
-      </w:r>
-    </w:p>
-    <w:p>
-      <w:pPr>
-        <w:jc w:val="both"/>
-        <w:rPr>
-          <w:rFonts w:ascii="Times New Roman" w:hAnsi="Times New Roman" w:cs="Times New Roman"/>
-          <w:sz w:val="20"/>
-          <w:szCs w:val="20"/>
-        </w:rPr>
-      </w:pPr>
-      <w:r>
-        <w:rPr>
-          <w:rFonts w:ascii="Times New Roman" w:hAnsi="Times New Roman" w:cs="Times New Roman"/>
-          <w:sz w:val="20"/>
-          <w:szCs w:val="20"/>
-        </w:rPr>
-        <w:t xml:space="preserve">Another topic explored during EDA was </w:t>
-      </w:r>
-      <w:proofErr w:type="spellStart"/>
-      <w:r>
-        <w:rPr>
-          <w:rFonts w:ascii="Times New Roman" w:hAnsi="Times New Roman" w:cs="Times New Roman"/>
-          <w:sz w:val="20"/>
-          <w:szCs w:val="20"/>
-          <w:highlight w:val="yellow"/>
-        </w:rPr>
-        <w:t>xxxxx</w:t>
-      </w:r>
-      <w:proofErr w:type="spellEnd"/>
-      <w:r>
-        <w:rPr>
-          <w:rFonts w:ascii="Times New Roman" w:hAnsi="Times New Roman" w:cs="Times New Roman"/>
-          <w:sz w:val="20"/>
-          <w:szCs w:val="20"/>
-        </w:rPr>
-        <w:t xml:space="preserve"> </w:t>
-      </w:r>
-    </w:p>
-    <w:p>
-      <w:pPr>
-        <w:jc w:val="both"/>
-        <w:rPr>
-          <w:rFonts w:ascii="Times New Roman" w:hAnsi="Times New Roman" w:cs="Times New Roman"/>
-          <w:color w:val="EE0000"/>
-          <w:sz w:val="20"/>
-          <w:szCs w:val="20"/>
-          <w:lang w:val="fr-FR"/>
-        </w:rPr>
-      </w:pPr>
-      <w:r>
-        <w:rPr>
-          <w:rFonts w:ascii="Times New Roman" w:hAnsi="Times New Roman" w:cs="Times New Roman"/>
-          <w:color w:val="EE0000"/>
-          <w:sz w:val="20"/>
-          <w:szCs w:val="20"/>
-          <w:lang w:val="fr-FR"/>
-        </w:rPr>
-        <w:t>Matrix – Savannah</w:t>
-      </w:r>
-    </w:p>
-    <w:p>
-      <w:pPr>
-        <w:jc w:val="both"/>
-        <w:rPr>
-          <w:rFonts w:ascii="Times New Roman" w:hAnsi="Times New Roman" w:cs="Times New Roman"/>
-          <w:color w:val="EE0000"/>
-          <w:sz w:val="20"/>
-          <w:szCs w:val="20"/>
-          <w:lang w:val="fr-FR"/>
-        </w:rPr>
-      </w:pPr>
-      <w:proofErr w:type="gramStart"/>
-      <w:r>
-        <w:rPr>
-          <w:rFonts w:ascii="Times New Roman" w:hAnsi="Times New Roman" w:cs="Times New Roman"/>
-          <w:color w:val="EE0000"/>
-          <w:sz w:val="20"/>
-          <w:szCs w:val="20"/>
-          <w:lang w:val="fr-FR"/>
-        </w:rPr>
-        <w:t>Ranges</w:t>
-      </w:r>
-      <w:proofErr w:type="gramEnd"/>
-      <w:r>
-        <w:rPr>
-          <w:rFonts w:ascii="Times New Roman" w:hAnsi="Times New Roman" w:cs="Times New Roman"/>
-          <w:color w:val="EE0000"/>
-          <w:sz w:val="20"/>
-          <w:szCs w:val="20"/>
-          <w:lang w:val="fr-FR"/>
-        </w:rPr>
-        <w:t xml:space="preserve"> – </w:t>
-      </w:r>
-      <w:proofErr w:type="spellStart"/>
-      <w:r>
-        <w:rPr>
-          <w:rFonts w:ascii="Times New Roman" w:hAnsi="Times New Roman" w:cs="Times New Roman"/>
-          <w:color w:val="EE0000"/>
-          <w:sz w:val="20"/>
-          <w:szCs w:val="20"/>
-          <w:lang w:val="fr-FR"/>
-        </w:rPr>
-        <w:t>Mekayle</w:t>
-      </w:r>
-      <w:proofErr w:type="spellEnd"/>
-    </w:p>
-    <w:p>
-      <w:pPr>
-        <w:jc w:val="both"/>
-        <w:rPr>
-          <w:rFonts w:ascii="Times New Roman" w:hAnsi="Times New Roman" w:cs="Times New Roman"/>
-          <w:color w:val="EE0000"/>
-          <w:sz w:val="20"/>
-          <w:szCs w:val="20"/>
-        </w:rPr>
-      </w:pPr>
-      <w:r>
-        <w:rPr>
-          <w:rFonts w:ascii="Times New Roman" w:hAnsi="Times New Roman" w:cs="Times New Roman"/>
-          <w:color w:val="EE0000"/>
-          <w:sz w:val="20"/>
-          <w:szCs w:val="20"/>
-        </w:rPr>
-        <w:t xml:space="preserve">If time – add summaries of </w:t>
-      </w:r>
-      <w:r>
-        <w:rPr>
-          <w:rFonts w:ascii="Times New Roman" w:hAnsi="Times New Roman" w:cs="Times New Roman"/>
-          <w:color w:val="EE0000"/>
-          <w:sz w:val="20"/>
-          <w:szCs w:val="20"/>
-        </w:rPr>
-        <w:t>one or two aspects over time in a graph: No trips vs time (</w:t>
-      </w:r>
-      <w:proofErr w:type="spellStart"/>
-      <w:r>
-        <w:rPr>
-          <w:rFonts w:ascii="Times New Roman" w:hAnsi="Times New Roman" w:cs="Times New Roman"/>
-          <w:color w:val="EE0000"/>
-          <w:sz w:val="20"/>
-          <w:szCs w:val="20"/>
-        </w:rPr>
-        <w:t>Mekayle</w:t>
-      </w:r>
-      <w:proofErr w:type="spellEnd"/>
-      <w:r>
-        <w:rPr>
-          <w:rFonts w:ascii="Times New Roman" w:hAnsi="Times New Roman" w:cs="Times New Roman"/>
-          <w:color w:val="EE0000"/>
-          <w:sz w:val="20"/>
-          <w:szCs w:val="20"/>
-        </w:rPr>
-        <w:t>), Fare amounts over time (Savannah), payment methods over time (</w:t>
-      </w:r>
-      <w:proofErr w:type="gramStart"/>
-      <w:r>
-        <w:rPr>
-          <w:rFonts w:ascii="Times New Roman" w:hAnsi="Times New Roman" w:cs="Times New Roman"/>
-          <w:color w:val="EE0000"/>
-          <w:sz w:val="20"/>
-          <w:szCs w:val="20"/>
-        </w:rPr>
-        <w:t>too</w:t>
-      </w:r>
-      <w:proofErr w:type="gramEnd"/>
-      <w:r>
-        <w:rPr>
-          <w:rFonts w:ascii="Times New Roman" w:hAnsi="Times New Roman" w:cs="Times New Roman"/>
-          <w:color w:val="EE0000"/>
-          <w:sz w:val="20"/>
-          <w:szCs w:val="20"/>
-        </w:rPr>
-        <w:t xml:space="preserve"> see if cash decreases). </w:t>
-      </w:r>
+          <w:i/>
+          <w:iCs/>
+          <w:color w:val="000000" w:themeColor="text1"/>
+          <w:sz w:val="20"/>
+          <w:szCs w:val="20"/>
+        </w:rPr>
+        <w:t>(New York City Taxi and Limousine Commission, n.d.</w:t>
+      </w:r>
+      <w:r>
+        <w:rPr>
+          <w:rFonts w:ascii="Times New Roman" w:hAnsi="Times New Roman" w:cs="Times New Roman"/>
+          <w:i/>
+          <w:iCs/>
+          <w:color w:val="000000" w:themeColor="text1"/>
+          <w:sz w:val="20"/>
+          <w:szCs w:val="20"/>
+        </w:rPr>
+        <w:t>-b</w:t>
+      </w:r>
+      <w:r>
+        <w:rPr>
+          <w:rFonts w:ascii="Times New Roman" w:hAnsi="Times New Roman" w:cs="Times New Roman"/>
+          <w:i/>
+          <w:iCs/>
+          <w:color w:val="000000" w:themeColor="text1"/>
+          <w:sz w:val="20"/>
+          <w:szCs w:val="20"/>
+        </w:rPr>
+        <w:t>)</w:t>
+      </w:r>
+      <w:r>
+        <w:rPr>
+          <w:rFonts w:ascii="Times New Roman" w:hAnsi="Times New Roman" w:cs="Times New Roman"/>
+          <w:color w:val="000000" w:themeColor="text1"/>
+          <w:sz w:val="20"/>
+          <w:szCs w:val="20"/>
+        </w:rPr>
+        <w:t>. This relationship holds fairly consistently across the graph, up until the trend eases off around 16:00-17:00.</w:t>
+      </w:r>
+    </w:p>
+    <w:p>
+      <w:pPr>
+        <w:jc w:val="both"/>
+        <w:rPr>
+          <w:rFonts w:ascii="Times New Roman" w:hAnsi="Times New Roman" w:cs="Times New Roman"/>
+          <w:b/>
+          <w:bCs/>
+          <w:color w:val="000000" w:themeColor="text1"/>
+          <w:sz w:val="20"/>
+          <w:szCs w:val="20"/>
+        </w:rPr>
+      </w:pPr>
     </w:p>
     <w:p>
       <w:pPr>
@@ -1978,25 +1854,7 @@
           <w:sz w:val="20"/>
           <w:szCs w:val="20"/>
         </w:rPr>
-        <w:t xml:space="preserve"> describes the NYC Yellow Taxi dataset in the context of the 7 Vs of big data </w:t>
-      </w:r>
-      <w:proofErr w:type="gramStart"/>
-      <w:r>
-        <w:rPr>
-          <w:rFonts w:ascii="Times New Roman" w:hAnsi="Times New Roman" w:cs="Times New Roman"/>
-          <w:sz w:val="20"/>
-          <w:szCs w:val="20"/>
-        </w:rPr>
-        <w:t>in order to</w:t>
-      </w:r>
-      <w:proofErr w:type="gramEnd"/>
-      <w:r>
-        <w:rPr>
-          <w:rFonts w:ascii="Times New Roman" w:hAnsi="Times New Roman" w:cs="Times New Roman"/>
-          <w:sz w:val="20"/>
-          <w:szCs w:val="20"/>
-        </w:rPr>
-        <w:t xml:space="preserve"> demonstrate its classification as big data.</w:t>
+        <w:t xml:space="preserve"> describes the NYC Yellow Taxi dataset in the context of the 7 Vs of big data in order to demonstrate its classification as big data.</w:t>
       </w:r>
     </w:p>
     <w:p>
@@ -2039,7 +1897,6 @@
       </w:r>
       <w:r>
         <w:rPr>
-          <w:noProof/>
           <w:sz w:val="20"/>
           <w:szCs w:val="20"/>
         </w:rPr>
@@ -2246,37 +2103,8 @@
                 <w:sz w:val="20"/>
                 <w:szCs w:val="20"/>
               </w:rPr>
-              <w:t xml:space="preserve">Although it not a streaming set, there are monthly updates, meaning that it is </w:t>
+              <w:t>The TLC publishes this data in monthly batches with a roughly two-month reporting delay.</w:t>
             </w:r>
-            <w:proofErr w:type="gramStart"/>
-            <w:r>
-              <w:rPr>
-                <w:rFonts w:ascii="Times New Roman" w:hAnsi="Times New Roman" w:cs="Times New Roman"/>
-                <w:sz w:val="20"/>
-                <w:szCs w:val="20"/>
-              </w:rPr>
-              <w:t>growing in size</w:t>
-            </w:r>
-            <w:proofErr w:type="gramEnd"/>
-            <w:r>
-              <w:rPr>
-                <w:rFonts w:ascii="Times New Roman" w:hAnsi="Times New Roman" w:cs="Times New Roman"/>
-                <w:sz w:val="20"/>
-                <w:szCs w:val="20"/>
-              </w:rPr>
-              <w:t xml:space="preserve"> </w:t>
-            </w:r>
-            <w:proofErr w:type="spellStart"/>
-            <w:r>
-              <w:rPr>
-                <w:rFonts w:ascii="Times New Roman" w:hAnsi="Times New Roman" w:cs="Times New Roman"/>
-                <w:color w:val="EE0000"/>
-                <w:sz w:val="20"/>
-                <w:szCs w:val="20"/>
-              </w:rPr>
-              <w:t>Mekayle</w:t>
-            </w:r>
-            <w:proofErr w:type="spellEnd"/>
           </w:p>
         </w:tc>
       </w:tr>
@@ -2371,21 +2199,39 @@
               <w:jc w:val="both"/>
               <w:rPr>
                 <w:rFonts w:ascii="Times New Roman" w:hAnsi="Times New Roman" w:cs="Times New Roman"/>
-                <w:sz w:val="20"/>
-                <w:szCs w:val="20"/>
-              </w:rPr>
-            </w:pPr>
-            <w:proofErr w:type="spellStart"/>
+                <w:color w:val="000000" w:themeColor="text1"/>
+                <w:sz w:val="20"/>
+                <w:szCs w:val="20"/>
+              </w:rPr>
+            </w:pPr>
             <w:r>
               <w:rPr>
                 <w:rFonts w:ascii="Times New Roman" w:hAnsi="Times New Roman" w:cs="Times New Roman"/>
-                <w:color w:val="EE0000"/>
-                <w:sz w:val="20"/>
-                <w:szCs w:val="20"/>
-              </w:rPr>
-              <w:t>Mekayle</w:t>
+                <w:color w:val="000000" w:themeColor="text1"/>
+                <w:sz w:val="20"/>
+                <w:szCs w:val="20"/>
+              </w:rPr>
+              <w:t xml:space="preserve">The TLC explicitly states it makes no representations as to the accuracy of the data. </w:t>
             </w:r>
-            <w:proofErr w:type="spellEnd"/>
+          </w:p>
+          <w:p>
+            <w:pPr>
+              <w:jc w:val="both"/>
+              <w:rPr>
+                <w:rFonts w:ascii="Times New Roman" w:hAnsi="Times New Roman" w:cs="Times New Roman"/>
+                <w:sz w:val="20"/>
+                <w:szCs w:val="20"/>
+              </w:rPr>
+            </w:pPr>
+            <w:r>
+              <w:rPr>
+                <w:rFonts w:ascii="Times New Roman" w:hAnsi="Times New Roman" w:cs="Times New Roman"/>
+                <w:color w:val="000000" w:themeColor="text1"/>
+                <w:sz w:val="20"/>
+                <w:szCs w:val="20"/>
+              </w:rPr>
+              <w:t>As a regulated government dataset, it is reasonable to assume a baseline level of structural accuracy and legitimacy.</w:t>
+            </w:r>
           </w:p>
         </w:tc>
       </w:tr>
@@ -2479,21 +2325,20 @@
               <w:jc w:val="both"/>
               <w:rPr>
                 <w:rFonts w:ascii="Times New Roman" w:hAnsi="Times New Roman" w:cs="Times New Roman"/>
-                <w:sz w:val="20"/>
-                <w:szCs w:val="20"/>
-              </w:rPr>
-            </w:pPr>
-            <w:proofErr w:type="spellStart"/>
+                <w:color w:val="000000" w:themeColor="text1"/>
+                <w:sz w:val="20"/>
+                <w:szCs w:val="20"/>
+              </w:rPr>
+            </w:pPr>
             <w:r>
               <w:rPr>
                 <w:rFonts w:ascii="Times New Roman" w:hAnsi="Times New Roman" w:cs="Times New Roman"/>
-                <w:color w:val="EE0000"/>
-                <w:sz w:val="20"/>
-                <w:szCs w:val="20"/>
-              </w:rPr>
-              <w:t>Mekayle</w:t>
+                <w:color w:val="000000" w:themeColor="text1"/>
+                <w:sz w:val="20"/>
+                <w:szCs w:val="20"/>
+              </w:rPr>
+              <w:t>Trip volumes and fares fluctuate by time, season and destination</w:t>
             </w:r>
-            <w:proofErr w:type="spellEnd"/>
           </w:p>
         </w:tc>
       </w:tr>
@@ -2624,7 +2469,7 @@
           <w:sz w:val="20"/>
           <w:szCs w:val="20"/>
         </w:rPr>
-        <w:t xml:space="preserve">To determine the efficiency of the taxi system used in New York City, and assess whether there is a possible gap in the market for additional vendor or similar services, it is important to evaluate the </w:t>
+        <w:t>This section considers the business value and limitations of the NYC Yellow Taxi dataset, outlining the practical applications the data supports as well as the constraints that should be considered when interpreting results derived from it.</w:t>
       </w:r>
     </w:p>
     <w:p>
@@ -2637,14 +2482,6 @@
           <w:szCs w:val="20"/>
         </w:rPr>
       </w:pPr>
-      <w:r>
-        <w:rPr>
-          <w:rFonts w:ascii="Times New Roman" w:hAnsi="Times New Roman" w:cs="Times New Roman"/>
-          <w:sz w:val="20"/>
-          <w:szCs w:val="20"/>
-        </w:rPr>
-        <w:t xml:space="preserve">Whether the market is saturated or not?? </w:t>
-      </w:r>
     </w:p>
     <w:p>
       <w:pPr>
@@ -2652,18 +2489,96 @@
         <w:jc w:val="both"/>
         <w:rPr>
           <w:rFonts w:ascii="Times New Roman" w:hAnsi="Times New Roman" w:cs="Times New Roman"/>
-          <w:sz w:val="20"/>
-          <w:szCs w:val="20"/>
-        </w:rPr>
-      </w:pPr>
-      <w:r>
-        <w:rPr>
-          <w:rFonts w:ascii="Times New Roman" w:hAnsi="Times New Roman" w:cs="Times New Roman"/>
-          <w:sz w:val="20"/>
-          <w:szCs w:val="20"/>
-        </w:rPr>
-        <w:t xml:space="preserve">The effect of major events during the analysis period on the New York City taxi business, these events included Covid-19. </w:t>
-      </w:r>
+          <w:b/>
+          <w:bCs/>
+          <w:sz w:val="20"/>
+          <w:szCs w:val="20"/>
+        </w:rPr>
+      </w:pPr>
+      <w:r>
+        <w:rPr>
+          <w:rFonts w:ascii="Times New Roman" w:hAnsi="Times New Roman" w:cs="Times New Roman"/>
+          <w:b/>
+          <w:bCs/>
+          <w:sz w:val="20"/>
+          <w:szCs w:val="20"/>
+        </w:rPr>
+        <w:t>Value</w:t>
+      </w:r>
+    </w:p>
+    <w:p>
+      <w:pPr>
+        <w:pStyle w:val="ListParagraph"/>
+        <w:numPr>
+          <w:ilvl w:val="0"/>
+          <w:numId w:val="6"/>
+        </w:numPr>
+        <w:jc w:val="both"/>
+        <w:rPr>
+          <w:rFonts w:ascii="Times New Roman" w:hAnsi="Times New Roman" w:cs="Times New Roman"/>
+          <w:sz w:val="20"/>
+          <w:szCs w:val="20"/>
+        </w:rPr>
+      </w:pPr>
+      <w:r>
+        <w:rPr>
+          <w:rFonts w:ascii="Times New Roman" w:hAnsi="Times New Roman" w:cs="Times New Roman"/>
+          <w:sz w:val="20"/>
+          <w:szCs w:val="20"/>
+        </w:rPr>
+        <w:t>Indirect i</w:t>
+      </w:r>
+      <w:r>
+        <w:rPr>
+          <w:rFonts w:ascii="Times New Roman" w:hAnsi="Times New Roman" w:cs="Times New Roman"/>
+          <w:sz w:val="20"/>
+          <w:szCs w:val="20"/>
+        </w:rPr>
+        <w:t xml:space="preserve">nsights into </w:t>
+      </w:r>
+      <w:r>
+        <w:rPr>
+          <w:rFonts w:ascii="Times New Roman" w:hAnsi="Times New Roman" w:cs="Times New Roman"/>
+          <w:sz w:val="20"/>
+          <w:szCs w:val="20"/>
+        </w:rPr>
+        <w:t xml:space="preserve">traffic conditions in the city. </w:t>
+      </w:r>
+    </w:p>
+    <w:p>
+      <w:pPr>
+        <w:pStyle w:val="ListParagraph"/>
+        <w:numPr>
+          <w:ilvl w:val="0"/>
+          <w:numId w:val="6"/>
+        </w:numPr>
+        <w:jc w:val="both"/>
+        <w:rPr>
+          <w:rFonts w:ascii="Times New Roman" w:hAnsi="Times New Roman" w:cs="Times New Roman"/>
+          <w:sz w:val="20"/>
+          <w:szCs w:val="20"/>
+        </w:rPr>
+      </w:pPr>
+      <w:r>
+        <w:rPr>
+          <w:rFonts w:ascii="Times New Roman" w:hAnsi="Times New Roman" w:cs="Times New Roman"/>
+          <w:sz w:val="20"/>
+          <w:szCs w:val="20"/>
+        </w:rPr>
+        <w:t xml:space="preserve">The large timespan of data available (2009 to date) allows us to do in-depth analysis of industry trends over time (impact of e-hailing, pre vs post covid, fare changes etc) </w:t>
+      </w:r>
+    </w:p>
+    <w:p>
+      <w:pPr>
+        <w:jc w:val="both"/>
+        <w:rPr>
+          <w:rFonts w:ascii="Times New Roman" w:hAnsi="Times New Roman" w:cs="Times New Roman"/>
+          <w:b/>
+          <w:bCs/>
+          <w:sz w:val="20"/>
+          <w:szCs w:val="20"/>
+        </w:rPr>
+      </w:pPr>
     </w:p>
     <w:p>
       <w:pPr>
@@ -2671,26 +2586,323 @@
         <w:jc w:val="both"/>
         <w:rPr>
           <w:rFonts w:ascii="Times New Roman" w:hAnsi="Times New Roman" w:cs="Times New Roman"/>
-          <w:sz w:val="20"/>
-          <w:szCs w:val="20"/>
-        </w:rPr>
-      </w:pPr>
-      <w:r>
-        <w:rPr>
-          <w:rFonts w:ascii="Times New Roman" w:hAnsi="Times New Roman" w:cs="Times New Roman"/>
-          <w:sz w:val="20"/>
-          <w:szCs w:val="20"/>
-        </w:rPr>
-        <w:t xml:space="preserve">Some limitations of the dataset would be that </w:t>
-      </w:r>
-      <w:r>
-        <w:rPr>
-          <w:rFonts w:ascii="Times New Roman" w:hAnsi="Times New Roman" w:cs="Times New Roman"/>
-          <w:sz w:val="20"/>
-          <w:szCs w:val="20"/>
-        </w:rPr>
-        <w:t xml:space="preserve">the dataset may not capture all vendors </w:t>
-      </w:r>
+          <w:b/>
+          <w:bCs/>
+          <w:sz w:val="20"/>
+          <w:szCs w:val="20"/>
+        </w:rPr>
+      </w:pPr>
+      <w:r>
+        <w:rPr>
+          <w:rFonts w:ascii="Times New Roman" w:hAnsi="Times New Roman" w:cs="Times New Roman"/>
+          <w:b/>
+          <w:bCs/>
+          <w:sz w:val="20"/>
+          <w:szCs w:val="20"/>
+        </w:rPr>
+        <w:t>Limitations</w:t>
+      </w:r>
+    </w:p>
+    <w:p>
+      <w:pPr>
+        <w:pStyle w:val="ListParagraph"/>
+        <w:numPr>
+          <w:ilvl w:val="0"/>
+          <w:numId w:val="6"/>
+        </w:numPr>
+        <w:jc w:val="both"/>
+        <w:rPr>
+          <w:rFonts w:ascii="Times New Roman" w:hAnsi="Times New Roman" w:cs="Times New Roman"/>
+          <w:sz w:val="20"/>
+          <w:szCs w:val="20"/>
+        </w:rPr>
+      </w:pPr>
+      <w:r>
+        <w:rPr>
+          <w:rFonts w:ascii="Times New Roman" w:hAnsi="Times New Roman" w:cs="Times New Roman"/>
+          <w:sz w:val="20"/>
+          <w:szCs w:val="20"/>
+        </w:rPr>
+        <w:t>The dataset may not capture all vendors operating within the city</w:t>
+      </w:r>
+      <w:r>
+        <w:rPr>
+          <w:rFonts w:ascii="Times New Roman" w:hAnsi="Times New Roman" w:cs="Times New Roman"/>
+          <w:sz w:val="20"/>
+          <w:szCs w:val="20"/>
+        </w:rPr>
+        <w:t xml:space="preserve">. </w:t>
+      </w:r>
+    </w:p>
+    <w:p>
+      <w:pPr>
+        <w:pStyle w:val="ListParagraph"/>
+        <w:numPr>
+          <w:ilvl w:val="0"/>
+          <w:numId w:val="6"/>
+        </w:numPr>
+        <w:jc w:val="both"/>
+        <w:rPr>
+          <w:rFonts w:ascii="Times New Roman" w:hAnsi="Times New Roman" w:cs="Times New Roman"/>
+          <w:sz w:val="20"/>
+          <w:szCs w:val="20"/>
+        </w:rPr>
+      </w:pPr>
+      <w:r>
+        <w:rPr>
+          <w:rFonts w:ascii="Times New Roman" w:hAnsi="Times New Roman" w:cs="Times New Roman"/>
+          <w:sz w:val="20"/>
+          <w:szCs w:val="20"/>
+        </w:rPr>
+        <w:t xml:space="preserve">Data is released with a </w:t>
+      </w:r>
+      <w:proofErr w:type="gramStart"/>
+      <w:r>
+        <w:rPr>
+          <w:rFonts w:ascii="Times New Roman" w:hAnsi="Times New Roman" w:cs="Times New Roman"/>
+          <w:sz w:val="20"/>
+          <w:szCs w:val="20"/>
+        </w:rPr>
+        <w:t>2 month</w:t>
+      </w:r>
+      <w:proofErr w:type="gramEnd"/>
+      <w:r>
+        <w:rPr>
+          <w:rFonts w:ascii="Times New Roman" w:hAnsi="Times New Roman" w:cs="Times New Roman"/>
+          <w:sz w:val="20"/>
+          <w:szCs w:val="20"/>
+        </w:rPr>
+        <w:t xml:space="preserve"> lag making it not suitable </w:t>
+      </w:r>
+      <w:proofErr w:type="gramStart"/>
+      <w:r>
+        <w:rPr>
+          <w:rFonts w:ascii="Times New Roman" w:hAnsi="Times New Roman" w:cs="Times New Roman"/>
+          <w:sz w:val="20"/>
+          <w:szCs w:val="20"/>
+        </w:rPr>
+        <w:t>for  near</w:t>
+      </w:r>
+      <w:proofErr w:type="gramEnd"/>
+      <w:r>
+        <w:rPr>
+          <w:rFonts w:ascii="Times New Roman" w:hAnsi="Times New Roman" w:cs="Times New Roman"/>
+          <w:sz w:val="20"/>
+          <w:szCs w:val="20"/>
+        </w:rPr>
+        <w:t xml:space="preserve"> real time analysis. </w:t>
+      </w:r>
+    </w:p>
+    <w:p>
+      <w:pPr>
+        <w:jc w:val="both"/>
+        <w:rPr>
+          <w:rFonts w:ascii="Times New Roman" w:hAnsi="Times New Roman" w:cs="Times New Roman"/>
+          <w:sz w:val="20"/>
+          <w:szCs w:val="20"/>
+        </w:rPr>
+      </w:pPr>
+    </w:p>
+    <w:p>
+      <w:pPr>
+        <w:jc w:val="both"/>
+        <w:rPr>
+          <w:rFonts w:ascii="Times New Roman" w:hAnsi="Times New Roman" w:cs="Times New Roman"/>
+          <w:sz w:val="20"/>
+          <w:szCs w:val="20"/>
+        </w:rPr>
+      </w:pPr>
+    </w:p>
+    <w:p>
+      <w:pPr>
+        <w:jc w:val="both"/>
+        <w:rPr>
+          <w:rFonts w:ascii="Times New Roman" w:hAnsi="Times New Roman" w:cs="Times New Roman"/>
+          <w:sz w:val="20"/>
+          <w:szCs w:val="20"/>
+        </w:rPr>
+      </w:pPr>
+    </w:p>
+    <w:p>
+      <w:pPr>
+        <w:jc w:val="both"/>
+        <w:rPr>
+          <w:rFonts w:ascii="Times New Roman" w:hAnsi="Times New Roman" w:cs="Times New Roman"/>
+          <w:sz w:val="20"/>
+          <w:szCs w:val="20"/>
+        </w:rPr>
+      </w:pPr>
+    </w:p>
+    <w:p>
+      <w:pPr>
+        <w:jc w:val="both"/>
+        <w:rPr>
+          <w:rFonts w:ascii="Times New Roman" w:hAnsi="Times New Roman" w:cs="Times New Roman"/>
+          <w:sz w:val="20"/>
+          <w:szCs w:val="20"/>
+        </w:rPr>
+      </w:pPr>
+    </w:p>
+    <w:p>
+      <w:pPr>
+        <w:ind w:left="360"/>
+        <w:jc w:val="both"/>
+        <w:rPr>
+          <w:rFonts w:ascii="Times New Roman" w:hAnsi="Times New Roman" w:cs="Times New Roman"/>
+          <w:sz w:val="20"/>
+          <w:szCs w:val="20"/>
+        </w:rPr>
+      </w:pPr>
+    </w:p>
+    <w:p>
+      <w:pPr>
+        <w:ind w:left="360"/>
+        <w:jc w:val="both"/>
+        <w:rPr>
+          <w:rFonts w:ascii="Times New Roman" w:hAnsi="Times New Roman" w:cs="Times New Roman"/>
+          <w:sz w:val="20"/>
+          <w:szCs w:val="20"/>
+        </w:rPr>
+      </w:pPr>
+    </w:p>
+    <w:p>
+      <w:pPr>
+        <w:ind w:left="360"/>
+        <w:jc w:val="both"/>
+        <w:rPr>
+          <w:rFonts w:ascii="Times New Roman" w:hAnsi="Times New Roman" w:cs="Times New Roman"/>
+          <w:sz w:val="20"/>
+          <w:szCs w:val="20"/>
+        </w:rPr>
+      </w:pPr>
+    </w:p>
+    <w:p>
+      <w:pPr>
+        <w:ind w:left="360"/>
+        <w:jc w:val="both"/>
+        <w:rPr>
+          <w:rFonts w:ascii="Times New Roman" w:hAnsi="Times New Roman" w:cs="Times New Roman"/>
+          <w:sz w:val="20"/>
+          <w:szCs w:val="20"/>
+        </w:rPr>
+      </w:pPr>
+    </w:p>
+    <w:p>
+      <w:pPr>
+        <w:ind w:left="360"/>
+        <w:jc w:val="both"/>
+        <w:rPr>
+          <w:rFonts w:ascii="Times New Roman" w:hAnsi="Times New Roman" w:cs="Times New Roman"/>
+          <w:sz w:val="20"/>
+          <w:szCs w:val="20"/>
+        </w:rPr>
+      </w:pPr>
+    </w:p>
+    <w:p>
+      <w:pPr>
+        <w:ind w:left="360"/>
+        <w:jc w:val="both"/>
+        <w:rPr>
+          <w:rFonts w:ascii="Times New Roman" w:hAnsi="Times New Roman" w:cs="Times New Roman"/>
+          <w:sz w:val="20"/>
+          <w:szCs w:val="20"/>
+        </w:rPr>
+      </w:pPr>
+    </w:p>
+    <w:p>
+      <w:pPr>
+        <w:ind w:left="360"/>
+        <w:jc w:val="both"/>
+        <w:rPr>
+          <w:rFonts w:ascii="Times New Roman" w:hAnsi="Times New Roman" w:cs="Times New Roman"/>
+          <w:sz w:val="20"/>
+          <w:szCs w:val="20"/>
+        </w:rPr>
+      </w:pPr>
+    </w:p>
+    <w:p>
+      <w:pPr>
+        <w:ind w:left="360"/>
+        <w:jc w:val="both"/>
+        <w:rPr>
+          <w:rFonts w:ascii="Times New Roman" w:hAnsi="Times New Roman" w:cs="Times New Roman"/>
+          <w:sz w:val="20"/>
+          <w:szCs w:val="20"/>
+        </w:rPr>
+      </w:pPr>
+    </w:p>
+    <w:p>
+      <w:pPr>
+        <w:ind w:left="360"/>
+        <w:jc w:val="both"/>
+        <w:rPr>
+          <w:rFonts w:ascii="Times New Roman" w:hAnsi="Times New Roman" w:cs="Times New Roman"/>
+          <w:sz w:val="20"/>
+          <w:szCs w:val="20"/>
+        </w:rPr>
+      </w:pPr>
+    </w:p>
+    <w:p>
+      <w:pPr>
+        <w:ind w:left="360"/>
+        <w:jc w:val="both"/>
+        <w:rPr>
+          <w:rFonts w:ascii="Times New Roman" w:hAnsi="Times New Roman" w:cs="Times New Roman"/>
+          <w:sz w:val="20"/>
+          <w:szCs w:val="20"/>
+        </w:rPr>
+      </w:pPr>
+    </w:p>
+    <w:p>
+      <w:pPr>
+        <w:ind w:left="360"/>
+        <w:jc w:val="both"/>
+        <w:rPr>
+          <w:rFonts w:ascii="Times New Roman" w:hAnsi="Times New Roman" w:cs="Times New Roman"/>
+          <w:sz w:val="20"/>
+          <w:szCs w:val="20"/>
+        </w:rPr>
+      </w:pPr>
+    </w:p>
+    <w:p>
+      <w:pPr>
+        <w:jc w:val="both"/>
+        <w:rPr>
+          <w:rFonts w:ascii="Times New Roman" w:hAnsi="Times New Roman" w:cs="Times New Roman"/>
+          <w:sz w:val="20"/>
+          <w:szCs w:val="20"/>
+        </w:rPr>
+      </w:pPr>
+    </w:p>
+    <w:p>
+      <w:pPr>
+        <w:jc w:val="both"/>
+        <w:rPr>
+          <w:rFonts w:ascii="Times New Roman" w:hAnsi="Times New Roman" w:cs="Times New Roman"/>
+          <w:sz w:val="20"/>
+          <w:szCs w:val="20"/>
+        </w:rPr>
+      </w:pPr>
+    </w:p>
+    <w:p>
+      <w:pPr>
+        <w:jc w:val="both"/>
+        <w:rPr>
+          <w:rFonts w:ascii="Times New Roman" w:hAnsi="Times New Roman" w:cs="Times New Roman"/>
+          <w:sz w:val="20"/>
+          <w:szCs w:val="20"/>
+        </w:rPr>
+      </w:pPr>
+    </w:p>
+    <w:p>
+      <w:pPr>
+        <w:jc w:val="both"/>
+        <w:rPr>
+          <w:rFonts w:ascii="Times New Roman" w:hAnsi="Times New Roman" w:cs="Times New Roman"/>
+          <w:sz w:val="20"/>
+          <w:szCs w:val="20"/>
+        </w:rPr>
+      </w:pPr>
     </w:p>
     <w:p>
       <w:pPr>
@@ -2716,6 +2928,7 @@
           <w:sz w:val="20"/>
           <w:szCs w:val="20"/>
         </w:rPr>
+        <w:lastRenderedPageBreak/>
         <w:t>Reference List</w:t>
       </w:r>
       <w:r>
@@ -2743,11 +2956,45 @@
     </w:p>
     <w:p>
       <w:pPr>
-        <w:jc w:val="both"/>
-        <w:rPr>
-          <w:rFonts w:ascii="Times New Roman" w:hAnsi="Times New Roman" w:cs="Times New Roman"/>
-          <w:b/>
-          <w:bCs/>
+        <w:ind w:left="360"/>
+        <w:jc w:val="both"/>
+        <w:rPr>
+          <w:rFonts w:ascii="Times New Roman" w:hAnsi="Times New Roman" w:cs="Times New Roman"/>
+          <w:sz w:val="22"/>
+          <w:szCs w:val="22"/>
+        </w:rPr>
+      </w:pPr>
+      <w:r>
+        <w:rPr>
+          <w:rFonts w:ascii="Times New Roman" w:hAnsi="Times New Roman" w:cs="Times New Roman"/>
+          <w:sz w:val="22"/>
+          <w:szCs w:val="22"/>
+        </w:rPr>
+        <w:t>New York City Taxi and Limousine Commission (n.d.</w:t>
+      </w:r>
+      <w:r>
+        <w:rPr>
+          <w:rFonts w:ascii="Times New Roman" w:hAnsi="Times New Roman" w:cs="Times New Roman"/>
+          <w:sz w:val="22"/>
+          <w:szCs w:val="22"/>
+        </w:rPr>
+        <w:t>-a</w:t>
+      </w:r>
+      <w:r>
+        <w:rPr>
+          <w:rFonts w:ascii="Times New Roman" w:hAnsi="Times New Roman" w:cs="Times New Roman"/>
+          <w:sz w:val="22"/>
+          <w:szCs w:val="22"/>
+        </w:rPr>
+        <w:t>) TLC trip record data. Available at: https://www.nyc.gov/site/tlc/about/tlc-trip-record-data.page (Accessed: 2 September 2026).</w:t>
+      </w:r>
+    </w:p>
+    <w:p>
+      <w:pPr>
+        <w:ind w:left="360"/>
+        <w:jc w:val="both"/>
+        <w:rPr>
+          <w:rFonts w:ascii="Times New Roman" w:hAnsi="Times New Roman" w:cs="Times New Roman"/>
           <w:sz w:val="22"/>
           <w:szCs w:val="22"/>
         </w:rPr>
@@ -2758,6 +3005,30 @@
           <w:docGrid w:linePitch="360"/>
         </w:sectPr>
       </w:pPr>
+      <w:r>
+        <w:rPr>
+          <w:rFonts w:ascii="Times New Roman" w:hAnsi="Times New Roman" w:cs="Times New Roman"/>
+          <w:sz w:val="22"/>
+          <w:szCs w:val="22"/>
+        </w:rPr>
+        <w:t>New York City Taxi and Limousine Commission (n.d.</w:t>
+      </w:r>
+      <w:r>
+        <w:rPr>
+          <w:rFonts w:ascii="Times New Roman" w:hAnsi="Times New Roman" w:cs="Times New Roman"/>
+          <w:sz w:val="22"/>
+          <w:szCs w:val="22"/>
+        </w:rPr>
+        <w:t>-b</w:t>
+      </w:r>
+      <w:r>
+        <w:rPr>
+          <w:rFonts w:ascii="Times New Roman" w:hAnsi="Times New Roman" w:cs="Times New Roman"/>
+          <w:sz w:val="22"/>
+          <w:szCs w:val="22"/>
+        </w:rPr>
+        <w:t>) Taxi fare. Available at: https://www.nyc.gov/site/tlc/passengers/taxi-fare.page (Accessed: 2 September 2026).</w:t>
+      </w:r>
     </w:p>
     <w:p>
       <w:pPr>
@@ -2843,25 +3114,7 @@
           <w:color w:val="EE0000"/>
           <w:highlight w:val="yellow"/>
         </w:rPr>
-        <w:t xml:space="preserve"># </w:t>
-      </w:r>
-      <w:r>
-        <w:rPr>
-          <w:i w:val="0"/>
-          <w:iCs w:val="0"/>
-          <w:color w:val="EE0000"/>
-          <w:highlight w:val="yellow"/>
-        </w:rPr>
-        <w:t>Add s</w:t>
-      </w:r>
-      <w:r>
-        <w:rPr>
-          <w:i w:val="0"/>
-          <w:iCs w:val="0"/>
-          <w:color w:val="EE0000"/>
-          <w:highlight w:val="yellow"/>
-        </w:rPr>
-        <w:t>ummary of pre-cleaning ranges</w:t>
+        <w:t># Add summary of pre-cleaning ranges</w:t>
       </w:r>
     </w:p>
     <w:p>
@@ -2872,14 +3125,21 @@
       <w:r>
         <w:t xml:space="preserve">Table </w:t>
       </w:r>
-      <w:fldSimple w:instr=" SEQ Table \* ARABIC ">
-        <w:r>
-          <w:rPr>
-            <w:noProof/>
-          </w:rPr>
-          <w:t>3</w:t>
-        </w:r>
-      </w:fldSimple>
+      <w:r>
+        <w:fldChar w:fldCharType="begin"/>
+      </w:r>
+      <w:r>
+        <w:instrText xml:space="preserve"> SEQ Table \* ARABIC </w:instrText>
+      </w:r>
+      <w:r>
+        <w:fldChar w:fldCharType="separate"/>
+      </w:r>
+      <w:r>
+        <w:t>3</w:t>
+      </w:r>
+      <w:r>
+        <w:fldChar w:fldCharType="end"/>
+      </w:r>
       <w:r>
         <w:t xml:space="preserve">: </w:t>
       </w:r>
@@ -3383,9 +3643,195 @@
           <w:sz w:val="40"/>
           <w:szCs w:val="40"/>
         </w:rPr>
-        <w:t xml:space="preserve"> – </w:t>
-      </w:r>
-      <w:r>
+        <w:t xml:space="preserve"> – Exploratory Data Analysis Summaries</w:t>
+      </w:r>
+    </w:p>
+    <w:p>
+      <w:pPr>
+        <w:ind w:left="360"/>
+        <w:jc w:val="both"/>
+        <w:rPr>
+          <w:rFonts w:ascii="Times New Roman" w:hAnsi="Times New Roman" w:cs="Times New Roman"/>
+          <w:b/>
+          <w:bCs/>
+          <w:noProof/>
+          <w:color w:val="000000" w:themeColor="text1"/>
+          <w:sz w:val="20"/>
+          <w:szCs w:val="20"/>
+        </w:rPr>
+      </w:pPr>
+    </w:p>
+    <w:p>
+      <w:pPr>
+        <w:ind w:left="360"/>
+        <w:jc w:val="center"/>
+        <w:rPr>
+          <w:rFonts w:ascii="Times New Roman" w:hAnsi="Times New Roman" w:cs="Times New Roman"/>
+          <w:b/>
+          <w:bCs/>
+          <w:noProof/>
+          <w:color w:val="000000" w:themeColor="text1"/>
+          <w:sz w:val="20"/>
+          <w:szCs w:val="20"/>
+        </w:rPr>
+      </w:pPr>
+      <w:r>
+        <w:rPr>
+          <w:rFonts w:ascii="Times New Roman" w:hAnsi="Times New Roman" w:cs="Times New Roman"/>
+          <w:b/>
+          <w:bCs/>
+          <w:noProof/>
+          <w:color w:val="000000" w:themeColor="text1"/>
+          <w:sz w:val="20"/>
+          <w:szCs w:val="20"/>
+        </w:rPr>
+        <w:t>Image</w:t>
+      </w:r>
+      <w:r>
+        <w:rPr>
+          <w:rFonts w:ascii="Times New Roman" w:hAnsi="Times New Roman" w:cs="Times New Roman"/>
+          <w:b/>
+          <w:bCs/>
+          <w:noProof/>
+          <w:color w:val="000000" w:themeColor="text1"/>
+          <w:sz w:val="20"/>
+          <w:szCs w:val="20"/>
+        </w:rPr>
+        <w:t xml:space="preserve"> 1: Trips vs Years</w:t>
+      </w:r>
+    </w:p>
+    <w:p>
+      <w:pPr>
+        <w:ind w:left="360"/>
+        <w:jc w:val="center"/>
+        <w:rPr>
+          <w:rFonts w:ascii="Times New Roman" w:hAnsi="Times New Roman" w:cs="Times New Roman"/>
+          <w:b/>
+          <w:bCs/>
+          <w:noProof/>
+          <w:color w:val="000000" w:themeColor="text1"/>
+          <w:sz w:val="20"/>
+          <w:szCs w:val="20"/>
+        </w:rPr>
+      </w:pPr>
+      <w:r>
+        <w:rPr>
+          <w:rFonts w:ascii="Times New Roman" w:hAnsi="Times New Roman" w:cs="Times New Roman"/>
+          <w:noProof/>
+          <w:color w:val="EE0000"/>
+          <w:sz w:val="20"/>
+          <w:szCs w:val="20"/>
+        </w:rPr>
+        <w:drawing>
+          <wp:inline distT="0" distB="0" distL="0" distR="0" wp14:anchorId="79C085FA" wp14:editId="66689DBD">
+            <wp:extent cx="5731510" cy="3415030"/>
+            <wp:effectExtent l="0" t="0" r="2540" b="0"/>
+            <wp:docPr id="258502766" name="Picture 2"/>
+            <wp:cNvGraphicFramePr>
+              <a:graphicFrameLocks xmlns:a="http://schemas.openxmlformats.org/drawingml/2006/main" noChangeAspect="1"/>
+            </wp:cNvGraphicFramePr>
+            <a:graphic xmlns:a="http://schemas.openxmlformats.org/drawingml/2006/main">
+              <a:graphicData uri="http://schemas.openxmlformats.org/drawingml/2006/picture">
+                <pic:pic xmlns:pic="http://schemas.openxmlformats.org/drawingml/2006/picture">
+                  <pic:nvPicPr>
+                    <pic:cNvPr id="145133200" name="Picture 145133200"/>
+                    <pic:cNvPicPr/>
+                  </pic:nvPicPr>
+                  <pic:blipFill>
+                    <a:blip r:embed="rId7" cstate="print">
+                      <a:extLst>
+                        <a:ext uri="{28A0092B-C50C-407E-A947-70E740481C1C}">
+                          <a14:useLocalDpi xmlns:a14="http://schemas.microsoft.com/office/drawing/2010/main" val="0"/>
+                        </a:ext>
+                      </a:extLst>
+                    </a:blip>
+                    <a:stretch>
+                      <a:fillRect/>
+                    </a:stretch>
+                  </pic:blipFill>
+                  <pic:spPr>
+                    <a:xfrm>
+                      <a:off x="0" y="0"/>
+                      <a:ext cx="5731510" cy="3415030"/>
+                    </a:xfrm>
+                    <a:prstGeom prst="rect">
+                      <a:avLst/>
+                    </a:prstGeom>
+                  </pic:spPr>
+                </pic:pic>
+              </a:graphicData>
+            </a:graphic>
+          </wp:inline>
+        </w:drawing>
+      </w:r>
+      <w:r>
+        <w:rPr>
+          <w:rFonts w:ascii="Times New Roman" w:hAnsi="Times New Roman" w:cs="Times New Roman"/>
+          <w:b/>
+          <w:bCs/>
+          <w:noProof/>
+          <w:color w:val="000000" w:themeColor="text1"/>
+          <w:sz w:val="20"/>
+          <w:szCs w:val="20"/>
+        </w:rPr>
+        <w:t xml:space="preserve"> </w:t>
+      </w:r>
+    </w:p>
+    <w:p>
+      <w:pPr>
+        <w:ind w:left="360"/>
+        <w:jc w:val="center"/>
+        <w:rPr>
+          <w:rFonts w:ascii="Times New Roman" w:hAnsi="Times New Roman" w:cs="Times New Roman"/>
+          <w:b/>
+          <w:bCs/>
+          <w:noProof/>
+          <w:color w:val="000000" w:themeColor="text1"/>
+          <w:sz w:val="20"/>
+          <w:szCs w:val="20"/>
+        </w:rPr>
+      </w:pPr>
+      <w:r>
+        <w:rPr>
+          <w:rFonts w:ascii="Times New Roman" w:hAnsi="Times New Roman" w:cs="Times New Roman"/>
+          <w:b/>
+          <w:bCs/>
+          <w:noProof/>
+          <w:color w:val="000000" w:themeColor="text1"/>
+          <w:sz w:val="20"/>
+          <w:szCs w:val="20"/>
+        </w:rPr>
+        <w:t>Image</w:t>
+      </w:r>
+      <w:r>
+        <w:rPr>
+          <w:rFonts w:ascii="Times New Roman" w:hAnsi="Times New Roman" w:cs="Times New Roman"/>
+          <w:b/>
+          <w:bCs/>
+          <w:noProof/>
+          <w:color w:val="000000" w:themeColor="text1"/>
+          <w:sz w:val="20"/>
+          <w:szCs w:val="20"/>
+        </w:rPr>
+        <w:t xml:space="preserve"> 2: </w:t>
+      </w:r>
+      <w:r>
+        <w:rPr>
+          <w:rFonts w:ascii="Times New Roman" w:hAnsi="Times New Roman" w:cs="Times New Roman"/>
+          <w:b/>
+          <w:bCs/>
+          <w:noProof/>
+          <w:color w:val="000000" w:themeColor="text1"/>
+          <w:sz w:val="20"/>
+          <w:szCs w:val="20"/>
+        </w:rPr>
+        <w:t>Average fare and Speed vs hour of day</w:t>
+      </w:r>
+    </w:p>
+    <w:p>
+      <w:pPr>
+        <w:ind w:left="360"/>
+        <w:jc w:val="both"/>
         <w:rPr>
           <w:rFonts w:ascii="Times New Roman" w:hAnsi="Times New Roman" w:cs="Times New Roman"/>
           <w:b/>
@@ -3393,155 +3839,144 @@
           <w:sz w:val="40"/>
           <w:szCs w:val="40"/>
         </w:rPr>
-        <w:t xml:space="preserve">Exploratory Data Analysis Summaries </w:t>
+      </w:pPr>
+      <w:r>
+        <w:rPr>
+          <w:rFonts w:ascii="Times New Roman" w:hAnsi="Times New Roman" w:cs="Times New Roman"/>
+          <w:b/>
+          <w:bCs/>
+          <w:noProof/>
+          <w:color w:val="000000" w:themeColor="text1"/>
+          <w:sz w:val="20"/>
+          <w:szCs w:val="20"/>
+        </w:rPr>
+        <w:drawing>
+          <wp:inline distT="0" distB="0" distL="0" distR="0" wp14:anchorId="6124FA0B" wp14:editId="120243D0">
+            <wp:extent cx="5731510" cy="3411220"/>
+            <wp:effectExtent l="0" t="0" r="2540" b="0"/>
+            <wp:docPr id="367153383" name="Picture 3"/>
+            <wp:cNvGraphicFramePr>
+              <a:graphicFrameLocks xmlns:a="http://schemas.openxmlformats.org/drawingml/2006/main" noChangeAspect="1"/>
+            </wp:cNvGraphicFramePr>
+            <a:graphic xmlns:a="http://schemas.openxmlformats.org/drawingml/2006/main">
+              <a:graphicData uri="http://schemas.openxmlformats.org/drawingml/2006/picture">
+                <pic:pic xmlns:pic="http://schemas.openxmlformats.org/drawingml/2006/picture">
+                  <pic:nvPicPr>
+                    <pic:cNvPr id="367153383" name="Picture 367153383"/>
+                    <pic:cNvPicPr/>
+                  </pic:nvPicPr>
+                  <pic:blipFill>
+                    <a:blip r:embed="rId8" cstate="print">
+                      <a:extLst>
+                        <a:ext uri="{28A0092B-C50C-407E-A947-70E740481C1C}">
+                          <a14:useLocalDpi xmlns:a14="http://schemas.microsoft.com/office/drawing/2010/main" val="0"/>
+                        </a:ext>
+                      </a:extLst>
+                    </a:blip>
+                    <a:stretch>
+                      <a:fillRect/>
+                    </a:stretch>
+                  </pic:blipFill>
+                  <pic:spPr>
+                    <a:xfrm>
+                      <a:off x="0" y="0"/>
+                      <a:ext cx="5731510" cy="3411220"/>
+                    </a:xfrm>
+                    <a:prstGeom prst="rect">
+                      <a:avLst/>
+                    </a:prstGeom>
+                  </pic:spPr>
+                </pic:pic>
+              </a:graphicData>
+            </a:graphic>
+          </wp:inline>
+        </w:drawing>
       </w:r>
     </w:p>
     <w:p>
       <w:pPr>
         <w:keepNext/>
-      </w:pPr>
-      <w:r>
-        <w:rPr>
-          <w:noProof/>
-        </w:rPr>
-        <mc:AlternateContent>
-          <mc:Choice Requires="wpc">
-            <w:drawing>
-              <wp:inline distT="0" distB="0" distL="0" distR="0" wp14:anchorId="6D08F0F6" wp14:editId="6DA80878">
-                <wp:extent cx="5486400" cy="3200400"/>
-                <wp:effectExtent l="0" t="0" r="0" b="0"/>
-                <wp:docPr id="1811916890" name="Canvas 1"/>
-                <wp:cNvGraphicFramePr>
-                  <a:graphicFrameLocks xmlns:a="http://schemas.openxmlformats.org/drawingml/2006/main" noChangeAspect="1"/>
-                </wp:cNvGraphicFramePr>
-                <a:graphic xmlns:a="http://schemas.openxmlformats.org/drawingml/2006/main">
-                  <a:graphicData uri="http://schemas.microsoft.com/office/word/2010/wordprocessingCanvas">
-                    <wpc:wpc>
-                      <wpc:bg>
-                        <a:solidFill>
-                          <a:prstClr val="white"/>
-                        </a:solidFill>
-                      </wpc:bg>
-                      <wpc:whole/>
-                      <wps:wsp>
-                        <wps:cNvPr id="80365099" name="Text Box 80365099"/>
-                        <wps:cNvSpPr txBox="1"/>
-                        <wps:spPr>
-                          <a:xfrm>
-                            <a:off x="1584356" y="977774"/>
-                            <a:ext cx="2716040" cy="1339913"/>
-                          </a:xfrm>
-                          <a:prstGeom prst="rect">
-                            <a:avLst/>
-                          </a:prstGeom>
-                          <a:solidFill>
-                            <a:schemeClr val="lt1"/>
-                          </a:solidFill>
-                          <a:ln w="6350">
-                            <a:solidFill>
-                              <a:prstClr val="black"/>
-                            </a:solidFill>
-                          </a:ln>
-                        </wps:spPr>
-                        <wps:txbx>
-                          <w:txbxContent>
-                            <w:p>
-                              <w:pPr>
-                                <w:jc w:val="center"/>
-                                <w:rPr>
-                                  <w:color w:val="EE0000"/>
-                                  <w:sz w:val="56"/>
-                                  <w:szCs w:val="56"/>
-                                  <w:lang w:val="en-GB"/>
-                                </w:rPr>
-                              </w:pPr>
-                              <w:r>
-                                <w:rPr>
-                                  <w:color w:val="EE0000"/>
-                                  <w:sz w:val="56"/>
-                                  <w:szCs w:val="56"/>
-                                  <w:lang w:val="en-GB"/>
-                                </w:rPr>
-                                <w:t>FIGURE TO BE ADDED</w:t>
-                              </w:r>
-                            </w:p>
-                          </w:txbxContent>
-                        </wps:txbx>
-                        <wps:bodyPr rot="0" spcFirstLastPara="0" vertOverflow="overflow" horzOverflow="overflow" vert="horz" wrap="square" lIns="91440" tIns="45720" rIns="91440" bIns="45720" numCol="1" spcCol="0" rtlCol="0" fromWordArt="0" anchor="t" anchorCtr="0" forceAA="0" compatLnSpc="1">
-                          <a:prstTxWarp prst="textNoShape">
-                            <a:avLst/>
-                          </a:prstTxWarp>
-                          <a:noAutofit/>
-                        </wps:bodyPr>
-                      </wps:wsp>
-                    </wpc:wpc>
-                  </a:graphicData>
-                </a:graphic>
-              </wp:inline>
-            </w:drawing>
-          </mc:Choice>
-          <mc:Fallback>
-            <w:pict>
-              <v:group w14:anchorId="6D08F0F6" id="Canvas 1" o:spid="_x0000_s1026" editas="canvas" style="width:6in;height:252pt;mso-position-horizontal-relative:char;mso-position-vertical-relative:line" coordsize="54864,32004" o:gfxdata="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">
-                <v:shapetype id="_x0000_t75" coordsize="21600,21600" o:spt="75" o:preferrelative="t" path="m@4@5l@4@11@9@11@9@5xe" filled="f" stroked="f">
-                  <v:stroke joinstyle="miter"/>
-                  <v:formulas>
-                    <v:f eqn="if lineDrawn pixelLineWidth 0"/>
-                    <v:f eqn="sum @0 1 0"/>
-                    <v:f eqn="sum 0 0 @1"/>
-                    <v:f eqn="prod @2 1 2"/>
-                    <v:f eqn="prod @3 21600 pixelWidth"/>
-                    <v:f eqn="prod @3 21600 pixelHeight"/>
-                    <v:f eqn="sum @0 0 1"/>
-                    <v:f eqn="prod @6 1 2"/>
-                    <v:f eqn="prod @7 21600 pixelWidth"/>
-                    <v:f eqn="sum @8 21600 0"/>
-                    <v:f eqn="prod @7 21600 pixelHeight"/>
-                    <v:f eqn="sum @10 21600 0"/>
-                  </v:formulas>
-                  <v:path o:extrusionok="f" gradientshapeok="t" o:connecttype="rect"/>
-                  <o:lock v:ext="edit" aspectratio="t"/>
-                </v:shapetype>
-                <v:shape id="_x0000_s1027" type="#_x0000_t75" style="position:absolute;width:54864;height:32004;visibility:visible;mso-wrap-style:square" filled="t">
-                  <v:fill o:detectmouseclick="t"/>
-                  <v:path o:connecttype="none"/>
-                </v:shape>
-                <v:shapetype id="_x0000_t202" coordsize="21600,21600" o:spt="202" path="m,l,21600r21600,l21600,xe">
-                  <v:stroke joinstyle="miter"/>
-                  <v:path gradientshapeok="t" o:connecttype="rect"/>
-                </v:shapetype>
-                <v:shape id="Text Box 80365099" o:spid="_x0000_s1028" type="#_x0000_t202" style="position:absolute;left:15843;top:9777;width:27160;height:13399;visibility:visible;mso-wrap-style:square;v-text-anchor:top" o:gfxdata="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" fillcolor="white [3201]" strokeweight=".5pt">
-                  <v:textbox>
-                    <w:txbxContent>
-                      <w:p>
-                        <w:pPr>
-                          <w:jc w:val="center"/>
-                          <w:rPr>
-                            <w:color w:val="EE0000"/>
-                            <w:sz w:val="56"/>
-                            <w:szCs w:val="56"/>
-                            <w:lang w:val="en-GB"/>
-                          </w:rPr>
-                        </w:pPr>
-                        <w:r>
-                          <w:rPr>
-                            <w:color w:val="EE0000"/>
-                            <w:sz w:val="56"/>
-                            <w:szCs w:val="56"/>
-                            <w:lang w:val="en-GB"/>
-                          </w:rPr>
-                          <w:t>FIGURE TO BE ADDED</w:t>
-                        </w:r>
-                      </w:p>
-                    </w:txbxContent>
-                  </v:textbox>
-                </v:shape>
-                <w10:anchorlock/>
-              </v:group>
-            </w:pict>
-          </mc:Fallback>
-        </mc:AlternateContent>
-      </w:r>
+        <w:rPr>
+          <w:color w:val="EE0000"/>
+          <w:sz w:val="56"/>
+          <w:szCs w:val="56"/>
+        </w:rPr>
+      </w:pPr>
+    </w:p>
+    <w:p>
+      <w:pPr>
+        <w:keepNext/>
+        <w:rPr>
+          <w:color w:val="EE0000"/>
+          <w:sz w:val="56"/>
+          <w:szCs w:val="56"/>
+        </w:rPr>
+      </w:pPr>
+    </w:p>
+    <w:p>
+      <w:pPr>
+        <w:keepNext/>
+        <w:rPr>
+          <w:color w:val="EE0000"/>
+          <w:sz w:val="56"/>
+          <w:szCs w:val="56"/>
+        </w:rPr>
+      </w:pPr>
+    </w:p>
+    <w:p>
+      <w:pPr>
+        <w:keepNext/>
+        <w:rPr>
+          <w:color w:val="EE0000"/>
+          <w:sz w:val="56"/>
+          <w:szCs w:val="56"/>
+        </w:rPr>
+      </w:pPr>
+    </w:p>
+    <w:p>
+      <w:pPr>
+        <w:keepNext/>
+        <w:rPr>
+          <w:color w:val="EE0000"/>
+          <w:sz w:val="56"/>
+          <w:szCs w:val="56"/>
+        </w:rPr>
+      </w:pPr>
+    </w:p>
+    <w:p>
+      <w:pPr>
+        <w:keepNext/>
+        <w:rPr>
+          <w:color w:val="EE0000"/>
+          <w:sz w:val="56"/>
+          <w:szCs w:val="56"/>
+        </w:rPr>
+      </w:pPr>
+    </w:p>
+    <w:p>
+      <w:pPr>
+        <w:keepNext/>
+        <w:rPr>
+          <w:color w:val="EE0000"/>
+          <w:sz w:val="56"/>
+          <w:szCs w:val="56"/>
+        </w:rPr>
+      </w:pPr>
+    </w:p>
+    <w:p>
+      <w:pPr>
+        <w:keepNext/>
+        <w:rPr>
+          <w:color w:val="EE0000"/>
+          <w:sz w:val="56"/>
+          <w:szCs w:val="56"/>
+        </w:rPr>
+      </w:pPr>
+    </w:p>
+    <w:p>
+      <w:pPr>
+        <w:keepNext/>
+      </w:pPr>
     </w:p>
     <w:p>
       <w:pPr>
@@ -3550,14 +3985,21 @@
       <w:r>
         <w:t xml:space="preserve">Figure </w:t>
       </w:r>
-      <w:fldSimple w:instr=" SEQ Figure \* ARABIC ">
-        <w:r>
-          <w:rPr>
-            <w:noProof/>
-          </w:rPr>
-          <w:t>1</w:t>
-        </w:r>
-      </w:fldSimple>
+      <w:r>
+        <w:fldChar w:fldCharType="begin"/>
+      </w:r>
+      <w:r>
+        <w:instrText xml:space="preserve"> SEQ Figure \* ARABIC </w:instrText>
+      </w:r>
+      <w:r>
+        <w:fldChar w:fldCharType="separate"/>
+      </w:r>
+      <w:r>
+        <w:t>1</w:t>
+      </w:r>
+      <w:r>
+        <w:fldChar w:fldCharType="end"/>
+      </w:r>
       <w:r>
         <w:t>: Correlation matrix for the pertinent numerical variables in the dataset.</w:t>
       </w:r>
@@ -3571,14 +4013,21 @@
       <w:r>
         <w:t xml:space="preserve">Table </w:t>
       </w:r>
-      <w:fldSimple w:instr=" SEQ Table \* ARABIC ">
-        <w:r>
-          <w:rPr>
-            <w:noProof/>
-          </w:rPr>
-          <w:t>4</w:t>
-        </w:r>
-      </w:fldSimple>
+      <w:r>
+        <w:fldChar w:fldCharType="begin"/>
+      </w:r>
+      <w:r>
+        <w:instrText xml:space="preserve"> SEQ Table \* ARABIC </w:instrText>
+      </w:r>
+      <w:r>
+        <w:fldChar w:fldCharType="separate"/>
+      </w:r>
+      <w:r>
+        <w:t>4</w:t>
+      </w:r>
+      <w:r>
+        <w:fldChar w:fldCharType="end"/>
+      </w:r>
       <w:bookmarkEnd w:id="2"/>
       <w:r>
         <w:t>: Numerical variables statistical summary.</w:t>
@@ -4273,14 +4722,21 @@
       <w:r>
         <w:t xml:space="preserve">Table </w:t>
       </w:r>
-      <w:fldSimple w:instr=" SEQ Table \* ARABIC ">
-        <w:r>
-          <w:rPr>
-            <w:noProof/>
-          </w:rPr>
-          <w:t>5</w:t>
-        </w:r>
-      </w:fldSimple>
+      <w:r>
+        <w:fldChar w:fldCharType="begin"/>
+      </w:r>
+      <w:r>
+        <w:instrText xml:space="preserve"> SEQ Table \* ARABIC </w:instrText>
+      </w:r>
+      <w:r>
+        <w:fldChar w:fldCharType="separate"/>
+      </w:r>
+      <w:r>
+        <w:t>5</w:t>
+      </w:r>
+      <w:r>
+        <w:fldChar w:fldCharType="end"/>
+      </w:r>
       <w:bookmarkEnd w:id="3"/>
       <w:r>
         <w:t>: Categorical variables summary.</w:t>
@@ -5294,16 +5750,16 @@
     </w:lvl>
   </w:abstractNum>
   <w:abstractNum w:abstractNumId="2" w15:restartNumberingAfterBreak="0">
-    <w:nsid w:val="3F611D7C"/>
+    <w:nsid w:val="1D131FEF"/>
     <w:multiLevelType w:val="hybridMultilevel"/>
-    <w:tmpl w:val="C85E3314"/>
+    <w:tmpl w:val="6F12935E"/>
     <w:lvl w:ilvl="0" w:tplc="1C090001">
       <w:start w:val="1"/>
       <w:numFmt w:val="bullet"/>
       <w:lvlText w:val=""/>
       <w:lvlJc w:val="left"/>
       <w:pPr>
-        <w:ind w:left="1440" w:hanging="360"/>
+        <w:ind w:left="1080" w:hanging="360"/>
       </w:pPr>
       <w:rPr>
         <w:rFonts w:ascii="Symbol" w:hAnsi="Symbol" w:hint="default"/>
@@ -5315,7 +5771,7 @@
       <w:lvlText w:val="o"/>
       <w:lvlJc w:val="left"/>
       <w:pPr>
-        <w:ind w:left="2160" w:hanging="360"/>
+        <w:ind w:left="1800" w:hanging="360"/>
       </w:pPr>
       <w:rPr>
         <w:rFonts w:ascii="Courier New" w:hAnsi="Courier New" w:cs="Courier New" w:hint="default"/>
@@ -5327,7 +5783,7 @@
       <w:lvlText w:val=""/>
       <w:lvlJc w:val="left"/>
       <w:pPr>
-        <w:ind w:left="2880" w:hanging="360"/>
+        <w:ind w:left="2520" w:hanging="360"/>
       </w:pPr>
       <w:rPr>
         <w:rFonts w:ascii="Wingdings" w:hAnsi="Wingdings" w:hint="default"/>
@@ -5339,7 +5795,7 @@
       <w:lvlText w:val=""/>
       <w:lvlJc w:val="left"/>
       <w:pPr>
-        <w:ind w:left="3600" w:hanging="360"/>
+        <w:ind w:left="3240" w:hanging="360"/>
       </w:pPr>
       <w:rPr>
         <w:rFonts w:ascii="Symbol" w:hAnsi="Symbol" w:hint="default"/>
@@ -5351,7 +5807,7 @@
       <w:lvlText w:val="o"/>
       <w:lvlJc w:val="left"/>
       <w:pPr>
-        <w:ind w:left="4320" w:hanging="360"/>
+        <w:ind w:left="3960" w:hanging="360"/>
       </w:pPr>
       <w:rPr>
         <w:rFonts w:ascii="Courier New" w:hAnsi="Courier New" w:cs="Courier New" w:hint="default"/>
@@ -5363,7 +5819,7 @@
       <w:lvlText w:val=""/>
       <w:lvlJc w:val="left"/>
       <w:pPr>
-        <w:ind w:left="5040" w:hanging="360"/>
+        <w:ind w:left="4680" w:hanging="360"/>
       </w:pPr>
       <w:rPr>
         <w:rFonts w:ascii="Wingdings" w:hAnsi="Wingdings" w:hint="default"/>
@@ -5375,7 +5831,7 @@
       <w:lvlText w:val=""/>
       <w:lvlJc w:val="left"/>
       <w:pPr>
-        <w:ind w:left="5760" w:hanging="360"/>
+        <w:ind w:left="5400" w:hanging="360"/>
       </w:pPr>
       <w:rPr>
         <w:rFonts w:ascii="Symbol" w:hAnsi="Symbol" w:hint="default"/>
@@ -5387,7 +5843,7 @@
       <w:lvlText w:val="o"/>
       <w:lvlJc w:val="left"/>
       <w:pPr>
-        <w:ind w:left="6480" w:hanging="360"/>
+        <w:ind w:left="6120" w:hanging="360"/>
       </w:pPr>
       <w:rPr>
         <w:rFonts w:ascii="Courier New" w:hAnsi="Courier New" w:cs="Courier New" w:hint="default"/>
@@ -5399,7 +5855,7 @@
       <w:lvlText w:val=""/>
       <w:lvlJc w:val="left"/>
       <w:pPr>
-        <w:ind w:left="7200" w:hanging="360"/>
+        <w:ind w:left="6840" w:hanging="360"/>
       </w:pPr>
       <w:rPr>
         <w:rFonts w:ascii="Wingdings" w:hAnsi="Wingdings" w:hint="default"/>
@@ -5407,16 +5863,16 @@
     </w:lvl>
   </w:abstractNum>
   <w:abstractNum w:abstractNumId="3" w15:restartNumberingAfterBreak="0">
-    <w:nsid w:val="51F912E1"/>
+    <w:nsid w:val="3F611D7C"/>
     <w:multiLevelType w:val="hybridMultilevel"/>
-    <w:tmpl w:val="CC383E44"/>
+    <w:tmpl w:val="C85E3314"/>
     <w:lvl w:ilvl="0" w:tplc="1C090001">
       <w:start w:val="1"/>
       <w:numFmt w:val="bullet"/>
       <w:lvlText w:val=""/>
       <w:lvlJc w:val="left"/>
       <w:pPr>
-        <w:ind w:left="720" w:hanging="360"/>
+        <w:ind w:left="1440" w:hanging="360"/>
       </w:pPr>
       <w:rPr>
         <w:rFonts w:ascii="Symbol" w:hAnsi="Symbol" w:hint="default"/>
@@ -5428,7 +5884,7 @@
       <w:lvlText w:val="o"/>
       <w:lvlJc w:val="left"/>
       <w:pPr>
-        <w:ind w:left="1440" w:hanging="360"/>
+        <w:ind w:left="2160" w:hanging="360"/>
       </w:pPr>
       <w:rPr>
         <w:rFonts w:ascii="Courier New" w:hAnsi="Courier New" w:cs="Courier New" w:hint="default"/>
@@ -5440,7 +5896,7 @@
       <w:lvlText w:val=""/>
       <w:lvlJc w:val="left"/>
       <w:pPr>
-        <w:ind w:left="2160" w:hanging="360"/>
+        <w:ind w:left="2880" w:hanging="360"/>
       </w:pPr>
       <w:rPr>
         <w:rFonts w:ascii="Wingdings" w:hAnsi="Wingdings" w:hint="default"/>
@@ -5452,7 +5908,7 @@
       <w:lvlText w:val=""/>
       <w:lvlJc w:val="left"/>
       <w:pPr>
-        <w:ind w:left="2880" w:hanging="360"/>
+        <w:ind w:left="3600" w:hanging="360"/>
       </w:pPr>
       <w:rPr>
         <w:rFonts w:ascii="Symbol" w:hAnsi="Symbol" w:hint="default"/>
@@ -5464,7 +5920,7 @@
       <w:lvlText w:val="o"/>
       <w:lvlJc w:val="left"/>
       <w:pPr>
-        <w:ind w:left="3600" w:hanging="360"/>
+        <w:ind w:left="4320" w:hanging="360"/>
       </w:pPr>
       <w:rPr>
         <w:rFonts w:ascii="Courier New" w:hAnsi="Courier New" w:cs="Courier New" w:hint="default"/>
@@ -5476,7 +5932,7 @@
       <w:lvlText w:val=""/>
       <w:lvlJc w:val="left"/>
       <w:pPr>
-        <w:ind w:left="4320" w:hanging="360"/>
+        <w:ind w:left="5040" w:hanging="360"/>
       </w:pPr>
       <w:rPr>
         <w:rFonts w:ascii="Wingdings" w:hAnsi="Wingdings" w:hint="default"/>
@@ -5488,7 +5944,7 @@
       <w:lvlText w:val=""/>
       <w:lvlJc w:val="left"/>
       <w:pPr>
-        <w:ind w:left="5040" w:hanging="360"/>
+        <w:ind w:left="5760" w:hanging="360"/>
       </w:pPr>
       <w:rPr>
         <w:rFonts w:ascii="Symbol" w:hAnsi="Symbol" w:hint="default"/>
@@ -5500,7 +5956,7 @@
       <w:lvlText w:val="o"/>
       <w:lvlJc w:val="left"/>
       <w:pPr>
-        <w:ind w:left="5760" w:hanging="360"/>
+        <w:ind w:left="6480" w:hanging="360"/>
       </w:pPr>
       <w:rPr>
         <w:rFonts w:ascii="Courier New" w:hAnsi="Courier New" w:cs="Courier New" w:hint="default"/>
@@ -5512,7 +5968,7 @@
       <w:lvlText w:val=""/>
       <w:lvlJc w:val="left"/>
       <w:pPr>
-        <w:ind w:left="6480" w:hanging="360"/>
+        <w:ind w:left="7200" w:hanging="360"/>
       </w:pPr>
       <w:rPr>
         <w:rFonts w:ascii="Wingdings" w:hAnsi="Wingdings" w:hint="default"/>
@@ -5520,6 +5976,119 @@
     </w:lvl>
   </w:abstractNum>
   <w:abstractNum w:abstractNumId="4" w15:restartNumberingAfterBreak="0">
+    <w:nsid w:val="51F912E1"/>
+    <w:multiLevelType w:val="hybridMultilevel"/>
+    <w:tmpl w:val="CC383E44"/>
+    <w:lvl w:ilvl="0" w:tplc="1C090001">
+      <w:start w:val="1"/>
+      <w:numFmt w:val="bullet"/>
+      <w:lvlText w:val=""/>
+      <w:lvlJc w:val="left"/>
+      <w:pPr>
+        <w:ind w:left="720" w:hanging="360"/>
+      </w:pPr>
+      <w:rPr>
+        <w:rFonts w:ascii="Symbol" w:hAnsi="Symbol" w:hint="default"/>
+      </w:rPr>
+    </w:lvl>
+    <w:lvl w:ilvl="1" w:tplc="1C090003" w:tentative="1">
+      <w:start w:val="1"/>
+      <w:numFmt w:val="bullet"/>
+      <w:lvlText w:val="o"/>
+      <w:lvlJc w:val="left"/>
+      <w:pPr>
+        <w:ind w:left="1440" w:hanging="360"/>
+      </w:pPr>
+      <w:rPr>
+        <w:rFonts w:ascii="Courier New" w:hAnsi="Courier New" w:cs="Courier New" w:hint="default"/>
+      </w:rPr>
+    </w:lvl>
+    <w:lvl w:ilvl="2" w:tplc="1C090005" w:tentative="1">
+      <w:start w:val="1"/>
+      <w:numFmt w:val="bullet"/>
+      <w:lvlText w:val=""/>
+      <w:lvlJc w:val="left"/>
+      <w:pPr>
+        <w:ind w:left="2160" w:hanging="360"/>
+      </w:pPr>
+      <w:rPr>
+        <w:rFonts w:ascii="Wingdings" w:hAnsi="Wingdings" w:hint="default"/>
+      </w:rPr>
+    </w:lvl>
+    <w:lvl w:ilvl="3" w:tplc="1C090001" w:tentative="1">
+      <w:start w:val="1"/>
+      <w:numFmt w:val="bullet"/>
+      <w:lvlText w:val=""/>
+      <w:lvlJc w:val="left"/>
+      <w:pPr>
+        <w:ind w:left="2880" w:hanging="360"/>
+      </w:pPr>
+      <w:rPr>
+        <w:rFonts w:ascii="Symbol" w:hAnsi="Symbol" w:hint="default"/>
+      </w:rPr>
+    </w:lvl>
+    <w:lvl w:ilvl="4" w:tplc="1C090003" w:tentative="1">
+      <w:start w:val="1"/>
+      <w:numFmt w:val="bullet"/>
+      <w:lvlText w:val="o"/>
+      <w:lvlJc w:val="left"/>
+      <w:pPr>
+        <w:ind w:left="3600" w:hanging="360"/>
+      </w:pPr>
+      <w:rPr>
+        <w:rFonts w:ascii="Courier New" w:hAnsi="Courier New" w:cs="Courier New" w:hint="default"/>
+      </w:rPr>
+    </w:lvl>
+    <w:lvl w:ilvl="5" w:tplc="1C090005" w:tentative="1">
+      <w:start w:val="1"/>
+      <w:numFmt w:val="bullet"/>
+      <w:lvlText w:val=""/>
+      <w:lvlJc w:val="left"/>
+      <w:pPr>
+        <w:ind w:left="4320" w:hanging="360"/>
+      </w:pPr>
+      <w:rPr>
+        <w:rFonts w:ascii="Wingdings" w:hAnsi="Wingdings" w:hint="default"/>
+      </w:rPr>
+    </w:lvl>
+    <w:lvl w:ilvl="6" w:tplc="1C090001" w:tentative="1">
+      <w:start w:val="1"/>
+      <w:numFmt w:val="bullet"/>
+      <w:lvlText w:val=""/>
+      <w:lvlJc w:val="left"/>
+      <w:pPr>
+        <w:ind w:left="5040" w:hanging="360"/>
+      </w:pPr>
+      <w:rPr>
+        <w:rFonts w:ascii="Symbol" w:hAnsi="Symbol" w:hint="default"/>
+      </w:rPr>
+    </w:lvl>
+    <w:lvl w:ilvl="7" w:tplc="1C090003" w:tentative="1">
+      <w:start w:val="1"/>
+      <w:numFmt w:val="bullet"/>
+      <w:lvlText w:val="o"/>
+      <w:lvlJc w:val="left"/>
+      <w:pPr>
+        <w:ind w:left="5760" w:hanging="360"/>
+      </w:pPr>
+      <w:rPr>
+        <w:rFonts w:ascii="Courier New" w:hAnsi="Courier New" w:cs="Courier New" w:hint="default"/>
+      </w:rPr>
+    </w:lvl>
+    <w:lvl w:ilvl="8" w:tplc="1C090005" w:tentative="1">
+      <w:start w:val="1"/>
+      <w:numFmt w:val="bullet"/>
+      <w:lvlText w:val=""/>
+      <w:lvlJc w:val="left"/>
+      <w:pPr>
+        <w:ind w:left="6480" w:hanging="360"/>
+      </w:pPr>
+      <w:rPr>
+        <w:rFonts w:ascii="Wingdings" w:hAnsi="Wingdings" w:hint="default"/>
+      </w:rPr>
+    </w:lvl>
+  </w:abstractNum>
+  <w:abstractNum w:abstractNumId="5" w15:restartNumberingAfterBreak="0">
     <w:nsid w:val="7DB73372"/>
     <w:multiLevelType w:val="hybridMultilevel"/>
     <w:tmpl w:val="356CC6A0"/>
@@ -5612,16 +6181,19 @@
     <w:abstractNumId w:val="1"/>
   </w:num>
   <w:num w:numId="2" w16cid:durableId="1820880094">
-    <w:abstractNumId w:val="2"/>
+    <w:abstractNumId w:val="3"/>
   </w:num>
   <w:num w:numId="3" w16cid:durableId="885605262">
-    <w:abstractNumId w:val="4"/>
+    <w:abstractNumId w:val="5"/>
   </w:num>
   <w:num w:numId="4" w16cid:durableId="2089157516">
-    <w:abstractNumId w:val="3"/>
+    <w:abstractNumId w:val="4"/>
   </w:num>
   <w:num w:numId="5" w16cid:durableId="1357271366">
     <w:abstractNumId w:val="0"/>
+  </w:num>
+  <w:num w:numId="6" w16cid:durableId="290982142">
+    <w:abstractNumId w:val="2"/>
   </w:num>
 </w:numbering>
 </file>
@@ -6229,7 +6801,6 @@
   <w:style w:type="character" w:default="1" w:styleId="DefaultParagraphFont">
     <w:name w:val="Default Paragraph Font"/>
     <w:uiPriority w:val="1"/>
-    <w:semiHidden/>
     <w:unhideWhenUsed/>
   </w:style>
   <w:style w:type="table" w:default="1" w:styleId="TableNormal">

--- a/report/Report_framework.docx
+++ b/report/Report_framework.docx
@@ -87,35 +87,7 @@
             <w:rStyle w:val="Hyperlink"/>
             <w:rFonts w:ascii="Times New Roman" w:hAnsi="Times New Roman" w:cs="Times New Roman"/>
           </w:rPr>
-          <w:t>G</w:t>
-        </w:r>
-        <w:r>
-          <w:rPr>
-            <w:rStyle w:val="Hyperlink"/>
-            <w:rFonts w:ascii="Times New Roman" w:hAnsi="Times New Roman" w:cs="Times New Roman"/>
-          </w:rPr>
-          <w:t>i</w:t>
-        </w:r>
-        <w:r>
-          <w:rPr>
-            <w:rStyle w:val="Hyperlink"/>
-            <w:rFonts w:ascii="Times New Roman" w:hAnsi="Times New Roman" w:cs="Times New Roman"/>
-          </w:rPr>
-          <w:t>thub re</w:t>
-        </w:r>
-        <w:r>
-          <w:rPr>
-            <w:rStyle w:val="Hyperlink"/>
-            <w:rFonts w:ascii="Times New Roman" w:hAnsi="Times New Roman" w:cs="Times New Roman"/>
-          </w:rPr>
-          <w:t>p</w:t>
-        </w:r>
-        <w:r>
-          <w:rPr>
-            <w:rStyle w:val="Hyperlink"/>
-            <w:rFonts w:ascii="Times New Roman" w:hAnsi="Times New Roman" w:cs="Times New Roman"/>
-          </w:rPr>
-          <w:t>ository link</w:t>
+          <w:t>Github repository link</w:t>
         </w:r>
       </w:hyperlink>
     </w:p>
@@ -154,7 +126,7 @@
           <w:sz w:val="20"/>
           <w:szCs w:val="20"/>
         </w:rPr>
-        <w:t xml:space="preserve"> - -Savannah </w:t>
+        <w:t xml:space="preserve"> </w:t>
       </w:r>
     </w:p>
     <w:p>
@@ -172,39 +144,7 @@
           <w:sz w:val="20"/>
           <w:szCs w:val="20"/>
         </w:rPr>
-        <w:t xml:space="preserve">The dataset selected for analysis was the NYC </w:t>
-      </w:r>
-      <w:r>
-        <w:rPr>
-          <w:rFonts w:ascii="Times New Roman" w:hAnsi="Times New Roman" w:cs="Times New Roman"/>
-          <w:sz w:val="20"/>
-          <w:szCs w:val="20"/>
-        </w:rPr>
-        <w:t xml:space="preserve">TLC </w:t>
-      </w:r>
-      <w:r>
-        <w:rPr>
-          <w:rFonts w:ascii="Times New Roman" w:hAnsi="Times New Roman" w:cs="Times New Roman"/>
-          <w:sz w:val="20"/>
-          <w:szCs w:val="20"/>
-        </w:rPr>
-        <w:t xml:space="preserve">Yellow Taxi </w:t>
-      </w:r>
-      <w:r>
-        <w:rPr>
-          <w:rFonts w:ascii="Times New Roman" w:hAnsi="Times New Roman" w:cs="Times New Roman"/>
-          <w:sz w:val="20"/>
-          <w:szCs w:val="20"/>
-        </w:rPr>
-        <w:t xml:space="preserve">Trip Record </w:t>
-      </w:r>
-      <w:r>
-        <w:rPr>
-          <w:rFonts w:ascii="Times New Roman" w:hAnsi="Times New Roman" w:cs="Times New Roman"/>
-          <w:sz w:val="20"/>
-          <w:szCs w:val="20"/>
-        </w:rPr>
-        <w:t xml:space="preserve">dataset, available at </w:t>
+        <w:t xml:space="preserve">The dataset selected for analysis was the NYC TLC Yellow Taxi Trip Record dataset, available at </w:t>
       </w:r>
       <w:hyperlink r:id="rId6" w:history="1">
         <w:r>
@@ -223,76 +163,7 @@
           <w:sz w:val="20"/>
           <w:szCs w:val="20"/>
         </w:rPr>
-        <w:t>. The data was collected by the NYC Taxi and Limousine Commission.</w:t>
-      </w:r>
-      <w:r>
-        <w:rPr>
-          <w:rFonts w:ascii="Times New Roman" w:hAnsi="Times New Roman" w:cs="Times New Roman"/>
-          <w:sz w:val="20"/>
-          <w:szCs w:val="20"/>
-        </w:rPr>
-        <w:t xml:space="preserve"> This dataset </w:t>
-      </w:r>
-      <w:r>
-        <w:rPr>
-          <w:rFonts w:ascii="Times New Roman" w:hAnsi="Times New Roman" w:cs="Times New Roman"/>
-          <w:sz w:val="20"/>
-          <w:szCs w:val="20"/>
-        </w:rPr>
-        <w:t xml:space="preserve">contains </w:t>
-      </w:r>
-      <w:proofErr w:type="gramStart"/>
-      <w:r>
-        <w:rPr>
-          <w:rFonts w:ascii="Times New Roman" w:hAnsi="Times New Roman" w:cs="Times New Roman"/>
-          <w:sz w:val="20"/>
-          <w:szCs w:val="20"/>
-        </w:rPr>
-        <w:t xml:space="preserve">XXXX </w:t>
-      </w:r>
-      <w:r>
-        <w:rPr>
-          <w:rFonts w:ascii="Times New Roman" w:hAnsi="Times New Roman" w:cs="Times New Roman"/>
-          <w:sz w:val="20"/>
-          <w:szCs w:val="20"/>
-        </w:rPr>
-        <w:t>.</w:t>
-      </w:r>
-      <w:proofErr w:type="gramEnd"/>
-    </w:p>
-    <w:p>
-      <w:pPr>
-        <w:jc w:val="both"/>
-        <w:rPr>
-          <w:rFonts w:ascii="Times New Roman" w:hAnsi="Times New Roman" w:cs="Times New Roman"/>
-          <w:sz w:val="20"/>
-          <w:szCs w:val="20"/>
-        </w:rPr>
-      </w:pPr>
-      <w:r>
-        <w:rPr>
-          <w:rFonts w:ascii="Times New Roman" w:hAnsi="Times New Roman" w:cs="Times New Roman"/>
-          <w:sz w:val="20"/>
-          <w:szCs w:val="20"/>
-        </w:rPr>
-        <w:t>The data set is available for public use</w:t>
-      </w:r>
-      <w:r>
-        <w:rPr>
-          <w:rFonts w:ascii="Times New Roman" w:hAnsi="Times New Roman" w:cs="Times New Roman"/>
-          <w:sz w:val="20"/>
-          <w:szCs w:val="20"/>
-          <w:highlight w:val="yellow"/>
-        </w:rPr>
-        <w:t>… licensing etc….</w:t>
-      </w:r>
-      <w:r>
-        <w:rPr>
-          <w:rFonts w:ascii="Times New Roman" w:hAnsi="Times New Roman" w:cs="Times New Roman"/>
-          <w:sz w:val="20"/>
-          <w:szCs w:val="20"/>
-        </w:rPr>
-        <w:t xml:space="preserve">  </w:t>
+        <w:t>. The data was collected by the NYC Taxi and Limousine Commission and is made publicly available every month by the City of New York. This dataset contains information on trips completed by Yellow Taxis in the New York Boroughs and information such as the trip distances, pick-up and drop-off areas, payment information and fees collected are provided.</w:t>
       </w:r>
     </w:p>
     <w:p>
@@ -320,27 +191,6 @@
           <w:szCs w:val="20"/>
         </w:rPr>
         <w:t>Dataset size and characteristics</w:t>
-      </w:r>
-      <w:r>
-        <w:rPr>
-          <w:rFonts w:ascii="Times New Roman" w:hAnsi="Times New Roman" w:cs="Times New Roman"/>
-          <w:b/>
-          <w:bCs/>
-          <w:sz w:val="20"/>
-          <w:szCs w:val="20"/>
-        </w:rPr>
-        <w:t xml:space="preserve"> </w:t>
-      </w:r>
-      <w:r>
-        <w:rPr>
-          <w:rFonts w:ascii="Times New Roman" w:hAnsi="Times New Roman" w:cs="Times New Roman"/>
-          <w:b/>
-          <w:bCs/>
-          <w:color w:val="EE0000"/>
-          <w:sz w:val="20"/>
-          <w:szCs w:val="20"/>
-        </w:rPr>
-        <w:t>- Mekayle</w:t>
       </w:r>
     </w:p>
     <w:p>
@@ -874,25 +724,7 @@
                 <w:sz w:val="20"/>
                 <w:szCs w:val="20"/>
               </w:rPr>
-              <w:t xml:space="preserve">Data is usually uploaded monthly with a </w:t>
-            </w:r>
-            <w:proofErr w:type="gramStart"/>
-            <w:r>
-              <w:rPr>
-                <w:rFonts w:ascii="Times New Roman" w:hAnsi="Times New Roman" w:cs="Times New Roman"/>
-                <w:sz w:val="20"/>
-                <w:szCs w:val="20"/>
-              </w:rPr>
-              <w:t>2 month</w:t>
-            </w:r>
-            <w:proofErr w:type="gramEnd"/>
-            <w:r>
-              <w:rPr>
-                <w:rFonts w:ascii="Times New Roman" w:hAnsi="Times New Roman" w:cs="Times New Roman"/>
-                <w:sz w:val="20"/>
-                <w:szCs w:val="20"/>
-              </w:rPr>
-              <w:t xml:space="preserve"> delay. </w:t>
+              <w:t xml:space="preserve">Data is usually uploaded monthly with a 2 month delay. </w:t>
             </w:r>
             <w:r>
               <w:rPr>
@@ -1058,17 +890,6 @@
         </w:rPr>
         <w:t xml:space="preserve"> </w:t>
       </w:r>
-      <w:r>
-        <w:rPr>
-          <w:rFonts w:ascii="Times New Roman" w:hAnsi="Times New Roman" w:cs="Times New Roman"/>
-          <w:b/>
-          <w:bCs/>
-          <w:color w:val="EE0000"/>
-          <w:sz w:val="20"/>
-          <w:szCs w:val="20"/>
-        </w:rPr>
-        <w:t>– Savannah – mention ranges</w:t>
-      </w:r>
     </w:p>
     <w:p>
       <w:pPr>
@@ -1124,7 +945,55 @@
           <w:sz w:val="20"/>
           <w:szCs w:val="20"/>
         </w:rPr>
-        <w:t xml:space="preserve">The individual parquet files were checked for uniformity in terms of datatypes, all numerical data types were converted to doubles as it was determined that the original had a mixture of numerical data types including xx, xx and xx. </w:t>
+        <w:t xml:space="preserve">The individual parquet files were checked for uniformity in terms of datatypes, all numerical data types were converted to doubles </w:t>
+      </w:r>
+      <w:r>
+        <w:rPr>
+          <w:rFonts w:ascii="Times New Roman" w:hAnsi="Times New Roman" w:cs="Times New Roman"/>
+          <w:sz w:val="20"/>
+          <w:szCs w:val="20"/>
+        </w:rPr>
+        <w:t>since</w:t>
+      </w:r>
+      <w:r>
+        <w:rPr>
+          <w:rFonts w:ascii="Times New Roman" w:hAnsi="Times New Roman" w:cs="Times New Roman"/>
+          <w:sz w:val="20"/>
+          <w:szCs w:val="20"/>
+        </w:rPr>
+        <w:t xml:space="preserve"> the original </w:t>
+      </w:r>
+      <w:r>
+        <w:rPr>
+          <w:rFonts w:ascii="Times New Roman" w:hAnsi="Times New Roman" w:cs="Times New Roman"/>
+          <w:sz w:val="20"/>
+          <w:szCs w:val="20"/>
+        </w:rPr>
+        <w:t>dataset had</w:t>
+      </w:r>
+      <w:r>
+        <w:rPr>
+          <w:rFonts w:ascii="Times New Roman" w:hAnsi="Times New Roman" w:cs="Times New Roman"/>
+          <w:sz w:val="20"/>
+          <w:szCs w:val="20"/>
+        </w:rPr>
+        <w:t xml:space="preserve"> </w:t>
+      </w:r>
+      <w:r>
+        <w:rPr>
+          <w:rFonts w:ascii="Times New Roman" w:hAnsi="Times New Roman" w:cs="Times New Roman"/>
+          <w:sz w:val="20"/>
+          <w:szCs w:val="20"/>
+        </w:rPr>
+        <w:t>long, integer and double datatypes</w:t>
+      </w:r>
+      <w:r>
+        <w:rPr>
+          <w:rFonts w:ascii="Times New Roman" w:hAnsi="Times New Roman" w:cs="Times New Roman"/>
+          <w:sz w:val="20"/>
+          <w:szCs w:val="20"/>
+        </w:rPr>
+        <w:t xml:space="preserve">. </w:t>
       </w:r>
     </w:p>
     <w:p>
@@ -1147,67 +1016,126 @@
           <w:sz w:val="20"/>
           <w:szCs w:val="20"/>
         </w:rPr>
-        <w:t>The data</w:t>
-      </w:r>
-      <w:r>
-        <w:rPr>
-          <w:rFonts w:ascii="Times New Roman" w:hAnsi="Times New Roman" w:cs="Times New Roman"/>
-          <w:sz w:val="20"/>
-          <w:szCs w:val="20"/>
-        </w:rPr>
-        <w:t>set was filtered for what was considered to be “valid trips”, this involved removing all entries w</w:t>
-      </w:r>
-      <w:r>
-        <w:rPr>
-          <w:rFonts w:ascii="Times New Roman" w:hAnsi="Times New Roman" w:cs="Times New Roman"/>
-          <w:sz w:val="20"/>
-          <w:szCs w:val="20"/>
-        </w:rPr>
-        <w:t>h</w:t>
-      </w:r>
-      <w:r>
-        <w:rPr>
-          <w:rFonts w:ascii="Times New Roman" w:hAnsi="Times New Roman" w:cs="Times New Roman"/>
-          <w:sz w:val="20"/>
-          <w:szCs w:val="20"/>
-        </w:rPr>
-        <w:t xml:space="preserve">ere the passenger count, </w:t>
-      </w:r>
-      <w:proofErr w:type="spellStart"/>
-      <w:r>
-        <w:rPr>
-          <w:rFonts w:ascii="Times New Roman" w:hAnsi="Times New Roman" w:cs="Times New Roman"/>
-          <w:sz w:val="20"/>
-          <w:szCs w:val="20"/>
-        </w:rPr>
-        <w:t>trip_distance</w:t>
-      </w:r>
-      <w:proofErr w:type="spellEnd"/>
-      <w:r>
-        <w:rPr>
-          <w:rFonts w:ascii="Times New Roman" w:hAnsi="Times New Roman" w:cs="Times New Roman"/>
-          <w:sz w:val="20"/>
-          <w:szCs w:val="20"/>
-        </w:rPr>
-        <w:t xml:space="preserve"> or </w:t>
-      </w:r>
-      <w:proofErr w:type="spellStart"/>
-      <w:r>
-        <w:rPr>
-          <w:rFonts w:ascii="Times New Roman" w:hAnsi="Times New Roman" w:cs="Times New Roman"/>
-          <w:sz w:val="20"/>
-          <w:szCs w:val="20"/>
-        </w:rPr>
-        <w:t>fare_amount</w:t>
-      </w:r>
-      <w:proofErr w:type="spellEnd"/>
-      <w:r>
-        <w:rPr>
-          <w:rFonts w:ascii="Times New Roman" w:hAnsi="Times New Roman" w:cs="Times New Roman"/>
-          <w:sz w:val="20"/>
-          <w:szCs w:val="20"/>
-        </w:rPr>
-        <w:t xml:space="preserve"> was not greater than zero. </w:t>
+        <w:t>The</w:t>
+      </w:r>
+      <w:r>
+        <w:rPr>
+          <w:rFonts w:ascii="Times New Roman" w:hAnsi="Times New Roman" w:cs="Times New Roman"/>
+          <w:sz w:val="20"/>
+          <w:szCs w:val="20"/>
+        </w:rPr>
+        <w:t xml:space="preserve"> business objective was defined as described in Section </w:t>
+      </w:r>
+      <w:r>
+        <w:rPr>
+          <w:rFonts w:ascii="Times New Roman" w:hAnsi="Times New Roman" w:cs="Times New Roman"/>
+          <w:sz w:val="20"/>
+          <w:szCs w:val="20"/>
+        </w:rPr>
+        <w:t>6</w:t>
+      </w:r>
+      <w:r>
+        <w:rPr>
+          <w:rFonts w:ascii="Times New Roman" w:hAnsi="Times New Roman" w:cs="Times New Roman"/>
+          <w:sz w:val="20"/>
+          <w:szCs w:val="20"/>
+        </w:rPr>
+        <w:t xml:space="preserve"> and columns were seen as redundant to the business objective </w:t>
+      </w:r>
+      <w:r>
+        <w:rPr>
+          <w:rFonts w:ascii="Times New Roman" w:hAnsi="Times New Roman" w:cs="Times New Roman"/>
+          <w:sz w:val="20"/>
+          <w:szCs w:val="20"/>
+        </w:rPr>
+        <w:t>(see list i</w:t>
+      </w:r>
+      <w:r>
+        <w:rPr>
+          <w:rFonts w:ascii="Times New Roman" w:hAnsi="Times New Roman" w:cs="Times New Roman"/>
+          <w:sz w:val="20"/>
+          <w:szCs w:val="20"/>
+        </w:rPr>
+        <w:t xml:space="preserve">n </w:t>
+      </w:r>
+      <w:r>
+        <w:rPr>
+          <w:rFonts w:ascii="Times New Roman" w:hAnsi="Times New Roman" w:cs="Times New Roman"/>
+          <w:sz w:val="20"/>
+          <w:szCs w:val="20"/>
+        </w:rPr>
+        <w:fldChar w:fldCharType="begin"/>
+      </w:r>
+      <w:r>
+        <w:rPr>
+          <w:rFonts w:ascii="Times New Roman" w:hAnsi="Times New Roman" w:cs="Times New Roman"/>
+          <w:sz w:val="20"/>
+          <w:szCs w:val="20"/>
+        </w:rPr>
+        <w:instrText xml:space="preserve"> REF _Ref239269598 \h </w:instrText>
+      </w:r>
+      <w:r>
+        <w:rPr>
+          <w:rFonts w:ascii="Times New Roman" w:hAnsi="Times New Roman" w:cs="Times New Roman"/>
+          <w:sz w:val="20"/>
+          <w:szCs w:val="20"/>
+        </w:rPr>
+        <w:instrText xml:space="preserve"> \* MERGEFORMAT </w:instrText>
+      </w:r>
+      <w:r>
+        <w:rPr>
+          <w:rFonts w:ascii="Times New Roman" w:hAnsi="Times New Roman" w:cs="Times New Roman"/>
+          <w:sz w:val="20"/>
+          <w:szCs w:val="20"/>
+        </w:rPr>
+      </w:r>
+      <w:r>
+        <w:rPr>
+          <w:rFonts w:ascii="Times New Roman" w:hAnsi="Times New Roman" w:cs="Times New Roman"/>
+          <w:sz w:val="20"/>
+          <w:szCs w:val="20"/>
+        </w:rPr>
+        <w:fldChar w:fldCharType="separate"/>
+      </w:r>
+      <w:r>
+        <w:rPr>
+          <w:rFonts w:ascii="Times New Roman" w:hAnsi="Times New Roman" w:cs="Times New Roman"/>
+          <w:sz w:val="20"/>
+          <w:szCs w:val="20"/>
+        </w:rPr>
+        <w:t>Table 3</w:t>
+      </w:r>
+      <w:r>
+        <w:rPr>
+          <w:rFonts w:ascii="Times New Roman" w:hAnsi="Times New Roman" w:cs="Times New Roman"/>
+          <w:sz w:val="20"/>
+          <w:szCs w:val="20"/>
+        </w:rPr>
+        <w:fldChar w:fldCharType="end"/>
+      </w:r>
+      <w:r>
+        <w:rPr>
+          <w:rFonts w:ascii="Times New Roman" w:hAnsi="Times New Roman" w:cs="Times New Roman"/>
+          <w:sz w:val="20"/>
+          <w:szCs w:val="20"/>
+        </w:rPr>
+        <w:t xml:space="preserve"> ,</w:t>
+      </w:r>
+      <w:r>
+        <w:rPr>
+          <w:rFonts w:ascii="Times New Roman" w:hAnsi="Times New Roman" w:cs="Times New Roman"/>
+          <w:sz w:val="20"/>
+          <w:szCs w:val="20"/>
+        </w:rPr>
+        <w:t xml:space="preserve"> Appendix B) </w:t>
+      </w:r>
+      <w:r>
+        <w:rPr>
+          <w:rFonts w:ascii="Times New Roman" w:hAnsi="Times New Roman" w:cs="Times New Roman"/>
+          <w:sz w:val="20"/>
+          <w:szCs w:val="20"/>
+        </w:rPr>
+        <w:t>were removed.</w:t>
       </w:r>
     </w:p>
     <w:p>
@@ -1230,7 +1158,62 @@
           <w:sz w:val="20"/>
           <w:szCs w:val="20"/>
         </w:rPr>
-        <w:t xml:space="preserve">The dataset was filtered for duplicate trips. It was found that duplicate entries existed, therefore, all duplicate entries were removed. </w:t>
+        <w:t xml:space="preserve">The ranges of each numerical variable of the raw data were investigated and are presented in </w:t>
+      </w:r>
+      <w:r>
+        <w:rPr>
+          <w:rFonts w:ascii="Times New Roman" w:hAnsi="Times New Roman" w:cs="Times New Roman"/>
+          <w:sz w:val="20"/>
+          <w:szCs w:val="20"/>
+        </w:rPr>
+        <w:fldChar w:fldCharType="begin"/>
+      </w:r>
+      <w:r>
+        <w:rPr>
+          <w:rFonts w:ascii="Times New Roman" w:hAnsi="Times New Roman" w:cs="Times New Roman"/>
+          <w:sz w:val="20"/>
+          <w:szCs w:val="20"/>
+        </w:rPr>
+        <w:instrText xml:space="preserve"> REF _Ref239266761 \h  \* MERGEFORMAT </w:instrText>
+      </w:r>
+      <w:r>
+        <w:rPr>
+          <w:rFonts w:ascii="Times New Roman" w:hAnsi="Times New Roman" w:cs="Times New Roman"/>
+          <w:sz w:val="20"/>
+          <w:szCs w:val="20"/>
+        </w:rPr>
+      </w:r>
+      <w:r>
+        <w:rPr>
+          <w:rFonts w:ascii="Times New Roman" w:hAnsi="Times New Roman" w:cs="Times New Roman"/>
+          <w:sz w:val="20"/>
+          <w:szCs w:val="20"/>
+        </w:rPr>
+        <w:fldChar w:fldCharType="separate"/>
+      </w:r>
+      <w:r>
+        <w:rPr>
+          <w:rFonts w:ascii="Times New Roman" w:hAnsi="Times New Roman" w:cs="Times New Roman"/>
+          <w:sz w:val="20"/>
+          <w:szCs w:val="20"/>
+        </w:rPr>
+        <w:t>Table 4</w:t>
+      </w:r>
+      <w:r>
+        <w:rPr>
+          <w:rFonts w:ascii="Times New Roman" w:hAnsi="Times New Roman" w:cs="Times New Roman"/>
+          <w:sz w:val="20"/>
+          <w:szCs w:val="20"/>
+        </w:rPr>
+        <w:fldChar w:fldCharType="end"/>
+      </w:r>
+      <w:r>
+        <w:rPr>
+          <w:rFonts w:ascii="Times New Roman" w:hAnsi="Times New Roman" w:cs="Times New Roman"/>
+          <w:sz w:val="20"/>
+          <w:szCs w:val="20"/>
+        </w:rPr>
+        <w:t xml:space="preserve"> of Appendix B. These revealed some non-realistic entries and outliers, such as negative distances. This provided insight on how to filter the data for valid trips. </w:t>
       </w:r>
     </w:p>
     <w:p>
@@ -1253,42 +1236,70 @@
           <w:sz w:val="20"/>
           <w:szCs w:val="20"/>
         </w:rPr>
-        <w:t xml:space="preserve">Based on an initial assessment, the business objective was defined as described in Section xx and the following columns were seen as redundant to the business objective and were removed. </w:t>
-      </w:r>
-      <w:r>
-        <w:rPr>
-          <w:rFonts w:ascii="Times New Roman" w:hAnsi="Times New Roman" w:cs="Times New Roman"/>
-          <w:sz w:val="20"/>
-          <w:szCs w:val="20"/>
-        </w:rPr>
-        <w:t xml:space="preserve">These variables were </w:t>
-      </w:r>
-      <w:proofErr w:type="spellStart"/>
-      <w:r>
-        <w:rPr>
-          <w:rFonts w:ascii="Times New Roman" w:hAnsi="Times New Roman" w:cs="Times New Roman"/>
-          <w:sz w:val="20"/>
-          <w:szCs w:val="20"/>
-        </w:rPr>
-        <w:t>store_and_fwd_flag</w:t>
-      </w:r>
-      <w:proofErr w:type="spellEnd"/>
-      <w:r>
-        <w:rPr>
-          <w:rFonts w:ascii="Times New Roman" w:hAnsi="Times New Roman" w:cs="Times New Roman"/>
-          <w:sz w:val="20"/>
-          <w:szCs w:val="20"/>
-        </w:rPr>
-        <w:t xml:space="preserve">, </w:t>
-      </w:r>
-      <w:r>
-        <w:rPr>
-          <w:rFonts w:ascii="Times New Roman" w:hAnsi="Times New Roman" w:cs="Times New Roman"/>
-          <w:sz w:val="20"/>
-          <w:szCs w:val="20"/>
-          <w:highlight w:val="yellow"/>
-        </w:rPr>
-        <w:t>xxx, xxx.</w:t>
+        <w:t>The dataset was filtered for what was considered to be “valid trips”</w:t>
+      </w:r>
+      <w:r>
+        <w:rPr>
+          <w:rFonts w:ascii="Times New Roman" w:hAnsi="Times New Roman" w:cs="Times New Roman"/>
+          <w:sz w:val="20"/>
+          <w:szCs w:val="20"/>
+        </w:rPr>
+        <w:t xml:space="preserve">, for example only including trips with passengers or distances greater than zero. The full list of filters applied to each variable is presented in </w:t>
+      </w:r>
+      <w:r>
+        <w:rPr>
+          <w:rFonts w:ascii="Times New Roman" w:hAnsi="Times New Roman" w:cs="Times New Roman"/>
+          <w:sz w:val="20"/>
+          <w:szCs w:val="20"/>
+        </w:rPr>
+        <w:fldChar w:fldCharType="begin"/>
+      </w:r>
+      <w:r>
+        <w:rPr>
+          <w:rFonts w:ascii="Times New Roman" w:hAnsi="Times New Roman" w:cs="Times New Roman"/>
+          <w:sz w:val="20"/>
+          <w:szCs w:val="20"/>
+        </w:rPr>
+        <w:instrText xml:space="preserve"> REF _Ref239268454 \h  \* MERGEFORMAT </w:instrText>
+      </w:r>
+      <w:r>
+        <w:rPr>
+          <w:rFonts w:ascii="Times New Roman" w:hAnsi="Times New Roman" w:cs="Times New Roman"/>
+          <w:sz w:val="20"/>
+          <w:szCs w:val="20"/>
+        </w:rPr>
+      </w:r>
+      <w:r>
+        <w:rPr>
+          <w:rFonts w:ascii="Times New Roman" w:hAnsi="Times New Roman" w:cs="Times New Roman"/>
+          <w:sz w:val="20"/>
+          <w:szCs w:val="20"/>
+        </w:rPr>
+        <w:fldChar w:fldCharType="separate"/>
+      </w:r>
+      <w:r>
+        <w:rPr>
+          <w:rFonts w:ascii="Times New Roman" w:hAnsi="Times New Roman" w:cs="Times New Roman"/>
+          <w:sz w:val="20"/>
+          <w:szCs w:val="20"/>
+        </w:rPr>
+        <w:t>Table 5</w:t>
+      </w:r>
+      <w:r>
+        <w:rPr>
+          <w:rFonts w:ascii="Times New Roman" w:hAnsi="Times New Roman" w:cs="Times New Roman"/>
+          <w:sz w:val="20"/>
+          <w:szCs w:val="20"/>
+        </w:rPr>
+        <w:fldChar w:fldCharType="end"/>
+      </w:r>
+      <w:r>
+        <w:rPr>
+          <w:rFonts w:ascii="Times New Roman" w:hAnsi="Times New Roman" w:cs="Times New Roman"/>
+          <w:sz w:val="20"/>
+          <w:szCs w:val="20"/>
+        </w:rPr>
+        <w:t xml:space="preserve"> in Appendix B. </w:t>
       </w:r>
     </w:p>
     <w:p>
@@ -1311,59 +1322,7 @@
           <w:sz w:val="20"/>
           <w:szCs w:val="20"/>
         </w:rPr>
-        <w:t xml:space="preserve">One of the factors to be investigated included exploring the taxi speeds in different areas, and can be calculated from the </w:t>
-      </w:r>
-      <w:r>
-        <w:rPr>
-          <w:rFonts w:ascii="Times New Roman" w:hAnsi="Times New Roman" w:cs="Times New Roman"/>
-          <w:sz w:val="20"/>
-          <w:szCs w:val="20"/>
-        </w:rPr>
-        <w:t>pick-up</w:t>
-      </w:r>
-      <w:r>
-        <w:rPr>
-          <w:rFonts w:ascii="Times New Roman" w:hAnsi="Times New Roman" w:cs="Times New Roman"/>
-          <w:sz w:val="20"/>
-          <w:szCs w:val="20"/>
-        </w:rPr>
-        <w:t xml:space="preserve"> and drop off time and distance columns, this involved addition of columns titled </w:t>
-      </w:r>
-      <w:proofErr w:type="spellStart"/>
-      <w:r>
-        <w:rPr>
-          <w:rFonts w:ascii="Times New Roman" w:hAnsi="Times New Roman" w:cs="Times New Roman"/>
-          <w:sz w:val="20"/>
-          <w:szCs w:val="20"/>
-        </w:rPr>
-        <w:t>trip_duration</w:t>
-      </w:r>
-      <w:proofErr w:type="spellEnd"/>
-      <w:r>
-        <w:rPr>
-          <w:rFonts w:ascii="Times New Roman" w:hAnsi="Times New Roman" w:cs="Times New Roman"/>
-          <w:sz w:val="20"/>
-          <w:szCs w:val="20"/>
-        </w:rPr>
-        <w:t xml:space="preserve"> and </w:t>
-      </w:r>
-      <w:proofErr w:type="spellStart"/>
-      <w:r>
-        <w:rPr>
-          <w:rFonts w:ascii="Times New Roman" w:hAnsi="Times New Roman" w:cs="Times New Roman"/>
-          <w:sz w:val="20"/>
-          <w:szCs w:val="20"/>
-        </w:rPr>
-        <w:t>average_trip_speed</w:t>
-      </w:r>
-      <w:proofErr w:type="spellEnd"/>
-      <w:r>
-        <w:rPr>
-          <w:rFonts w:ascii="Times New Roman" w:hAnsi="Times New Roman" w:cs="Times New Roman"/>
-          <w:sz w:val="20"/>
-          <w:szCs w:val="20"/>
-        </w:rPr>
-        <w:t>.</w:t>
+        <w:t>All duplicate data entries were removed from the dataset.</w:t>
       </w:r>
     </w:p>
     <w:p>
@@ -1386,7 +1345,31 @@
           <w:sz w:val="20"/>
           <w:szCs w:val="20"/>
         </w:rPr>
-        <w:t>Outliers were investigated upon combining and outliers within xx standard deviations of the mean were removed.</w:t>
+        <w:t>Columns</w:t>
+      </w:r>
+      <w:r>
+        <w:rPr>
+          <w:rFonts w:ascii="Times New Roman" w:hAnsi="Times New Roman" w:cs="Times New Roman"/>
+          <w:sz w:val="20"/>
+          <w:szCs w:val="20"/>
+        </w:rPr>
+        <w:t xml:space="preserve"> titled trip_duration and average_trip_speed</w:t>
+      </w:r>
+      <w:r>
+        <w:rPr>
+          <w:rFonts w:ascii="Times New Roman" w:hAnsi="Times New Roman" w:cs="Times New Roman"/>
+          <w:sz w:val="20"/>
+          <w:szCs w:val="20"/>
+        </w:rPr>
+        <w:t xml:space="preserve"> were added to the dataset (calculated using the pickup and drop off times and trip distance)</w:t>
+      </w:r>
+      <w:r>
+        <w:rPr>
+          <w:rFonts w:ascii="Times New Roman" w:hAnsi="Times New Roman" w:cs="Times New Roman"/>
+          <w:sz w:val="20"/>
+          <w:szCs w:val="20"/>
+        </w:rPr>
+        <w:t>.</w:t>
       </w:r>
     </w:p>
     <w:p>
@@ -1409,8 +1392,39 @@
           <w:sz w:val="20"/>
           <w:szCs w:val="20"/>
         </w:rPr>
-        <w:lastRenderedPageBreak/>
-        <w:t xml:space="preserve">The workflow involved the cleaning of half of the data for each group member and then the extraction of cleaned parquet files to create the final dataset on which analysis is to be conducted. </w:t>
+        <w:t xml:space="preserve">The workflow involved </w:t>
+      </w:r>
+      <w:r>
+        <w:rPr>
+          <w:rFonts w:ascii="Times New Roman" w:hAnsi="Times New Roman" w:cs="Times New Roman"/>
+          <w:sz w:val="20"/>
+          <w:szCs w:val="20"/>
+        </w:rPr>
+        <w:t xml:space="preserve">each group member cleaning half of the data, followed by </w:t>
+      </w:r>
+      <w:r>
+        <w:rPr>
+          <w:rFonts w:ascii="Times New Roman" w:hAnsi="Times New Roman" w:cs="Times New Roman"/>
+          <w:sz w:val="20"/>
+          <w:szCs w:val="20"/>
+        </w:rPr>
+        <w:t xml:space="preserve">the extraction of cleaned parquet files to create the final dataset </w:t>
+      </w:r>
+      <w:r>
+        <w:rPr>
+          <w:rFonts w:ascii="Times New Roman" w:hAnsi="Times New Roman" w:cs="Times New Roman"/>
+          <w:sz w:val="20"/>
+          <w:szCs w:val="20"/>
+        </w:rPr>
+        <w:t>to be combined for analysis.</w:t>
+      </w:r>
+      <w:r>
+        <w:rPr>
+          <w:rFonts w:ascii="Times New Roman" w:hAnsi="Times New Roman" w:cs="Times New Roman"/>
+          <w:sz w:val="20"/>
+          <w:szCs w:val="20"/>
+        </w:rPr>
+        <w:t xml:space="preserve"> </w:t>
       </w:r>
     </w:p>
     <w:p>
@@ -2469,6 +2483,7 @@
           <w:sz w:val="20"/>
           <w:szCs w:val="20"/>
         </w:rPr>
+        <w:lastRenderedPageBreak/>
         <w:t>This section considers the business value and limitations of the NYC Yellow Taxi dataset, outlining the practical applications the data supports as well as the constraints that should be considered when interpreting results derived from it.</w:t>
       </w:r>
     </w:p>
@@ -2654,235 +2669,8 @@
           <w:sz w:val="20"/>
           <w:szCs w:val="20"/>
         </w:rPr>
-        <w:t xml:space="preserve">Data is released with a </w:t>
-      </w:r>
-      <w:proofErr w:type="gramStart"/>
-      <w:r>
-        <w:rPr>
-          <w:rFonts w:ascii="Times New Roman" w:hAnsi="Times New Roman" w:cs="Times New Roman"/>
-          <w:sz w:val="20"/>
-          <w:szCs w:val="20"/>
-        </w:rPr>
-        <w:t>2 month</w:t>
-      </w:r>
-      <w:proofErr w:type="gramEnd"/>
-      <w:r>
-        <w:rPr>
-          <w:rFonts w:ascii="Times New Roman" w:hAnsi="Times New Roman" w:cs="Times New Roman"/>
-          <w:sz w:val="20"/>
-          <w:szCs w:val="20"/>
-        </w:rPr>
-        <w:t xml:space="preserve"> lag making it not suitable </w:t>
-      </w:r>
-      <w:proofErr w:type="gramStart"/>
-      <w:r>
-        <w:rPr>
-          <w:rFonts w:ascii="Times New Roman" w:hAnsi="Times New Roman" w:cs="Times New Roman"/>
-          <w:sz w:val="20"/>
-          <w:szCs w:val="20"/>
-        </w:rPr>
-        <w:t>for  near</w:t>
-      </w:r>
-      <w:proofErr w:type="gramEnd"/>
-      <w:r>
-        <w:rPr>
-          <w:rFonts w:ascii="Times New Roman" w:hAnsi="Times New Roman" w:cs="Times New Roman"/>
-          <w:sz w:val="20"/>
-          <w:szCs w:val="20"/>
-        </w:rPr>
-        <w:t xml:space="preserve"> real time analysis. </w:t>
-      </w:r>
-    </w:p>
-    <w:p>
-      <w:pPr>
-        <w:jc w:val="both"/>
-        <w:rPr>
-          <w:rFonts w:ascii="Times New Roman" w:hAnsi="Times New Roman" w:cs="Times New Roman"/>
-          <w:sz w:val="20"/>
-          <w:szCs w:val="20"/>
-        </w:rPr>
-      </w:pPr>
-    </w:p>
-    <w:p>
-      <w:pPr>
-        <w:jc w:val="both"/>
-        <w:rPr>
-          <w:rFonts w:ascii="Times New Roman" w:hAnsi="Times New Roman" w:cs="Times New Roman"/>
-          <w:sz w:val="20"/>
-          <w:szCs w:val="20"/>
-        </w:rPr>
-      </w:pPr>
-    </w:p>
-    <w:p>
-      <w:pPr>
-        <w:jc w:val="both"/>
-        <w:rPr>
-          <w:rFonts w:ascii="Times New Roman" w:hAnsi="Times New Roman" w:cs="Times New Roman"/>
-          <w:sz w:val="20"/>
-          <w:szCs w:val="20"/>
-        </w:rPr>
-      </w:pPr>
-    </w:p>
-    <w:p>
-      <w:pPr>
-        <w:jc w:val="both"/>
-        <w:rPr>
-          <w:rFonts w:ascii="Times New Roman" w:hAnsi="Times New Roman" w:cs="Times New Roman"/>
-          <w:sz w:val="20"/>
-          <w:szCs w:val="20"/>
-        </w:rPr>
-      </w:pPr>
-    </w:p>
-    <w:p>
-      <w:pPr>
-        <w:jc w:val="both"/>
-        <w:rPr>
-          <w:rFonts w:ascii="Times New Roman" w:hAnsi="Times New Roman" w:cs="Times New Roman"/>
-          <w:sz w:val="20"/>
-          <w:szCs w:val="20"/>
-        </w:rPr>
-      </w:pPr>
-    </w:p>
-    <w:p>
-      <w:pPr>
-        <w:ind w:left="360"/>
-        <w:jc w:val="both"/>
-        <w:rPr>
-          <w:rFonts w:ascii="Times New Roman" w:hAnsi="Times New Roman" w:cs="Times New Roman"/>
-          <w:sz w:val="20"/>
-          <w:szCs w:val="20"/>
-        </w:rPr>
-      </w:pPr>
-    </w:p>
-    <w:p>
-      <w:pPr>
-        <w:ind w:left="360"/>
-        <w:jc w:val="both"/>
-        <w:rPr>
-          <w:rFonts w:ascii="Times New Roman" w:hAnsi="Times New Roman" w:cs="Times New Roman"/>
-          <w:sz w:val="20"/>
-          <w:szCs w:val="20"/>
-        </w:rPr>
-      </w:pPr>
-    </w:p>
-    <w:p>
-      <w:pPr>
-        <w:ind w:left="360"/>
-        <w:jc w:val="both"/>
-        <w:rPr>
-          <w:rFonts w:ascii="Times New Roman" w:hAnsi="Times New Roman" w:cs="Times New Roman"/>
-          <w:sz w:val="20"/>
-          <w:szCs w:val="20"/>
-        </w:rPr>
-      </w:pPr>
-    </w:p>
-    <w:p>
-      <w:pPr>
-        <w:ind w:left="360"/>
-        <w:jc w:val="both"/>
-        <w:rPr>
-          <w:rFonts w:ascii="Times New Roman" w:hAnsi="Times New Roman" w:cs="Times New Roman"/>
-          <w:sz w:val="20"/>
-          <w:szCs w:val="20"/>
-        </w:rPr>
-      </w:pPr>
-    </w:p>
-    <w:p>
-      <w:pPr>
-        <w:ind w:left="360"/>
-        <w:jc w:val="both"/>
-        <w:rPr>
-          <w:rFonts w:ascii="Times New Roman" w:hAnsi="Times New Roman" w:cs="Times New Roman"/>
-          <w:sz w:val="20"/>
-          <w:szCs w:val="20"/>
-        </w:rPr>
-      </w:pPr>
-    </w:p>
-    <w:p>
-      <w:pPr>
-        <w:ind w:left="360"/>
-        <w:jc w:val="both"/>
-        <w:rPr>
-          <w:rFonts w:ascii="Times New Roman" w:hAnsi="Times New Roman" w:cs="Times New Roman"/>
-          <w:sz w:val="20"/>
-          <w:szCs w:val="20"/>
-        </w:rPr>
-      </w:pPr>
-    </w:p>
-    <w:p>
-      <w:pPr>
-        <w:ind w:left="360"/>
-        <w:jc w:val="both"/>
-        <w:rPr>
-          <w:rFonts w:ascii="Times New Roman" w:hAnsi="Times New Roman" w:cs="Times New Roman"/>
-          <w:sz w:val="20"/>
-          <w:szCs w:val="20"/>
-        </w:rPr>
-      </w:pPr>
-    </w:p>
-    <w:p>
-      <w:pPr>
-        <w:ind w:left="360"/>
-        <w:jc w:val="both"/>
-        <w:rPr>
-          <w:rFonts w:ascii="Times New Roman" w:hAnsi="Times New Roman" w:cs="Times New Roman"/>
-          <w:sz w:val="20"/>
-          <w:szCs w:val="20"/>
-        </w:rPr>
-      </w:pPr>
-    </w:p>
-    <w:p>
-      <w:pPr>
-        <w:ind w:left="360"/>
-        <w:jc w:val="both"/>
-        <w:rPr>
-          <w:rFonts w:ascii="Times New Roman" w:hAnsi="Times New Roman" w:cs="Times New Roman"/>
-          <w:sz w:val="20"/>
-          <w:szCs w:val="20"/>
-        </w:rPr>
-      </w:pPr>
-    </w:p>
-    <w:p>
-      <w:pPr>
-        <w:ind w:left="360"/>
-        <w:jc w:val="both"/>
-        <w:rPr>
-          <w:rFonts w:ascii="Times New Roman" w:hAnsi="Times New Roman" w:cs="Times New Roman"/>
-          <w:sz w:val="20"/>
-          <w:szCs w:val="20"/>
-        </w:rPr>
-      </w:pPr>
-    </w:p>
-    <w:p>
-      <w:pPr>
-        <w:ind w:left="360"/>
-        <w:jc w:val="both"/>
-        <w:rPr>
-          <w:rFonts w:ascii="Times New Roman" w:hAnsi="Times New Roman" w:cs="Times New Roman"/>
-          <w:sz w:val="20"/>
-          <w:szCs w:val="20"/>
-        </w:rPr>
-      </w:pPr>
-    </w:p>
-    <w:p>
-      <w:pPr>
-        <w:jc w:val="both"/>
-        <w:rPr>
-          <w:rFonts w:ascii="Times New Roman" w:hAnsi="Times New Roman" w:cs="Times New Roman"/>
-          <w:sz w:val="20"/>
-          <w:szCs w:val="20"/>
-        </w:rPr>
-      </w:pPr>
-    </w:p>
-    <w:p>
-      <w:pPr>
-        <w:jc w:val="both"/>
-        <w:rPr>
-          <w:rFonts w:ascii="Times New Roman" w:hAnsi="Times New Roman" w:cs="Times New Roman"/>
-          <w:sz w:val="20"/>
-          <w:szCs w:val="20"/>
-        </w:rPr>
-      </w:pPr>
+        <w:t xml:space="preserve">Data is released with a 2 month lag making it not suitable for  near real time analysis. </w:t>
+      </w:r>
     </w:p>
     <w:p>
       <w:pPr>
@@ -2928,7 +2716,6 @@
           <w:sz w:val="20"/>
           <w:szCs w:val="20"/>
         </w:rPr>
-        <w:lastRenderedPageBreak/>
         <w:t>Reference List</w:t>
       </w:r>
       <w:r>
@@ -3101,27 +2888,135 @@
       <w:pPr>
         <w:pStyle w:val="Caption"/>
         <w:keepNext/>
-        <w:rPr>
+        <w:jc w:val="both"/>
+        <w:rPr>
+          <w:rFonts w:ascii="Times New Roman" w:hAnsi="Times New Roman" w:cs="Times New Roman"/>
           <w:i w:val="0"/>
           <w:iCs w:val="0"/>
-          <w:color w:val="EE0000"/>
-        </w:rPr>
-      </w:pPr>
-      <w:r>
-        <w:rPr>
+          <w:color w:val="auto"/>
+          <w:sz w:val="24"/>
+          <w:szCs w:val="24"/>
+        </w:rPr>
+      </w:pPr>
+      <w:r>
+        <w:rPr>
+          <w:rFonts w:ascii="Times New Roman" w:hAnsi="Times New Roman" w:cs="Times New Roman"/>
           <w:i w:val="0"/>
           <w:iCs w:val="0"/>
-          <w:color w:val="EE0000"/>
-          <w:highlight w:val="yellow"/>
-        </w:rPr>
-        <w:t># Add summary of pre-cleaning ranges</w:t>
+          <w:color w:val="auto"/>
+          <w:sz w:val="24"/>
+          <w:szCs w:val="24"/>
+        </w:rPr>
+        <w:t xml:space="preserve">To </w:t>
+      </w:r>
+      <w:r>
+        <w:rPr>
+          <w:rFonts w:ascii="Times New Roman" w:hAnsi="Times New Roman" w:cs="Times New Roman"/>
+          <w:i w:val="0"/>
+          <w:iCs w:val="0"/>
+          <w:color w:val="auto"/>
+          <w:sz w:val="24"/>
+          <w:szCs w:val="24"/>
+        </w:rPr>
+        <w:t xml:space="preserve">obtain an idea of the distribution of the data in the raw dataset, the ranges of the raw numerical data were checked and are presented in </w:t>
+      </w:r>
+      <w:r>
+        <w:rPr>
+          <w:rFonts w:ascii="Times New Roman" w:hAnsi="Times New Roman" w:cs="Times New Roman"/>
+          <w:i w:val="0"/>
+          <w:iCs w:val="0"/>
+          <w:color w:val="auto"/>
+          <w:sz w:val="24"/>
+          <w:szCs w:val="24"/>
+        </w:rPr>
+        <w:fldChar w:fldCharType="begin"/>
+      </w:r>
+      <w:r>
+        <w:rPr>
+          <w:rFonts w:ascii="Times New Roman" w:hAnsi="Times New Roman" w:cs="Times New Roman"/>
+          <w:i w:val="0"/>
+          <w:iCs w:val="0"/>
+          <w:color w:val="auto"/>
+          <w:sz w:val="24"/>
+          <w:szCs w:val="24"/>
+        </w:rPr>
+        <w:instrText xml:space="preserve"> REF _Ref239266761 \h  \* MERGEFORMAT </w:instrText>
+      </w:r>
+      <w:r>
+        <w:rPr>
+          <w:rFonts w:ascii="Times New Roman" w:hAnsi="Times New Roman" w:cs="Times New Roman"/>
+          <w:i w:val="0"/>
+          <w:iCs w:val="0"/>
+          <w:color w:val="auto"/>
+          <w:sz w:val="24"/>
+          <w:szCs w:val="24"/>
+        </w:rPr>
+      </w:r>
+      <w:r>
+        <w:rPr>
+          <w:rFonts w:ascii="Times New Roman" w:hAnsi="Times New Roman" w:cs="Times New Roman"/>
+          <w:i w:val="0"/>
+          <w:iCs w:val="0"/>
+          <w:color w:val="auto"/>
+          <w:sz w:val="24"/>
+          <w:szCs w:val="24"/>
+        </w:rPr>
+        <w:fldChar w:fldCharType="separate"/>
+      </w:r>
+      <w:r>
+        <w:rPr>
+          <w:rFonts w:ascii="Times New Roman" w:hAnsi="Times New Roman" w:cs="Times New Roman"/>
+          <w:i w:val="0"/>
+          <w:iCs w:val="0"/>
+          <w:color w:val="auto"/>
+          <w:sz w:val="24"/>
+          <w:szCs w:val="24"/>
+        </w:rPr>
+        <w:t>Table 3</w:t>
+      </w:r>
+      <w:r>
+        <w:rPr>
+          <w:rFonts w:ascii="Times New Roman" w:hAnsi="Times New Roman" w:cs="Times New Roman"/>
+          <w:i w:val="0"/>
+          <w:iCs w:val="0"/>
+          <w:color w:val="auto"/>
+          <w:sz w:val="24"/>
+          <w:szCs w:val="24"/>
+        </w:rPr>
+        <w:fldChar w:fldCharType="end"/>
+      </w:r>
+      <w:r>
+        <w:rPr>
+          <w:rFonts w:ascii="Times New Roman" w:hAnsi="Times New Roman" w:cs="Times New Roman"/>
+          <w:i w:val="0"/>
+          <w:iCs w:val="0"/>
+          <w:color w:val="auto"/>
+          <w:sz w:val="24"/>
+          <w:szCs w:val="24"/>
+        </w:rPr>
+        <w:t xml:space="preserve">. </w:t>
       </w:r>
     </w:p>
     <w:p>
       <w:pPr>
+        <w:jc w:val="both"/>
+        <w:rPr>
+          <w:rFonts w:ascii="Times New Roman" w:hAnsi="Times New Roman" w:cs="Times New Roman"/>
+        </w:rPr>
+      </w:pPr>
+      <w:r>
+        <w:rPr>
+          <w:rFonts w:ascii="Times New Roman" w:hAnsi="Times New Roman" w:cs="Times New Roman"/>
+        </w:rPr>
+        <w:t xml:space="preserve">These indicate that there are some unrealistic ranges present (such as a fare for billions of dollars, negative distances, or large numbers of passengers that would not fit into a typical yellow taxi that can take 4 passengers and a driver, or zero passengers). </w:t>
+      </w:r>
+    </w:p>
+    <w:p>
+      <w:pPr>
         <w:pStyle w:val="Caption"/>
         <w:keepNext/>
       </w:pPr>
+      <w:bookmarkStart w:id="2" w:name="_Ref239269598"/>
       <w:r>
         <w:t xml:space="preserve">Table </w:t>
       </w:r>
@@ -3135,19 +3030,1403 @@
         <w:fldChar w:fldCharType="separate"/>
       </w:r>
       <w:r>
+        <w:rPr>
+          <w:noProof/>
+        </w:rPr>
         <w:t>3</w:t>
       </w:r>
       <w:r>
         <w:fldChar w:fldCharType="end"/>
       </w:r>
-      <w:r>
-        <w:t xml:space="preserve">: </w:t>
-      </w:r>
-      <w:r>
-        <w:t>Data cleaning summary</w:t>
-      </w:r>
-      <w:r>
-        <w:t>.</w:t>
+      <w:bookmarkEnd w:id="2"/>
+      <w:r>
+        <w:t>: Columns removed from the dataset.</w:t>
+      </w:r>
+    </w:p>
+    <w:tbl>
+      <w:tblPr>
+        <w:tblStyle w:val="TableGrid"/>
+        <w:tblW w:w="0" w:type="auto"/>
+        <w:tblLook w:val="04A0" w:firstRow="1" w:lastRow="0" w:firstColumn="1" w:lastColumn="0" w:noHBand="0" w:noVBand="1"/>
+      </w:tblPr>
+      <w:tblGrid>
+        <w:gridCol w:w="3145"/>
+      </w:tblGrid>
+      <w:tr>
+        <w:trPr>
+          <w:trHeight w:val="269"/>
+          <w:tblHeader/>
+        </w:trPr>
+        <w:tc>
+          <w:tcPr>
+            <w:tcW w:w="3145" w:type="dxa"/>
+            <w:tcBorders>
+              <w:right w:val="single" w:sz="4" w:space="0" w:color="FFFFFF" w:themeColor="background1"/>
+            </w:tcBorders>
+            <w:shd w:val="clear" w:color="auto" w:fill="262626" w:themeFill="text1" w:themeFillTint="D9"/>
+            <w:vAlign w:val="center"/>
+          </w:tcPr>
+          <w:p>
+            <w:pPr>
+              <w:jc w:val="center"/>
+              <w:rPr>
+                <w:rFonts w:ascii="Times New Roman" w:hAnsi="Times New Roman" w:cs="Times New Roman"/>
+                <w:b/>
+                <w:bCs/>
+                <w:sz w:val="22"/>
+                <w:szCs w:val="22"/>
+              </w:rPr>
+            </w:pPr>
+            <w:r>
+              <w:rPr>
+                <w:rFonts w:ascii="Times New Roman" w:hAnsi="Times New Roman" w:cs="Times New Roman"/>
+                <w:b/>
+                <w:bCs/>
+                <w:sz w:val="22"/>
+                <w:szCs w:val="22"/>
+              </w:rPr>
+              <w:t>Variable</w:t>
+            </w:r>
+          </w:p>
+        </w:tc>
+      </w:tr>
+      <w:tr>
+        <w:tc>
+          <w:tcPr>
+            <w:tcW w:w="3145" w:type="dxa"/>
+          </w:tcPr>
+          <w:p>
+            <w:pPr>
+              <w:jc w:val="both"/>
+              <w:rPr>
+                <w:rFonts w:ascii="Times New Roman" w:hAnsi="Times New Roman" w:cs="Times New Roman"/>
+                <w:sz w:val="22"/>
+                <w:szCs w:val="22"/>
+              </w:rPr>
+            </w:pPr>
+            <w:r>
+              <w:rPr>
+                <w:rFonts w:ascii="Times New Roman" w:hAnsi="Times New Roman" w:cs="Times New Roman"/>
+                <w:sz w:val="22"/>
+                <w:szCs w:val="22"/>
+              </w:rPr>
+              <w:t>store_and_fwd_flag</w:t>
+            </w:r>
+          </w:p>
+        </w:tc>
+      </w:tr>
+      <w:tr>
+        <w:tc>
+          <w:tcPr>
+            <w:tcW w:w="3145" w:type="dxa"/>
+          </w:tcPr>
+          <w:p>
+            <w:pPr>
+              <w:jc w:val="both"/>
+              <w:rPr>
+                <w:rFonts w:ascii="Times New Roman" w:hAnsi="Times New Roman" w:cs="Times New Roman"/>
+                <w:sz w:val="22"/>
+                <w:szCs w:val="22"/>
+              </w:rPr>
+            </w:pPr>
+            <w:r>
+              <w:rPr>
+                <w:rFonts w:ascii="Times New Roman" w:hAnsi="Times New Roman" w:cs="Times New Roman"/>
+                <w:sz w:val="22"/>
+                <w:szCs w:val="22"/>
+              </w:rPr>
+              <w:t>extra</w:t>
+            </w:r>
+          </w:p>
+        </w:tc>
+      </w:tr>
+      <w:tr>
+        <w:tc>
+          <w:tcPr>
+            <w:tcW w:w="3145" w:type="dxa"/>
+          </w:tcPr>
+          <w:p>
+            <w:pPr>
+              <w:jc w:val="both"/>
+              <w:rPr>
+                <w:rFonts w:ascii="Times New Roman" w:hAnsi="Times New Roman" w:cs="Times New Roman"/>
+                <w:sz w:val="22"/>
+                <w:szCs w:val="22"/>
+              </w:rPr>
+            </w:pPr>
+            <w:r>
+              <w:rPr>
+                <w:rFonts w:ascii="Times New Roman" w:hAnsi="Times New Roman" w:cs="Times New Roman"/>
+                <w:sz w:val="22"/>
+                <w:szCs w:val="22"/>
+              </w:rPr>
+              <w:t>mta_tax</w:t>
+            </w:r>
+          </w:p>
+        </w:tc>
+      </w:tr>
+      <w:tr>
+        <w:tc>
+          <w:tcPr>
+            <w:tcW w:w="3145" w:type="dxa"/>
+          </w:tcPr>
+          <w:p>
+            <w:pPr>
+              <w:jc w:val="both"/>
+              <w:rPr>
+                <w:rFonts w:ascii="Times New Roman" w:hAnsi="Times New Roman" w:cs="Times New Roman"/>
+                <w:sz w:val="22"/>
+                <w:szCs w:val="22"/>
+              </w:rPr>
+            </w:pPr>
+            <w:r>
+              <w:rPr>
+                <w:rFonts w:ascii="Times New Roman" w:hAnsi="Times New Roman" w:cs="Times New Roman"/>
+                <w:sz w:val="22"/>
+                <w:szCs w:val="22"/>
+              </w:rPr>
+              <w:t>tolls_amount</w:t>
+            </w:r>
+          </w:p>
+        </w:tc>
+      </w:tr>
+      <w:tr>
+        <w:tc>
+          <w:tcPr>
+            <w:tcW w:w="3145" w:type="dxa"/>
+          </w:tcPr>
+          <w:p>
+            <w:pPr>
+              <w:jc w:val="both"/>
+              <w:rPr>
+                <w:rFonts w:ascii="Times New Roman" w:hAnsi="Times New Roman" w:cs="Times New Roman"/>
+                <w:sz w:val="22"/>
+                <w:szCs w:val="22"/>
+              </w:rPr>
+            </w:pPr>
+            <w:r>
+              <w:rPr>
+                <w:rFonts w:ascii="Times New Roman" w:hAnsi="Times New Roman" w:cs="Times New Roman"/>
+                <w:sz w:val="22"/>
+                <w:szCs w:val="22"/>
+              </w:rPr>
+              <w:t>improvement_surcharge</w:t>
+            </w:r>
+          </w:p>
+        </w:tc>
+      </w:tr>
+      <w:tr>
+        <w:tc>
+          <w:tcPr>
+            <w:tcW w:w="3145" w:type="dxa"/>
+          </w:tcPr>
+          <w:p>
+            <w:pPr>
+              <w:jc w:val="both"/>
+              <w:rPr>
+                <w:rFonts w:ascii="Times New Roman" w:hAnsi="Times New Roman" w:cs="Times New Roman"/>
+                <w:sz w:val="22"/>
+                <w:szCs w:val="22"/>
+              </w:rPr>
+            </w:pPr>
+            <w:r>
+              <w:rPr>
+                <w:rFonts w:ascii="Times New Roman" w:hAnsi="Times New Roman" w:cs="Times New Roman"/>
+                <w:sz w:val="22"/>
+                <w:szCs w:val="22"/>
+              </w:rPr>
+              <w:t>congestion_surcharge</w:t>
+            </w:r>
+          </w:p>
+        </w:tc>
+      </w:tr>
+      <w:tr>
+        <w:tc>
+          <w:tcPr>
+            <w:tcW w:w="3145" w:type="dxa"/>
+          </w:tcPr>
+          <w:p>
+            <w:pPr>
+              <w:jc w:val="both"/>
+              <w:rPr>
+                <w:rFonts w:ascii="Times New Roman" w:hAnsi="Times New Roman" w:cs="Times New Roman"/>
+                <w:sz w:val="22"/>
+                <w:szCs w:val="22"/>
+              </w:rPr>
+            </w:pPr>
+            <w:r>
+              <w:rPr>
+                <w:rFonts w:ascii="Times New Roman" w:hAnsi="Times New Roman" w:cs="Times New Roman"/>
+                <w:sz w:val="22"/>
+                <w:szCs w:val="22"/>
+              </w:rPr>
+              <w:t>airport_fee</w:t>
+            </w:r>
+          </w:p>
+        </w:tc>
+      </w:tr>
+    </w:tbl>
+    <w:p>
+      <w:pPr>
+        <w:jc w:val="both"/>
+        <w:rPr>
+          <w:rFonts w:ascii="Times New Roman" w:hAnsi="Times New Roman" w:cs="Times New Roman"/>
+        </w:rPr>
+      </w:pPr>
+    </w:p>
+    <w:p>
+      <w:pPr>
+        <w:pStyle w:val="Caption"/>
+        <w:keepNext/>
+      </w:pPr>
+      <w:bookmarkStart w:id="3" w:name="_Ref239266761"/>
+      <w:r>
+        <w:t xml:space="preserve">Table </w:t>
+      </w:r>
+      <w:r>
+        <w:fldChar w:fldCharType="begin"/>
+      </w:r>
+      <w:r>
+        <w:instrText xml:space="preserve"> SEQ Table \* ARABIC </w:instrText>
+      </w:r>
+      <w:r>
+        <w:fldChar w:fldCharType="separate"/>
+      </w:r>
+      <w:r>
+        <w:rPr>
+          <w:noProof/>
+        </w:rPr>
+        <w:t>4</w:t>
+      </w:r>
+      <w:r>
+        <w:fldChar w:fldCharType="end"/>
+      </w:r>
+      <w:bookmarkEnd w:id="3"/>
+      <w:r>
+        <w:t>: Minimum and maximum ranges of the raw data set, obtained in order to better filter the dataset.</w:t>
+      </w:r>
+    </w:p>
+    <w:tbl>
+      <w:tblPr>
+        <w:tblStyle w:val="TableGrid"/>
+        <w:tblW w:w="0" w:type="auto"/>
+        <w:tblLook w:val="04A0" w:firstRow="1" w:lastRow="0" w:firstColumn="1" w:lastColumn="0" w:noHBand="0" w:noVBand="1"/>
+      </w:tblPr>
+      <w:tblGrid>
+        <w:gridCol w:w="3145"/>
+        <w:gridCol w:w="2790"/>
+        <w:gridCol w:w="3060"/>
+      </w:tblGrid>
+      <w:tr>
+        <w:trPr>
+          <w:trHeight w:val="269"/>
+          <w:tblHeader/>
+        </w:trPr>
+        <w:tc>
+          <w:tcPr>
+            <w:tcW w:w="3145" w:type="dxa"/>
+            <w:tcBorders>
+              <w:right w:val="single" w:sz="4" w:space="0" w:color="FFFFFF" w:themeColor="background1"/>
+            </w:tcBorders>
+            <w:shd w:val="clear" w:color="auto" w:fill="262626" w:themeFill="text1" w:themeFillTint="D9"/>
+            <w:vAlign w:val="center"/>
+          </w:tcPr>
+          <w:p>
+            <w:pPr>
+              <w:jc w:val="center"/>
+              <w:rPr>
+                <w:rFonts w:ascii="Times New Roman" w:hAnsi="Times New Roman" w:cs="Times New Roman"/>
+                <w:b/>
+                <w:bCs/>
+                <w:sz w:val="22"/>
+                <w:szCs w:val="22"/>
+              </w:rPr>
+            </w:pPr>
+            <w:r>
+              <w:rPr>
+                <w:rFonts w:ascii="Times New Roman" w:hAnsi="Times New Roman" w:cs="Times New Roman"/>
+                <w:b/>
+                <w:bCs/>
+                <w:sz w:val="22"/>
+                <w:szCs w:val="22"/>
+              </w:rPr>
+              <w:t>Variable</w:t>
+            </w:r>
+          </w:p>
+        </w:tc>
+        <w:tc>
+          <w:tcPr>
+            <w:tcW w:w="2790" w:type="dxa"/>
+            <w:tcBorders>
+              <w:left w:val="single" w:sz="4" w:space="0" w:color="FFFFFF" w:themeColor="background1"/>
+              <w:right w:val="single" w:sz="4" w:space="0" w:color="FFFFFF" w:themeColor="background1"/>
+            </w:tcBorders>
+            <w:shd w:val="clear" w:color="auto" w:fill="262626" w:themeFill="text1" w:themeFillTint="D9"/>
+          </w:tcPr>
+          <w:p>
+            <w:pPr>
+              <w:jc w:val="center"/>
+              <w:rPr>
+                <w:rFonts w:ascii="Times New Roman" w:hAnsi="Times New Roman" w:cs="Times New Roman"/>
+                <w:b/>
+                <w:bCs/>
+                <w:sz w:val="22"/>
+                <w:szCs w:val="22"/>
+              </w:rPr>
+            </w:pPr>
+            <w:r>
+              <w:rPr>
+                <w:rFonts w:ascii="Times New Roman" w:hAnsi="Times New Roman" w:cs="Times New Roman"/>
+                <w:b/>
+                <w:bCs/>
+                <w:sz w:val="22"/>
+                <w:szCs w:val="22"/>
+              </w:rPr>
+              <w:t>Minimum</w:t>
+            </w:r>
+          </w:p>
+        </w:tc>
+        <w:tc>
+          <w:tcPr>
+            <w:tcW w:w="3060" w:type="dxa"/>
+            <w:tcBorders>
+              <w:left w:val="single" w:sz="4" w:space="0" w:color="FFFFFF" w:themeColor="background1"/>
+              <w:right w:val="single" w:sz="4" w:space="0" w:color="FFFFFF" w:themeColor="background1"/>
+            </w:tcBorders>
+            <w:shd w:val="clear" w:color="auto" w:fill="262626" w:themeFill="text1" w:themeFillTint="D9"/>
+          </w:tcPr>
+          <w:p>
+            <w:pPr>
+              <w:jc w:val="center"/>
+              <w:rPr>
+                <w:rFonts w:ascii="Times New Roman" w:hAnsi="Times New Roman" w:cs="Times New Roman"/>
+                <w:b/>
+                <w:bCs/>
+                <w:sz w:val="22"/>
+                <w:szCs w:val="22"/>
+              </w:rPr>
+            </w:pPr>
+            <w:r>
+              <w:rPr>
+                <w:rFonts w:ascii="Times New Roman" w:hAnsi="Times New Roman" w:cs="Times New Roman"/>
+                <w:b/>
+                <w:bCs/>
+                <w:sz w:val="22"/>
+                <w:szCs w:val="22"/>
+              </w:rPr>
+              <w:t xml:space="preserve">Maximum </w:t>
+            </w:r>
+          </w:p>
+        </w:tc>
+      </w:tr>
+      <w:tr>
+        <w:tc>
+          <w:tcPr>
+            <w:tcW w:w="3145" w:type="dxa"/>
+          </w:tcPr>
+          <w:p>
+            <w:pPr>
+              <w:jc w:val="both"/>
+              <w:rPr>
+                <w:rFonts w:ascii="Times New Roman" w:hAnsi="Times New Roman" w:cs="Times New Roman"/>
+                <w:sz w:val="22"/>
+                <w:szCs w:val="22"/>
+              </w:rPr>
+            </w:pPr>
+            <w:r>
+              <w:rPr>
+                <w:rFonts w:ascii="Times New Roman" w:hAnsi="Times New Roman" w:cs="Times New Roman"/>
+                <w:sz w:val="22"/>
+                <w:szCs w:val="22"/>
+              </w:rPr>
+              <w:t>passenger_count</w:t>
+            </w:r>
+          </w:p>
+        </w:tc>
+        <w:tc>
+          <w:tcPr>
+            <w:tcW w:w="2790" w:type="dxa"/>
+          </w:tcPr>
+          <w:p>
+            <w:pPr>
+              <w:jc w:val="center"/>
+              <w:rPr>
+                <w:rFonts w:ascii="Times New Roman" w:hAnsi="Times New Roman" w:cs="Times New Roman"/>
+                <w:sz w:val="22"/>
+                <w:szCs w:val="22"/>
+              </w:rPr>
+            </w:pPr>
+            <w:r>
+              <w:rPr>
+                <w:rFonts w:ascii="Times New Roman" w:hAnsi="Times New Roman" w:cs="Times New Roman"/>
+                <w:sz w:val="22"/>
+                <w:szCs w:val="22"/>
+              </w:rPr>
+              <w:t>0</w:t>
+            </w:r>
+          </w:p>
+        </w:tc>
+        <w:tc>
+          <w:tcPr>
+            <w:tcW w:w="3060" w:type="dxa"/>
+          </w:tcPr>
+          <w:p>
+            <w:pPr>
+              <w:jc w:val="center"/>
+              <w:rPr>
+                <w:rFonts w:ascii="Times New Roman" w:hAnsi="Times New Roman" w:cs="Times New Roman"/>
+                <w:sz w:val="22"/>
+                <w:szCs w:val="22"/>
+              </w:rPr>
+            </w:pPr>
+            <w:r>
+              <w:rPr>
+                <w:rFonts w:ascii="Times New Roman" w:hAnsi="Times New Roman" w:cs="Times New Roman"/>
+                <w:sz w:val="22"/>
+                <w:szCs w:val="22"/>
+              </w:rPr>
+              <w:t>208</w:t>
+            </w:r>
+          </w:p>
+        </w:tc>
+      </w:tr>
+      <w:tr>
+        <w:tc>
+          <w:tcPr>
+            <w:tcW w:w="3145" w:type="dxa"/>
+          </w:tcPr>
+          <w:p>
+            <w:pPr>
+              <w:jc w:val="both"/>
+              <w:rPr>
+                <w:rFonts w:ascii="Times New Roman" w:hAnsi="Times New Roman" w:cs="Times New Roman"/>
+                <w:sz w:val="22"/>
+                <w:szCs w:val="22"/>
+              </w:rPr>
+            </w:pPr>
+            <w:r>
+              <w:rPr>
+                <w:rFonts w:ascii="Times New Roman" w:hAnsi="Times New Roman" w:cs="Times New Roman"/>
+                <w:sz w:val="22"/>
+                <w:szCs w:val="22"/>
+              </w:rPr>
+              <w:t>trip_distance</w:t>
+            </w:r>
+          </w:p>
+        </w:tc>
+        <w:tc>
+          <w:tcPr>
+            <w:tcW w:w="2790" w:type="dxa"/>
+          </w:tcPr>
+          <w:p>
+            <w:pPr>
+              <w:jc w:val="center"/>
+              <w:rPr>
+                <w:rFonts w:ascii="Times New Roman" w:hAnsi="Times New Roman" w:cs="Times New Roman"/>
+                <w:sz w:val="22"/>
+                <w:szCs w:val="22"/>
+              </w:rPr>
+            </w:pPr>
+            <w:r>
+              <w:rPr>
+                <w:rFonts w:ascii="Times New Roman" w:hAnsi="Times New Roman" w:cs="Times New Roman"/>
+                <w:sz w:val="22"/>
+                <w:szCs w:val="22"/>
+              </w:rPr>
+              <w:t>-4.08E7</w:t>
+            </w:r>
+          </w:p>
+        </w:tc>
+        <w:tc>
+          <w:tcPr>
+            <w:tcW w:w="3060" w:type="dxa"/>
+          </w:tcPr>
+          <w:p>
+            <w:pPr>
+              <w:jc w:val="center"/>
+              <w:rPr>
+                <w:rFonts w:ascii="Times New Roman" w:hAnsi="Times New Roman" w:cs="Times New Roman"/>
+                <w:sz w:val="22"/>
+                <w:szCs w:val="22"/>
+              </w:rPr>
+            </w:pPr>
+            <w:r>
+              <w:rPr>
+                <w:rFonts w:ascii="Times New Roman" w:hAnsi="Times New Roman" w:cs="Times New Roman"/>
+                <w:sz w:val="22"/>
+                <w:szCs w:val="22"/>
+              </w:rPr>
+              <w:t>1.35E8</w:t>
+            </w:r>
+          </w:p>
+        </w:tc>
+      </w:tr>
+      <w:tr>
+        <w:tc>
+          <w:tcPr>
+            <w:tcW w:w="3145" w:type="dxa"/>
+          </w:tcPr>
+          <w:p>
+            <w:pPr>
+              <w:jc w:val="both"/>
+              <w:rPr>
+                <w:rFonts w:ascii="Times New Roman" w:hAnsi="Times New Roman" w:cs="Times New Roman"/>
+                <w:sz w:val="22"/>
+                <w:szCs w:val="22"/>
+              </w:rPr>
+            </w:pPr>
+            <w:r>
+              <w:rPr>
+                <w:rFonts w:ascii="Times New Roman" w:hAnsi="Times New Roman" w:cs="Times New Roman"/>
+                <w:sz w:val="22"/>
+                <w:szCs w:val="22"/>
+              </w:rPr>
+              <w:t>fare_amount</w:t>
+            </w:r>
+          </w:p>
+        </w:tc>
+        <w:tc>
+          <w:tcPr>
+            <w:tcW w:w="2790" w:type="dxa"/>
+          </w:tcPr>
+          <w:p>
+            <w:pPr>
+              <w:jc w:val="center"/>
+              <w:rPr>
+                <w:rFonts w:ascii="Times New Roman" w:hAnsi="Times New Roman" w:cs="Times New Roman"/>
+                <w:sz w:val="22"/>
+                <w:szCs w:val="22"/>
+              </w:rPr>
+            </w:pPr>
+            <w:r>
+              <w:rPr>
+                <w:rFonts w:ascii="Times New Roman" w:hAnsi="Times New Roman" w:cs="Times New Roman"/>
+                <w:sz w:val="22"/>
+                <w:szCs w:val="22"/>
+              </w:rPr>
+              <w:t>-957.6</w:t>
+            </w:r>
+          </w:p>
+        </w:tc>
+        <w:tc>
+          <w:tcPr>
+            <w:tcW w:w="3060" w:type="dxa"/>
+          </w:tcPr>
+          <w:p>
+            <w:pPr>
+              <w:jc w:val="center"/>
+              <w:rPr>
+                <w:rFonts w:ascii="Times New Roman" w:hAnsi="Times New Roman" w:cs="Times New Roman"/>
+                <w:sz w:val="22"/>
+                <w:szCs w:val="22"/>
+              </w:rPr>
+            </w:pPr>
+            <w:r>
+              <w:rPr>
+                <w:rFonts w:ascii="Times New Roman" w:hAnsi="Times New Roman" w:cs="Times New Roman"/>
+                <w:sz w:val="22"/>
+                <w:szCs w:val="22"/>
+              </w:rPr>
+              <w:t>861604.49</w:t>
+            </w:r>
+          </w:p>
+        </w:tc>
+      </w:tr>
+      <w:tr>
+        <w:tc>
+          <w:tcPr>
+            <w:tcW w:w="3145" w:type="dxa"/>
+          </w:tcPr>
+          <w:p>
+            <w:pPr>
+              <w:jc w:val="both"/>
+              <w:rPr>
+                <w:rFonts w:ascii="Times New Roman" w:hAnsi="Times New Roman" w:cs="Times New Roman"/>
+                <w:sz w:val="22"/>
+                <w:szCs w:val="22"/>
+              </w:rPr>
+            </w:pPr>
+            <w:r>
+              <w:rPr>
+                <w:rFonts w:ascii="Times New Roman" w:hAnsi="Times New Roman" w:cs="Times New Roman"/>
+                <w:sz w:val="22"/>
+                <w:szCs w:val="22"/>
+              </w:rPr>
+              <w:t>tip_amount</w:t>
+            </w:r>
+          </w:p>
+        </w:tc>
+        <w:tc>
+          <w:tcPr>
+            <w:tcW w:w="2790" w:type="dxa"/>
+          </w:tcPr>
+          <w:p>
+            <w:pPr>
+              <w:jc w:val="center"/>
+              <w:rPr>
+                <w:rFonts w:ascii="Times New Roman" w:hAnsi="Times New Roman" w:cs="Times New Roman"/>
+                <w:sz w:val="22"/>
+                <w:szCs w:val="22"/>
+              </w:rPr>
+            </w:pPr>
+            <w:r>
+              <w:rPr>
+                <w:rFonts w:ascii="Times New Roman" w:hAnsi="Times New Roman" w:cs="Times New Roman"/>
+                <w:sz w:val="22"/>
+                <w:szCs w:val="22"/>
+              </w:rPr>
+              <w:t>-448.91</w:t>
+            </w:r>
+          </w:p>
+        </w:tc>
+        <w:tc>
+          <w:tcPr>
+            <w:tcW w:w="3060" w:type="dxa"/>
+          </w:tcPr>
+          <w:p>
+            <w:pPr>
+              <w:jc w:val="center"/>
+              <w:rPr>
+                <w:rFonts w:ascii="Times New Roman" w:hAnsi="Times New Roman" w:cs="Times New Roman"/>
+                <w:sz w:val="22"/>
+                <w:szCs w:val="22"/>
+              </w:rPr>
+            </w:pPr>
+            <w:r>
+              <w:rPr>
+                <w:rFonts w:ascii="Times New Roman" w:hAnsi="Times New Roman" w:cs="Times New Roman"/>
+                <w:sz w:val="22"/>
+                <w:szCs w:val="22"/>
+              </w:rPr>
+              <w:t>3950588.8</w:t>
+            </w:r>
+          </w:p>
+        </w:tc>
+      </w:tr>
+      <w:tr>
+        <w:tc>
+          <w:tcPr>
+            <w:tcW w:w="3145" w:type="dxa"/>
+          </w:tcPr>
+          <w:p>
+            <w:pPr>
+              <w:jc w:val="both"/>
+              <w:rPr>
+                <w:rFonts w:ascii="Times New Roman" w:hAnsi="Times New Roman" w:cs="Times New Roman"/>
+                <w:sz w:val="22"/>
+                <w:szCs w:val="22"/>
+              </w:rPr>
+            </w:pPr>
+            <w:r>
+              <w:rPr>
+                <w:rFonts w:ascii="Times New Roman" w:hAnsi="Times New Roman" w:cs="Times New Roman"/>
+                <w:sz w:val="22"/>
+                <w:szCs w:val="22"/>
+              </w:rPr>
+              <w:t>total_amount</w:t>
+            </w:r>
+          </w:p>
+        </w:tc>
+        <w:tc>
+          <w:tcPr>
+            <w:tcW w:w="2790" w:type="dxa"/>
+          </w:tcPr>
+          <w:p>
+            <w:pPr>
+              <w:jc w:val="center"/>
+              <w:rPr>
+                <w:rFonts w:ascii="Times New Roman" w:hAnsi="Times New Roman" w:cs="Times New Roman"/>
+                <w:sz w:val="22"/>
+                <w:szCs w:val="22"/>
+              </w:rPr>
+            </w:pPr>
+            <w:r>
+              <w:rPr>
+                <w:rFonts w:ascii="Times New Roman" w:hAnsi="Times New Roman" w:cs="Times New Roman"/>
+                <w:sz w:val="22"/>
+                <w:szCs w:val="22"/>
+              </w:rPr>
+              <w:t>-958.4</w:t>
+            </w:r>
+          </w:p>
+        </w:tc>
+        <w:tc>
+          <w:tcPr>
+            <w:tcW w:w="3060" w:type="dxa"/>
+          </w:tcPr>
+          <w:p>
+            <w:pPr>
+              <w:jc w:val="center"/>
+              <w:rPr>
+                <w:rFonts w:ascii="Times New Roman" w:hAnsi="Times New Roman" w:cs="Times New Roman"/>
+                <w:sz w:val="22"/>
+                <w:szCs w:val="22"/>
+              </w:rPr>
+            </w:pPr>
+            <w:r>
+              <w:rPr>
+                <w:rFonts w:ascii="Times New Roman" w:hAnsi="Times New Roman" w:cs="Times New Roman"/>
+                <w:sz w:val="22"/>
+                <w:szCs w:val="22"/>
+              </w:rPr>
+              <w:t>1E07</w:t>
+            </w:r>
+          </w:p>
+        </w:tc>
+      </w:tr>
+      <w:tr>
+        <w:tc>
+          <w:tcPr>
+            <w:tcW w:w="3145" w:type="dxa"/>
+          </w:tcPr>
+          <w:p>
+            <w:pPr>
+              <w:jc w:val="both"/>
+              <w:rPr>
+                <w:rFonts w:ascii="Times New Roman" w:hAnsi="Times New Roman" w:cs="Times New Roman"/>
+                <w:sz w:val="22"/>
+                <w:szCs w:val="22"/>
+              </w:rPr>
+            </w:pPr>
+            <w:r>
+              <w:rPr>
+                <w:rFonts w:ascii="Times New Roman" w:hAnsi="Times New Roman" w:cs="Times New Roman"/>
+                <w:sz w:val="22"/>
+                <w:szCs w:val="22"/>
+              </w:rPr>
+              <w:t>trip_duration</w:t>
+            </w:r>
+          </w:p>
+        </w:tc>
+        <w:tc>
+          <w:tcPr>
+            <w:tcW w:w="2790" w:type="dxa"/>
+          </w:tcPr>
+          <w:p>
+            <w:pPr>
+              <w:jc w:val="center"/>
+              <w:rPr>
+                <w:rFonts w:ascii="Times New Roman" w:hAnsi="Times New Roman" w:cs="Times New Roman"/>
+                <w:sz w:val="22"/>
+                <w:szCs w:val="22"/>
+              </w:rPr>
+            </w:pPr>
+            <w:r>
+              <w:rPr>
+                <w:rFonts w:ascii="Times New Roman" w:hAnsi="Times New Roman" w:cs="Times New Roman"/>
+                <w:sz w:val="22"/>
+                <w:szCs w:val="22"/>
+              </w:rPr>
+              <w:t>-1016695.4</w:t>
+            </w:r>
+          </w:p>
+        </w:tc>
+        <w:tc>
+          <w:tcPr>
+            <w:tcW w:w="3060" w:type="dxa"/>
+          </w:tcPr>
+          <w:p>
+            <w:pPr>
+              <w:jc w:val="center"/>
+              <w:rPr>
+                <w:rFonts w:ascii="Times New Roman" w:hAnsi="Times New Roman" w:cs="Times New Roman"/>
+                <w:sz w:val="22"/>
+                <w:szCs w:val="22"/>
+              </w:rPr>
+            </w:pPr>
+            <w:r>
+              <w:rPr>
+                <w:rFonts w:ascii="Times New Roman" w:hAnsi="Times New Roman" w:cs="Times New Roman"/>
+                <w:sz w:val="22"/>
+                <w:szCs w:val="22"/>
+              </w:rPr>
+              <w:t>21308.13</w:t>
+            </w:r>
+          </w:p>
+        </w:tc>
+      </w:tr>
+      <w:tr>
+        <w:tc>
+          <w:tcPr>
+            <w:tcW w:w="3145" w:type="dxa"/>
+          </w:tcPr>
+          <w:p>
+            <w:pPr>
+              <w:jc w:val="both"/>
+              <w:rPr>
+                <w:rFonts w:ascii="Times New Roman" w:hAnsi="Times New Roman" w:cs="Times New Roman"/>
+                <w:sz w:val="22"/>
+                <w:szCs w:val="22"/>
+              </w:rPr>
+            </w:pPr>
+            <w:r>
+              <w:rPr>
+                <w:rFonts w:ascii="Times New Roman" w:hAnsi="Times New Roman" w:cs="Times New Roman"/>
+                <w:sz w:val="22"/>
+                <w:szCs w:val="22"/>
+              </w:rPr>
+              <w:t>average_trip_speed</w:t>
+            </w:r>
+          </w:p>
+        </w:tc>
+        <w:tc>
+          <w:tcPr>
+            <w:tcW w:w="2790" w:type="dxa"/>
+          </w:tcPr>
+          <w:p>
+            <w:pPr>
+              <w:jc w:val="center"/>
+              <w:rPr>
+                <w:rFonts w:ascii="Times New Roman" w:hAnsi="Times New Roman" w:cs="Times New Roman"/>
+                <w:sz w:val="22"/>
+                <w:szCs w:val="22"/>
+              </w:rPr>
+            </w:pPr>
+            <w:r>
+              <w:rPr>
+                <w:rFonts w:ascii="Times New Roman" w:hAnsi="Times New Roman" w:cs="Times New Roman"/>
+                <w:sz w:val="22"/>
+                <w:szCs w:val="22"/>
+              </w:rPr>
+              <w:t>-4.9</w:t>
+            </w:r>
+          </w:p>
+        </w:tc>
+        <w:tc>
+          <w:tcPr>
+            <w:tcW w:w="3060" w:type="dxa"/>
+          </w:tcPr>
+          <w:p>
+            <w:pPr>
+              <w:jc w:val="center"/>
+              <w:rPr>
+                <w:rFonts w:ascii="Times New Roman" w:hAnsi="Times New Roman" w:cs="Times New Roman"/>
+                <w:sz w:val="22"/>
+                <w:szCs w:val="22"/>
+              </w:rPr>
+            </w:pPr>
+            <w:r>
+              <w:rPr>
+                <w:rFonts w:ascii="Times New Roman" w:hAnsi="Times New Roman" w:cs="Times New Roman"/>
+                <w:sz w:val="22"/>
+                <w:szCs w:val="22"/>
+              </w:rPr>
+              <w:t>9.9E9</w:t>
+            </w:r>
+          </w:p>
+        </w:tc>
+      </w:tr>
+    </w:tbl>
+    <w:p/>
+    <w:p>
+      <w:pPr>
+        <w:pStyle w:val="Caption"/>
+        <w:keepNext/>
+      </w:pPr>
+      <w:bookmarkStart w:id="4" w:name="_Ref239268454"/>
+      <w:r>
+        <w:t xml:space="preserve">Table </w:t>
+      </w:r>
+      <w:r>
+        <w:fldChar w:fldCharType="begin"/>
+      </w:r>
+      <w:r>
+        <w:instrText xml:space="preserve"> SEQ Table \* ARABIC </w:instrText>
+      </w:r>
+      <w:r>
+        <w:fldChar w:fldCharType="separate"/>
+      </w:r>
+      <w:r>
+        <w:rPr>
+          <w:noProof/>
+        </w:rPr>
+        <w:t>5</w:t>
+      </w:r>
+      <w:r>
+        <w:fldChar w:fldCharType="end"/>
+      </w:r>
+      <w:bookmarkEnd w:id="4"/>
+      <w:r>
+        <w:t>: Filters applied.</w:t>
+      </w:r>
+    </w:p>
+    <w:tbl>
+      <w:tblPr>
+        <w:tblStyle w:val="TableGrid"/>
+        <w:tblW w:w="9085" w:type="dxa"/>
+        <w:tblLook w:val="04A0" w:firstRow="1" w:lastRow="0" w:firstColumn="1" w:lastColumn="0" w:noHBand="0" w:noVBand="1"/>
+      </w:tblPr>
+      <w:tblGrid>
+        <w:gridCol w:w="3145"/>
+        <w:gridCol w:w="5940"/>
+      </w:tblGrid>
+      <w:tr>
+        <w:trPr>
+          <w:trHeight w:val="269"/>
+          <w:tblHeader/>
+        </w:trPr>
+        <w:tc>
+          <w:tcPr>
+            <w:tcW w:w="3145" w:type="dxa"/>
+            <w:tcBorders>
+              <w:right w:val="single" w:sz="4" w:space="0" w:color="FFFFFF" w:themeColor="background1"/>
+            </w:tcBorders>
+            <w:shd w:val="clear" w:color="auto" w:fill="262626" w:themeFill="text1" w:themeFillTint="D9"/>
+            <w:vAlign w:val="center"/>
+          </w:tcPr>
+          <w:p>
+            <w:pPr>
+              <w:jc w:val="center"/>
+              <w:rPr>
+                <w:rFonts w:ascii="Times New Roman" w:hAnsi="Times New Roman" w:cs="Times New Roman"/>
+                <w:b/>
+                <w:bCs/>
+                <w:sz w:val="22"/>
+                <w:szCs w:val="22"/>
+              </w:rPr>
+            </w:pPr>
+            <w:r>
+              <w:rPr>
+                <w:rFonts w:ascii="Times New Roman" w:hAnsi="Times New Roman" w:cs="Times New Roman"/>
+                <w:b/>
+                <w:bCs/>
+                <w:sz w:val="22"/>
+                <w:szCs w:val="22"/>
+              </w:rPr>
+              <w:t>Variable</w:t>
+            </w:r>
+          </w:p>
+        </w:tc>
+        <w:tc>
+          <w:tcPr>
+            <w:tcW w:w="5940" w:type="dxa"/>
+            <w:tcBorders>
+              <w:left w:val="single" w:sz="4" w:space="0" w:color="FFFFFF" w:themeColor="background1"/>
+              <w:right w:val="single" w:sz="4" w:space="0" w:color="FFFFFF" w:themeColor="background1"/>
+            </w:tcBorders>
+            <w:shd w:val="clear" w:color="auto" w:fill="262626" w:themeFill="text1" w:themeFillTint="D9"/>
+          </w:tcPr>
+          <w:p>
+            <w:pPr>
+              <w:jc w:val="center"/>
+              <w:rPr>
+                <w:rFonts w:ascii="Times New Roman" w:hAnsi="Times New Roman" w:cs="Times New Roman"/>
+                <w:b/>
+                <w:bCs/>
+                <w:sz w:val="22"/>
+                <w:szCs w:val="22"/>
+              </w:rPr>
+            </w:pPr>
+            <w:r>
+              <w:rPr>
+                <w:rFonts w:ascii="Times New Roman" w:hAnsi="Times New Roman" w:cs="Times New Roman"/>
+                <w:b/>
+                <w:bCs/>
+                <w:sz w:val="22"/>
+                <w:szCs w:val="22"/>
+              </w:rPr>
+              <w:t>Filter applied</w:t>
+            </w:r>
+          </w:p>
+        </w:tc>
+      </w:tr>
+      <w:tr>
+        <w:tc>
+          <w:tcPr>
+            <w:tcW w:w="3145" w:type="dxa"/>
+          </w:tcPr>
+          <w:p>
+            <w:pPr>
+              <w:jc w:val="both"/>
+              <w:rPr>
+                <w:rFonts w:ascii="Times New Roman" w:hAnsi="Times New Roman" w:cs="Times New Roman"/>
+                <w:sz w:val="22"/>
+                <w:szCs w:val="22"/>
+              </w:rPr>
+            </w:pPr>
+            <w:r>
+              <w:rPr>
+                <w:rFonts w:ascii="Times New Roman" w:hAnsi="Times New Roman" w:cs="Times New Roman"/>
+                <w:sz w:val="22"/>
+                <w:szCs w:val="22"/>
+              </w:rPr>
+              <w:t xml:space="preserve">passenger_count </w:t>
+            </w:r>
+          </w:p>
+        </w:tc>
+        <w:tc>
+          <w:tcPr>
+            <w:tcW w:w="5940" w:type="dxa"/>
+          </w:tcPr>
+          <w:p>
+            <w:pPr>
+              <w:jc w:val="center"/>
+              <w:rPr>
+                <w:rFonts w:ascii="Times New Roman" w:hAnsi="Times New Roman" w:cs="Times New Roman"/>
+                <w:sz w:val="22"/>
+                <w:szCs w:val="22"/>
+              </w:rPr>
+            </w:pPr>
+            <w:r>
+              <w:rPr>
+                <w:rFonts w:ascii="Times New Roman" w:hAnsi="Times New Roman" w:cs="Times New Roman"/>
+                <w:sz w:val="22"/>
+                <w:szCs w:val="22"/>
+              </w:rPr>
+              <w:t>0 &lt; passenger_count &lt; 5</w:t>
+            </w:r>
+          </w:p>
+        </w:tc>
+      </w:tr>
+      <w:tr>
+        <w:tc>
+          <w:tcPr>
+            <w:tcW w:w="3145" w:type="dxa"/>
+          </w:tcPr>
+          <w:p>
+            <w:pPr>
+              <w:jc w:val="both"/>
+              <w:rPr>
+                <w:rFonts w:ascii="Times New Roman" w:hAnsi="Times New Roman" w:cs="Times New Roman"/>
+                <w:sz w:val="22"/>
+                <w:szCs w:val="22"/>
+              </w:rPr>
+            </w:pPr>
+            <w:r>
+              <w:rPr>
+                <w:rFonts w:ascii="Times New Roman" w:hAnsi="Times New Roman" w:cs="Times New Roman"/>
+                <w:sz w:val="22"/>
+                <w:szCs w:val="22"/>
+              </w:rPr>
+              <w:t>trip_distance</w:t>
+            </w:r>
+          </w:p>
+        </w:tc>
+        <w:tc>
+          <w:tcPr>
+            <w:tcW w:w="5940" w:type="dxa"/>
+          </w:tcPr>
+          <w:p>
+            <w:pPr>
+              <w:jc w:val="center"/>
+              <w:rPr>
+                <w:rFonts w:ascii="Times New Roman" w:hAnsi="Times New Roman" w:cs="Times New Roman"/>
+                <w:sz w:val="22"/>
+                <w:szCs w:val="22"/>
+              </w:rPr>
+            </w:pPr>
+            <w:r>
+              <w:rPr>
+                <w:rFonts w:ascii="Times New Roman" w:hAnsi="Times New Roman" w:cs="Times New Roman"/>
+                <w:sz w:val="22"/>
+                <w:szCs w:val="22"/>
+              </w:rPr>
+              <w:t>0 miles &lt; trip_distance &lt; 20 miles</w:t>
+            </w:r>
+          </w:p>
+        </w:tc>
+      </w:tr>
+      <w:tr>
+        <w:tc>
+          <w:tcPr>
+            <w:tcW w:w="3145" w:type="dxa"/>
+          </w:tcPr>
+          <w:p>
+            <w:pPr>
+              <w:jc w:val="both"/>
+              <w:rPr>
+                <w:rFonts w:ascii="Times New Roman" w:hAnsi="Times New Roman" w:cs="Times New Roman"/>
+                <w:sz w:val="22"/>
+                <w:szCs w:val="22"/>
+              </w:rPr>
+            </w:pPr>
+            <w:r>
+              <w:rPr>
+                <w:rFonts w:ascii="Times New Roman" w:hAnsi="Times New Roman" w:cs="Times New Roman"/>
+                <w:sz w:val="22"/>
+                <w:szCs w:val="22"/>
+              </w:rPr>
+              <w:t>fare_amount</w:t>
+            </w:r>
+          </w:p>
+        </w:tc>
+        <w:tc>
+          <w:tcPr>
+            <w:tcW w:w="5940" w:type="dxa"/>
+          </w:tcPr>
+          <w:p>
+            <w:pPr>
+              <w:jc w:val="center"/>
+              <w:rPr>
+                <w:rFonts w:ascii="Times New Roman" w:hAnsi="Times New Roman" w:cs="Times New Roman"/>
+                <w:sz w:val="22"/>
+                <w:szCs w:val="22"/>
+              </w:rPr>
+            </w:pPr>
+            <w:r>
+              <w:rPr>
+                <w:rFonts w:ascii="Times New Roman" w:hAnsi="Times New Roman" w:cs="Times New Roman"/>
+                <w:sz w:val="22"/>
+                <w:szCs w:val="22"/>
+              </w:rPr>
+              <w:t>0 dollars &lt; fare_amount &lt; 100 dollars</w:t>
+            </w:r>
+          </w:p>
+        </w:tc>
+      </w:tr>
+      <w:tr>
+        <w:tc>
+          <w:tcPr>
+            <w:tcW w:w="3145" w:type="dxa"/>
+          </w:tcPr>
+          <w:p>
+            <w:pPr>
+              <w:jc w:val="both"/>
+              <w:rPr>
+                <w:rFonts w:ascii="Times New Roman" w:hAnsi="Times New Roman" w:cs="Times New Roman"/>
+                <w:sz w:val="22"/>
+                <w:szCs w:val="22"/>
+              </w:rPr>
+            </w:pPr>
+            <w:r>
+              <w:rPr>
+                <w:rFonts w:ascii="Times New Roman" w:hAnsi="Times New Roman" w:cs="Times New Roman"/>
+                <w:sz w:val="22"/>
+                <w:szCs w:val="22"/>
+              </w:rPr>
+              <w:t>tip_amount</w:t>
+            </w:r>
+          </w:p>
+        </w:tc>
+        <w:tc>
+          <w:tcPr>
+            <w:tcW w:w="5940" w:type="dxa"/>
+          </w:tcPr>
+          <w:p>
+            <w:pPr>
+              <w:jc w:val="center"/>
+              <w:rPr>
+                <w:rFonts w:ascii="Times New Roman" w:hAnsi="Times New Roman" w:cs="Times New Roman"/>
+                <w:sz w:val="22"/>
+                <w:szCs w:val="22"/>
+              </w:rPr>
+            </w:pPr>
+            <w:r>
+              <w:rPr>
+                <w:rFonts w:ascii="Times New Roman" w:hAnsi="Times New Roman" w:cs="Times New Roman"/>
+                <w:sz w:val="22"/>
+                <w:szCs w:val="22"/>
+              </w:rPr>
+              <w:t>tip_amount &gt;= 0 dollars</w:t>
+            </w:r>
+          </w:p>
+        </w:tc>
+      </w:tr>
+      <w:tr>
+        <w:tc>
+          <w:tcPr>
+            <w:tcW w:w="3145" w:type="dxa"/>
+          </w:tcPr>
+          <w:p>
+            <w:pPr>
+              <w:jc w:val="both"/>
+              <w:rPr>
+                <w:rFonts w:ascii="Times New Roman" w:hAnsi="Times New Roman" w:cs="Times New Roman"/>
+                <w:sz w:val="22"/>
+                <w:szCs w:val="22"/>
+              </w:rPr>
+            </w:pPr>
+            <w:r>
+              <w:rPr>
+                <w:rFonts w:ascii="Times New Roman" w:hAnsi="Times New Roman" w:cs="Times New Roman"/>
+                <w:sz w:val="22"/>
+                <w:szCs w:val="22"/>
+              </w:rPr>
+              <w:t>total_amount</w:t>
+            </w:r>
+          </w:p>
+        </w:tc>
+        <w:tc>
+          <w:tcPr>
+            <w:tcW w:w="5940" w:type="dxa"/>
+          </w:tcPr>
+          <w:p>
+            <w:pPr>
+              <w:jc w:val="center"/>
+              <w:rPr>
+                <w:rFonts w:ascii="Times New Roman" w:hAnsi="Times New Roman" w:cs="Times New Roman"/>
+                <w:sz w:val="22"/>
+                <w:szCs w:val="22"/>
+              </w:rPr>
+            </w:pPr>
+            <w:r>
+              <w:rPr>
+                <w:rFonts w:ascii="Times New Roman" w:hAnsi="Times New Roman" w:cs="Times New Roman"/>
+                <w:sz w:val="22"/>
+                <w:szCs w:val="22"/>
+              </w:rPr>
+              <w:t>0  dollars &lt; total_amount &lt; 2000 dollars</w:t>
+            </w:r>
+          </w:p>
+        </w:tc>
+      </w:tr>
+      <w:tr>
+        <w:tc>
+          <w:tcPr>
+            <w:tcW w:w="3145" w:type="dxa"/>
+          </w:tcPr>
+          <w:p>
+            <w:pPr>
+              <w:jc w:val="both"/>
+              <w:rPr>
+                <w:rFonts w:ascii="Times New Roman" w:hAnsi="Times New Roman" w:cs="Times New Roman"/>
+                <w:sz w:val="22"/>
+                <w:szCs w:val="22"/>
+              </w:rPr>
+            </w:pPr>
+            <w:r>
+              <w:rPr>
+                <w:rFonts w:ascii="Times New Roman" w:hAnsi="Times New Roman" w:cs="Times New Roman"/>
+                <w:sz w:val="22"/>
+                <w:szCs w:val="22"/>
+              </w:rPr>
+              <w:t>trip_duration</w:t>
+            </w:r>
+          </w:p>
+        </w:tc>
+        <w:tc>
+          <w:tcPr>
+            <w:tcW w:w="5940" w:type="dxa"/>
+          </w:tcPr>
+          <w:p>
+            <w:pPr>
+              <w:jc w:val="center"/>
+              <w:rPr>
+                <w:rFonts w:ascii="Times New Roman" w:hAnsi="Times New Roman" w:cs="Times New Roman"/>
+                <w:sz w:val="22"/>
+                <w:szCs w:val="22"/>
+              </w:rPr>
+            </w:pPr>
+            <w:r>
+              <w:rPr>
+                <w:rFonts w:ascii="Times New Roman" w:hAnsi="Times New Roman" w:cs="Times New Roman"/>
+                <w:sz w:val="22"/>
+                <w:szCs w:val="22"/>
+              </w:rPr>
+              <w:t>0 &lt; trip_duration &lt; 3 hours</w:t>
+            </w:r>
+          </w:p>
+          <w:p>
+            <w:pPr>
+              <w:jc w:val="center"/>
+              <w:rPr>
+                <w:rFonts w:ascii="Times New Roman" w:hAnsi="Times New Roman" w:cs="Times New Roman"/>
+                <w:sz w:val="22"/>
+                <w:szCs w:val="22"/>
+              </w:rPr>
+            </w:pPr>
+          </w:p>
+        </w:tc>
+      </w:tr>
+      <w:tr>
+        <w:tc>
+          <w:tcPr>
+            <w:tcW w:w="3145" w:type="dxa"/>
+          </w:tcPr>
+          <w:p>
+            <w:pPr>
+              <w:jc w:val="both"/>
+              <w:rPr>
+                <w:rFonts w:ascii="Times New Roman" w:hAnsi="Times New Roman" w:cs="Times New Roman"/>
+                <w:sz w:val="22"/>
+                <w:szCs w:val="22"/>
+              </w:rPr>
+            </w:pPr>
+            <w:r>
+              <w:rPr>
+                <w:rFonts w:ascii="Times New Roman" w:hAnsi="Times New Roman" w:cs="Times New Roman"/>
+                <w:sz w:val="22"/>
+                <w:szCs w:val="22"/>
+              </w:rPr>
+              <w:t>average_trip_speed</w:t>
+            </w:r>
+          </w:p>
+        </w:tc>
+        <w:tc>
+          <w:tcPr>
+            <w:tcW w:w="5940" w:type="dxa"/>
+          </w:tcPr>
+          <w:p>
+            <w:pPr>
+              <w:jc w:val="center"/>
+              <w:rPr>
+                <w:rFonts w:ascii="Times New Roman" w:hAnsi="Times New Roman" w:cs="Times New Roman"/>
+                <w:sz w:val="22"/>
+                <w:szCs w:val="22"/>
+              </w:rPr>
+            </w:pPr>
+            <w:r>
+              <w:rPr>
+                <w:rFonts w:ascii="Times New Roman" w:hAnsi="Times New Roman" w:cs="Times New Roman"/>
+                <w:sz w:val="22"/>
+                <w:szCs w:val="22"/>
+              </w:rPr>
+              <w:t>0 &lt; average_trip_speed &lt; 55</w:t>
+            </w:r>
+          </w:p>
+          <w:p>
+            <w:pPr>
+              <w:jc w:val="center"/>
+              <w:rPr>
+                <w:rFonts w:ascii="Times New Roman" w:hAnsi="Times New Roman" w:cs="Times New Roman"/>
+                <w:sz w:val="22"/>
+                <w:szCs w:val="22"/>
+              </w:rPr>
+            </w:pPr>
+            <w:r>
+              <w:rPr>
+                <w:rFonts w:ascii="Times New Roman" w:hAnsi="Times New Roman" w:cs="Times New Roman"/>
+                <w:sz w:val="22"/>
+                <w:szCs w:val="22"/>
+              </w:rPr>
+              <w:t>(The maximum speed limit of 55 mph was considered as the upper bound)</w:t>
+            </w:r>
+          </w:p>
+        </w:tc>
+      </w:tr>
+    </w:tbl>
+    <w:p/>
+    <w:p>
+      <w:pPr>
+        <w:pStyle w:val="Caption"/>
+        <w:keepNext/>
+      </w:pPr>
+      <w:r>
+        <w:t xml:space="preserve">Table </w:t>
+      </w:r>
+      <w:r>
+        <w:fldChar w:fldCharType="begin"/>
+      </w:r>
+      <w:r>
+        <w:instrText xml:space="preserve"> SEQ Table \* ARABIC </w:instrText>
+      </w:r>
+      <w:r>
+        <w:fldChar w:fldCharType="separate"/>
+      </w:r>
+      <w:r>
+        <w:rPr>
+          <w:noProof/>
+        </w:rPr>
+        <w:t>6</w:t>
+      </w:r>
+      <w:r>
+        <w:rPr>
+          <w:noProof/>
+        </w:rPr>
+        <w:fldChar w:fldCharType="end"/>
+      </w:r>
+      <w:r>
+        <w:t>: Data cleaning summary.</w:t>
       </w:r>
     </w:p>
     <w:tbl>
@@ -3333,6 +4612,14 @@
                 <w:szCs w:val="22"/>
               </w:rPr>
             </w:pPr>
+            <w:r>
+              <w:rPr>
+                <w:rFonts w:ascii="Times New Roman" w:hAnsi="Times New Roman" w:cs="Times New Roman"/>
+                <w:sz w:val="22"/>
+                <w:szCs w:val="22"/>
+              </w:rPr>
+              <w:t>521 176 000</w:t>
+            </w:r>
           </w:p>
         </w:tc>
         <w:tc>
@@ -3456,6 +4743,7 @@
                 <w:sz w:val="22"/>
                 <w:szCs w:val="22"/>
               </w:rPr>
+              <w:lastRenderedPageBreak/>
               <w:t>Total entries after removal of invalid trips</w:t>
             </w:r>
           </w:p>
@@ -3526,7 +4814,7 @@
                 <w:sz w:val="22"/>
                 <w:szCs w:val="22"/>
               </w:rPr>
-              <w:t>Final no. entries to be used in processing dataset</w:t>
+              <w:t>Final no. entries to be used in processing dataset (after sampling)</w:t>
             </w:r>
           </w:p>
         </w:tc>
@@ -3585,7 +4873,6 @@
     </w:tbl>
     <w:p>
       <w:pPr>
-        <w:ind w:left="360"/>
         <w:jc w:val="both"/>
         <w:rPr>
           <w:rFonts w:ascii="Times New Roman" w:hAnsi="Times New Roman" w:cs="Times New Roman"/>
@@ -3813,19 +5100,7 @@
           <w:sz w:val="20"/>
           <w:szCs w:val="20"/>
         </w:rPr>
-        <w:t xml:space="preserve"> 2: </w:t>
-      </w:r>
-      <w:r>
-        <w:rPr>
-          <w:rFonts w:ascii="Times New Roman" w:hAnsi="Times New Roman" w:cs="Times New Roman"/>
-          <w:b/>
-          <w:bCs/>
-          <w:noProof/>
-          <w:color w:val="000000" w:themeColor="text1"/>
-          <w:sz w:val="20"/>
-          <w:szCs w:val="20"/>
-        </w:rPr>
-        <w:t>Average fare and Speed vs hour of day</w:t>
+        <w:t xml:space="preserve"> 2: Average fare and Speed vs hour of day</w:t>
       </w:r>
     </w:p>
     <w:p>
@@ -3895,140 +5170,212 @@
     </w:p>
     <w:p>
       <w:pPr>
-        <w:keepNext/>
-        <w:rPr>
-          <w:color w:val="EE0000"/>
-          <w:sz w:val="56"/>
-          <w:szCs w:val="56"/>
+        <w:ind w:left="360"/>
+        <w:jc w:val="both"/>
+        <w:rPr>
+          <w:rFonts w:ascii="Times New Roman" w:hAnsi="Times New Roman" w:cs="Times New Roman"/>
+          <w:b/>
+          <w:bCs/>
+          <w:sz w:val="40"/>
+          <w:szCs w:val="40"/>
         </w:rPr>
       </w:pPr>
     </w:p>
     <w:p>
       <w:pPr>
-        <w:keepNext/>
-        <w:rPr>
-          <w:color w:val="EE0000"/>
-          <w:sz w:val="56"/>
-          <w:szCs w:val="56"/>
-        </w:rPr>
-      </w:pPr>
+        <w:ind w:left="360"/>
+        <w:jc w:val="center"/>
+        <w:rPr>
+          <w:rFonts w:ascii="Times New Roman" w:hAnsi="Times New Roman" w:cs="Times New Roman"/>
+          <w:b/>
+          <w:bCs/>
+          <w:noProof/>
+          <w:color w:val="000000" w:themeColor="text1"/>
+          <w:sz w:val="20"/>
+          <w:szCs w:val="20"/>
+        </w:rPr>
+      </w:pPr>
+      <w:r>
+        <w:rPr>
+          <w:rFonts w:ascii="Times New Roman" w:hAnsi="Times New Roman" w:cs="Times New Roman"/>
+          <w:b/>
+          <w:bCs/>
+          <w:noProof/>
+          <w:color w:val="000000" w:themeColor="text1"/>
+          <w:sz w:val="20"/>
+          <w:szCs w:val="20"/>
+        </w:rPr>
+        <w:t>Image</w:t>
+      </w:r>
+      <w:r>
+        <w:rPr>
+          <w:rFonts w:ascii="Times New Roman" w:hAnsi="Times New Roman" w:cs="Times New Roman"/>
+          <w:b/>
+          <w:bCs/>
+          <w:noProof/>
+          <w:color w:val="000000" w:themeColor="text1"/>
+          <w:sz w:val="20"/>
+          <w:szCs w:val="20"/>
+        </w:rPr>
+        <w:t xml:space="preserve"> </w:t>
+      </w:r>
+      <w:r>
+        <w:rPr>
+          <w:rFonts w:ascii="Times New Roman" w:hAnsi="Times New Roman" w:cs="Times New Roman"/>
+          <w:b/>
+          <w:bCs/>
+          <w:noProof/>
+          <w:color w:val="000000" w:themeColor="text1"/>
+          <w:sz w:val="20"/>
+          <w:szCs w:val="20"/>
+        </w:rPr>
+        <w:t>3</w:t>
+      </w:r>
+      <w:r>
+        <w:rPr>
+          <w:rFonts w:ascii="Times New Roman" w:hAnsi="Times New Roman" w:cs="Times New Roman"/>
+          <w:b/>
+          <w:bCs/>
+          <w:noProof/>
+          <w:color w:val="000000" w:themeColor="text1"/>
+          <w:sz w:val="20"/>
+          <w:szCs w:val="20"/>
+        </w:rPr>
+        <w:t xml:space="preserve">: </w:t>
+      </w:r>
+      <w:r>
+        <w:rPr>
+          <w:rFonts w:ascii="Times New Roman" w:hAnsi="Times New Roman" w:cs="Times New Roman"/>
+          <w:b/>
+          <w:bCs/>
+          <w:noProof/>
+          <w:color w:val="000000" w:themeColor="text1"/>
+          <w:sz w:val="20"/>
+          <w:szCs w:val="20"/>
+        </w:rPr>
+        <w:t>Correlation matrix for numerical variables</w:t>
+      </w:r>
     </w:p>
     <w:p>
       <w:pPr>
         <w:keepNext/>
-        <w:rPr>
-          <w:color w:val="EE0000"/>
-          <w:sz w:val="56"/>
-          <w:szCs w:val="56"/>
-        </w:rPr>
-      </w:pPr>
+      </w:pPr>
+      <w:r>
+        <w:rPr>
+          <w:noProof/>
+        </w:rPr>
+        <mc:AlternateContent>
+          <mc:Choice Requires="wpc">
+            <w:drawing>
+              <wp:inline distT="0" distB="0" distL="0" distR="0" wp14:anchorId="03E5F328" wp14:editId="27AE0A8B">
+                <wp:extent cx="5740400" cy="4127500"/>
+                <wp:effectExtent l="0" t="0" r="0" b="6350"/>
+                <wp:docPr id="1811916890" name="Canvas 1"/>
+                <wp:cNvGraphicFramePr>
+                  <a:graphicFrameLocks xmlns:a="http://schemas.openxmlformats.org/drawingml/2006/main" noChangeAspect="1"/>
+                </wp:cNvGraphicFramePr>
+                <a:graphic xmlns:a="http://schemas.openxmlformats.org/drawingml/2006/main">
+                  <a:graphicData uri="http://schemas.microsoft.com/office/word/2010/wordprocessingCanvas">
+                    <wpc:wpc>
+                      <wpc:bg>
+                        <a:solidFill>
+                          <a:prstClr val="white"/>
+                        </a:solidFill>
+                      </wpc:bg>
+                      <wpc:whole/>
+                      <pic:pic xmlns:pic="http://schemas.openxmlformats.org/drawingml/2006/picture">
+                        <pic:nvPicPr>
+                          <pic:cNvPr id="677462690" name="Picture 677462690"/>
+                          <pic:cNvPicPr>
+                            <a:picLocks noChangeAspect="1"/>
+                          </pic:cNvPicPr>
+                        </pic:nvPicPr>
+                        <pic:blipFill>
+                          <a:blip r:embed="rId9"/>
+                          <a:stretch>
+                            <a:fillRect/>
+                          </a:stretch>
+                        </pic:blipFill>
+                        <pic:spPr>
+                          <a:xfrm>
+                            <a:off x="839461" y="0"/>
+                            <a:ext cx="4045254" cy="4038600"/>
+                          </a:xfrm>
+                          <a:prstGeom prst="rect">
+                            <a:avLst/>
+                          </a:prstGeom>
+                        </pic:spPr>
+                      </pic:pic>
+                    </wpc:wpc>
+                  </a:graphicData>
+                </a:graphic>
+              </wp:inline>
+            </w:drawing>
+          </mc:Choice>
+          <mc:Fallback>
+            <w:pict>
+              <v:group w14:anchorId="0CCDB1C5" id="Canvas 1" o:spid="_x0000_s1026" editas="canvas" style="width:452pt;height:325pt;mso-position-horizontal-relative:char;mso-position-vertical-relative:line" coordsize="57404,41275" o:gfxdata="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">
+                <v:shapetype id="_x0000_t75" coordsize="21600,21600" o:spt="75" o:preferrelative="t" path="m@4@5l@4@11@9@11@9@5xe" filled="f" stroked="f">
+                  <v:stroke joinstyle="miter"/>
+                  <v:formulas>
+                    <v:f eqn="if lineDrawn pixelLineWidth 0"/>
+                    <v:f eqn="sum @0 1 0"/>
+                    <v:f eqn="sum 0 0 @1"/>
+                    <v:f eqn="prod @2 1 2"/>
+                    <v:f eqn="prod @3 21600 pixelWidth"/>
+                    <v:f eqn="prod @3 21600 pixelHeight"/>
+                    <v:f eqn="sum @0 0 1"/>
+                    <v:f eqn="prod @6 1 2"/>
+                    <v:f eqn="prod @7 21600 pixelWidth"/>
+                    <v:f eqn="sum @8 21600 0"/>
+                    <v:f eqn="prod @7 21600 pixelHeight"/>
+                    <v:f eqn="sum @10 21600 0"/>
+                  </v:formulas>
+                  <v:path o:extrusionok="f" gradientshapeok="t" o:connecttype="rect"/>
+                  <o:lock v:ext="edit" aspectratio="t"/>
+                </v:shapetype>
+                <v:shape id="_x0000_s1027" type="#_x0000_t75" style="position:absolute;width:57404;height:41275;visibility:visible;mso-wrap-style:square" filled="t">
+                  <v:fill o:detectmouseclick="t"/>
+                  <v:path o:connecttype="none"/>
+                </v:shape>
+                <v:shape id="Picture 677462690" o:spid="_x0000_s1028" type="#_x0000_t75" style="position:absolute;left:8394;width:40453;height:40386;visibility:visible;mso-wrap-style:square" o:gfxdata="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">
+                  <v:imagedata r:id="rId10" o:title=""/>
+                </v:shape>
+                <w10:anchorlock/>
+              </v:group>
+            </w:pict>
+          </mc:Fallback>
+        </mc:AlternateContent>
+      </w:r>
     </w:p>
     <w:p>
       <w:pPr>
-        <w:keepNext/>
-        <w:rPr>
-          <w:color w:val="EE0000"/>
-          <w:sz w:val="56"/>
-          <w:szCs w:val="56"/>
+        <w:ind w:left="360"/>
+        <w:jc w:val="both"/>
+        <w:rPr>
+          <w:rFonts w:ascii="Times New Roman" w:hAnsi="Times New Roman" w:cs="Times New Roman"/>
+          <w:b/>
+          <w:bCs/>
+          <w:sz w:val="40"/>
+          <w:szCs w:val="40"/>
         </w:rPr>
       </w:pPr>
     </w:p>
     <w:p>
       <w:pPr>
-        <w:keepNext/>
-        <w:rPr>
-          <w:color w:val="EE0000"/>
-          <w:sz w:val="56"/>
-          <w:szCs w:val="56"/>
-        </w:rPr>
-      </w:pPr>
-    </w:p>
-    <w:p>
-      <w:pPr>
-        <w:keepNext/>
-        <w:rPr>
-          <w:color w:val="EE0000"/>
-          <w:sz w:val="56"/>
-          <w:szCs w:val="56"/>
-        </w:rPr>
-      </w:pPr>
-    </w:p>
-    <w:p>
-      <w:pPr>
-        <w:keepNext/>
-        <w:rPr>
-          <w:color w:val="EE0000"/>
-          <w:sz w:val="56"/>
-          <w:szCs w:val="56"/>
-        </w:rPr>
-      </w:pPr>
-    </w:p>
-    <w:p>
-      <w:pPr>
-        <w:keepNext/>
-        <w:rPr>
-          <w:color w:val="EE0000"/>
-          <w:sz w:val="56"/>
-          <w:szCs w:val="56"/>
-        </w:rPr>
-      </w:pPr>
-    </w:p>
-    <w:p>
-      <w:pPr>
-        <w:keepNext/>
-      </w:pPr>
-    </w:p>
-    <w:p>
-      <w:pPr>
-        <w:pStyle w:val="Caption"/>
-      </w:pPr>
-      <w:r>
-        <w:t xml:space="preserve">Figure </w:t>
-      </w:r>
-      <w:r>
-        <w:fldChar w:fldCharType="begin"/>
-      </w:r>
-      <w:r>
-        <w:instrText xml:space="preserve"> SEQ Figure \* ARABIC </w:instrText>
-      </w:r>
-      <w:r>
-        <w:fldChar w:fldCharType="separate"/>
-      </w:r>
-      <w:r>
-        <w:t>1</w:t>
-      </w:r>
-      <w:r>
-        <w:fldChar w:fldCharType="end"/>
-      </w:r>
-      <w:r>
-        <w:t>: Correlation matrix for the pertinent numerical variables in the dataset.</w:t>
-      </w:r>
-    </w:p>
-    <w:p>
-      <w:pPr>
         <w:pStyle w:val="Caption"/>
         <w:keepNext/>
       </w:pPr>
-      <w:bookmarkStart w:id="2" w:name="_Ref238916291"/>
+      <w:bookmarkStart w:id="5" w:name="_Ref238916291"/>
       <w:r>
         <w:t xml:space="preserve">Table </w:t>
       </w:r>
-      <w:r>
-        <w:fldChar w:fldCharType="begin"/>
-      </w:r>
-      <w:r>
-        <w:instrText xml:space="preserve"> SEQ Table \* ARABIC </w:instrText>
-      </w:r>
-      <w:r>
-        <w:fldChar w:fldCharType="separate"/>
-      </w:r>
-      <w:r>
-        <w:t>4</w:t>
-      </w:r>
-      <w:r>
-        <w:fldChar w:fldCharType="end"/>
-      </w:r>
-      <w:bookmarkEnd w:id="2"/>
+      <w:fldSimple w:instr=" SEQ Table \* ARABIC ">
+        <w:r>
+          <w:t>4</w:t>
+        </w:r>
+      </w:fldSimple>
+      <w:bookmarkEnd w:id="5"/>
       <w:r>
         <w:t>: Numerical variables statistical summary.</w:t>
       </w:r>
@@ -4718,26 +6065,16 @@
         <w:pStyle w:val="Caption"/>
         <w:keepNext/>
       </w:pPr>
-      <w:bookmarkStart w:id="3" w:name="_Ref238916300"/>
+      <w:bookmarkStart w:id="6" w:name="_Ref238916300"/>
       <w:r>
         <w:t xml:space="preserve">Table </w:t>
       </w:r>
-      <w:r>
-        <w:fldChar w:fldCharType="begin"/>
-      </w:r>
-      <w:r>
-        <w:instrText xml:space="preserve"> SEQ Table \* ARABIC </w:instrText>
-      </w:r>
-      <w:r>
-        <w:fldChar w:fldCharType="separate"/>
-      </w:r>
-      <w:r>
-        <w:t>5</w:t>
-      </w:r>
-      <w:r>
-        <w:fldChar w:fldCharType="end"/>
-      </w:r>
-      <w:bookmarkEnd w:id="3"/>
+      <w:fldSimple w:instr=" SEQ Table \* ARABIC ">
+        <w:r>
+          <w:t>5</w:t>
+        </w:r>
+      </w:fldSimple>
+      <w:bookmarkEnd w:id="6"/>
       <w:r>
         <w:t>: Categorical variables summary.</w:t>
       </w:r>
@@ -5115,425 +6452,6 @@
           <w:szCs w:val="40"/>
         </w:rPr>
         <w:t xml:space="preserve"> – Code used for the EDA </w:t>
-      </w:r>
-    </w:p>
-    <w:p>
-      <w:pPr>
-        <w:pStyle w:val="ListParagraph"/>
-        <w:numPr>
-          <w:ilvl w:val="0"/>
-          <w:numId w:val="1"/>
-        </w:numPr>
-        <w:rPr>
-          <w:rFonts w:ascii="Times New Roman" w:hAnsi="Times New Roman" w:cs="Times New Roman"/>
-          <w:color w:val="EE0000"/>
-          <w:sz w:val="22"/>
-          <w:szCs w:val="22"/>
-        </w:rPr>
-      </w:pPr>
-      <w:r>
-        <w:rPr>
-          <w:rFonts w:ascii="Times New Roman" w:hAnsi="Times New Roman" w:cs="Times New Roman"/>
-          <w:color w:val="EE0000"/>
-          <w:sz w:val="22"/>
-          <w:szCs w:val="22"/>
-        </w:rPr>
-        <w:t>Exploratory Data Analysis</w:t>
-      </w:r>
-    </w:p>
-    <w:p>
-      <w:pPr>
-        <w:pStyle w:val="ListParagraph"/>
-        <w:rPr>
-          <w:rFonts w:ascii="Times New Roman" w:hAnsi="Times New Roman" w:cs="Times New Roman"/>
-          <w:b/>
-          <w:bCs/>
-          <w:color w:val="EE0000"/>
-          <w:sz w:val="22"/>
-          <w:szCs w:val="22"/>
-        </w:rPr>
-      </w:pPr>
-      <w:r>
-        <w:rPr>
-          <w:rFonts w:ascii="Times New Roman" w:hAnsi="Times New Roman" w:cs="Times New Roman"/>
-          <w:b/>
-          <w:bCs/>
-          <w:color w:val="EE0000"/>
-          <w:sz w:val="22"/>
-          <w:szCs w:val="22"/>
-        </w:rPr>
-        <w:t xml:space="preserve">Correlation matrix for all variables </w:t>
-      </w:r>
-    </w:p>
-    <w:p>
-      <w:pPr>
-        <w:pStyle w:val="ListParagraph"/>
-        <w:rPr>
-          <w:rFonts w:ascii="Times New Roman" w:hAnsi="Times New Roman" w:cs="Times New Roman"/>
-          <w:b/>
-          <w:bCs/>
-          <w:color w:val="EE0000"/>
-          <w:sz w:val="22"/>
-          <w:szCs w:val="22"/>
-        </w:rPr>
-      </w:pPr>
-      <w:r>
-        <w:rPr>
-          <w:rFonts w:ascii="Times New Roman" w:hAnsi="Times New Roman" w:cs="Times New Roman"/>
-          <w:b/>
-          <w:bCs/>
-          <w:color w:val="EE0000"/>
-          <w:sz w:val="22"/>
-          <w:szCs w:val="22"/>
-        </w:rPr>
-        <w:t>Range, average, for each variable</w:t>
-      </w:r>
-    </w:p>
-    <w:p>
-      <w:pPr>
-        <w:pStyle w:val="ListParagraph"/>
-        <w:rPr>
-          <w:rFonts w:ascii="Times New Roman" w:hAnsi="Times New Roman" w:cs="Times New Roman"/>
-          <w:b/>
-          <w:bCs/>
-          <w:color w:val="EE0000"/>
-          <w:sz w:val="22"/>
-          <w:szCs w:val="22"/>
-        </w:rPr>
-      </w:pPr>
-      <w:r>
-        <w:rPr>
-          <w:rFonts w:ascii="Times New Roman" w:hAnsi="Times New Roman" w:cs="Times New Roman"/>
-          <w:b/>
-          <w:bCs/>
-          <w:color w:val="EE0000"/>
-          <w:sz w:val="22"/>
-          <w:szCs w:val="22"/>
-        </w:rPr>
-        <w:t>Outliers for each variable</w:t>
-      </w:r>
-    </w:p>
-    <w:p>
-      <w:pPr>
-        <w:pStyle w:val="ListParagraph"/>
-        <w:rPr>
-          <w:rFonts w:ascii="Times New Roman" w:hAnsi="Times New Roman" w:cs="Times New Roman"/>
-          <w:color w:val="EE0000"/>
-          <w:sz w:val="22"/>
-          <w:szCs w:val="22"/>
-        </w:rPr>
-      </w:pPr>
-      <w:r>
-        <w:rPr>
-          <w:rFonts w:ascii="Times New Roman" w:hAnsi="Times New Roman" w:cs="Times New Roman"/>
-          <w:color w:val="EE0000"/>
-          <w:sz w:val="22"/>
-          <w:szCs w:val="22"/>
-        </w:rPr>
-        <w:t xml:space="preserve">Patterns – Speed versus area code? </w:t>
-      </w:r>
-    </w:p>
-    <w:p>
-      <w:pPr>
-        <w:pStyle w:val="ListParagraph"/>
-        <w:rPr>
-          <w:rFonts w:ascii="Times New Roman" w:hAnsi="Times New Roman" w:cs="Times New Roman"/>
-          <w:color w:val="EE0000"/>
-          <w:sz w:val="22"/>
-          <w:szCs w:val="22"/>
-        </w:rPr>
-      </w:pPr>
-      <w:r>
-        <w:rPr>
-          <w:rFonts w:ascii="Times New Roman" w:hAnsi="Times New Roman" w:cs="Times New Roman"/>
-          <w:color w:val="EE0000"/>
-          <w:sz w:val="22"/>
-          <w:szCs w:val="22"/>
-        </w:rPr>
-        <w:t>Average fare over time</w:t>
-      </w:r>
-    </w:p>
-    <w:p>
-      <w:pPr>
-        <w:pStyle w:val="ListParagraph"/>
-        <w:rPr>
-          <w:rFonts w:ascii="Times New Roman" w:hAnsi="Times New Roman" w:cs="Times New Roman"/>
-          <w:color w:val="EE0000"/>
-          <w:sz w:val="22"/>
-          <w:szCs w:val="22"/>
-        </w:rPr>
-      </w:pPr>
-      <w:r>
-        <w:rPr>
-          <w:rFonts w:ascii="Times New Roman" w:hAnsi="Times New Roman" w:cs="Times New Roman"/>
-          <w:color w:val="EE0000"/>
-          <w:sz w:val="22"/>
-          <w:szCs w:val="22"/>
-        </w:rPr>
-        <w:t>Total trips over time</w:t>
-      </w:r>
-    </w:p>
-    <w:p>
-      <w:pPr>
-        <w:pStyle w:val="ListParagraph"/>
-        <w:rPr>
-          <w:rFonts w:ascii="Times New Roman" w:hAnsi="Times New Roman" w:cs="Times New Roman"/>
-          <w:color w:val="EE0000"/>
-          <w:sz w:val="22"/>
-          <w:szCs w:val="22"/>
-        </w:rPr>
-      </w:pPr>
-      <w:r>
-        <w:rPr>
-          <w:rFonts w:ascii="Times New Roman" w:hAnsi="Times New Roman" w:cs="Times New Roman"/>
-          <w:color w:val="EE0000"/>
-          <w:sz w:val="22"/>
-          <w:szCs w:val="22"/>
-        </w:rPr>
-        <w:t>Payment splits – how it changes over time between electronic versus cash payments</w:t>
-      </w:r>
-    </w:p>
-    <w:p>
-      <w:pPr>
-        <w:pStyle w:val="ListParagraph"/>
-        <w:rPr>
-          <w:rFonts w:ascii="Times New Roman" w:hAnsi="Times New Roman" w:cs="Times New Roman"/>
-          <w:color w:val="EE0000"/>
-          <w:sz w:val="22"/>
-          <w:szCs w:val="22"/>
-        </w:rPr>
-      </w:pPr>
-      <w:r>
-        <w:rPr>
-          <w:rFonts w:ascii="Times New Roman" w:hAnsi="Times New Roman" w:cs="Times New Roman"/>
-          <w:color w:val="EE0000"/>
-          <w:sz w:val="22"/>
-          <w:szCs w:val="22"/>
-        </w:rPr>
-        <w:t>What affects the tipping?</w:t>
-      </w:r>
-    </w:p>
-    <w:p>
-      <w:pPr>
-        <w:pStyle w:val="ListParagraph"/>
-        <w:ind w:left="1440"/>
-        <w:rPr>
-          <w:rFonts w:ascii="Times New Roman" w:hAnsi="Times New Roman" w:cs="Times New Roman"/>
-          <w:color w:val="EE0000"/>
-          <w:sz w:val="22"/>
-          <w:szCs w:val="22"/>
-        </w:rPr>
-      </w:pPr>
-      <w:r>
-        <w:rPr>
-          <w:rFonts w:ascii="Times New Roman" w:hAnsi="Times New Roman" w:cs="Times New Roman"/>
-          <w:color w:val="EE0000"/>
-          <w:sz w:val="22"/>
-          <w:szCs w:val="22"/>
-        </w:rPr>
-        <w:t xml:space="preserve">Tip versus distance </w:t>
-      </w:r>
-    </w:p>
-    <w:p>
-      <w:pPr>
-        <w:pStyle w:val="ListParagraph"/>
-        <w:ind w:left="1440"/>
-        <w:rPr>
-          <w:rFonts w:ascii="Times New Roman" w:hAnsi="Times New Roman" w:cs="Times New Roman"/>
-          <w:color w:val="EE0000"/>
-          <w:sz w:val="22"/>
-          <w:szCs w:val="22"/>
-        </w:rPr>
-      </w:pPr>
-      <w:r>
-        <w:rPr>
-          <w:rFonts w:ascii="Times New Roman" w:hAnsi="Times New Roman" w:cs="Times New Roman"/>
-          <w:color w:val="EE0000"/>
-          <w:sz w:val="22"/>
-          <w:szCs w:val="22"/>
-        </w:rPr>
-        <w:t>Tip versus payment type</w:t>
-      </w:r>
-    </w:p>
-    <w:p>
-      <w:pPr>
-        <w:pStyle w:val="ListParagraph"/>
-        <w:ind w:left="1440"/>
-        <w:rPr>
-          <w:rFonts w:ascii="Times New Roman" w:hAnsi="Times New Roman" w:cs="Times New Roman"/>
-          <w:color w:val="EE0000"/>
-          <w:sz w:val="22"/>
-          <w:szCs w:val="22"/>
-        </w:rPr>
-      </w:pPr>
-      <w:r>
-        <w:rPr>
-          <w:rFonts w:ascii="Times New Roman" w:hAnsi="Times New Roman" w:cs="Times New Roman"/>
-          <w:color w:val="EE0000"/>
-          <w:sz w:val="22"/>
-          <w:szCs w:val="22"/>
-        </w:rPr>
-        <w:t>Tip versus area codes</w:t>
-      </w:r>
-    </w:p>
-    <w:p>
-      <w:pPr>
-        <w:pStyle w:val="ListParagraph"/>
-        <w:ind w:left="1440"/>
-        <w:rPr>
-          <w:rFonts w:ascii="Times New Roman" w:hAnsi="Times New Roman" w:cs="Times New Roman"/>
-          <w:color w:val="EE0000"/>
-          <w:sz w:val="22"/>
-          <w:szCs w:val="22"/>
-        </w:rPr>
-      </w:pPr>
-      <w:r>
-        <w:rPr>
-          <w:rFonts w:ascii="Times New Roman" w:hAnsi="Times New Roman" w:cs="Times New Roman"/>
-          <w:color w:val="EE0000"/>
-          <w:sz w:val="22"/>
-          <w:szCs w:val="22"/>
-        </w:rPr>
-        <w:t xml:space="preserve">Tip versus no passengers </w:t>
-      </w:r>
-    </w:p>
-    <w:p>
-      <w:pPr>
-        <w:pStyle w:val="ListParagraph"/>
-        <w:ind w:left="1440"/>
-        <w:rPr>
-          <w:rFonts w:ascii="Times New Roman" w:hAnsi="Times New Roman" w:cs="Times New Roman"/>
-          <w:color w:val="EE0000"/>
-          <w:sz w:val="22"/>
-          <w:szCs w:val="22"/>
-        </w:rPr>
-      </w:pPr>
-      <w:r>
-        <w:rPr>
-          <w:rFonts w:ascii="Times New Roman" w:hAnsi="Times New Roman" w:cs="Times New Roman"/>
-          <w:color w:val="EE0000"/>
-          <w:sz w:val="22"/>
-          <w:szCs w:val="22"/>
-        </w:rPr>
-        <w:t>Tip versus vendors</w:t>
-      </w:r>
-    </w:p>
-    <w:p>
-      <w:pPr>
-        <w:rPr>
-          <w:rFonts w:ascii="Times New Roman" w:hAnsi="Times New Roman" w:cs="Times New Roman"/>
-          <w:color w:val="EE0000"/>
-          <w:sz w:val="22"/>
-          <w:szCs w:val="22"/>
-        </w:rPr>
-      </w:pPr>
-      <w:r>
-        <w:rPr>
-          <w:rFonts w:ascii="Times New Roman" w:hAnsi="Times New Roman" w:cs="Times New Roman"/>
-          <w:color w:val="EE0000"/>
-          <w:sz w:val="22"/>
-          <w:szCs w:val="22"/>
-        </w:rPr>
-        <w:tab/>
-        <w:t>*</w:t>
-      </w:r>
-      <w:proofErr w:type="gramStart"/>
-      <w:r>
-        <w:rPr>
-          <w:rFonts w:ascii="Times New Roman" w:hAnsi="Times New Roman" w:cs="Times New Roman"/>
-          <w:color w:val="EE0000"/>
-          <w:sz w:val="22"/>
-          <w:szCs w:val="22"/>
-        </w:rPr>
-        <w:t>check</w:t>
-      </w:r>
-      <w:proofErr w:type="gramEnd"/>
-      <w:r>
-        <w:rPr>
-          <w:rFonts w:ascii="Times New Roman" w:hAnsi="Times New Roman" w:cs="Times New Roman"/>
-          <w:color w:val="EE0000"/>
-          <w:sz w:val="22"/>
-          <w:szCs w:val="22"/>
-        </w:rPr>
-        <w:t xml:space="preserve"> major events in NYC over the 2014-current period</w:t>
-      </w:r>
-    </w:p>
-    <w:p>
-      <w:pPr>
-        <w:rPr>
-          <w:rFonts w:ascii="Times New Roman" w:hAnsi="Times New Roman" w:cs="Times New Roman"/>
-          <w:color w:val="EE0000"/>
-          <w:sz w:val="22"/>
-          <w:szCs w:val="22"/>
-        </w:rPr>
-      </w:pPr>
-      <w:r>
-        <w:rPr>
-          <w:rFonts w:ascii="Times New Roman" w:hAnsi="Times New Roman" w:cs="Times New Roman"/>
-          <w:color w:val="EE0000"/>
-          <w:sz w:val="22"/>
-          <w:szCs w:val="22"/>
-        </w:rPr>
-        <w:tab/>
-      </w:r>
-      <w:proofErr w:type="spellStart"/>
-      <w:r>
-        <w:rPr>
-          <w:rFonts w:ascii="Times New Roman" w:hAnsi="Times New Roman" w:cs="Times New Roman"/>
-          <w:color w:val="EE0000"/>
-          <w:sz w:val="22"/>
-          <w:szCs w:val="22"/>
-        </w:rPr>
-        <w:t>Location_ID</w:t>
-      </w:r>
-      <w:proofErr w:type="spellEnd"/>
-      <w:r>
-        <w:rPr>
-          <w:rFonts w:ascii="Times New Roman" w:hAnsi="Times New Roman" w:cs="Times New Roman"/>
-          <w:color w:val="EE0000"/>
-          <w:sz w:val="22"/>
-          <w:szCs w:val="22"/>
-        </w:rPr>
-        <w:t xml:space="preserve"> versus the trip times by vendor</w:t>
-      </w:r>
-    </w:p>
-    <w:p>
-      <w:pPr>
-        <w:rPr>
-          <w:rFonts w:ascii="Times New Roman" w:hAnsi="Times New Roman" w:cs="Times New Roman"/>
-          <w:color w:val="EE0000"/>
-          <w:sz w:val="22"/>
-          <w:szCs w:val="22"/>
-        </w:rPr>
-      </w:pPr>
-      <w:r>
-        <w:rPr>
-          <w:rFonts w:ascii="Times New Roman" w:hAnsi="Times New Roman" w:cs="Times New Roman"/>
-          <w:color w:val="EE0000"/>
-          <w:sz w:val="22"/>
-          <w:szCs w:val="22"/>
-        </w:rPr>
-        <w:tab/>
-      </w:r>
-      <w:proofErr w:type="spellStart"/>
-      <w:r>
-        <w:rPr>
-          <w:rFonts w:ascii="Times New Roman" w:hAnsi="Times New Roman" w:cs="Times New Roman"/>
-          <w:color w:val="EE0000"/>
-          <w:sz w:val="22"/>
-          <w:szCs w:val="22"/>
-        </w:rPr>
-        <w:t>Location_IDs</w:t>
-      </w:r>
-      <w:proofErr w:type="spellEnd"/>
-      <w:r>
-        <w:rPr>
-          <w:rFonts w:ascii="Times New Roman" w:hAnsi="Times New Roman" w:cs="Times New Roman"/>
-          <w:color w:val="EE0000"/>
-          <w:sz w:val="22"/>
-          <w:szCs w:val="22"/>
-        </w:rPr>
-        <w:t xml:space="preserve"> – are the start and end ones the same</w:t>
       </w:r>
     </w:p>
     <w:sectPr>
@@ -6801,6 +7719,7 @@
   <w:style w:type="character" w:default="1" w:styleId="DefaultParagraphFont">
     <w:name w:val="Default Paragraph Font"/>
     <w:uiPriority w:val="1"/>
+    <w:semiHidden/>
     <w:unhideWhenUsed/>
   </w:style>
   <w:style w:type="table" w:default="1" w:styleId="TableNormal">
